--- a/komanda-5/Команда_5_B2B-платформа_текстиль.docx
+++ b/komanda-5/Команда_5_B2B-платформа_текстиль.docx
@@ -143,11 +143,22 @@
       <w:r>
         <w:rPr>
           <w:rFonts w:ascii="Calibri" w:cs="Calibri" w:eastAsia="Calibri" w:hAnsi="Calibri"/>
-          <w:color w:val="5E6675"/>
-          <w:sz w:val="20"/>
-          <w:szCs w:val="20"/>
-        </w:rPr>
-        <w:t xml:space="preserve">Состав команды: ____________________________________________</w:t>
+          <w:b/>
+          <w:bCs/>
+          <w:color w:val="172238"/>
+          <w:sz w:val="22"/>
+          <w:szCs w:val="22"/>
+        </w:rPr>
+        <w:t xml:space="preserve">Выполнили:</w:t>
+      </w:r>
+      <w:r>
+        <w:rPr>
+          <w:rFonts w:ascii="Calibri" w:cs="Calibri" w:eastAsia="Calibri" w:hAnsi="Calibri"/>
+          <w:color w:val="1C2230"/>
+          <w:sz w:val="22"/>
+          <w:szCs w:val="22"/>
+        </w:rPr>
+        <w:t xml:space="preserve"> Багишев Алихан, Тимофеева Александра</w:t>
       </w:r>
     </w:p>
     <w:p>
@@ -157,11 +168,22 @@
       <w:r>
         <w:rPr>
           <w:rFonts w:ascii="Calibri" w:cs="Calibri" w:eastAsia="Calibri" w:hAnsi="Calibri"/>
-          <w:color w:val="5E6675"/>
-          <w:sz w:val="20"/>
-          <w:szCs w:val="20"/>
-        </w:rPr>
-        <w:t xml:space="preserve">Группа: ____________________</w:t>
+          <w:b/>
+          <w:bCs/>
+          <w:color w:val="172238"/>
+          <w:sz w:val="22"/>
+          <w:szCs w:val="22"/>
+        </w:rPr>
+        <w:t xml:space="preserve">Группа:</w:t>
+      </w:r>
+      <w:r>
+        <w:rPr>
+          <w:rFonts w:ascii="Calibri" w:cs="Calibri" w:eastAsia="Calibri" w:hAnsi="Calibri"/>
+          <w:color w:val="1C2230"/>
+          <w:sz w:val="22"/>
+          <w:szCs w:val="22"/>
+        </w:rPr>
+        <w:t xml:space="preserve"> ТД-2541 · Команда 5</w:t>
       </w:r>
     </w:p>
     <w:p>
@@ -1404,7 +1426,7 @@
               <w:spacing w:after="0" w:line="252"/>
               <w:jc w:val="left"/>
             </w:pPr>
-            <w:hyperlink w:history="1" r:id="rIdvvgh9-7fyw98dpjpoial-">
+            <w:hyperlink w:history="1" r:id="rIdaq2wyzkzumqdzjqyi5egi">
               <w:r>
                 <w:rPr>
                   <w:rFonts w:ascii="Calibri" w:cs="Calibri" w:eastAsia="Calibri" w:hAnsi="Calibri"/>
@@ -1495,7 +1517,7 @@
               <w:spacing w:after="0" w:line="252"/>
               <w:jc w:val="left"/>
             </w:pPr>
-            <w:hyperlink w:history="1" r:id="rIdnmxuzw_t2-2dbjh_9oqgg">
+            <w:hyperlink w:history="1" r:id="rIdbi7713ykn5wotmtvpnlhl">
               <w:r>
                 <w:rPr>
                   <w:rFonts w:ascii="Calibri" w:cs="Calibri" w:eastAsia="Calibri" w:hAnsi="Calibri"/>
@@ -1586,7 +1608,7 @@
               <w:spacing w:after="0" w:line="252"/>
               <w:jc w:val="left"/>
             </w:pPr>
-            <w:hyperlink w:history="1" r:id="rId0alu4ixa4gwkbjjdgznyr">
+            <w:hyperlink w:history="1" r:id="rIduua4qwr4lsq5u5cn8hxyj">
               <w:r>
                 <w:rPr>
                   <w:rFonts w:ascii="Calibri" w:cs="Calibri" w:eastAsia="Calibri" w:hAnsi="Calibri"/>
@@ -1677,7 +1699,7 @@
               <w:spacing w:after="0" w:line="252"/>
               <w:jc w:val="left"/>
             </w:pPr>
-            <w:hyperlink w:history="1" r:id="rId-nk1blm2tuscew9kqfudr">
+            <w:hyperlink w:history="1" r:id="rIdge4ezmen9w5eg4dbfdfdx">
               <w:r>
                 <w:rPr>
                   <w:rFonts w:ascii="Calibri" w:cs="Calibri" w:eastAsia="Calibri" w:hAnsi="Calibri"/>
@@ -2322,7 +2344,7 @@
         </w:rPr>
         <w:t xml:space="preserve">Масштаб: оборот B2B- и B2G-направлений российской онлайн-торговли за 2025 год — около 2 трлн ₽, +11 % к 2024 году (</w:t>
       </w:r>
-      <w:hyperlink w:history="1" r:id="rIdtnud-j4mstgqpezd2wogi">
+      <w:hyperlink w:history="1" r:id="rIdzhkvpolsqdoh8pwvv0ll-">
         <w:r>
           <w:rPr>
             <w:rFonts w:ascii="Calibri" w:cs="Calibri" w:eastAsia="Calibri" w:hAnsi="Calibri"/>
@@ -2654,7 +2676,7 @@
               <w:spacing w:after="0" w:line="252"/>
               <w:jc w:val="left"/>
             </w:pPr>
-            <w:hyperlink w:history="1" r:id="rIdckenex6ady132_ueqjil9">
+            <w:hyperlink w:history="1" r:id="rIdreztyctmlfqmssl7zjzai">
               <w:r>
                 <w:rPr>
                   <w:rFonts w:ascii="Calibri" w:cs="Calibri" w:eastAsia="Calibri" w:hAnsi="Calibri"/>
@@ -2675,7 +2697,7 @@
               </w:rPr>
               <w:t xml:space="preserve">, </w:t>
             </w:r>
-            <w:hyperlink w:history="1" r:id="rId0pfkmbaj4pucqzzbcjf54">
+            <w:hyperlink w:history="1" r:id="rIdi85cg1nug9bw6dclyuzya">
               <w:r>
                 <w:rPr>
                   <w:rFonts w:ascii="Calibri" w:cs="Calibri" w:eastAsia="Calibri" w:hAnsi="Calibri"/>
@@ -2802,7 +2824,7 @@
               <w:spacing w:after="0" w:line="252"/>
               <w:jc w:val="left"/>
             </w:pPr>
-            <w:hyperlink w:history="1" r:id="rId-qmmlo-i_2yokpr1-mbrn">
+            <w:hyperlink w:history="1" r:id="rIdy57voxwhzvyaky_dlbd2b">
               <w:r>
                 <w:rPr>
                   <w:rFonts w:ascii="Calibri" w:cs="Calibri" w:eastAsia="Calibri" w:hAnsi="Calibri"/>
@@ -2823,7 +2845,7 @@
               </w:rPr>
               <w:t xml:space="preserve">, </w:t>
             </w:r>
-            <w:hyperlink w:history="1" r:id="rIdgl0d1cuzkh7bog8zw-0u5">
+            <w:hyperlink w:history="1" r:id="rIdwrrc2ehojrl9imxxnswls">
               <w:r>
                 <w:rPr>
                   <w:rFonts w:ascii="Calibri" w:cs="Calibri" w:eastAsia="Calibri" w:hAnsi="Calibri"/>
@@ -2844,7 +2866,7 @@
               </w:rPr>
               <w:t xml:space="preserve"> (опт от 30 000 ₽), </w:t>
             </w:r>
-            <w:hyperlink w:history="1" r:id="rId2ks3v5aquesdmbp9psvt4">
+            <w:hyperlink w:history="1" r:id="rIdtmaeh5knzpqt7fur6z7jp">
               <w:r>
                 <w:rPr>
                   <w:rFonts w:ascii="Calibri" w:cs="Calibri" w:eastAsia="Calibri" w:hAnsi="Calibri"/>
@@ -3419,7 +3441,7 @@
               </w:rPr>
               <w:t xml:space="preserve">.ru и .рф — 169 ₽ за первый год (</w:t>
             </w:r>
-            <w:hyperlink w:history="1" r:id="rId2r4upimnbwipnvazfkvpa">
+            <w:hyperlink w:history="1" r:id="rIdx6jjv08u829ifzlvuhzlq">
               <w:r>
                 <w:rPr>
                   <w:rFonts w:ascii="Calibri" w:cs="Calibri" w:eastAsia="Calibri" w:hAnsi="Calibri"/>
@@ -3517,7 +3539,7 @@
               <w:spacing w:after="0" w:line="252"/>
               <w:jc w:val="left"/>
             </w:pPr>
-            <w:hyperlink w:history="1" r:id="rId_ejsc3mdzc526030txiqu">
+            <w:hyperlink w:history="1" r:id="rIdenhp2wms2ru4hqn4bnryp">
               <w:r>
                 <w:rPr>
                   <w:rFonts w:ascii="Calibri" w:cs="Calibri" w:eastAsia="Calibri" w:hAnsi="Calibri"/>
@@ -3662,7 +3684,7 @@
               <w:spacing w:after="0" w:line="252"/>
               <w:jc w:val="left"/>
             </w:pPr>
-            <w:hyperlink w:history="1" r:id="rIdynvcbcjcgmg8vo98zhfw2">
+            <w:hyperlink w:history="1" r:id="rId57vuczcc-wyxalv57u-0r">
               <w:r>
                 <w:rPr>
                   <w:rFonts w:ascii="Calibri" w:cs="Calibri" w:eastAsia="Calibri" w:hAnsi="Calibri"/>
@@ -3730,7 +3752,7 @@
               </w:rPr>
               <w:t xml:space="preserve">услуга — 999 ₽ (</w:t>
             </w:r>
-            <w:hyperlink w:history="1" r:id="rId3i6yoffj_hra0mgcm6skr">
+            <w:hyperlink w:history="1" r:id="rId9jydkdofket9uhv70xaqq">
               <w:r>
                 <w:rPr>
                   <w:rFonts w:ascii="Calibri" w:cs="Calibri" w:eastAsia="Calibri" w:hAnsi="Calibri"/>
@@ -3828,7 +3850,7 @@
               <w:spacing w:after="0" w:line="252"/>
               <w:jc w:val="left"/>
             </w:pPr>
-            <w:hyperlink w:history="1" r:id="rIdxpwpwinbqpehkqpzzhr0-">
+            <w:hyperlink w:history="1" r:id="rIdjx_iowzo3ji_7bcj2cvwd">
               <w:r>
                 <w:rPr>
                   <w:rFonts w:ascii="Calibri" w:cs="Calibri" w:eastAsia="Calibri" w:hAnsi="Calibri"/>
@@ -3973,7 +3995,7 @@
               <w:spacing w:after="0" w:line="252"/>
               <w:jc w:val="left"/>
             </w:pPr>
-            <w:hyperlink w:history="1" r:id="rIdcjdk2ampjnvihjkebx3ub">
+            <w:hyperlink w:history="1" r:id="rIdzulqhcaxklofnqj7x-jij">
               <w:r>
                 <w:rPr>
                   <w:rFonts w:ascii="Calibri" w:cs="Calibri" w:eastAsia="Calibri" w:hAnsi="Calibri"/>
@@ -4169,7 +4191,7 @@
               </w:rPr>
               <w:t xml:space="preserve">Администратор домена .ru, .рф или .su обязан пройти идентификацию через Госуслуги (ЕСИА) при регистрации, продлении и смене администратора, то есть и при покупке домена у продавца. Требование касается и юрлиц (</w:t>
             </w:r>
-            <w:hyperlink w:history="1" r:id="rIdhl7elopvncm5ofv4ciaal">
+            <w:hyperlink w:history="1" r:id="rIdknlvk6vmiifgw4j2nkzk7">
               <w:r>
                 <w:rPr>
                   <w:rFonts w:ascii="Calibri" w:cs="Calibri" w:eastAsia="Calibri" w:hAnsi="Calibri"/>
@@ -4538,7 +4560,7 @@
               <w:spacing w:after="0" w:line="252"/>
               <w:jc w:val="left"/>
             </w:pPr>
-            <w:hyperlink w:history="1" r:id="rIdyv3qop4xlx2qvgba10eiy">
+            <w:hyperlink w:history="1" r:id="rIdq5vhwhhhqc2dwmwg2pkup">
               <w:r>
                 <w:rPr>
                   <w:rFonts w:ascii="Calibri" w:cs="Calibri" w:eastAsia="Calibri" w:hAnsi="Calibri"/>
@@ -5120,7 +5142,7 @@
               <w:spacing w:after="0" w:line="252"/>
               <w:jc w:val="left"/>
             </w:pPr>
-            <w:hyperlink w:history="1" r:id="rId6n_abumxalked9kif4jpa">
+            <w:hyperlink w:history="1" r:id="rIdz2lkjzpbob_kot0pdk7ry">
               <w:r>
                 <w:rPr>
                   <w:rFonts w:ascii="Calibri" w:cs="Calibri" w:eastAsia="Calibri" w:hAnsi="Calibri"/>
@@ -5265,7 +5287,7 @@
               <w:spacing w:after="0" w:line="252"/>
               <w:jc w:val="left"/>
             </w:pPr>
-            <w:hyperlink w:history="1" r:id="rIdgazoaawmfcdh078slrrs6">
+            <w:hyperlink w:history="1" r:id="rIdudxem3ky287mssxzyqlkq">
               <w:r>
                 <w:rPr>
                   <w:rFonts w:ascii="Calibri" w:cs="Calibri" w:eastAsia="Calibri" w:hAnsi="Calibri"/>
@@ -5410,7 +5432,7 @@
               <w:spacing w:after="0" w:line="252"/>
               <w:jc w:val="left"/>
             </w:pPr>
-            <w:hyperlink w:history="1" r:id="rIdlaygtyjsi3fxa5tzgayoq">
+            <w:hyperlink w:history="1" r:id="rIddzwnc8tzqn3qxeo0pcoci">
               <w:r>
                 <w:rPr>
                   <w:rFonts w:ascii="Calibri" w:cs="Calibri" w:eastAsia="Calibri" w:hAnsi="Calibri"/>
@@ -5555,7 +5577,7 @@
               <w:spacing w:after="0" w:line="252"/>
               <w:jc w:val="left"/>
             </w:pPr>
-            <w:hyperlink w:history="1" r:id="rId2av_msvk3n5frpwxjdx6i">
+            <w:hyperlink w:history="1" r:id="rIdi41zsa0xrmb3hbap1xkbm">
               <w:r>
                 <w:rPr>
                   <w:rFonts w:ascii="Calibri" w:cs="Calibri" w:eastAsia="Calibri" w:hAnsi="Calibri"/>
@@ -5700,7 +5722,7 @@
               <w:spacing w:after="0" w:line="252"/>
               <w:jc w:val="left"/>
             </w:pPr>
-            <w:hyperlink w:history="1" r:id="rIdr9ocbxcqtycctg1g3yfc8">
+            <w:hyperlink w:history="1" r:id="rIdd6qnbsum883isuqpf43dv">
               <w:r>
                 <w:rPr>
                   <w:rFonts w:ascii="Calibri" w:cs="Calibri" w:eastAsia="Calibri" w:hAnsi="Calibri"/>
@@ -6690,7 +6712,7 @@
               </w:rPr>
               <w:t xml:space="preserve">тарифы «Старт», «Развитие», «Бизнес-гуру» (</w:t>
             </w:r>
-            <w:hyperlink w:history="1" r:id="rIdhr6osfvw7f7wujwqrmj9t">
+            <w:hyperlink w:history="1" r:id="rIdynjy6wke211khrfqzyrx4">
               <w:r>
                 <w:rPr>
                   <w:rFonts w:ascii="Calibri" w:cs="Calibri" w:eastAsia="Calibri" w:hAnsi="Calibri"/>
@@ -6853,7 +6875,7 @@
               </w:rPr>
               <w:t xml:space="preserve">от 50 000 ₽ в месяц (</w:t>
             </w:r>
-            <w:hyperlink w:history="1" r:id="rIdytfvoo8vhmogxer8ldks9">
+            <w:hyperlink w:history="1" r:id="rIdslcxqjywzgqmaeiupdczp">
               <w:r>
                 <w:rPr>
                   <w:rFonts w:ascii="Calibri" w:cs="Calibri" w:eastAsia="Calibri" w:hAnsi="Calibri"/>
@@ -7016,7 +7038,7 @@
               </w:rPr>
               <w:t xml:space="preserve">162 000 / 248 000 ₽ разово (</w:t>
             </w:r>
-            <w:hyperlink w:history="1" r:id="rIdq5jinb-n3tlzo1klt53gk">
+            <w:hyperlink w:history="1" r:id="rIdxfmfj94h5gektj4wmjnpa">
               <w:r>
                 <w:rPr>
                   <w:rFonts w:ascii="Calibri" w:cs="Calibri" w:eastAsia="Calibri" w:hAnsi="Calibri"/>
@@ -7181,7 +7203,7 @@
               </w:rPr>
               <w:t xml:space="preserve">лицензия 96 500 ₽ с 01.01.2026 (</w:t>
             </w:r>
-            <w:hyperlink w:history="1" r:id="rIdyjv1_ga7kmbxsih3w4jsn">
+            <w:hyperlink w:history="1" r:id="rId97pkndjor6dajuo5huzds">
               <w:r>
                 <w:rPr>
                   <w:rFonts w:ascii="Calibri" w:cs="Calibri" w:eastAsia="Calibri" w:hAnsi="Calibri"/>
@@ -7344,7 +7366,7 @@
               </w:rPr>
               <w:t xml:space="preserve">1,5–8 млн ₽ (</w:t>
             </w:r>
-            <w:hyperlink w:history="1" r:id="rId5il0p9m2yogqonf4kcmtf">
+            <w:hyperlink w:history="1" r:id="rIdf1gu9ga7objua9bp7kute">
               <w:r>
                 <w:rPr>
                   <w:rFonts w:ascii="Calibri" w:cs="Calibri" w:eastAsia="Calibri" w:hAnsi="Calibri"/>
@@ -8606,7 +8628,7 @@
         </w:rPr>
         <w:t xml:space="preserve">Комиссия 7 % — наше предложение, а не рыночная норма. Она задумана заметно ниже универсальных площадок: на Ozon с февраля 2026 года комиссии в отдельных категориях доходят до 55 % (</w:t>
       </w:r>
-      <w:hyperlink w:history="1" r:id="rIdwfzslysq2cxq2ibplguxp">
+      <w:hyperlink w:history="1" r:id="rId4gi26_yc7i_zdazpi5rqk">
         <w:r>
           <w:rPr>
             <w:rFonts w:ascii="Calibri" w:cs="Calibri" w:eastAsia="Calibri" w:hAnsi="Calibri"/>
@@ -8863,7 +8885,7 @@
         </w:rPr>
         <w:t xml:space="preserve">С 1 октября 2026 года действует закон о платформенной экономике (</w:t>
       </w:r>
-      <w:hyperlink w:history="1" r:id="rIdjk4fv2xewjp4b_rrggadl">
+      <w:hyperlink w:history="1" r:id="rIdtqciagzbwk-ehutyh60oz">
         <w:r>
           <w:rPr>
             <w:rFonts w:ascii="Calibri" w:cs="Calibri" w:eastAsia="Calibri" w:hAnsi="Calibri"/>
@@ -9077,7 +9099,7 @@
               <w:spacing w:after="0" w:line="252"/>
               <w:jc w:val="left"/>
             </w:pPr>
-            <w:hyperlink w:history="1" r:id="rId4tx3_tm_nduu3tqhaifm4">
+            <w:hyperlink w:history="1" r:id="rIdytdchamrb4qyv98akbqn5">
               <w:r>
                 <w:rPr>
                   <w:rFonts w:ascii="Calibri" w:cs="Calibri" w:eastAsia="Calibri" w:hAnsi="Calibri"/>
@@ -9168,7 +9190,7 @@
               <w:spacing w:after="0" w:line="252"/>
               <w:jc w:val="left"/>
             </w:pPr>
-            <w:hyperlink w:history="1" r:id="rIdva8reeluisb46vfnn0tb_">
+            <w:hyperlink w:history="1" r:id="rIdjlhpgjvv2cjguvtwk6ntl">
               <w:r>
                 <w:rPr>
                   <w:rFonts w:ascii="Calibri" w:cs="Calibri" w:eastAsia="Calibri" w:hAnsi="Calibri"/>
@@ -9189,7 +9211,7 @@
               </w:rPr>
               <w:t xml:space="preserve">, </w:t>
             </w:r>
-            <w:hyperlink w:history="1" r:id="rId4pwqght9tsqaxspey6ls1">
+            <w:hyperlink w:history="1" r:id="rIdg_-curckvc6vvychiuh6b">
               <w:r>
                 <w:rPr>
                   <w:rFonts w:ascii="Calibri" w:cs="Calibri" w:eastAsia="Calibri" w:hAnsi="Calibri"/>
@@ -9280,7 +9302,7 @@
               <w:spacing w:after="0" w:line="252"/>
               <w:jc w:val="left"/>
             </w:pPr>
-            <w:hyperlink w:history="1" r:id="rIdewadlberfje28iitmqh3a">
+            <w:hyperlink w:history="1" r:id="rIdfpsmic4rwvu8saz8x6cds">
               <w:r>
                 <w:rPr>
                   <w:rFonts w:ascii="Calibri" w:cs="Calibri" w:eastAsia="Calibri" w:hAnsi="Calibri"/>
@@ -9371,7 +9393,7 @@
               <w:spacing w:after="0" w:line="252"/>
               <w:jc w:val="left"/>
             </w:pPr>
-            <w:hyperlink w:history="1" r:id="rIdyam3oidyubpplqberhl34">
+            <w:hyperlink w:history="1" r:id="rIdnrgfg3y7kymccvrfixrwu">
               <w:r>
                 <w:rPr>
                   <w:rFonts w:ascii="Calibri" w:cs="Calibri" w:eastAsia="Calibri" w:hAnsi="Calibri"/>
@@ -9462,7 +9484,7 @@
               <w:spacing w:after="0" w:line="252"/>
               <w:jc w:val="left"/>
             </w:pPr>
-            <w:hyperlink w:history="1" r:id="rIdqsuowssbi3e0v2hqhldf9">
+            <w:hyperlink w:history="1" r:id="rIdopvunumk5_jvzy_rj6bft">
               <w:r>
                 <w:rPr>
                   <w:rFonts w:ascii="Calibri" w:cs="Calibri" w:eastAsia="Calibri" w:hAnsi="Calibri"/>
@@ -9553,7 +9575,7 @@
               <w:spacing w:after="0" w:line="252"/>
               <w:jc w:val="left"/>
             </w:pPr>
-            <w:hyperlink w:history="1" r:id="rIdgpfeyvnyljmtfanlooszm">
+            <w:hyperlink w:history="1" r:id="rIdlxk4w9jdfxrizv06l-_is">
               <w:r>
                 <w:rPr>
                   <w:rFonts w:ascii="Calibri" w:cs="Calibri" w:eastAsia="Calibri" w:hAnsi="Calibri"/>
@@ -9732,7 +9754,7 @@
               <w:spacing w:after="0" w:line="252"/>
               <w:jc w:val="left"/>
             </w:pPr>
-            <w:hyperlink w:history="1" r:id="rIdmvbz6ov7c1iob7kife6on">
+            <w:hyperlink w:history="1" r:id="rIdcd4szec6p4u31s525jduf">
               <w:r>
                 <w:rPr>
                   <w:rFonts w:ascii="Calibri" w:cs="Calibri" w:eastAsia="Calibri" w:hAnsi="Calibri"/>
@@ -11889,7 +11911,7 @@
         </w:numPr>
         <w:spacing w:after="70" w:line="252"/>
       </w:pPr>
-      <w:hyperlink w:history="1" r:id="rIddl2qh-vo-e62ci511bus1">
+      <w:hyperlink w:history="1" r:id="rIdqprneruyarh1vowr4vjui">
         <w:r>
           <w:rPr>
             <w:rFonts w:ascii="Calibri" w:cs="Calibri" w:eastAsia="Calibri" w:hAnsi="Calibri"/>
@@ -11923,7 +11945,7 @@
         </w:numPr>
         <w:spacing w:after="70" w:line="252"/>
       </w:pPr>
-      <w:hyperlink w:history="1" r:id="rIdjuzdh36laezn93nwpxnne">
+      <w:hyperlink w:history="1" r:id="rIdqvaoeiraan9q1kcyrbgnp">
         <w:r>
           <w:rPr>
             <w:rFonts w:ascii="Calibri" w:cs="Calibri" w:eastAsia="Calibri" w:hAnsi="Calibri"/>
@@ -11957,7 +11979,7 @@
         </w:numPr>
         <w:spacing w:after="70" w:line="252"/>
       </w:pPr>
-      <w:hyperlink w:history="1" r:id="rIdcogrjkiueaelzojz4gyoy">
+      <w:hyperlink w:history="1" r:id="rIdnum5x4a5m9zd_g_9r20wc">
         <w:r>
           <w:rPr>
             <w:rFonts w:ascii="Calibri" w:cs="Calibri" w:eastAsia="Calibri" w:hAnsi="Calibri"/>
@@ -11991,7 +12013,7 @@
         </w:numPr>
         <w:spacing w:after="70" w:line="252"/>
       </w:pPr>
-      <w:hyperlink w:history="1" r:id="rId8bittxlenfv-ivsx4c6cr">
+      <w:hyperlink w:history="1" r:id="rIdefevxslvu_mgdkryyr4vp">
         <w:r>
           <w:rPr>
             <w:rFonts w:ascii="Calibri" w:cs="Calibri" w:eastAsia="Calibri" w:hAnsi="Calibri"/>
@@ -12025,7 +12047,7 @@
         </w:numPr>
         <w:spacing w:after="70" w:line="252"/>
       </w:pPr>
-      <w:hyperlink w:history="1" r:id="rIdj3en4c9cnwd7yjkqp81yt">
+      <w:hyperlink w:history="1" r:id="rIdgatpl7ybyty4-8vta30iv">
         <w:r>
           <w:rPr>
             <w:rFonts w:ascii="Calibri" w:cs="Calibri" w:eastAsia="Calibri" w:hAnsi="Calibri"/>
@@ -12083,7 +12105,7 @@
         </w:numPr>
         <w:spacing w:after="70" w:line="252"/>
       </w:pPr>
-      <w:hyperlink w:history="1" r:id="rIdbnj7pajnaw7_stqsuy6tc">
+      <w:hyperlink w:history="1" r:id="rIdwzk-nup93cquzrgk7nn-_">
         <w:r>
           <w:rPr>
             <w:rFonts w:ascii="Calibri" w:cs="Calibri" w:eastAsia="Calibri" w:hAnsi="Calibri"/>
@@ -12117,7 +12139,7 @@
         </w:numPr>
         <w:spacing w:after="70" w:line="252"/>
       </w:pPr>
-      <w:hyperlink w:history="1" r:id="rIdvwwbqf55koyvufybijgx1">
+      <w:hyperlink w:history="1" r:id="rId1789l6bzxy6bbtlmuzcnv">
         <w:r>
           <w:rPr>
             <w:rFonts w:ascii="Calibri" w:cs="Calibri" w:eastAsia="Calibri" w:hAnsi="Calibri"/>
@@ -12151,7 +12173,7 @@
         </w:numPr>
         <w:spacing w:after="70" w:line="252"/>
       </w:pPr>
-      <w:hyperlink w:history="1" r:id="rIdxeddl6eiwpuhwlzkirbat">
+      <w:hyperlink w:history="1" r:id="rId162iu-u7hsv5mvblep4ye">
         <w:r>
           <w:rPr>
             <w:rFonts w:ascii="Calibri" w:cs="Calibri" w:eastAsia="Calibri" w:hAnsi="Calibri"/>
@@ -12185,7 +12207,7 @@
         </w:numPr>
         <w:spacing w:after="70" w:line="252"/>
       </w:pPr>
-      <w:hyperlink w:history="1" r:id="rIdpf1zghdtnemj91rqzpfd8">
+      <w:hyperlink w:history="1" r:id="rIdjvjjlvbhrmkpu17fssjus">
         <w:r>
           <w:rPr>
             <w:rFonts w:ascii="Calibri" w:cs="Calibri" w:eastAsia="Calibri" w:hAnsi="Calibri"/>
@@ -12219,7 +12241,7 @@
         </w:numPr>
         <w:spacing w:after="70" w:line="252"/>
       </w:pPr>
-      <w:hyperlink w:history="1" r:id="rIde0et0mohu2fsiflu12sxv">
+      <w:hyperlink w:history="1" r:id="rIdglbc-0wwwud3bz6nud9cz">
         <w:r>
           <w:rPr>
             <w:rFonts w:ascii="Calibri" w:cs="Calibri" w:eastAsia="Calibri" w:hAnsi="Calibri"/>
@@ -12253,7 +12275,7 @@
         </w:numPr>
         <w:spacing w:after="70" w:line="252"/>
       </w:pPr>
-      <w:hyperlink w:history="1" r:id="rIdgbm2pwo8fcgx-1ydgkhhs">
+      <w:hyperlink w:history="1" r:id="rIdosktjphd4ibazifknetrc">
         <w:r>
           <w:rPr>
             <w:rFonts w:ascii="Calibri" w:cs="Calibri" w:eastAsia="Calibri" w:hAnsi="Calibri"/>
@@ -12287,7 +12309,7 @@
         </w:numPr>
         <w:spacing w:after="70" w:line="252"/>
       </w:pPr>
-      <w:hyperlink w:history="1" r:id="rIdzeh0letofo7nzvftdh7ey">
+      <w:hyperlink w:history="1" r:id="rIdzwfktyi6ru37qgadaaea1">
         <w:r>
           <w:rPr>
             <w:rFonts w:ascii="Calibri" w:cs="Calibri" w:eastAsia="Calibri" w:hAnsi="Calibri"/>
@@ -12321,7 +12343,7 @@
         </w:numPr>
         <w:spacing w:after="70" w:line="252"/>
       </w:pPr>
-      <w:hyperlink w:history="1" r:id="rIdujv0f1reyb_wbfvhvkyxo">
+      <w:hyperlink w:history="1" r:id="rIdx94p5hjmvhmqksmi3slv3">
         <w:r>
           <w:rPr>
             <w:rFonts w:ascii="Calibri" w:cs="Calibri" w:eastAsia="Calibri" w:hAnsi="Calibri"/>
@@ -12355,7 +12377,7 @@
         </w:numPr>
         <w:spacing w:after="70" w:line="252"/>
       </w:pPr>
-      <w:hyperlink w:history="1" r:id="rIdbdxpvt0xtmucxrjeffe6f">
+      <w:hyperlink w:history="1" r:id="rIda3jci7rp5vwb4r-87mbel">
         <w:r>
           <w:rPr>
             <w:rFonts w:ascii="Calibri" w:cs="Calibri" w:eastAsia="Calibri" w:hAnsi="Calibri"/>
@@ -12389,7 +12411,7 @@
         </w:numPr>
         <w:spacing w:after="70" w:line="252"/>
       </w:pPr>
-      <w:hyperlink w:history="1" r:id="rId080-ferlfwzvoxg26ygag">
+      <w:hyperlink w:history="1" r:id="rIdhniwrcqx40ua08hk7vzta">
         <w:r>
           <w:rPr>
             <w:rFonts w:ascii="Calibri" w:cs="Calibri" w:eastAsia="Calibri" w:hAnsi="Calibri"/>
@@ -12423,7 +12445,7 @@
         </w:numPr>
         <w:spacing w:after="70" w:line="252"/>
       </w:pPr>
-      <w:hyperlink w:history="1" r:id="rIdlxolgigyifhdh9c2wwpfu">
+      <w:hyperlink w:history="1" r:id="rIdd3jhkgx3xxafg_cqsxixg">
         <w:r>
           <w:rPr>
             <w:rFonts w:ascii="Calibri" w:cs="Calibri" w:eastAsia="Calibri" w:hAnsi="Calibri"/>
@@ -12457,7 +12479,7 @@
         </w:numPr>
         <w:spacing w:after="70" w:line="252"/>
       </w:pPr>
-      <w:hyperlink w:history="1" r:id="rId-ongmf1el9s0rule4kwsl">
+      <w:hyperlink w:history="1" r:id="rIdlvlhk7qtqbry6x01est1s">
         <w:r>
           <w:rPr>
             <w:rFonts w:ascii="Calibri" w:cs="Calibri" w:eastAsia="Calibri" w:hAnsi="Calibri"/>
@@ -12515,7 +12537,7 @@
         </w:numPr>
         <w:spacing w:after="70" w:line="252"/>
       </w:pPr>
-      <w:hyperlink w:history="1" r:id="rId7r3s9dewtanxtfdbbn8z3">
+      <w:hyperlink w:history="1" r:id="rIdvk-5sf_xwfaev2wlsx6bx">
         <w:r>
           <w:rPr>
             <w:rFonts w:ascii="Calibri" w:cs="Calibri" w:eastAsia="Calibri" w:hAnsi="Calibri"/>
@@ -12549,7 +12571,7 @@
         </w:numPr>
         <w:spacing w:after="70" w:line="252"/>
       </w:pPr>
-      <w:hyperlink w:history="1" r:id="rIduaunhqjozglaukxb0ma2w">
+      <w:hyperlink w:history="1" r:id="rIdtnxkks7zbaivxieikaxnn">
         <w:r>
           <w:rPr>
             <w:rFonts w:ascii="Calibri" w:cs="Calibri" w:eastAsia="Calibri" w:hAnsi="Calibri"/>
@@ -12583,7 +12605,7 @@
         </w:numPr>
         <w:spacing w:after="70" w:line="252"/>
       </w:pPr>
-      <w:hyperlink w:history="1" r:id="rId4kzbsz59q7kvtlfkgyyto">
+      <w:hyperlink w:history="1" r:id="rId16ha32ke2x4vvcpvtxarf">
         <w:r>
           <w:rPr>
             <w:rFonts w:ascii="Calibri" w:cs="Calibri" w:eastAsia="Calibri" w:hAnsi="Calibri"/>
@@ -12617,7 +12639,7 @@
         </w:numPr>
         <w:spacing w:after="70" w:line="252"/>
       </w:pPr>
-      <w:hyperlink w:history="1" r:id="rId-ftcqauk_abed54n_khv5">
+      <w:hyperlink w:history="1" r:id="rIdm0tneq0osmpcnl1b4dgas">
         <w:r>
           <w:rPr>
             <w:rFonts w:ascii="Calibri" w:cs="Calibri" w:eastAsia="Calibri" w:hAnsi="Calibri"/>
@@ -12651,7 +12673,7 @@
         </w:numPr>
         <w:spacing w:after="70" w:line="252"/>
       </w:pPr>
-      <w:hyperlink w:history="1" r:id="rIdygrxpxa_ih7wzlzpndtbp">
+      <w:hyperlink w:history="1" r:id="rIdnkp0pwe4hzv5ihrli0gco">
         <w:r>
           <w:rPr>
             <w:rFonts w:ascii="Calibri" w:cs="Calibri" w:eastAsia="Calibri" w:hAnsi="Calibri"/>
@@ -12685,7 +12707,7 @@
         </w:numPr>
         <w:spacing w:after="70" w:line="252"/>
       </w:pPr>
-      <w:hyperlink w:history="1" r:id="rIdgnz2xdto7q23w27dnykcq">
+      <w:hyperlink w:history="1" r:id="rIdfhlshi-ovnmu9usg9bgu8">
         <w:r>
           <w:rPr>
             <w:rFonts w:ascii="Calibri" w:cs="Calibri" w:eastAsia="Calibri" w:hAnsi="Calibri"/>
@@ -12719,7 +12741,7 @@
         </w:numPr>
         <w:spacing w:after="70" w:line="252"/>
       </w:pPr>
-      <w:hyperlink w:history="1" r:id="rIdsbiecbof89mp-cvxr5bsm">
+      <w:hyperlink w:history="1" r:id="rIdjmjjodysrov4o0cklclhq">
         <w:r>
           <w:rPr>
             <w:rFonts w:ascii="Calibri" w:cs="Calibri" w:eastAsia="Calibri" w:hAnsi="Calibri"/>
@@ -12753,7 +12775,7 @@
         </w:numPr>
         <w:spacing w:after="70" w:line="252"/>
       </w:pPr>
-      <w:hyperlink w:history="1" r:id="rIdh7iywvugzxrk2fx6329c9">
+      <w:hyperlink w:history="1" r:id="rIdzsrsxs6e1ubzcnxia9glu">
         <w:r>
           <w:rPr>
             <w:rFonts w:ascii="Calibri" w:cs="Calibri" w:eastAsia="Calibri" w:hAnsi="Calibri"/>
@@ -12787,7 +12809,7 @@
         </w:numPr>
         <w:spacing w:after="70" w:line="252"/>
       </w:pPr>
-      <w:hyperlink w:history="1" r:id="rIdmnmbcpgwwzsog5hcrfb3o">
+      <w:hyperlink w:history="1" r:id="rIdnkcmmwyikvjmmbzckoc3u">
         <w:r>
           <w:rPr>
             <w:rFonts w:ascii="Calibri" w:cs="Calibri" w:eastAsia="Calibri" w:hAnsi="Calibri"/>
@@ -12821,7 +12843,7 @@
         </w:numPr>
         <w:spacing w:after="70" w:line="252"/>
       </w:pPr>
-      <w:hyperlink w:history="1" r:id="rId_q1dq3gwajasj76hkyxhu">
+      <w:hyperlink w:history="1" r:id="rId83tt3nioexqnwipe_oea_">
         <w:r>
           <w:rPr>
             <w:rFonts w:ascii="Calibri" w:cs="Calibri" w:eastAsia="Calibri" w:hAnsi="Calibri"/>
@@ -12855,7 +12877,7 @@
         </w:numPr>
         <w:spacing w:after="70" w:line="252"/>
       </w:pPr>
-      <w:hyperlink w:history="1" r:id="rIdo5efoqur9glsswvnd-hro">
+      <w:hyperlink w:history="1" r:id="rId8pjwcebuf6xyxkti3acuo">
         <w:r>
           <w:rPr>
             <w:rFonts w:ascii="Calibri" w:cs="Calibri" w:eastAsia="Calibri" w:hAnsi="Calibri"/>
@@ -12889,7 +12911,7 @@
         </w:numPr>
         <w:spacing w:after="70" w:line="252"/>
       </w:pPr>
-      <w:hyperlink w:history="1" r:id="rId2kepcozwezgo8ojnlrhye">
+      <w:hyperlink w:history="1" r:id="rIdgaljb57knhoq3_i88m9bf">
         <w:r>
           <w:rPr>
             <w:rFonts w:ascii="Calibri" w:cs="Calibri" w:eastAsia="Calibri" w:hAnsi="Calibri"/>
@@ -12947,7 +12969,7 @@
         </w:numPr>
         <w:spacing w:after="70" w:line="252"/>
       </w:pPr>
-      <w:hyperlink w:history="1" r:id="rIdbmsfxwegrfgoen6wgamze">
+      <w:hyperlink w:history="1" r:id="rId8wdfpaaepfcmiof_fvnru">
         <w:r>
           <w:rPr>
             <w:rFonts w:ascii="Calibri" w:cs="Calibri" w:eastAsia="Calibri" w:hAnsi="Calibri"/>
@@ -12981,7 +13003,7 @@
         </w:numPr>
         <w:spacing w:after="70" w:line="252"/>
       </w:pPr>
-      <w:hyperlink w:history="1" r:id="rId960cg2k46zz5lpu6dje3p">
+      <w:hyperlink w:history="1" r:id="rIdnj_xyrccxfo-hzre-_bpq">
         <w:r>
           <w:rPr>
             <w:rFonts w:ascii="Calibri" w:cs="Calibri" w:eastAsia="Calibri" w:hAnsi="Calibri"/>
@@ -13015,7 +13037,7 @@
         </w:numPr>
         <w:spacing w:after="70" w:line="252"/>
       </w:pPr>
-      <w:hyperlink w:history="1" r:id="rIdzx9u-0rzk_95bhcx2wdwf">
+      <w:hyperlink w:history="1" r:id="rIdxm20-kanxzrxumhxzhw2a">
         <w:r>
           <w:rPr>
             <w:rFonts w:ascii="Calibri" w:cs="Calibri" w:eastAsia="Calibri" w:hAnsi="Calibri"/>
@@ -13049,7 +13071,7 @@
         </w:numPr>
         <w:spacing w:after="70" w:line="252"/>
       </w:pPr>
-      <w:hyperlink w:history="1" r:id="rId_jyfaiss-oiahppydna4z">
+      <w:hyperlink w:history="1" r:id="rIdfmpbnlkxivrlnymyyfl9e">
         <w:r>
           <w:rPr>
             <w:rFonts w:ascii="Calibri" w:cs="Calibri" w:eastAsia="Calibri" w:hAnsi="Calibri"/>
@@ -13083,7 +13105,7 @@
         </w:numPr>
         <w:spacing w:after="70" w:line="252"/>
       </w:pPr>
-      <w:hyperlink w:history="1" r:id="rId0ymudqflgvwp6hd4sl_uv">
+      <w:hyperlink w:history="1" r:id="rIdfspspr1j1w01-d3cwng44">
         <w:r>
           <w:rPr>
             <w:rFonts w:ascii="Calibri" w:cs="Calibri" w:eastAsia="Calibri" w:hAnsi="Calibri"/>
@@ -13117,7 +13139,7 @@
         </w:numPr>
         <w:spacing w:after="70" w:line="252"/>
       </w:pPr>
-      <w:hyperlink w:history="1" r:id="rIdyz4amhhkxrzf1rpndn_dw">
+      <w:hyperlink w:history="1" r:id="rIdt1km8vqlhv7wuzqkbttaq">
         <w:r>
           <w:rPr>
             <w:rFonts w:ascii="Calibri" w:cs="Calibri" w:eastAsia="Calibri" w:hAnsi="Calibri"/>
@@ -13151,7 +13173,7 @@
         </w:numPr>
         <w:spacing w:after="70" w:line="252"/>
       </w:pPr>
-      <w:hyperlink w:history="1" r:id="rIduajh5xsjnlq6w0ltuik_g">
+      <w:hyperlink w:history="1" r:id="rIdv1ooxm0sppamjom7bwgrw">
         <w:r>
           <w:rPr>
             <w:rFonts w:ascii="Calibri" w:cs="Calibri" w:eastAsia="Calibri" w:hAnsi="Calibri"/>
@@ -13185,7 +13207,7 @@
         </w:numPr>
         <w:spacing w:after="70" w:line="252"/>
       </w:pPr>
-      <w:hyperlink w:history="1" r:id="rIdjbpwq-2cd5b1bv38xsxrc">
+      <w:hyperlink w:history="1" r:id="rIdc9jfjrg8pwfsfvpfpw-cl">
         <w:r>
           <w:rPr>
             <w:rFonts w:ascii="Calibri" w:cs="Calibri" w:eastAsia="Calibri" w:hAnsi="Calibri"/>
@@ -13280,7 +13302,7 @@
         <w:sz w:val="15"/>
         <w:szCs w:val="15"/>
       </w:rPr>
-      <w:t xml:space="preserve">Команда 5 · B2B-платформа для текстиля</w:t>
+      <w:t xml:space="preserve">Команда 5 · группа ТД-2541 · B2B-платформа для текстиля</w:t>
     </w:r>
     <w:r>
       <w:tab/>

--- a/komanda-5/Команда_5_B2B-платформа_текстиль.docx
+++ b/komanda-5/Команда_5_B2B-платформа_текстиль.docx
@@ -528,6 +528,7 @@
     <w:p>
       <w:pPr>
         <w:pStyle w:val="Heading1"/>
+        <w:keepNext/>
         <w:pageBreakBefore/>
         <w:pBdr>
           <w:bottom w:val="single" w:color="172238" w:sz="10" w:space="6"/>
@@ -1074,6 +1075,7 @@
     <w:p>
       <w:pPr>
         <w:pStyle w:val="Heading1"/>
+        <w:keepNext/>
         <w:pageBreakBefore/>
         <w:pBdr>
           <w:bottom w:val="single" w:color="172238" w:sz="10" w:space="6"/>
@@ -1114,7 +1116,35 @@
           <w:sz w:val="22"/>
           <w:szCs w:val="22"/>
         </w:rPr>
-        <w:t xml:space="preserve">Аптека.ру — не доска объявлений, а платформа оптовика: её в апреле 2013 года запустил фармдистрибьютор АО НПК «Катрен» (Новосибирск), и каждый заказ проходит через его склад. Аптеки при этом остаются продавцами, а сайт приводит им покупателей.</w:t>
+        <w:t xml:space="preserve">Аптека.ру — не доска объявлений, а платформа оптовика: её в апреле 2013 года запустил фармдистрибьютор АО НПК «Катрен» (Новосибирск), и каждый заказ проходит через его склад.</w:t>
+      </w:r>
+    </w:p>
+    <w:p>
+      <w:pPr>
+        <w:spacing w:after="140" w:before="0" w:line="288"/>
+      </w:pPr>
+      <w:r>
+        <w:rPr>
+          <w:rFonts w:ascii="Calibri" w:cs="Calibri" w:eastAsia="Calibri" w:hAnsi="Calibri"/>
+          <w:color w:val="262C3A"/>
+          <w:sz w:val="21"/>
+          <w:szCs w:val="21"/>
+        </w:rPr>
+        <w:t xml:space="preserve">Модель выгодна всем трём сторонам. Покупатель видит ассортимент и цены многих аптек в одном окне. Аптека получает клиента без затрат на собственный сайт и остаётся продавцом: товар находится в её собственности. Дистрибьютор получает гарантированный сбыт — заказ собирается на его складе и на следующий рабочий день приезжает в выбранную аптеку. Так сервис объединил около 35 тыс. аптек и в 2022 году занял 31 % розничных онлайн-продаж лекарств.</w:t>
+      </w:r>
+    </w:p>
+    <w:p>
+      <w:pPr>
+        <w:spacing w:after="140" w:before="0" w:line="288"/>
+      </w:pPr>
+      <w:r>
+        <w:rPr>
+          <w:rFonts w:ascii="Calibri" w:cs="Calibri" w:eastAsia="Calibri" w:hAnsi="Calibri"/>
+          <w:color w:val="262C3A"/>
+          <w:sz w:val="21"/>
+          <w:szCs w:val="21"/>
+        </w:rPr>
+        <w:t xml:space="preserve">Главный вывод для нас: площадку выгоднее строить вокруг оптовика со своим товаром и логистикой, а не как «чистого» посредника. Эту роль берёт наша компания, а фабрики и импортёры становятся партнёрами-продавцами. Копировать модель целиком при этом нельзя — у организаций другие правила покупки, они перечислены в конце раздела.</w:t>
       </w:r>
     </w:p>
     <w:p>
@@ -1426,7 +1456,7 @@
               <w:spacing w:after="0" w:line="252"/>
               <w:jc w:val="left"/>
             </w:pPr>
-            <w:hyperlink w:history="1" r:id="rIdaq2wyzkzumqdzjqyi5egi">
+            <w:hyperlink w:history="1" r:id="rIdl3vifu0lc9m_x82uhpc3i">
               <w:r>
                 <w:rPr>
                   <w:rFonts w:ascii="Calibri" w:cs="Calibri" w:eastAsia="Calibri" w:hAnsi="Calibri"/>
@@ -1517,7 +1547,7 @@
               <w:spacing w:after="0" w:line="252"/>
               <w:jc w:val="left"/>
             </w:pPr>
-            <w:hyperlink w:history="1" r:id="rIdbi7713ykn5wotmtvpnlhl">
+            <w:hyperlink w:history="1" r:id="rId8l3y5jtyiqsqmbks9xfnj">
               <w:r>
                 <w:rPr>
                   <w:rFonts w:ascii="Calibri" w:cs="Calibri" w:eastAsia="Calibri" w:hAnsi="Calibri"/>
@@ -1608,7 +1638,7 @@
               <w:spacing w:after="0" w:line="252"/>
               <w:jc w:val="left"/>
             </w:pPr>
-            <w:hyperlink w:history="1" r:id="rIduua4qwr4lsq5u5cn8hxyj">
+            <w:hyperlink w:history="1" r:id="rIdjgd78xydccaqmgqtih877">
               <w:r>
                 <w:rPr>
                   <w:rFonts w:ascii="Calibri" w:cs="Calibri" w:eastAsia="Calibri" w:hAnsi="Calibri"/>
@@ -1699,7 +1729,7 @@
               <w:spacing w:after="0" w:line="252"/>
               <w:jc w:val="left"/>
             </w:pPr>
-            <w:hyperlink w:history="1" r:id="rIdge4ezmen9w5eg4dbfdfdx">
+            <w:hyperlink w:history="1" r:id="rIdvverbkvzjtewu4fuumolq">
               <w:r>
                 <w:rPr>
                   <w:rFonts w:ascii="Calibri" w:cs="Calibri" w:eastAsia="Calibri" w:hAnsi="Calibri"/>
@@ -1719,20 +1749,6 @@
       <w:pPr>
         <w:spacing w:after="160" w:before="0" w:line="240"/>
       </w:pPr>
-    </w:p>
-    <w:p>
-      <w:pPr>
-        <w:spacing w:after="120" w:before="0" w:line="276"/>
-      </w:pPr>
-      <w:r>
-        <w:rPr>
-          <w:rFonts w:ascii="Calibri" w:cs="Calibri" w:eastAsia="Calibri" w:hAnsi="Calibri"/>
-          <w:color w:val="1C2230"/>
-          <w:sz w:val="20"/>
-          <w:szCs w:val="20"/>
-        </w:rPr>
-        <w:t xml:space="preserve">Выигрывают все три стороны: аптека получает покупателя без затрат на свой сайт, покупатель видит ассортимент и цены многих аптек в одном месте, дистрибьютор получает гарантированный сбыт через тысячи точек.</w:t>
-      </w:r>
     </w:p>
     <w:p>
       <w:pPr>
@@ -2288,11 +2304,11 @@
     <w:p>
       <w:pPr>
         <w:pStyle w:val="Heading1"/>
-        <w:pageBreakBefore/>
+        <w:keepNext/>
         <w:pBdr>
           <w:bottom w:val="single" w:color="172238" w:sz="10" w:space="6"/>
         </w:pBdr>
-        <w:spacing w:after="240"/>
+        <w:spacing w:after="240" w:before="560"/>
       </w:pPr>
       <w:r>
         <w:rPr>
@@ -2328,42 +2344,56 @@
           <w:sz w:val="22"/>
           <w:szCs w:val="22"/>
         </w:rPr>
-        <w:t xml:space="preserve">Покупатель текстиля для отеля или больницы сегодня выбирает между тремя крайностями: универсальный маркетплейс без пошива под заказ, каталог фабрик без заказа и оплаты или сайт одной фабрики без сравнения. Площадки, которая собирает фабрики в один каталог и доводит заказ до объекта, в нашем поиске не нашлось — это и есть ниша.</w:t>
-      </w:r>
-    </w:p>
-    <w:p>
-      <w:pPr>
-        <w:spacing w:after="120" w:before="0" w:line="276"/>
-      </w:pPr>
-      <w:r>
-        <w:rPr>
-          <w:rFonts w:ascii="Calibri" w:cs="Calibri" w:eastAsia="Calibri" w:hAnsi="Calibri"/>
-          <w:color w:val="1C2230"/>
-          <w:sz w:val="20"/>
-          <w:szCs w:val="20"/>
-        </w:rPr>
-        <w:t xml:space="preserve">Масштаб: оборот B2B- и B2G-направлений российской онлайн-торговли за 2025 год — около 2 трлн ₽, +11 % к 2024 году (</w:t>
-      </w:r>
-      <w:hyperlink w:history="1" r:id="rIdzhkvpolsqdoh8pwvv0ll-">
+        <w:t xml:space="preserve">Площадки, которая собирала бы текстильные фабрики в один каталог и доводила заказ до объекта, в нашем поиске не нашлось — это и есть свободная ниша для платформы.</w:t>
+      </w:r>
+    </w:p>
+    <w:p>
+      <w:pPr>
+        <w:spacing w:after="140" w:before="0" w:line="288"/>
+      </w:pPr>
+      <w:r>
+        <w:rPr>
+          <w:rFonts w:ascii="Calibri" w:cs="Calibri" w:eastAsia="Calibri" w:hAnsi="Calibri"/>
+          <w:color w:val="262C3A"/>
+          <w:sz w:val="21"/>
+          <w:szCs w:val="21"/>
+        </w:rPr>
+        <w:t xml:space="preserve">Сегодня закупщик отеля или клиники выбирает между неудобными вариантами. Универсальные маркетплейсы вроде Ozon для бизнеса принимают оплату по счёту, но не шьют под заказ и не сравнивают характеристики ткани. Каталоги производителей дают только контакты, и сделка уходит в переписку. Сайты фабрик Иваново предлагают цены производителя, но лишь свой ассортимент, а площадки госзакупок решают процедуру торгов, а не подбор товара.</w:t>
+      </w:r>
+    </w:p>
+    <w:p>
+      <w:pPr>
+        <w:spacing w:after="140" w:before="0" w:line="288"/>
+      </w:pPr>
+      <w:r>
+        <w:rPr>
+          <w:rFonts w:ascii="Calibri" w:cs="Calibri" w:eastAsia="Calibri" w:hAnsi="Calibri"/>
+          <w:color w:val="262C3A"/>
+          <w:sz w:val="21"/>
+          <w:szCs w:val="21"/>
+        </w:rPr>
+        <w:t xml:space="preserve">Спрос на онлайн-закупки у организаций уже сформирован: оборот B2B- и B2G-направлений интернет-торговли в 2025 году составил около 2 трлн ₽, +11 % к 2024 году (</w:t>
+      </w:r>
+      <w:hyperlink w:history="1" r:id="rId0xkjqqhbutfoywrofns-z">
         <w:r>
           <w:rPr>
             <w:rFonts w:ascii="Calibri" w:cs="Calibri" w:eastAsia="Calibri" w:hAnsi="Calibri"/>
             <w:color w:val="1F4A7A"/>
-            <w:sz w:val="20"/>
-            <w:szCs w:val="20"/>
+            <w:sz w:val="21"/>
+            <w:szCs w:val="21"/>
             <w:u w:val="single" w:color="B7AD9C"/>
           </w:rPr>
-          <w:t xml:space="preserve">SelSup, итоги e-commerce 2025</w:t>
+          <w:t xml:space="preserve">SelSup</w:t>
         </w:r>
       </w:hyperlink>
       <w:r>
         <w:rPr>
           <w:rFonts w:ascii="Calibri" w:cs="Calibri" w:eastAsia="Calibri" w:hAnsi="Calibri"/>
-          <w:color w:val="1C2230"/>
-          <w:sz w:val="20"/>
-          <w:szCs w:val="20"/>
-        </w:rPr>
-        <w:t xml:space="preserve">). Покупки организаций уже уходят в интернет, вопрос в том, кто заберёт отраслевой сегмент.</w:t>
+          <w:color w:val="262C3A"/>
+          <w:sz w:val="21"/>
+          <w:szCs w:val="21"/>
+        </w:rPr>
+        <w:t xml:space="preserve">). Поэтому задача не в том, чтобы приучить покупателя заказывать онлайн, а в том, чтобы дать ему отраслевой инструмент: единые карточки с составом и плотностью ткани, запрос цены сразу у нескольких фабрик, пошив под заказ и доставку одной партией.</w:t>
       </w:r>
     </w:p>
     <w:tbl>
@@ -2676,7 +2706,7 @@
               <w:spacing w:after="0" w:line="252"/>
               <w:jc w:val="left"/>
             </w:pPr>
-            <w:hyperlink w:history="1" r:id="rIdreztyctmlfqmssl7zjzai">
+            <w:hyperlink w:history="1" r:id="rIdumyqv1qb1iu5ialqdsycf">
               <w:r>
                 <w:rPr>
                   <w:rFonts w:ascii="Calibri" w:cs="Calibri" w:eastAsia="Calibri" w:hAnsi="Calibri"/>
@@ -2697,7 +2727,7 @@
               </w:rPr>
               <w:t xml:space="preserve">, </w:t>
             </w:r>
-            <w:hyperlink w:history="1" r:id="rIdi85cg1nug9bw6dclyuzya">
+            <w:hyperlink w:history="1" r:id="rIddmhjoq6frszqq462nt5qz">
               <w:r>
                 <w:rPr>
                   <w:rFonts w:ascii="Calibri" w:cs="Calibri" w:eastAsia="Calibri" w:hAnsi="Calibri"/>
@@ -2824,7 +2854,7 @@
               <w:spacing w:after="0" w:line="252"/>
               <w:jc w:val="left"/>
             </w:pPr>
-            <w:hyperlink w:history="1" r:id="rIdy57voxwhzvyaky_dlbd2b">
+            <w:hyperlink w:history="1" r:id="rId3h-7olkmgxcnuyioq8lhh">
               <w:r>
                 <w:rPr>
                   <w:rFonts w:ascii="Calibri" w:cs="Calibri" w:eastAsia="Calibri" w:hAnsi="Calibri"/>
@@ -2845,7 +2875,7 @@
               </w:rPr>
               <w:t xml:space="preserve">, </w:t>
             </w:r>
-            <w:hyperlink w:history="1" r:id="rIdwrrc2ehojrl9imxxnswls">
+            <w:hyperlink w:history="1" r:id="rIdcog5waa03gzljomvwyevp">
               <w:r>
                 <w:rPr>
                   <w:rFonts w:ascii="Calibri" w:cs="Calibri" w:eastAsia="Calibri" w:hAnsi="Calibri"/>
@@ -2866,7 +2896,7 @@
               </w:rPr>
               <w:t xml:space="preserve"> (опт от 30 000 ₽), </w:t>
             </w:r>
-            <w:hyperlink w:history="1" r:id="rIdtmaeh5knzpqt7fur6z7jp">
+            <w:hyperlink w:history="1" r:id="rId7vnev_fy4zbhhnzt8vcdx">
               <w:r>
                 <w:rPr>
                   <w:rFonts w:ascii="Calibri" w:cs="Calibri" w:eastAsia="Calibri" w:hAnsi="Calibri"/>
@@ -3062,86 +3092,12 @@
     </w:tbl>
     <w:p>
       <w:pPr>
-        <w:spacing w:after="160" w:before="0" w:line="240"/>
-      </w:pPr>
-    </w:p>
-    <w:tbl>
-      <w:tblPr>
-        <w:tblW w:type="dxa" w:w="9638"/>
-        <w:tblBorders>
-          <w:top w:val="single" w:color="auto" w:sz="4"/>
-          <w:left w:val="single" w:color="auto" w:sz="4"/>
-          <w:bottom w:val="single" w:color="auto" w:sz="4"/>
-          <w:right w:val="single" w:color="auto" w:sz="4"/>
-          <w:insideH w:val="single" w:color="auto" w:sz="4"/>
-          <w:insideV w:val="single" w:color="auto" w:sz="4"/>
-        </w:tblBorders>
-      </w:tblPr>
-      <w:tblGrid>
-        <w:gridCol w:w="9638"/>
-      </w:tblGrid>
-      <w:tr>
-        <w:trPr>
-          <w:cantSplit/>
-        </w:trPr>
-        <w:tc>
-          <w:tcPr>
-            <w:tcW w:type="dxa" w:w="9638"/>
-            <w:tcBorders>
-              <w:top w:val="none" w:color="FFFFFF" w:sz="0"/>
-              <w:left w:val="single" w:color="172238" w:sz="24"/>
-              <w:bottom w:val="none" w:color="FFFFFF" w:sz="0"/>
-              <w:right w:val="none" w:color="FFFFFF" w:sz="0"/>
-            </w:tcBorders>
-            <w:shd w:fill="F6F2EB" w:color="auto" w:val="clear"/>
-            <w:tcMar>
-              <w:top w:type="dxa" w:w="140"/>
-              <w:left w:type="dxa" w:w="240"/>
-              <w:bottom w:type="dxa" w:w="140"/>
-              <w:right w:type="dxa" w:w="240"/>
-            </w:tcMar>
-          </w:tcPr>
-          <w:p>
-            <w:pPr>
-              <w:spacing w:after="60"/>
-            </w:pPr>
-            <w:r>
-              <w:rPr>
-                <w:rFonts w:ascii="Calibri" w:cs="Calibri" w:eastAsia="Calibri" w:hAnsi="Calibri"/>
-                <w:b/>
-                <w:bCs/>
-                <w:color w:val="172238"/>
-                <w:sz w:val="21"/>
-                <w:szCs w:val="21"/>
-              </w:rPr>
-              <w:t xml:space="preserve">Наше отличие</w:t>
-            </w:r>
-          </w:p>
-          <w:p>
-            <w:pPr>
-              <w:spacing w:after="0" w:line="264"/>
-            </w:pPr>
-            <w:r>
-              <w:rPr>
-                <w:rFonts w:ascii="Calibri" w:cs="Calibri" w:eastAsia="Calibri" w:hAnsi="Calibri"/>
-                <w:color w:val="1C2230"/>
-                <w:sz w:val="19"/>
-                <w:szCs w:val="19"/>
-              </w:rPr>
-              <w:t xml:space="preserve">Единая карточка товара с обязательными полями (состав, плотность в г/м², режим стирки, ГОСТ), запрос цены сразу нескольким фабрикам, пошив под заказчика и доставка одной партией на объект.</w:t>
-            </w:r>
-          </w:p>
-        </w:tc>
-      </w:tr>
-    </w:tbl>
-    <w:p>
-      <w:pPr>
         <w:pStyle w:val="Heading1"/>
-        <w:pageBreakBefore/>
+        <w:keepNext/>
         <w:pBdr>
           <w:bottom w:val="single" w:color="172238" w:sz="10" w:space="6"/>
         </w:pBdr>
-        <w:spacing w:after="240"/>
+        <w:spacing w:after="240" w:before="560"/>
       </w:pPr>
       <w:r>
         <w:rPr>
@@ -3177,7 +3133,21 @@
           <w:sz w:val="22"/>
           <w:szCs w:val="22"/>
         </w:rPr>
-        <w:t xml:space="preserve">Reg.ru даёт пять способов получить домен, и цена разнится в сотни раз: от 169 ₽ за свободное имя до десятков тысяч за готовое короткое. Сами сайты Reg.ru не продаёт: «выкуп сайта» здесь — это выкуп домена, а сайт строится отдельно (раздел 5).</w:t>
+        <w:t xml:space="preserve">Выкупить домен на Reg.ru можно пятью способами, и способ влияет на цену сильнее, чем само имя: от 169 ₽ за свободный домен до сотен тысяч рублей за готовое короткое.</w:t>
+      </w:r>
+    </w:p>
+    <w:p>
+      <w:pPr>
+        <w:spacing w:after="140" w:before="0" w:line="288"/>
+      </w:pPr>
+      <w:r>
+        <w:rPr>
+          <w:rFonts w:ascii="Calibri" w:cs="Calibri" w:eastAsia="Calibri" w:hAnsi="Calibri"/>
+          <w:color w:val="262C3A"/>
+          <w:sz w:val="21"/>
+          <w:szCs w:val="21"/>
+        </w:rPr>
+        <w:t xml:space="preserve">Самый дешёвый путь — зарегистрировать свободное имя. Если имя занято, но владелец выставил его на продажу, домен покупают в Магазине доменов по фиксированной цене: Reg.ru выступает гарантом, и продавец получает деньги только после передачи домена. Если домен не продаётся, остаются «Доменный брокер», когда переговоры с владельцем ведёт регистратор, и аукцион освобождающихся доменов, который срабатывает, только если владелец не продлил имя. Готовые сайты Reg.ru не продаёт: «выкуп сайта» здесь означает выкуп домена, а саму платформу строим отдельно (раздел 5).</w:t>
       </w:r>
     </w:p>
     <w:tbl>
@@ -3441,7 +3411,7 @@
               </w:rPr>
               <w:t xml:space="preserve">.ru и .рф — 169 ₽ за первый год (</w:t>
             </w:r>
-            <w:hyperlink w:history="1" r:id="rIdx6jjv08u829ifzlvuhzlq">
+            <w:hyperlink w:history="1" r:id="rIdujnsvfs4hyju2pm5q5xrp">
               <w:r>
                 <w:rPr>
                   <w:rFonts w:ascii="Calibri" w:cs="Calibri" w:eastAsia="Calibri" w:hAnsi="Calibri"/>
@@ -3539,7 +3509,7 @@
               <w:spacing w:after="0" w:line="252"/>
               <w:jc w:val="left"/>
             </w:pPr>
-            <w:hyperlink w:history="1" r:id="rIdenhp2wms2ru4hqn4bnryp">
+            <w:hyperlink w:history="1" r:id="rId8-zyy1yd5ls0jkmghfjt0">
               <w:r>
                 <w:rPr>
                   <w:rFonts w:ascii="Calibri" w:cs="Calibri" w:eastAsia="Calibri" w:hAnsi="Calibri"/>
@@ -3684,7 +3654,7 @@
               <w:spacing w:after="0" w:line="252"/>
               <w:jc w:val="left"/>
             </w:pPr>
-            <w:hyperlink w:history="1" r:id="rId57vuczcc-wyxalv57u-0r">
+            <w:hyperlink w:history="1" r:id="rIdzctfbvnfvtmvov_n9suik">
               <w:r>
                 <w:rPr>
                   <w:rFonts w:ascii="Calibri" w:cs="Calibri" w:eastAsia="Calibri" w:hAnsi="Calibri"/>
@@ -3752,7 +3722,7 @@
               </w:rPr>
               <w:t xml:space="preserve">услуга — 999 ₽ (</w:t>
             </w:r>
-            <w:hyperlink w:history="1" r:id="rId9jydkdofket9uhv70xaqq">
+            <w:hyperlink w:history="1" r:id="rIdcp4vvml-da2u02bnd9def">
               <w:r>
                 <w:rPr>
                   <w:rFonts w:ascii="Calibri" w:cs="Calibri" w:eastAsia="Calibri" w:hAnsi="Calibri"/>
@@ -3850,7 +3820,7 @@
               <w:spacing w:after="0" w:line="252"/>
               <w:jc w:val="left"/>
             </w:pPr>
-            <w:hyperlink w:history="1" r:id="rIdjx_iowzo3ji_7bcj2cvwd">
+            <w:hyperlink w:history="1" r:id="rIdtt2tanqn-dal1bnwtkofm">
               <w:r>
                 <w:rPr>
                   <w:rFonts w:ascii="Calibri" w:cs="Calibri" w:eastAsia="Calibri" w:hAnsi="Calibri"/>
@@ -3995,7 +3965,7 @@
               <w:spacing w:after="0" w:line="252"/>
               <w:jc w:val="left"/>
             </w:pPr>
-            <w:hyperlink w:history="1" r:id="rIdzulqhcaxklofnqj7x-jij">
+            <w:hyperlink w:history="1" r:id="rIdxhcbxmjkioabqgxtg1nyc">
               <w:r>
                 <w:rPr>
                   <w:rFonts w:ascii="Calibri" w:cs="Calibri" w:eastAsia="Calibri" w:hAnsi="Calibri"/>
@@ -4191,7 +4161,7 @@
               </w:rPr>
               <w:t xml:space="preserve">Администратор домена .ru, .рф или .su обязан пройти идентификацию через Госуслуги (ЕСИА) при регистрации, продлении и смене администратора, то есть и при покупке домена у продавца. Требование касается и юрлиц (</w:t>
             </w:r>
-            <w:hyperlink w:history="1" r:id="rIdknlvk6vmiifgw4j2nkzk7">
+            <w:hyperlink w:history="1" r:id="rIdqxlkybguxrryn7o9fnjfe">
               <w:r>
                 <w:rPr>
                   <w:rFonts w:ascii="Calibri" w:cs="Calibri" w:eastAsia="Calibri" w:hAnsi="Calibri"/>
@@ -4241,11 +4211,11 @@
     <w:p>
       <w:pPr>
         <w:pStyle w:val="Heading1"/>
-        <w:pageBreakBefore/>
+        <w:keepNext/>
         <w:pBdr>
           <w:bottom w:val="single" w:color="172238" w:sz="10" w:space="6"/>
         </w:pBdr>
-        <w:spacing w:after="240"/>
+        <w:spacing w:after="240" w:before="560"/>
       </w:pPr>
       <w:r>
         <w:rPr>
@@ -4281,7 +4251,7 @@
           <w:sz w:val="22"/>
           <w:szCs w:val="22"/>
         </w:rPr>
-        <w:t xml:space="preserve">Рекомендуем выкупить </w:t>
+        <w:t xml:space="preserve">Мы рекомендуем выкупить </w:t>
       </w:r>
       <w:r>
         <w:rPr>
@@ -4341,27 +4311,41 @@
           <w:sz w:val="22"/>
           <w:szCs w:val="22"/>
         </w:rPr>
-        <w:t xml:space="preserve">: имя короткое, читается как «оптовый текстиль» и сразу говорит, что площадка для бизнеса. Запасной вариант без выкупа — свободная пара </w:t>
+        <w:t xml:space="preserve">.</w:t>
+      </w:r>
+    </w:p>
+    <w:p>
+      <w:pPr>
+        <w:spacing w:after="140" w:before="0" w:line="288"/>
+      </w:pPr>
+      <w:r>
+        <w:rPr>
+          <w:rFonts w:ascii="Calibri" w:cs="Calibri" w:eastAsia="Calibri" w:hAnsi="Calibri"/>
+          <w:color w:val="262C3A"/>
+          <w:sz w:val="21"/>
+          <w:szCs w:val="21"/>
+        </w:rPr>
+        <w:t xml:space="preserve">Мы проверили около ста имён по DNS и сравнили лоты Магазина доменов. Однословные имена по образцу «Аптека.ру» — textil.ru и текстиль.рф — заняты, и получить их можно только через брокера по неизвестной цене. Короткие лоты protekstil.ru и teksti.ru стоят 75–80 тыс. ₽, а свободные имена с «b2b» или «hotel» неудобно диктовать или они сужают аудиторию до одних отелей. На этом фоне opttex.ru короткий, читается как «оптовый текстиль» и сразу говорит, что площадка для бизнеса. Если покупка сорвётся, запасной вариант без выкупа — свободная пара </w:t>
       </w:r>
       <w:r>
         <w:rPr>
           <w:rFonts w:ascii="Calibri" w:cs="Calibri" w:eastAsia="Calibri" w:hAnsi="Calibri"/>
           <w:b/>
           <w:bCs/>
-          <w:color w:val="172238"/>
-          <w:sz w:val="22"/>
-          <w:szCs w:val="22"/>
+          <w:color w:val="262C3A"/>
+          <w:sz w:val="21"/>
+          <w:szCs w:val="21"/>
         </w:rPr>
         <w:t xml:space="preserve">textilehub.ru + текстильхаб.рф</w:t>
       </w:r>
       <w:r>
         <w:rPr>
           <w:rFonts w:ascii="Calibri" w:cs="Calibri" w:eastAsia="Calibri" w:hAnsi="Calibri"/>
-          <w:color w:val="1C2230"/>
-          <w:sz w:val="22"/>
-          <w:szCs w:val="22"/>
-        </w:rPr>
-        <w:t xml:space="preserve"> за 169 ₽ каждый. Имя «как Аптека.ру» — одним словом textil.ru или текстиль.рф — занято и доступно только через брокера по неизвестной цене.</w:t>
+          <w:color w:val="262C3A"/>
+          <w:sz w:val="21"/>
+          <w:szCs w:val="21"/>
+        </w:rPr>
+        <w:t xml:space="preserve"> за 169 ₽ каждый.</w:t>
       </w:r>
     </w:p>
     <w:tbl>
@@ -4560,7 +4544,7 @@
               <w:spacing w:after="0" w:line="252"/>
               <w:jc w:val="left"/>
             </w:pPr>
-            <w:hyperlink w:history="1" r:id="rIdq5vhwhhhqc2dwmwg2pkup">
+            <w:hyperlink w:history="1" r:id="rIdsfs5orz8ydqidv7flw5xk">
               <w:r>
                 <w:rPr>
                   <w:rFonts w:ascii="Calibri" w:cs="Calibri" w:eastAsia="Calibri" w:hAnsi="Calibri"/>
@@ -5142,7 +5126,7 @@
               <w:spacing w:after="0" w:line="252"/>
               <w:jc w:val="left"/>
             </w:pPr>
-            <w:hyperlink w:history="1" r:id="rIdz2lkjzpbob_kot0pdk7ry">
+            <w:hyperlink w:history="1" r:id="rIdo5hepelpf3bnt6gfdik1e">
               <w:r>
                 <w:rPr>
                   <w:rFonts w:ascii="Calibri" w:cs="Calibri" w:eastAsia="Calibri" w:hAnsi="Calibri"/>
@@ -5287,7 +5271,7 @@
               <w:spacing w:after="0" w:line="252"/>
               <w:jc w:val="left"/>
             </w:pPr>
-            <w:hyperlink w:history="1" r:id="rIdudxem3ky287mssxzyqlkq">
+            <w:hyperlink w:history="1" r:id="rIdi_xgsa9fcki54c48w9dua">
               <w:r>
                 <w:rPr>
                   <w:rFonts w:ascii="Calibri" w:cs="Calibri" w:eastAsia="Calibri" w:hAnsi="Calibri"/>
@@ -5432,7 +5416,7 @@
               <w:spacing w:after="0" w:line="252"/>
               <w:jc w:val="left"/>
             </w:pPr>
-            <w:hyperlink w:history="1" r:id="rIddzwnc8tzqn3qxeo0pcoci">
+            <w:hyperlink w:history="1" r:id="rIdudihzzmtcvu4m0r-cxsk-">
               <w:r>
                 <w:rPr>
                   <w:rFonts w:ascii="Calibri" w:cs="Calibri" w:eastAsia="Calibri" w:hAnsi="Calibri"/>
@@ -5577,7 +5561,7 @@
               <w:spacing w:after="0" w:line="252"/>
               <w:jc w:val="left"/>
             </w:pPr>
-            <w:hyperlink w:history="1" r:id="rIdi41zsa0xrmb3hbap1xkbm">
+            <w:hyperlink w:history="1" r:id="rIdqm5v4clivd_mtuiqbhc0r">
               <w:r>
                 <w:rPr>
                   <w:rFonts w:ascii="Calibri" w:cs="Calibri" w:eastAsia="Calibri" w:hAnsi="Calibri"/>
@@ -5722,7 +5706,7 @@
               <w:spacing w:after="0" w:line="252"/>
               <w:jc w:val="left"/>
             </w:pPr>
-            <w:hyperlink w:history="1" r:id="rIdd6qnbsum883isuqpf43dv">
+            <w:hyperlink w:history="1" r:id="rIdg-c8g0q2qhf9holtsk8fd">
               <w:r>
                 <w:rPr>
                   <w:rFonts w:ascii="Calibri" w:cs="Calibri" w:eastAsia="Calibri" w:hAnsi="Calibri"/>
@@ -6379,7 +6363,7 @@
                 <w:sz w:val="19"/>
                 <w:szCs w:val="19"/>
               </w:rPr>
-              <w:t xml:space="preserve">Товарные знаки «OPTTEX» и «ОПТТЕКС» в базе ФИПС (Роспатент), классы 24 и 35: чужой знак даёт правообладателю основание отсудить домен. История домена в веб-архиве: если на нём раньше стоял спам, поисковики могут доверять ему меньше. Из среды, где готовился отчёт, обе базы закрыты — это первый шаг команды.</w:t>
+              <w:t xml:space="preserve">Товарные знаки «OPTTEX» и «ОПТТЕКС» в базе ФИПС (Роспатент), классы 24 и 35: чужой знак даёт правообладателю основание отсудить домен. История домена в веб-архиве: если на нём раньше стоял спам, поисковики могут доверять ему меньше. Обе проверки — первый шаг команды.</w:t>
             </w:r>
           </w:p>
         </w:tc>
@@ -6388,11 +6372,11 @@
     <w:p>
       <w:pPr>
         <w:pStyle w:val="Heading1"/>
-        <w:pageBreakBefore/>
+        <w:keepNext/>
         <w:pBdr>
           <w:bottom w:val="single" w:color="172238" w:sz="10" w:space="6"/>
         </w:pBdr>
-        <w:spacing w:after="240"/>
+        <w:spacing w:after="240" w:before="560"/>
       </w:pPr>
       <w:r>
         <w:rPr>
@@ -6428,27 +6412,41 @@
           <w:sz w:val="22"/>
           <w:szCs w:val="22"/>
         </w:rPr>
-        <w:t xml:space="preserve">Рекомендуем идти в два шага: сначала посадочная страница с каталогом и заявкой на расчёт (заявки распределяем по поставщикам вручную), затем маркетплейс на готовой коробке </w:t>
+        <w:t xml:space="preserve">Платформу разумно запускать в два шага, чтобы не тратить деньги на разработку до того, как подтвердится спрос.</w:t>
+      </w:r>
+    </w:p>
+    <w:p>
+      <w:pPr>
+        <w:spacing w:after="140" w:before="0" w:line="288"/>
+      </w:pPr>
+      <w:r>
+        <w:rPr>
+          <w:rFonts w:ascii="Calibri" w:cs="Calibri" w:eastAsia="Calibri" w:hAnsi="Calibri"/>
+          <w:color w:val="262C3A"/>
+          <w:sz w:val="21"/>
+          <w:szCs w:val="21"/>
+        </w:rPr>
+        <w:t xml:space="preserve">На первом шаге достаточно посадочной страницы с каталогом и формой заявки: заявки распределяем по фабрикам вручную и смотрим, приходят ли клиенты. Когда спрос подтвердится, переходим на готовую коробку </w:t>
       </w:r>
       <w:r>
         <w:rPr>
           <w:rFonts w:ascii="Calibri" w:cs="Calibri" w:eastAsia="Calibri" w:hAnsi="Calibri"/>
           <w:b/>
           <w:bCs/>
-          <w:color w:val="172238"/>
-          <w:sz w:val="22"/>
-          <w:szCs w:val="22"/>
+          <w:color w:val="262C3A"/>
+          <w:sz w:val="21"/>
+          <w:szCs w:val="21"/>
         </w:rPr>
         <w:t xml:space="preserve">CS-Cart Multi-Vendor Plus</w:t>
       </w:r>
       <w:r>
         <w:rPr>
           <w:rFonts w:ascii="Calibri" w:cs="Calibri" w:eastAsia="Calibri" w:hAnsi="Calibri"/>
-          <w:color w:val="1C2230"/>
-          <w:sz w:val="22"/>
-          <w:szCs w:val="22"/>
-        </w:rPr>
-        <w:t xml:space="preserve"> за 248 000 ₽. В ней уже есть кабинеты поставщиков, комиссии и тарифные планы для продавцов — ровно та механика, на которой зарабатывает платформа, а разработчик российский.</w:t>
+          <w:color w:val="262C3A"/>
+          <w:sz w:val="21"/>
+          <w:szCs w:val="21"/>
+        </w:rPr>
+        <w:t xml:space="preserve"> за 248 000 ₽. В ней уже есть кабинеты поставщиков, комиссии и тарифные планы для продавцов — та механика, на которой зарабатывает платформа, а разработчик российский. Это дешевле облачной платформы и в разы дешевле разработки с нуля — сравнение в таблице.</w:t>
       </w:r>
     </w:p>
     <w:tbl>
@@ -6712,7 +6710,7 @@
               </w:rPr>
               <w:t xml:space="preserve">тарифы «Старт», «Развитие», «Бизнес-гуру» (</w:t>
             </w:r>
-            <w:hyperlink w:history="1" r:id="rIdynjy6wke211khrfqzyrx4">
+            <w:hyperlink w:history="1" r:id="rIdahgjly1s55qodyn_gqetv">
               <w:r>
                 <w:rPr>
                   <w:rFonts w:ascii="Calibri" w:cs="Calibri" w:eastAsia="Calibri" w:hAnsi="Calibri"/>
@@ -6875,7 +6873,7 @@
               </w:rPr>
               <w:t xml:space="preserve">от 50 000 ₽ в месяц (</w:t>
             </w:r>
-            <w:hyperlink w:history="1" r:id="rIdslcxqjywzgqmaeiupdczp">
+            <w:hyperlink w:history="1" r:id="rIdv7xtjs2ypsbrvlgpymjp7">
               <w:r>
                 <w:rPr>
                   <w:rFonts w:ascii="Calibri" w:cs="Calibri" w:eastAsia="Calibri" w:hAnsi="Calibri"/>
@@ -7038,7 +7036,7 @@
               </w:rPr>
               <w:t xml:space="preserve">162 000 / 248 000 ₽ разово (</w:t>
             </w:r>
-            <w:hyperlink w:history="1" r:id="rIdxfmfj94h5gektj4wmjnpa">
+            <w:hyperlink w:history="1" r:id="rIdzojffimaz5waqapcoyg1a">
               <w:r>
                 <w:rPr>
                   <w:rFonts w:ascii="Calibri" w:cs="Calibri" w:eastAsia="Calibri" w:hAnsi="Calibri"/>
@@ -7203,7 +7201,7 @@
               </w:rPr>
               <w:t xml:space="preserve">лицензия 96 500 ₽ с 01.01.2026 (</w:t>
             </w:r>
-            <w:hyperlink w:history="1" r:id="rId97pkndjor6dajuo5huzds">
+            <w:hyperlink w:history="1" r:id="rIdwjl0favsx9fxka-mzilch">
               <w:r>
                 <w:rPr>
                   <w:rFonts w:ascii="Calibri" w:cs="Calibri" w:eastAsia="Calibri" w:hAnsi="Calibri"/>
@@ -7366,7 +7364,7 @@
               </w:rPr>
               <w:t xml:space="preserve">1,5–8 млн ₽ (</w:t>
             </w:r>
-            <w:hyperlink w:history="1" r:id="rIdf1gu9ga7objua9bp7kute">
+            <w:hyperlink w:history="1" r:id="rIdlw3zuwry6yat9bcevq2fj">
               <w:r>
                 <w:rPr>
                   <w:rFonts w:ascii="Calibri" w:cs="Calibri" w:eastAsia="Calibri" w:hAnsi="Calibri"/>
@@ -7591,11 +7589,11 @@
     <w:p>
       <w:pPr>
         <w:pStyle w:val="Heading1"/>
-        <w:pageBreakBefore/>
+        <w:keepNext/>
         <w:pBdr>
           <w:bottom w:val="single" w:color="172238" w:sz="10" w:space="6"/>
         </w:pBdr>
-        <w:spacing w:after="240"/>
+        <w:spacing w:after="240" w:before="560"/>
       </w:pPr>
       <w:r>
         <w:rPr>
@@ -7713,26 +7711,40 @@
     </w:p>
     <w:p>
       <w:pPr>
-        <w:spacing w:after="120" w:before="0" w:line="276"/>
-      </w:pPr>
-      <w:r>
-        <w:rPr>
-          <w:rFonts w:ascii="Calibri" w:cs="Calibri" w:eastAsia="Calibri" w:hAnsi="Calibri"/>
-          <w:color w:val="1C2230"/>
-          <w:sz w:val="20"/>
-          <w:szCs w:val="20"/>
-        </w:rPr>
-        <w:t xml:space="preserve">Путь одного заказа: отель оставляет заявку, платформа рассылает её подходящим фабрикам, отель выбирает предложение и получает счёт, фабрика шьёт и отгружает через транспортную компанию, отель платит фабрике, а платформа выставляет фабрике счёт на комиссию. Собственный товар компании (импорт, пошив) продаётся на той же витрине, как товар «Катрена» на Аптека.ру.</w:t>
+        <w:spacing w:after="140" w:before="0" w:line="288"/>
+      </w:pPr>
+      <w:r>
+        <w:rPr>
+          <w:rFonts w:ascii="Calibri" w:cs="Calibri" w:eastAsia="Calibri" w:hAnsi="Calibri"/>
+          <w:color w:val="262C3A"/>
+          <w:sz w:val="21"/>
+          <w:szCs w:val="21"/>
+        </w:rPr>
+        <w:t xml:space="preserve">Путь одного заказа выглядит так. Отель оставляет заявку, платформа рассылает её подходящим фабрикам, и отель выбирает лучшее предложение. Фабрика шьёт и отгружает товар через транспортную компанию, а заказы нескольких фабрик Иваново можно собрать в одну отправку. Отель оплачивает счёт фабрики напрямую или с отсрочкой через банк-партнёр, а платформа раз в месяц выставляет фабрике счёт на комиссию 7 %.</w:t>
+      </w:r>
+    </w:p>
+    <w:p>
+      <w:pPr>
+        <w:spacing w:after="140" w:before="0" w:line="288"/>
+      </w:pPr>
+      <w:r>
+        <w:rPr>
+          <w:rFonts w:ascii="Calibri" w:cs="Calibri" w:eastAsia="Calibri" w:hAnsi="Calibri"/>
+          <w:color w:val="262C3A"/>
+          <w:sz w:val="21"/>
+          <w:szCs w:val="21"/>
+        </w:rPr>
+        <w:t xml:space="preserve">Собственный товар компании — импорт и пошив из рулонной ткани — продаётся на той же витрине, как товар «Катрена» на Аптека.ру. Это решает проблему пустого каталога в первые месяцы и даёт платформе второй источник дохода.</w:t>
       </w:r>
     </w:p>
     <w:p>
       <w:pPr>
         <w:pStyle w:val="Heading1"/>
-        <w:pageBreakBefore/>
+        <w:keepNext/>
         <w:pBdr>
           <w:bottom w:val="single" w:color="172238" w:sz="10" w:space="6"/>
         </w:pBdr>
-        <w:spacing w:after="240"/>
+        <w:spacing w:after="240" w:before="560"/>
       </w:pPr>
       <w:r>
         <w:rPr>
@@ -7768,7 +7780,56 @@
           <w:sz w:val="22"/>
           <w:szCs w:val="22"/>
         </w:rPr>
-        <w:t xml:space="preserve">Предлагаем союз по образцу Аптека.ру: наша компания — оператор платформы и сама крупный продавец (импорт и пошив), как «Катрен»; фабрики и импортёры подключаются продавцами-партнёрами, как аптеки; отели, больницы, спа и фитнес получают один кабинет закупок. Покупатель не платит ничего, поставщик платит только с оплаченного заказа.</w:t>
+        <w:t xml:space="preserve">Мы предлагаем союз по образцу Аптека.ру, в котором каждый участник получает то, чего не добьётся в одиночку: наша компания — оператор платформы и сама крупный продавец, фабрики и импортёры — продавцы-партнёры, организации — покупатели.</w:t>
+      </w:r>
+    </w:p>
+    <w:p>
+      <w:pPr>
+        <w:spacing w:after="140" w:before="0" w:line="288"/>
+      </w:pPr>
+      <w:r>
+        <w:rPr>
+          <w:rFonts w:ascii="Calibri" w:cs="Calibri" w:eastAsia="Calibri" w:hAnsi="Calibri"/>
+          <w:color w:val="262C3A"/>
+          <w:sz w:val="21"/>
+          <w:szCs w:val="21"/>
+        </w:rPr>
+        <w:t xml:space="preserve">Фабрики получают заказчиков, которых не нашли бы сами, и загрузку пошивом под заказ. Импортёры — сбыт уже растаможенного товара, дизайнеры — витрину коллекций для отелей и спа. Покупатели получают сравнение поставщиков и один счёт вместо десятка переписок, транспортная компания и банк — постоянный поток заказов. Для покупателя площадка бесплатна, поставщик платит только с оплаченного заказа.</w:t>
+      </w:r>
+    </w:p>
+    <w:p>
+      <w:pPr>
+        <w:spacing w:after="140" w:before="0" w:line="288"/>
+      </w:pPr>
+      <w:r>
+        <w:rPr>
+          <w:rFonts w:ascii="Calibri" w:cs="Calibri" w:eastAsia="Calibri" w:hAnsi="Calibri"/>
+          <w:color w:val="262C3A"/>
+          <w:sz w:val="21"/>
+          <w:szCs w:val="21"/>
+        </w:rPr>
+        <w:t xml:space="preserve">Чтобы быстро наполнить каталог, первые шесть месяцев поставщики работают без комиссии, затем — 7 % с оплаченного заказа. Это наше предложение, а не рыночная норма: оно заметно ниже универсальных маркетплейсов — на Ozon с февраля 2026 года комиссии в отдельных категориях доходят до 55 % (</w:t>
+      </w:r>
+      <w:hyperlink w:history="1" r:id="rIdhvgbkzlhdcqi8izokzyz8">
+        <w:r>
+          <w:rPr>
+            <w:rFonts w:ascii="Calibri" w:cs="Calibri" w:eastAsia="Calibri" w:hAnsi="Calibri"/>
+            <w:color w:val="1F4A7A"/>
+            <w:sz w:val="21"/>
+            <w:szCs w:val="21"/>
+            <w:u w:val="single" w:color="B7AD9C"/>
+          </w:rPr>
+          <w:t xml:space="preserve">Uniseller</w:t>
+        </w:r>
+      </w:hyperlink>
+      <w:r>
+        <w:rPr>
+          <w:rFonts w:ascii="Calibri" w:cs="Calibri" w:eastAsia="Calibri" w:hAnsi="Calibri"/>
+          <w:color w:val="262C3A"/>
+          <w:sz w:val="21"/>
+          <w:szCs w:val="21"/>
+        </w:rPr>
+        <w:t xml:space="preserve">). Окончательную цифру проверим в переговорах с первыми пятью фабриками; текст письма для них приведён в конце раздела.</w:t>
       </w:r>
     </w:p>
     <w:tbl>
@@ -8617,41 +8678,6 @@
     </w:p>
     <w:p>
       <w:pPr>
-        <w:spacing w:after="120" w:before="0" w:line="276"/>
-      </w:pPr>
-      <w:r>
-        <w:rPr>
-          <w:rFonts w:ascii="Calibri" w:cs="Calibri" w:eastAsia="Calibri" w:hAnsi="Calibri"/>
-          <w:color w:val="1C2230"/>
-          <w:sz w:val="20"/>
-          <w:szCs w:val="20"/>
-        </w:rPr>
-        <w:t xml:space="preserve">Комиссия 7 % — наше предложение, а не рыночная норма. Она задумана заметно ниже универсальных площадок: на Ozon с февраля 2026 года комиссии в отдельных категориях доходят до 55 % (</w:t>
-      </w:r>
-      <w:hyperlink w:history="1" r:id="rId4gi26_yc7i_zdazpi5rqk">
-        <w:r>
-          <w:rPr>
-            <w:rFonts w:ascii="Calibri" w:cs="Calibri" w:eastAsia="Calibri" w:hAnsi="Calibri"/>
-            <w:color w:val="1F4A7A"/>
-            <w:sz w:val="20"/>
-            <w:szCs w:val="20"/>
-            <w:u w:val="single" w:color="B7AD9C"/>
-          </w:rPr>
-          <w:t xml:space="preserve">Uniseller</w:t>
-        </w:r>
-      </w:hyperlink>
-      <w:r>
-        <w:rPr>
-          <w:rFonts w:ascii="Calibri" w:cs="Calibri" w:eastAsia="Calibri" w:hAnsi="Calibri"/>
-          <w:color w:val="1C2230"/>
-          <w:sz w:val="20"/>
-          <w:szCs w:val="20"/>
-        </w:rPr>
-        <w:t xml:space="preserve">). Честная проверка цифры — переговоры с первыми пятью фабриками.</w:t>
-      </w:r>
-    </w:p>
-    <w:p>
-      <w:pPr>
         <w:pStyle w:val="Heading2"/>
       </w:pPr>
       <w:r>
@@ -8843,11 +8869,11 @@
     <w:p>
       <w:pPr>
         <w:pStyle w:val="Heading1"/>
-        <w:pageBreakBefore/>
+        <w:keepNext/>
         <w:pBdr>
           <w:bottom w:val="single" w:color="172238" w:sz="10" w:space="6"/>
         </w:pBdr>
-        <w:spacing w:after="240"/>
+        <w:spacing w:after="240" w:before="560"/>
       </w:pPr>
       <w:r>
         <w:rPr>
@@ -8885,7 +8911,7 @@
         </w:rPr>
         <w:t xml:space="preserve">С 1 октября 2026 года действует закон о платформенной экономике (</w:t>
       </w:r>
-      <w:hyperlink w:history="1" r:id="rIdtqciagzbwk-ehutyh60oz">
+      <w:hyperlink w:history="1" r:id="rIdrauy6t_mih9nwiu-gxcwl">
         <w:r>
           <w:rPr>
             <w:rFonts w:ascii="Calibri" w:cs="Calibri" w:eastAsia="Calibri" w:hAnsi="Calibri"/>
@@ -8905,6 +8931,20 @@
           <w:szCs w:val="22"/>
         </w:rPr>
         <w:t xml:space="preserve">), и B2B-площадки с партнёрами-продавцами подпадают под него. В обязательный реестр наша платформа не попадёт, но обязанности оператора действуют с первого дня работы.</w:t>
+      </w:r>
+    </w:p>
+    <w:p>
+      <w:pPr>
+        <w:spacing w:after="140" w:before="0" w:line="288"/>
+      </w:pPr>
+      <w:r>
+        <w:rPr>
+          <w:rFonts w:ascii="Calibri" w:cs="Calibri" w:eastAsia="Calibri" w:hAnsi="Calibri"/>
+          <w:color w:val="262C3A"/>
+          <w:sz w:val="21"/>
+          <w:szCs w:val="21"/>
+        </w:rPr>
+        <w:t xml:space="preserve">На практике это означает четыре вещи: публичные правила площадки, проверку каждого продавца по ЕГРЮЛ и ЕГРИП, заблаговременное предупреждение партнёров об изменении комиссий и правил и ответ на жалобу не позднее 15 дней. Для текстиля добавляется маркировка «Честный знак»: постельное бельё и полотенца — ядро ассортимента для отелей — без маркировки продавать нельзя. Ещё три шага нужны до запуска: товарный знак, документы о персональных данных и домен, оформленный на организацию.</w:t>
       </w:r>
     </w:p>
     <w:tbl>
@@ -9099,7 +9139,7 @@
               <w:spacing w:after="0" w:line="252"/>
               <w:jc w:val="left"/>
             </w:pPr>
-            <w:hyperlink w:history="1" r:id="rIdytdchamrb4qyv98akbqn5">
+            <w:hyperlink w:history="1" r:id="rIdm-jnooc2lqifol7s4fh0r">
               <w:r>
                 <w:rPr>
                   <w:rFonts w:ascii="Calibri" w:cs="Calibri" w:eastAsia="Calibri" w:hAnsi="Calibri"/>
@@ -9190,7 +9230,7 @@
               <w:spacing w:after="0" w:line="252"/>
               <w:jc w:val="left"/>
             </w:pPr>
-            <w:hyperlink w:history="1" r:id="rIdjlhpgjvv2cjguvtwk6ntl">
+            <w:hyperlink w:history="1" r:id="rId7on6v1ak1-0mfuoeeh2o7">
               <w:r>
                 <w:rPr>
                   <w:rFonts w:ascii="Calibri" w:cs="Calibri" w:eastAsia="Calibri" w:hAnsi="Calibri"/>
@@ -9211,7 +9251,7 @@
               </w:rPr>
               <w:t xml:space="preserve">, </w:t>
             </w:r>
-            <w:hyperlink w:history="1" r:id="rIdg_-curckvc6vvychiuh6b">
+            <w:hyperlink w:history="1" r:id="rIdthj5dumr7m1xifqd_dghp">
               <w:r>
                 <w:rPr>
                   <w:rFonts w:ascii="Calibri" w:cs="Calibri" w:eastAsia="Calibri" w:hAnsi="Calibri"/>
@@ -9302,7 +9342,7 @@
               <w:spacing w:after="0" w:line="252"/>
               <w:jc w:val="left"/>
             </w:pPr>
-            <w:hyperlink w:history="1" r:id="rIdfpsmic4rwvu8saz8x6cds">
+            <w:hyperlink w:history="1" r:id="rIdmaxeq8qepuwigwan8vuxm">
               <w:r>
                 <w:rPr>
                   <w:rFonts w:ascii="Calibri" w:cs="Calibri" w:eastAsia="Calibri" w:hAnsi="Calibri"/>
@@ -9393,7 +9433,7 @@
               <w:spacing w:after="0" w:line="252"/>
               <w:jc w:val="left"/>
             </w:pPr>
-            <w:hyperlink w:history="1" r:id="rIdnrgfg3y7kymccvrfixrwu">
+            <w:hyperlink w:history="1" r:id="rId7xx5mba9jw6oegyarer65">
               <w:r>
                 <w:rPr>
                   <w:rFonts w:ascii="Calibri" w:cs="Calibri" w:eastAsia="Calibri" w:hAnsi="Calibri"/>
@@ -9484,7 +9524,7 @@
               <w:spacing w:after="0" w:line="252"/>
               <w:jc w:val="left"/>
             </w:pPr>
-            <w:hyperlink w:history="1" r:id="rIdopvunumk5_jvzy_rj6bft">
+            <w:hyperlink w:history="1" r:id="rIdiwwazpyt_5uoljlmcweuq">
               <w:r>
                 <w:rPr>
                   <w:rFonts w:ascii="Calibri" w:cs="Calibri" w:eastAsia="Calibri" w:hAnsi="Calibri"/>
@@ -9575,7 +9615,7 @@
               <w:spacing w:after="0" w:line="252"/>
               <w:jc w:val="left"/>
             </w:pPr>
-            <w:hyperlink w:history="1" r:id="rIdlxk4w9jdfxrizv06l-_is">
+            <w:hyperlink w:history="1" r:id="rIdqfnslbo9x_gic9ei3fry0">
               <w:r>
                 <w:rPr>
                   <w:rFonts w:ascii="Calibri" w:cs="Calibri" w:eastAsia="Calibri" w:hAnsi="Calibri"/>
@@ -9754,7 +9794,7 @@
               <w:spacing w:after="0" w:line="252"/>
               <w:jc w:val="left"/>
             </w:pPr>
-            <w:hyperlink w:history="1" r:id="rIdcd4szec6p4u31s525jduf">
+            <w:hyperlink w:history="1" r:id="rIdvphzhlvztrc07onvbqkhy">
               <w:r>
                 <w:rPr>
                   <w:rFonts w:ascii="Calibri" w:cs="Calibri" w:eastAsia="Calibri" w:hAnsi="Calibri"/>
@@ -9847,11 +9887,11 @@
     <w:p>
       <w:pPr>
         <w:pStyle w:val="Heading1"/>
-        <w:pageBreakBefore/>
+        <w:keepNext/>
         <w:pBdr>
           <w:bottom w:val="single" w:color="172238" w:sz="10" w:space="6"/>
         </w:pBdr>
-        <w:spacing w:after="240"/>
+        <w:spacing w:after="240" w:before="560"/>
       </w:pPr>
       <w:r>
         <w:rPr>
@@ -9887,7 +9927,21 @@
           <w:sz w:val="22"/>
           <w:szCs w:val="22"/>
         </w:rPr>
-        <w:t xml:space="preserve">Первый год обойдётся примерно в 2,6 млн ₽, из них домен и лицензия платформы — 0,28 млн ₽, а больше половины — люди и привлечение клиентов. При комиссии 7 % площадка окупает постоянные расходы с оборота партнёров около 2,3 млн ₽ в месяц — это около 15 заказов по 150 тыс. ₽.</w:t>
+        <w:t xml:space="preserve">Первый год обойдётся примерно в 2,6 млн ₽, причём технологии — домен и лицензия платформы — составляют лишь 0,28 млн ₽.</w:t>
+      </w:r>
+    </w:p>
+    <w:p>
+      <w:pPr>
+        <w:spacing w:after="140" w:before="0" w:line="288"/>
+      </w:pPr>
+      <w:r>
+        <w:rPr>
+          <w:rFonts w:ascii="Calibri" w:cs="Calibri" w:eastAsia="Calibri" w:hAnsi="Calibri"/>
+          <w:color w:val="262C3A"/>
+          <w:sz w:val="21"/>
+          <w:szCs w:val="21"/>
+        </w:rPr>
+        <w:t xml:space="preserve">Основные расходы — люди и привлечение клиентов: зарплата менеджера по работе с поставщиками и покупателями, реклама и выставки дают около 70 % бюджета. После запуска постоянные расходы составят 159 тыс. ₽ в месяц: менеджер 104 тыс., привлечение клиентов 50 тыс., сервер 5 тыс. Со второго года к ним добавится продление доменов — около 1 200 ₽ за каждый.</w:t>
       </w:r>
     </w:p>
     <w:tbl>
@@ -10920,20 +10974,6 @@
       <w:pPr>
         <w:spacing w:after="160" w:before="0" w:line="240"/>
       </w:pPr>
-    </w:p>
-    <w:p>
-      <w:pPr>
-        <w:spacing w:after="120" w:before="0" w:line="276"/>
-      </w:pPr>
-      <w:r>
-        <w:rPr>
-          <w:rFonts w:ascii="Calibri" w:cs="Calibri" w:eastAsia="Calibri" w:hAnsi="Calibri"/>
-          <w:color w:val="1C2230"/>
-          <w:sz w:val="20"/>
-          <w:szCs w:val="20"/>
-        </w:rPr>
-        <w:t xml:space="preserve">Постоянные расходы после запуска — 159 тыс. ₽ в месяц: сервер 5 тыс., привлечение клиентов 50 тыс., менеджер 104 тыс. Со второго года к ним добавится продление доменов, около 1 200 ₽ за каждый.</w:t>
-      </w:r>
     </w:p>
     <w:p>
       <w:pPr>
@@ -11014,29 +11054,26 @@
     </w:p>
     <w:p>
       <w:pPr>
-        <w:pBdr>
-          <w:top w:val="single" w:color="DDD3C3" w:sz="4" w:space="6"/>
-        </w:pBdr>
-        <w:spacing w:after="160" w:before="60" w:line="264"/>
-      </w:pPr>
-      <w:r>
-        <w:rPr>
-          <w:rFonts w:ascii="Calibri" w:cs="Calibri" w:eastAsia="Calibri" w:hAnsi="Calibri"/>
-          <w:color w:val="5E6675"/>
-          <w:sz w:val="17"/>
-          <w:szCs w:val="17"/>
-        </w:rPr>
-        <w:t xml:space="preserve">Правее точки безубыточности каждый миллион оборота партнёров приносит платформе 70 тыс. ₽; наценка на собственный товар (импорт и пошив) опускает порог. Средний заказ 150 тыс. ₽ — допущение, которое проверяем на первых сделках.</w:t>
+        <w:spacing w:after="140" w:before="0" w:line="288"/>
+      </w:pPr>
+      <w:r>
+        <w:rPr>
+          <w:rFonts w:ascii="Calibri" w:cs="Calibri" w:eastAsia="Calibri" w:hAnsi="Calibri"/>
+          <w:color w:val="262C3A"/>
+          <w:sz w:val="21"/>
+          <w:szCs w:val="21"/>
+        </w:rPr>
+        <w:t xml:space="preserve">При комиссии 7 % платформа выходит на безубыточность при обороте партнёров около 2,3 млн ₽ в месяц — это примерно 15 заказов по 150 тыс. ₽. Каждый следующий миллион оборота приносит платформе 70 тыс. ₽, а наценка на собственный товар позволяет пройти порог быстрее. Средний заказ 150 тыс. ₽ — допущение, которое уточняем на первых сделках.</w:t>
       </w:r>
     </w:p>
     <w:p>
       <w:pPr>
         <w:pStyle w:val="Heading1"/>
-        <w:pageBreakBefore/>
+        <w:keepNext/>
         <w:pBdr>
           <w:bottom w:val="single" w:color="172238" w:sz="10" w:space="6"/>
         </w:pBdr>
-        <w:spacing w:after="240"/>
+        <w:spacing w:after="240" w:before="560"/>
       </w:pPr>
       <w:r>
         <w:rPr>
@@ -11073,6 +11110,20 @@
           <w:szCs w:val="22"/>
         </w:rPr>
         <w:t xml:space="preserve">До первого рубля на разработку проходит полгода: сначала домен, договоры с фабриками и ручная проверка спроса, и только после 10 оплаченных заказов — лицензия маркетплейса.</w:t>
+      </w:r>
+    </w:p>
+    <w:p>
+      <w:pPr>
+        <w:spacing w:after="140" w:before="0" w:line="288"/>
+      </w:pPr>
+      <w:r>
+        <w:rPr>
+          <w:rFonts w:ascii="Calibri" w:cs="Calibri" w:eastAsia="Calibri" w:hAnsi="Calibri"/>
+          <w:color w:val="262C3A"/>
+          <w:sz w:val="21"/>
+          <w:szCs w:val="21"/>
+        </w:rPr>
+        <w:t xml:space="preserve">Осенью 2026 года команда проверяет и покупает домен, оформляет его на организацию, подаёт заявку на товарный знак и подписывает договоры с фабриками. Зимой спрос проверяется вручную: посадочная страница, каталог пяти фабрик и собственного товара, выставки. Весной 2027 года запускается маркетплейс, а с лета — комиссия 7 %, отсрочка через банк, работа с больницами и новые регионы.</w:t>
       </w:r>
     </w:p>
     <w:p>
@@ -11154,16 +11205,16 @@
     </w:p>
     <w:p>
       <w:pPr>
-        <w:spacing w:after="120" w:before="0" w:line="276"/>
-      </w:pPr>
-      <w:r>
-        <w:rPr>
-          <w:rFonts w:ascii="Calibri" w:cs="Calibri" w:eastAsia="Calibri" w:hAnsi="Calibri"/>
-          <w:color w:val="1C2230"/>
-          <w:sz w:val="20"/>
-          <w:szCs w:val="20"/>
-        </w:rPr>
-        <w:t xml:space="preserve">Шесть месяцев без комиссии для первых поставщиков заканчиваются как раз к этапу «Рост».</w:t>
+        <w:spacing w:after="140" w:before="0" w:line="288"/>
+      </w:pPr>
+      <w:r>
+        <w:rPr>
+          <w:rFonts w:ascii="Calibri" w:cs="Calibri" w:eastAsia="Calibri" w:hAnsi="Calibri"/>
+          <w:color w:val="262C3A"/>
+          <w:sz w:val="21"/>
+          <w:szCs w:val="21"/>
+        </w:rPr>
+        <w:t xml:space="preserve">Каждый этап открывается только после измеримого результата, поэтому крупные расходы начинаются тогда, когда модель уже подтвердила спрос. Шесть бесплатных месяцев для первых поставщиков заканчиваются как раз к этапу «Рост».</w:t>
       </w:r>
     </w:p>
     <w:p>
@@ -11288,11 +11339,11 @@
     <w:p>
       <w:pPr>
         <w:pStyle w:val="Heading1"/>
-        <w:pageBreakBefore/>
+        <w:keepNext/>
         <w:pBdr>
           <w:bottom w:val="single" w:color="172238" w:sz="10" w:space="6"/>
         </w:pBdr>
-        <w:spacing w:after="240"/>
+        <w:spacing w:after="240" w:before="560"/>
       </w:pPr>
       <w:r>
         <w:rPr>
@@ -11329,6 +11380,20 @@
           <w:szCs w:val="22"/>
         </w:rPr>
         <w:t xml:space="preserve">Главный риск любой площадки-посредника — пустой старт: без поставщиков не придут покупатели, без покупателей — поставщики. Аптека.ру решила это складом самого «Катрена», мы решаем так же: стартуем с собственного ассортимента.</w:t>
+      </w:r>
+    </w:p>
+    <w:p>
+      <w:pPr>
+        <w:spacing w:after="140" w:before="0" w:line="288"/>
+      </w:pPr>
+      <w:r>
+        <w:rPr>
+          <w:rFonts w:ascii="Calibri" w:cs="Calibri" w:eastAsia="Calibri" w:hAnsi="Calibri"/>
+          <w:color w:val="262C3A"/>
+          <w:sz w:val="21"/>
+          <w:szCs w:val="21"/>
+        </w:rPr>
+        <w:t xml:space="preserve">Второй по значимости риск — сделки в обход платформы: познакомившись, покупатель и фабрика могут договориться напрямую. Защиту дают удобство самой площадки — повторный заказ в один клик, отсрочка, сборная доставка — и условие договора о комиссии с прямых заказов приведённого клиента в течение года. Остальные риски снимаются заранее: запасным доменом, проверкой правил площадки юристом, контролем маркировки, факторингом вместо собственной отсрочки и специализацией, которой нет у крупных маркетплейсов.</w:t>
       </w:r>
     </w:p>
     <w:tbl>
@@ -11848,6 +11913,7 @@
     <w:p>
       <w:pPr>
         <w:pStyle w:val="Heading1"/>
+        <w:keepNext/>
         <w:pageBreakBefore/>
         <w:pBdr>
           <w:bottom w:val="single" w:color="172238" w:sz="10" w:space="6"/>
@@ -11911,7 +11977,7 @@
         </w:numPr>
         <w:spacing w:after="70" w:line="252"/>
       </w:pPr>
-      <w:hyperlink w:history="1" r:id="rIdqprneruyarh1vowr4vjui">
+      <w:hyperlink w:history="1" r:id="rIdnpfm4nmt9fob5l-rr-hoq">
         <w:r>
           <w:rPr>
             <w:rFonts w:ascii="Calibri" w:cs="Calibri" w:eastAsia="Calibri" w:hAnsi="Calibri"/>
@@ -11945,7 +12011,7 @@
         </w:numPr>
         <w:spacing w:after="70" w:line="252"/>
       </w:pPr>
-      <w:hyperlink w:history="1" r:id="rIdqvaoeiraan9q1kcyrbgnp">
+      <w:hyperlink w:history="1" r:id="rIdv3r5yaoznjf_wryfxaigf">
         <w:r>
           <w:rPr>
             <w:rFonts w:ascii="Calibri" w:cs="Calibri" w:eastAsia="Calibri" w:hAnsi="Calibri"/>
@@ -11979,7 +12045,7 @@
         </w:numPr>
         <w:spacing w:after="70" w:line="252"/>
       </w:pPr>
-      <w:hyperlink w:history="1" r:id="rIdnum5x4a5m9zd_g_9r20wc">
+      <w:hyperlink w:history="1" r:id="rIdof57lc5kpviny4qcjbgf1">
         <w:r>
           <w:rPr>
             <w:rFonts w:ascii="Calibri" w:cs="Calibri" w:eastAsia="Calibri" w:hAnsi="Calibri"/>
@@ -12013,7 +12079,7 @@
         </w:numPr>
         <w:spacing w:after="70" w:line="252"/>
       </w:pPr>
-      <w:hyperlink w:history="1" r:id="rIdefevxslvu_mgdkryyr4vp">
+      <w:hyperlink w:history="1" r:id="rIdtvvyid9_ilrawu5vfyqv3">
         <w:r>
           <w:rPr>
             <w:rFonts w:ascii="Calibri" w:cs="Calibri" w:eastAsia="Calibri" w:hAnsi="Calibri"/>
@@ -12047,7 +12113,7 @@
         </w:numPr>
         <w:spacing w:after="70" w:line="252"/>
       </w:pPr>
-      <w:hyperlink w:history="1" r:id="rIdgatpl7ybyty4-8vta30iv">
+      <w:hyperlink w:history="1" r:id="rIdsoxq8jcjfduebwgtbnu4w">
         <w:r>
           <w:rPr>
             <w:rFonts w:ascii="Calibri" w:cs="Calibri" w:eastAsia="Calibri" w:hAnsi="Calibri"/>
@@ -12105,7 +12171,7 @@
         </w:numPr>
         <w:spacing w:after="70" w:line="252"/>
       </w:pPr>
-      <w:hyperlink w:history="1" r:id="rIdwzk-nup93cquzrgk7nn-_">
+      <w:hyperlink w:history="1" r:id="rIdbtmkewaemb2dn47rexd0x">
         <w:r>
           <w:rPr>
             <w:rFonts w:ascii="Calibri" w:cs="Calibri" w:eastAsia="Calibri" w:hAnsi="Calibri"/>
@@ -12139,7 +12205,7 @@
         </w:numPr>
         <w:spacing w:after="70" w:line="252"/>
       </w:pPr>
-      <w:hyperlink w:history="1" r:id="rId1789l6bzxy6bbtlmuzcnv">
+      <w:hyperlink w:history="1" r:id="rId4tekpuosvlydyeqr0xywo">
         <w:r>
           <w:rPr>
             <w:rFonts w:ascii="Calibri" w:cs="Calibri" w:eastAsia="Calibri" w:hAnsi="Calibri"/>
@@ -12173,7 +12239,7 @@
         </w:numPr>
         <w:spacing w:after="70" w:line="252"/>
       </w:pPr>
-      <w:hyperlink w:history="1" r:id="rId162iu-u7hsv5mvblep4ye">
+      <w:hyperlink w:history="1" r:id="rIdjgluutnpeajzgjc4sbo4g">
         <w:r>
           <w:rPr>
             <w:rFonts w:ascii="Calibri" w:cs="Calibri" w:eastAsia="Calibri" w:hAnsi="Calibri"/>
@@ -12207,7 +12273,7 @@
         </w:numPr>
         <w:spacing w:after="70" w:line="252"/>
       </w:pPr>
-      <w:hyperlink w:history="1" r:id="rIdjvjjlvbhrmkpu17fssjus">
+      <w:hyperlink w:history="1" r:id="rIdsytbqavhkgivqozwycehv">
         <w:r>
           <w:rPr>
             <w:rFonts w:ascii="Calibri" w:cs="Calibri" w:eastAsia="Calibri" w:hAnsi="Calibri"/>
@@ -12241,7 +12307,7 @@
         </w:numPr>
         <w:spacing w:after="70" w:line="252"/>
       </w:pPr>
-      <w:hyperlink w:history="1" r:id="rIdglbc-0wwwud3bz6nud9cz">
+      <w:hyperlink w:history="1" r:id="rId40mrgxnm9oudwpvrx3_v9">
         <w:r>
           <w:rPr>
             <w:rFonts w:ascii="Calibri" w:cs="Calibri" w:eastAsia="Calibri" w:hAnsi="Calibri"/>
@@ -12275,7 +12341,7 @@
         </w:numPr>
         <w:spacing w:after="70" w:line="252"/>
       </w:pPr>
-      <w:hyperlink w:history="1" r:id="rIdosktjphd4ibazifknetrc">
+      <w:hyperlink w:history="1" r:id="rIdaq1qrqnnsh2znaeqg-zua">
         <w:r>
           <w:rPr>
             <w:rFonts w:ascii="Calibri" w:cs="Calibri" w:eastAsia="Calibri" w:hAnsi="Calibri"/>
@@ -12309,7 +12375,7 @@
         </w:numPr>
         <w:spacing w:after="70" w:line="252"/>
       </w:pPr>
-      <w:hyperlink w:history="1" r:id="rIdzwfktyi6ru37qgadaaea1">
+      <w:hyperlink w:history="1" r:id="rIdk5wh6rktnlfrvm1wy2hvf">
         <w:r>
           <w:rPr>
             <w:rFonts w:ascii="Calibri" w:cs="Calibri" w:eastAsia="Calibri" w:hAnsi="Calibri"/>
@@ -12343,7 +12409,7 @@
         </w:numPr>
         <w:spacing w:after="70" w:line="252"/>
       </w:pPr>
-      <w:hyperlink w:history="1" r:id="rIdx94p5hjmvhmqksmi3slv3">
+      <w:hyperlink w:history="1" r:id="rId6lnycjnr13wdl0mowkneo">
         <w:r>
           <w:rPr>
             <w:rFonts w:ascii="Calibri" w:cs="Calibri" w:eastAsia="Calibri" w:hAnsi="Calibri"/>
@@ -12377,7 +12443,7 @@
         </w:numPr>
         <w:spacing w:after="70" w:line="252"/>
       </w:pPr>
-      <w:hyperlink w:history="1" r:id="rIda3jci7rp5vwb4r-87mbel">
+      <w:hyperlink w:history="1" r:id="rIdtwgxh9mzeevlk3rkvu3gu">
         <w:r>
           <w:rPr>
             <w:rFonts w:ascii="Calibri" w:cs="Calibri" w:eastAsia="Calibri" w:hAnsi="Calibri"/>
@@ -12411,7 +12477,7 @@
         </w:numPr>
         <w:spacing w:after="70" w:line="252"/>
       </w:pPr>
-      <w:hyperlink w:history="1" r:id="rIdhniwrcqx40ua08hk7vzta">
+      <w:hyperlink w:history="1" r:id="rIdlspmyqiuf8u6einxahwft">
         <w:r>
           <w:rPr>
             <w:rFonts w:ascii="Calibri" w:cs="Calibri" w:eastAsia="Calibri" w:hAnsi="Calibri"/>
@@ -12445,7 +12511,7 @@
         </w:numPr>
         <w:spacing w:after="70" w:line="252"/>
       </w:pPr>
-      <w:hyperlink w:history="1" r:id="rIdd3jhkgx3xxafg_cqsxixg">
+      <w:hyperlink w:history="1" r:id="rIdlhfpeddfd5x4q15teywpp">
         <w:r>
           <w:rPr>
             <w:rFonts w:ascii="Calibri" w:cs="Calibri" w:eastAsia="Calibri" w:hAnsi="Calibri"/>
@@ -12479,7 +12545,7 @@
         </w:numPr>
         <w:spacing w:after="70" w:line="252"/>
       </w:pPr>
-      <w:hyperlink w:history="1" r:id="rIdlvlhk7qtqbry6x01est1s">
+      <w:hyperlink w:history="1" r:id="rIdk1yiah4huhbzvbcfyd5al">
         <w:r>
           <w:rPr>
             <w:rFonts w:ascii="Calibri" w:cs="Calibri" w:eastAsia="Calibri" w:hAnsi="Calibri"/>
@@ -12537,7 +12603,7 @@
         </w:numPr>
         <w:spacing w:after="70" w:line="252"/>
       </w:pPr>
-      <w:hyperlink w:history="1" r:id="rIdvk-5sf_xwfaev2wlsx6bx">
+      <w:hyperlink w:history="1" r:id="rId9gvitxgwerppmrebvljcf">
         <w:r>
           <w:rPr>
             <w:rFonts w:ascii="Calibri" w:cs="Calibri" w:eastAsia="Calibri" w:hAnsi="Calibri"/>
@@ -12571,7 +12637,7 @@
         </w:numPr>
         <w:spacing w:after="70" w:line="252"/>
       </w:pPr>
-      <w:hyperlink w:history="1" r:id="rIdtnxkks7zbaivxieikaxnn">
+      <w:hyperlink w:history="1" r:id="rIdkrdzprlooqfrsyxq2bv5m">
         <w:r>
           <w:rPr>
             <w:rFonts w:ascii="Calibri" w:cs="Calibri" w:eastAsia="Calibri" w:hAnsi="Calibri"/>
@@ -12605,7 +12671,7 @@
         </w:numPr>
         <w:spacing w:after="70" w:line="252"/>
       </w:pPr>
-      <w:hyperlink w:history="1" r:id="rId16ha32ke2x4vvcpvtxarf">
+      <w:hyperlink w:history="1" r:id="rIdfjgvcdsv2egj7gwlaqlxc">
         <w:r>
           <w:rPr>
             <w:rFonts w:ascii="Calibri" w:cs="Calibri" w:eastAsia="Calibri" w:hAnsi="Calibri"/>
@@ -12639,7 +12705,7 @@
         </w:numPr>
         <w:spacing w:after="70" w:line="252"/>
       </w:pPr>
-      <w:hyperlink w:history="1" r:id="rIdm0tneq0osmpcnl1b4dgas">
+      <w:hyperlink w:history="1" r:id="rIdthuc9gl2bunpscrviq7h5">
         <w:r>
           <w:rPr>
             <w:rFonts w:ascii="Calibri" w:cs="Calibri" w:eastAsia="Calibri" w:hAnsi="Calibri"/>
@@ -12673,7 +12739,7 @@
         </w:numPr>
         <w:spacing w:after="70" w:line="252"/>
       </w:pPr>
-      <w:hyperlink w:history="1" r:id="rIdnkp0pwe4hzv5ihrli0gco">
+      <w:hyperlink w:history="1" r:id="rIdpscqf04hr7hcfpx7es8f9">
         <w:r>
           <w:rPr>
             <w:rFonts w:ascii="Calibri" w:cs="Calibri" w:eastAsia="Calibri" w:hAnsi="Calibri"/>
@@ -12707,7 +12773,7 @@
         </w:numPr>
         <w:spacing w:after="70" w:line="252"/>
       </w:pPr>
-      <w:hyperlink w:history="1" r:id="rIdfhlshi-ovnmu9usg9bgu8">
+      <w:hyperlink w:history="1" r:id="rIdrzp75otptppkeymlwuczb">
         <w:r>
           <w:rPr>
             <w:rFonts w:ascii="Calibri" w:cs="Calibri" w:eastAsia="Calibri" w:hAnsi="Calibri"/>
@@ -12741,7 +12807,7 @@
         </w:numPr>
         <w:spacing w:after="70" w:line="252"/>
       </w:pPr>
-      <w:hyperlink w:history="1" r:id="rIdjmjjodysrov4o0cklclhq">
+      <w:hyperlink w:history="1" r:id="rIdcyhdmdg3i89qxpdn-ek6b">
         <w:r>
           <w:rPr>
             <w:rFonts w:ascii="Calibri" w:cs="Calibri" w:eastAsia="Calibri" w:hAnsi="Calibri"/>
@@ -12775,7 +12841,7 @@
         </w:numPr>
         <w:spacing w:after="70" w:line="252"/>
       </w:pPr>
-      <w:hyperlink w:history="1" r:id="rIdzsrsxs6e1ubzcnxia9glu">
+      <w:hyperlink w:history="1" r:id="rIdxv8ypbbzmffcvr5ogqugi">
         <w:r>
           <w:rPr>
             <w:rFonts w:ascii="Calibri" w:cs="Calibri" w:eastAsia="Calibri" w:hAnsi="Calibri"/>
@@ -12809,7 +12875,7 @@
         </w:numPr>
         <w:spacing w:after="70" w:line="252"/>
       </w:pPr>
-      <w:hyperlink w:history="1" r:id="rIdnkcmmwyikvjmmbzckoc3u">
+      <w:hyperlink w:history="1" r:id="rIdewx7oeq7uqmipdjch2pw1">
         <w:r>
           <w:rPr>
             <w:rFonts w:ascii="Calibri" w:cs="Calibri" w:eastAsia="Calibri" w:hAnsi="Calibri"/>
@@ -12843,7 +12909,7 @@
         </w:numPr>
         <w:spacing w:after="70" w:line="252"/>
       </w:pPr>
-      <w:hyperlink w:history="1" r:id="rId83tt3nioexqnwipe_oea_">
+      <w:hyperlink w:history="1" r:id="rIdkxl2osfhfnqaig1lmzo9o">
         <w:r>
           <w:rPr>
             <w:rFonts w:ascii="Calibri" w:cs="Calibri" w:eastAsia="Calibri" w:hAnsi="Calibri"/>
@@ -12877,7 +12943,7 @@
         </w:numPr>
         <w:spacing w:after="70" w:line="252"/>
       </w:pPr>
-      <w:hyperlink w:history="1" r:id="rId8pjwcebuf6xyxkti3acuo">
+      <w:hyperlink w:history="1" r:id="rIdfp4vsc0wghoxd5rodepsn">
         <w:r>
           <w:rPr>
             <w:rFonts w:ascii="Calibri" w:cs="Calibri" w:eastAsia="Calibri" w:hAnsi="Calibri"/>
@@ -12911,7 +12977,7 @@
         </w:numPr>
         <w:spacing w:after="70" w:line="252"/>
       </w:pPr>
-      <w:hyperlink w:history="1" r:id="rIdgaljb57knhoq3_i88m9bf">
+      <w:hyperlink w:history="1" r:id="rIdjn8f4fpqrrtk0u3g9jjbr">
         <w:r>
           <w:rPr>
             <w:rFonts w:ascii="Calibri" w:cs="Calibri" w:eastAsia="Calibri" w:hAnsi="Calibri"/>
@@ -12969,7 +13035,7 @@
         </w:numPr>
         <w:spacing w:after="70" w:line="252"/>
       </w:pPr>
-      <w:hyperlink w:history="1" r:id="rId8wdfpaaepfcmiof_fvnru">
+      <w:hyperlink w:history="1" r:id="rId8hw2ll88vlrxscrpndz8h">
         <w:r>
           <w:rPr>
             <w:rFonts w:ascii="Calibri" w:cs="Calibri" w:eastAsia="Calibri" w:hAnsi="Calibri"/>
@@ -13003,7 +13069,7 @@
         </w:numPr>
         <w:spacing w:after="70" w:line="252"/>
       </w:pPr>
-      <w:hyperlink w:history="1" r:id="rIdnj_xyrccxfo-hzre-_bpq">
+      <w:hyperlink w:history="1" r:id="rIdo7d1obljd1-7tc_dj1lza">
         <w:r>
           <w:rPr>
             <w:rFonts w:ascii="Calibri" w:cs="Calibri" w:eastAsia="Calibri" w:hAnsi="Calibri"/>
@@ -13037,7 +13103,7 @@
         </w:numPr>
         <w:spacing w:after="70" w:line="252"/>
       </w:pPr>
-      <w:hyperlink w:history="1" r:id="rIdxm20-kanxzrxumhxzhw2a">
+      <w:hyperlink w:history="1" r:id="rIdwm7nnacx9narnouy9i7ny">
         <w:r>
           <w:rPr>
             <w:rFonts w:ascii="Calibri" w:cs="Calibri" w:eastAsia="Calibri" w:hAnsi="Calibri"/>
@@ -13071,7 +13137,7 @@
         </w:numPr>
         <w:spacing w:after="70" w:line="252"/>
       </w:pPr>
-      <w:hyperlink w:history="1" r:id="rIdfmpbnlkxivrlnymyyfl9e">
+      <w:hyperlink w:history="1" r:id="rId_sc0wpypzehandpoo2yog">
         <w:r>
           <w:rPr>
             <w:rFonts w:ascii="Calibri" w:cs="Calibri" w:eastAsia="Calibri" w:hAnsi="Calibri"/>
@@ -13105,7 +13171,7 @@
         </w:numPr>
         <w:spacing w:after="70" w:line="252"/>
       </w:pPr>
-      <w:hyperlink w:history="1" r:id="rIdfspspr1j1w01-d3cwng44">
+      <w:hyperlink w:history="1" r:id="rIdjirq1ohrulbma_3dm0yl1">
         <w:r>
           <w:rPr>
             <w:rFonts w:ascii="Calibri" w:cs="Calibri" w:eastAsia="Calibri" w:hAnsi="Calibri"/>
@@ -13139,7 +13205,7 @@
         </w:numPr>
         <w:spacing w:after="70" w:line="252"/>
       </w:pPr>
-      <w:hyperlink w:history="1" r:id="rIdt1km8vqlhv7wuzqkbttaq">
+      <w:hyperlink w:history="1" r:id="rIdfc-vra5oegmy4bdm7cl3_">
         <w:r>
           <w:rPr>
             <w:rFonts w:ascii="Calibri" w:cs="Calibri" w:eastAsia="Calibri" w:hAnsi="Calibri"/>
@@ -13173,7 +13239,7 @@
         </w:numPr>
         <w:spacing w:after="70" w:line="252"/>
       </w:pPr>
-      <w:hyperlink w:history="1" r:id="rIdv1ooxm0sppamjom7bwgrw">
+      <w:hyperlink w:history="1" r:id="rIdsfmlvyjxbyvuc65lss3cl">
         <w:r>
           <w:rPr>
             <w:rFonts w:ascii="Calibri" w:cs="Calibri" w:eastAsia="Calibri" w:hAnsi="Calibri"/>
@@ -13207,7 +13273,7 @@
         </w:numPr>
         <w:spacing w:after="70" w:line="252"/>
       </w:pPr>
-      <w:hyperlink w:history="1" r:id="rIdc9jfjrg8pwfsfvpfpw-cl">
+      <w:hyperlink w:history="1" r:id="rId81hubnbd93fsqt1tudyzq">
         <w:r>
           <w:rPr>
             <w:rFonts w:ascii="Calibri" w:cs="Calibri" w:eastAsia="Calibri" w:hAnsi="Calibri"/>

--- a/komanda-5/Команда_5_B2B-платформа_текстиль.docx
+++ b/komanda-5/Команда_5_B2B-платформа_текстиль.docx
@@ -533,6 +533,9 @@
         <w:pBdr>
           <w:bottom w:val="single" w:color="172238" w:sz="10" w:space="6"/>
         </w:pBdr>
+        <w:tabs>
+          <w:tab w:val="right" w:pos="9638"/>
+        </w:tabs>
         <w:spacing w:after="240"/>
       </w:pPr>
       <w:r>
@@ -1080,6 +1083,9 @@
         <w:pBdr>
           <w:bottom w:val="single" w:color="172238" w:sz="10" w:space="6"/>
         </w:pBdr>
+        <w:tabs>
+          <w:tab w:val="right" w:pos="9638"/>
+        </w:tabs>
         <w:spacing w:after="240"/>
       </w:pPr>
       <w:r>
@@ -1099,6 +1105,109 @@
           <w:szCs w:val="40"/>
         </w:rPr>
         <w:t xml:space="preserve">Как устроена Аптека.ру и что из неё берём</w:t>
+      </w:r>
+      <w:r>
+        <w:tab/>
+      </w:r>
+      <w:r>
+        <w:drawing>
+          <wp:inline distT="0" distB="0" distL="0" distR="0">
+            <wp:extent cx="885825" cy="209550"/>
+            <wp:effectExtent t="0" r="0" b="0" l="0"/>
+            <wp:docPr id="1" name="logo" descr="Логотип apteka.ru" title="Логотип apteka.ru"/>
+            <wp:cNvGraphicFramePr>
+              <a:graphicFrameLocks xmlns:a="http://schemas.openxmlformats.org/drawingml/2006/main" noChangeAspect="1"/>
+            </wp:cNvGraphicFramePr>
+            <a:graphic xmlns:a="http://schemas.openxmlformats.org/drawingml/2006/main">
+              <a:graphicData uri="http://schemas.openxmlformats.org/drawingml/2006/picture">
+                <pic:pic xmlns:pic="http://schemas.openxmlformats.org/drawingml/2006/picture">
+                  <pic:nvPicPr>
+                    <pic:cNvPr id="0" name="" descr=""/>
+                    <pic:cNvPicPr>
+                      <a:picLocks noChangeAspect="1" noChangeArrowheads="1"/>
+                    </pic:cNvPicPr>
+                  </pic:nvPicPr>
+                  <pic:blipFill>
+                    <a:blip r:embed="rId9" cstate="none"/>
+                    <a:srcRect/>
+                    <a:stretch>
+                      <a:fillRect/>
+                    </a:stretch>
+                  </pic:blipFill>
+                  <pic:spPr bwMode="auto">
+                    <a:xfrm>
+                      <a:off x="0" y="0"/>
+                      <a:ext cx="885825" cy="209550"/>
+                    </a:xfrm>
+                    <a:prstGeom prst="rect">
+                      <a:avLst/>
+                    </a:prstGeom>
+                  </pic:spPr>
+                </pic:pic>
+              </a:graphicData>
+            </a:graphic>
+          </wp:inline>
+        </w:drawing>
+      </w:r>
+    </w:p>
+    <w:p>
+      <w:pPr>
+        <w:keepNext/>
+        <w:spacing w:after="40"/>
+      </w:pPr>
+      <w:r>
+        <w:drawing>
+          <wp:inline distT="0" distB="0" distL="0" distR="0">
+            <wp:extent cx="6115050" cy="2352675"/>
+            <wp:effectExtent t="0" r="0" b="0" l="0"/>
+            <wp:docPr id="1" name="banner" descr="Аптека под вывеской apteka.ru с табличкой «Цены как на сайте»: витрина в интернете и точка выдачи работают как одно целое." title="Фото"/>
+            <wp:cNvGraphicFramePr>
+              <a:graphicFrameLocks xmlns:a="http://schemas.openxmlformats.org/drawingml/2006/main" noChangeAspect="1"/>
+            </wp:cNvGraphicFramePr>
+            <a:graphic xmlns:a="http://schemas.openxmlformats.org/drawingml/2006/main">
+              <a:graphicData uri="http://schemas.openxmlformats.org/drawingml/2006/picture">
+                <pic:pic xmlns:pic="http://schemas.openxmlformats.org/drawingml/2006/picture">
+                  <pic:nvPicPr>
+                    <pic:cNvPr id="0" name="" descr=""/>
+                    <pic:cNvPicPr>
+                      <a:picLocks noChangeAspect="1" noChangeArrowheads="1"/>
+                    </pic:cNvPicPr>
+                  </pic:nvPicPr>
+                  <pic:blipFill>
+                    <a:blip r:embed="rId10" cstate="none"/>
+                    <a:srcRect/>
+                    <a:stretch>
+                      <a:fillRect/>
+                    </a:stretch>
+                  </pic:blipFill>
+                  <pic:spPr bwMode="auto">
+                    <a:xfrm>
+                      <a:off x="0" y="0"/>
+                      <a:ext cx="6115050" cy="2352675"/>
+                    </a:xfrm>
+                    <a:prstGeom prst="rect">
+                      <a:avLst/>
+                    </a:prstGeom>
+                  </pic:spPr>
+                </pic:pic>
+              </a:graphicData>
+            </a:graphic>
+          </wp:inline>
+        </w:drawing>
+      </w:r>
+    </w:p>
+    <w:p>
+      <w:pPr>
+        <w:spacing w:after="180" w:before="0" w:line="276"/>
+      </w:pPr>
+      <w:r>
+        <w:rPr>
+          <w:rFonts w:ascii="Calibri" w:cs="Calibri" w:eastAsia="Calibri" w:hAnsi="Calibri"/>
+          <w:color w:val="5E6675"/>
+          <w:sz w:val="16"/>
+          <w:szCs w:val="16"/>
+        </w:rPr>
+        <w:t xml:space="preserve">Аптека под вывеской apteka.ru с табличкой «Цены как на сайте»: витрина в интернете и точка выдачи работают как одно целое.</w:t>
       </w:r>
     </w:p>
     <w:p>
@@ -1456,7 +1565,7 @@
               <w:spacing w:after="0" w:line="252"/>
               <w:jc w:val="left"/>
             </w:pPr>
-            <w:hyperlink w:history="1" r:id="rIdl3vifu0lc9m_x82uhpc3i">
+            <w:hyperlink w:history="1" r:id="rIda3t_ffqadgsr1gqltmczb">
               <w:r>
                 <w:rPr>
                   <w:rFonts w:ascii="Calibri" w:cs="Calibri" w:eastAsia="Calibri" w:hAnsi="Calibri"/>
@@ -1547,7 +1656,7 @@
               <w:spacing w:after="0" w:line="252"/>
               <w:jc w:val="left"/>
             </w:pPr>
-            <w:hyperlink w:history="1" r:id="rId8l3y5jtyiqsqmbks9xfnj">
+            <w:hyperlink w:history="1" r:id="rIdbkof_dec8eqzzq5k0sn4n">
               <w:r>
                 <w:rPr>
                   <w:rFonts w:ascii="Calibri" w:cs="Calibri" w:eastAsia="Calibri" w:hAnsi="Calibri"/>
@@ -1638,7 +1747,7 @@
               <w:spacing w:after="0" w:line="252"/>
               <w:jc w:val="left"/>
             </w:pPr>
-            <w:hyperlink w:history="1" r:id="rIdjgd78xydccaqmgqtih877">
+            <w:hyperlink w:history="1" r:id="rIdbqkozong7ergjhh6j7lxd">
               <w:r>
                 <w:rPr>
                   <w:rFonts w:ascii="Calibri" w:cs="Calibri" w:eastAsia="Calibri" w:hAnsi="Calibri"/>
@@ -1729,7 +1838,7 @@
               <w:spacing w:after="0" w:line="252"/>
               <w:jc w:val="left"/>
             </w:pPr>
-            <w:hyperlink w:history="1" r:id="rIdvverbkvzjtewu4fuumolq">
+            <w:hyperlink w:history="1" r:id="rIdo0wpa-ybvx-yzmyp8re5w">
               <w:r>
                 <w:rPr>
                   <w:rFonts w:ascii="Calibri" w:cs="Calibri" w:eastAsia="Calibri" w:hAnsi="Calibri"/>
@@ -2305,10 +2414,14 @@
       <w:pPr>
         <w:pStyle w:val="Heading1"/>
         <w:keepNext/>
+        <w:pageBreakBefore/>
         <w:pBdr>
           <w:bottom w:val="single" w:color="172238" w:sz="10" w:space="6"/>
         </w:pBdr>
-        <w:spacing w:after="240" w:before="560"/>
+        <w:tabs>
+          <w:tab w:val="right" w:pos="9638"/>
+        </w:tabs>
+        <w:spacing w:after="240"/>
       </w:pPr>
       <w:r>
         <w:rPr>
@@ -2349,6 +2462,59 @@
     </w:p>
     <w:p>
       <w:pPr>
+        <w:spacing w:after="0" w:line="240"/>
+      </w:pPr>
+      <w:r>
+        <w:drawing>
+          <wp:anchor distT="0" distB="90000" distL="190000" distR="0" simplePos="0" allowOverlap="1" behindDoc="0" locked="0" layoutInCell="1" relativeHeight="1457325">
+            <wp:simplePos x="0" y="0"/>
+            <wp:positionH relativeFrom="margin">
+              <wp:align>right</wp:align>
+            </wp:positionH>
+            <wp:positionV relativeFrom="paragraph">
+              <wp:posOffset>60000</wp:posOffset>
+            </wp:positionV>
+            <wp:extent cx="2190750" cy="1457325"/>
+            <wp:effectExtent t="0" r="0" b="0" l="0"/>
+            <wp:wrapSquare wrapText="left" distT="0" distB="90000" distL="190000" distR="0"/>
+            <wp:docPr id="1" name="illustration" descr="B2B — сделки между компаниями: и продавец, и покупатель здесь организации." title="Иллюстрация"/>
+            <wp:cNvGraphicFramePr>
+              <a:graphicFrameLocks xmlns:a="http://schemas.openxmlformats.org/drawingml/2006/main" noChangeAspect="1"/>
+            </wp:cNvGraphicFramePr>
+            <a:graphic xmlns:a="http://schemas.openxmlformats.org/drawingml/2006/main">
+              <a:graphicData uri="http://schemas.openxmlformats.org/drawingml/2006/picture">
+                <pic:pic xmlns:pic="http://schemas.openxmlformats.org/drawingml/2006/picture">
+                  <pic:nvPicPr>
+                    <pic:cNvPr id="0" name="" descr=""/>
+                    <pic:cNvPicPr>
+                      <a:picLocks noChangeAspect="1" noChangeArrowheads="1"/>
+                    </pic:cNvPicPr>
+                  </pic:nvPicPr>
+                  <pic:blipFill>
+                    <a:blip r:embed="rId11" cstate="none"/>
+                    <a:srcRect/>
+                    <a:stretch>
+                      <a:fillRect/>
+                    </a:stretch>
+                  </pic:blipFill>
+                  <pic:spPr bwMode="auto">
+                    <a:xfrm>
+                      <a:off x="0" y="0"/>
+                      <a:ext cx="2190750" cy="1457325"/>
+                    </a:xfrm>
+                    <a:prstGeom prst="rect">
+                      <a:avLst/>
+                    </a:prstGeom>
+                  </pic:spPr>
+                </pic:pic>
+              </a:graphicData>
+            </a:graphic>
+          </wp:anchor>
+        </w:drawing>
+      </w:r>
+    </w:p>
+    <w:p>
+      <w:pPr>
         <w:spacing w:after="140" w:before="0" w:line="288"/>
       </w:pPr>
       <w:r>
@@ -2374,7 +2540,7 @@
         </w:rPr>
         <w:t xml:space="preserve">Спрос на онлайн-закупки у организаций уже сформирован: оборот B2B- и B2G-направлений интернет-торговли в 2025 году составил около 2 трлн ₽, +11 % к 2024 году (</w:t>
       </w:r>
-      <w:hyperlink w:history="1" r:id="rId0xkjqqhbutfoywrofns-z">
+      <w:hyperlink w:history="1" r:id="rIdvi2wumkzdvt8qazui5jjy">
         <w:r>
           <w:rPr>
             <w:rFonts w:ascii="Calibri" w:cs="Calibri" w:eastAsia="Calibri" w:hAnsi="Calibri"/>
@@ -2706,7 +2872,7 @@
               <w:spacing w:after="0" w:line="252"/>
               <w:jc w:val="left"/>
             </w:pPr>
-            <w:hyperlink w:history="1" r:id="rIdumyqv1qb1iu5ialqdsycf">
+            <w:hyperlink w:history="1" r:id="rIdbpsqk08rmbqs2ewzdqgmy">
               <w:r>
                 <w:rPr>
                   <w:rFonts w:ascii="Calibri" w:cs="Calibri" w:eastAsia="Calibri" w:hAnsi="Calibri"/>
@@ -2727,7 +2893,7 @@
               </w:rPr>
               <w:t xml:space="preserve">, </w:t>
             </w:r>
-            <w:hyperlink w:history="1" r:id="rIddmhjoq6frszqq462nt5qz">
+            <w:hyperlink w:history="1" r:id="rIdpwlmhwufd2rkqlhxzbrqg">
               <w:r>
                 <w:rPr>
                   <w:rFonts w:ascii="Calibri" w:cs="Calibri" w:eastAsia="Calibri" w:hAnsi="Calibri"/>
@@ -2854,7 +3020,7 @@
               <w:spacing w:after="0" w:line="252"/>
               <w:jc w:val="left"/>
             </w:pPr>
-            <w:hyperlink w:history="1" r:id="rId3h-7olkmgxcnuyioq8lhh">
+            <w:hyperlink w:history="1" r:id="rIdajm9lgzcrb4r5_o3fq1ln">
               <w:r>
                 <w:rPr>
                   <w:rFonts w:ascii="Calibri" w:cs="Calibri" w:eastAsia="Calibri" w:hAnsi="Calibri"/>
@@ -2875,7 +3041,7 @@
               </w:rPr>
               <w:t xml:space="preserve">, </w:t>
             </w:r>
-            <w:hyperlink w:history="1" r:id="rIdcog5waa03gzljomvwyevp">
+            <w:hyperlink w:history="1" r:id="rIdqknky6wbn2rdnbkrwr0bh">
               <w:r>
                 <w:rPr>
                   <w:rFonts w:ascii="Calibri" w:cs="Calibri" w:eastAsia="Calibri" w:hAnsi="Calibri"/>
@@ -2896,7 +3062,7 @@
               </w:rPr>
               <w:t xml:space="preserve"> (опт от 30 000 ₽), </w:t>
             </w:r>
-            <w:hyperlink w:history="1" r:id="rId7vnev_fy4zbhhnzt8vcdx">
+            <w:hyperlink w:history="1" r:id="rIdwtmo9m_xdayowjsza5eme">
               <w:r>
                 <w:rPr>
                   <w:rFonts w:ascii="Calibri" w:cs="Calibri" w:eastAsia="Calibri" w:hAnsi="Calibri"/>
@@ -3094,10 +3260,14 @@
       <w:pPr>
         <w:pStyle w:val="Heading1"/>
         <w:keepNext/>
+        <w:pageBreakBefore/>
         <w:pBdr>
           <w:bottom w:val="single" w:color="172238" w:sz="10" w:space="6"/>
         </w:pBdr>
-        <w:spacing w:after="240" w:before="560"/>
+        <w:tabs>
+          <w:tab w:val="right" w:pos="9638"/>
+        </w:tabs>
+        <w:spacing w:after="240"/>
       </w:pPr>
       <w:r>
         <w:rPr>
@@ -3116,6 +3286,109 @@
           <w:szCs w:val="40"/>
         </w:rPr>
         <w:t xml:space="preserve">Домен на Reg.ru: как получить и сколько стоит</w:t>
+      </w:r>
+      <w:r>
+        <w:tab/>
+      </w:r>
+      <w:r>
+        <w:drawing>
+          <wp:inline distT="0" distB="0" distL="0" distR="0">
+            <wp:extent cx="933450" cy="209550"/>
+            <wp:effectExtent t="0" r="0" b="0" l="0"/>
+            <wp:docPr id="1" name="logo" descr="Логотип reg.ru" title="Логотип reg.ru"/>
+            <wp:cNvGraphicFramePr>
+              <a:graphicFrameLocks xmlns:a="http://schemas.openxmlformats.org/drawingml/2006/main" noChangeAspect="1"/>
+            </wp:cNvGraphicFramePr>
+            <a:graphic xmlns:a="http://schemas.openxmlformats.org/drawingml/2006/main">
+              <a:graphicData uri="http://schemas.openxmlformats.org/drawingml/2006/picture">
+                <pic:pic xmlns:pic="http://schemas.openxmlformats.org/drawingml/2006/picture">
+                  <pic:nvPicPr>
+                    <pic:cNvPr id="0" name="" descr=""/>
+                    <pic:cNvPicPr>
+                      <a:picLocks noChangeAspect="1" noChangeArrowheads="1"/>
+                    </pic:cNvPicPr>
+                  </pic:nvPicPr>
+                  <pic:blipFill>
+                    <a:blip r:embed="rId12" cstate="none"/>
+                    <a:srcRect/>
+                    <a:stretch>
+                      <a:fillRect/>
+                    </a:stretch>
+                  </pic:blipFill>
+                  <pic:spPr bwMode="auto">
+                    <a:xfrm>
+                      <a:off x="0" y="0"/>
+                      <a:ext cx="933450" cy="209550"/>
+                    </a:xfrm>
+                    <a:prstGeom prst="rect">
+                      <a:avLst/>
+                    </a:prstGeom>
+                  </pic:spPr>
+                </pic:pic>
+              </a:graphicData>
+            </a:graphic>
+          </wp:inline>
+        </w:drawing>
+      </w:r>
+    </w:p>
+    <w:p>
+      <w:pPr>
+        <w:keepNext/>
+        <w:spacing w:after="40"/>
+      </w:pPr>
+      <w:r>
+        <w:drawing>
+          <wp:inline distT="0" distB="0" distL="0" distR="0">
+            <wp:extent cx="6115050" cy="2552700"/>
+            <wp:effectExtent t="0" r="0" b="0" l="0"/>
+            <wp:docPr id="1" name="banner" descr="Reg.ru — регистратор, у которого покупаем домен для платформы." title="Фото"/>
+            <wp:cNvGraphicFramePr>
+              <a:graphicFrameLocks xmlns:a="http://schemas.openxmlformats.org/drawingml/2006/main" noChangeAspect="1"/>
+            </wp:cNvGraphicFramePr>
+            <a:graphic xmlns:a="http://schemas.openxmlformats.org/drawingml/2006/main">
+              <a:graphicData uri="http://schemas.openxmlformats.org/drawingml/2006/picture">
+                <pic:pic xmlns:pic="http://schemas.openxmlformats.org/drawingml/2006/picture">
+                  <pic:nvPicPr>
+                    <pic:cNvPr id="0" name="" descr=""/>
+                    <pic:cNvPicPr>
+                      <a:picLocks noChangeAspect="1" noChangeArrowheads="1"/>
+                    </pic:cNvPicPr>
+                  </pic:nvPicPr>
+                  <pic:blipFill>
+                    <a:blip r:embed="rId13" cstate="none"/>
+                    <a:srcRect/>
+                    <a:stretch>
+                      <a:fillRect/>
+                    </a:stretch>
+                  </pic:blipFill>
+                  <pic:spPr bwMode="auto">
+                    <a:xfrm>
+                      <a:off x="0" y="0"/>
+                      <a:ext cx="6115050" cy="2552700"/>
+                    </a:xfrm>
+                    <a:prstGeom prst="rect">
+                      <a:avLst/>
+                    </a:prstGeom>
+                  </pic:spPr>
+                </pic:pic>
+              </a:graphicData>
+            </a:graphic>
+          </wp:inline>
+        </w:drawing>
+      </w:r>
+    </w:p>
+    <w:p>
+      <w:pPr>
+        <w:spacing w:after="180" w:before="0" w:line="276"/>
+      </w:pPr>
+      <w:r>
+        <w:rPr>
+          <w:rFonts w:ascii="Calibri" w:cs="Calibri" w:eastAsia="Calibri" w:hAnsi="Calibri"/>
+          <w:color w:val="5E6675"/>
+          <w:sz w:val="16"/>
+          <w:szCs w:val="16"/>
+        </w:rPr>
+        <w:t xml:space="preserve">Reg.ru — регистратор, у которого покупаем домен для платформы.</w:t>
       </w:r>
     </w:p>
     <w:p>
@@ -3411,7 +3684,7 @@
               </w:rPr>
               <w:t xml:space="preserve">.ru и .рф — 169 ₽ за первый год (</w:t>
             </w:r>
-            <w:hyperlink w:history="1" r:id="rIdujnsvfs4hyju2pm5q5xrp">
+            <w:hyperlink w:history="1" r:id="rIdgbaqrybse3trurxs2m-fy">
               <w:r>
                 <w:rPr>
                   <w:rFonts w:ascii="Calibri" w:cs="Calibri" w:eastAsia="Calibri" w:hAnsi="Calibri"/>
@@ -3509,7 +3782,7 @@
               <w:spacing w:after="0" w:line="252"/>
               <w:jc w:val="left"/>
             </w:pPr>
-            <w:hyperlink w:history="1" r:id="rId8-zyy1yd5ls0jkmghfjt0">
+            <w:hyperlink w:history="1" r:id="rIdddvd68jeyjsycqdiyxavk">
               <w:r>
                 <w:rPr>
                   <w:rFonts w:ascii="Calibri" w:cs="Calibri" w:eastAsia="Calibri" w:hAnsi="Calibri"/>
@@ -3654,7 +3927,7 @@
               <w:spacing w:after="0" w:line="252"/>
               <w:jc w:val="left"/>
             </w:pPr>
-            <w:hyperlink w:history="1" r:id="rIdzctfbvnfvtmvov_n9suik">
+            <w:hyperlink w:history="1" r:id="rId9swehqpgjvuz_7-a4ret2">
               <w:r>
                 <w:rPr>
                   <w:rFonts w:ascii="Calibri" w:cs="Calibri" w:eastAsia="Calibri" w:hAnsi="Calibri"/>
@@ -3722,7 +3995,7 @@
               </w:rPr>
               <w:t xml:space="preserve">услуга — 999 ₽ (</w:t>
             </w:r>
-            <w:hyperlink w:history="1" r:id="rIdcp4vvml-da2u02bnd9def">
+            <w:hyperlink w:history="1" r:id="rIdqnqr0cba5iqguun538f-t">
               <w:r>
                 <w:rPr>
                   <w:rFonts w:ascii="Calibri" w:cs="Calibri" w:eastAsia="Calibri" w:hAnsi="Calibri"/>
@@ -3820,7 +4093,7 @@
               <w:spacing w:after="0" w:line="252"/>
               <w:jc w:val="left"/>
             </w:pPr>
-            <w:hyperlink w:history="1" r:id="rIdtt2tanqn-dal1bnwtkofm">
+            <w:hyperlink w:history="1" r:id="rIdr0cjfn3hj-zgkiwa83nnf">
               <w:r>
                 <w:rPr>
                   <w:rFonts w:ascii="Calibri" w:cs="Calibri" w:eastAsia="Calibri" w:hAnsi="Calibri"/>
@@ -3965,7 +4238,7 @@
               <w:spacing w:after="0" w:line="252"/>
               <w:jc w:val="left"/>
             </w:pPr>
-            <w:hyperlink w:history="1" r:id="rIdxhcbxmjkioabqgxtg1nyc">
+            <w:hyperlink w:history="1" r:id="rIdo12iyjpsuozwdnbt6gs5c">
               <w:r>
                 <w:rPr>
                   <w:rFonts w:ascii="Calibri" w:cs="Calibri" w:eastAsia="Calibri" w:hAnsi="Calibri"/>
@@ -4161,7 +4434,7 @@
               </w:rPr>
               <w:t xml:space="preserve">Администратор домена .ru, .рф или .su обязан пройти идентификацию через Госуслуги (ЕСИА) при регистрации, продлении и смене администратора, то есть и при покупке домена у продавца. Требование касается и юрлиц (</w:t>
             </w:r>
-            <w:hyperlink w:history="1" r:id="rIdqxlkybguxrryn7o9fnjfe">
+            <w:hyperlink w:history="1" r:id="rIdtc__hcmsheh6z2yb5xz5h">
               <w:r>
                 <w:rPr>
                   <w:rFonts w:ascii="Calibri" w:cs="Calibri" w:eastAsia="Calibri" w:hAnsi="Calibri"/>
@@ -4215,6 +4488,9 @@
         <w:pBdr>
           <w:bottom w:val="single" w:color="172238" w:sz="10" w:space="6"/>
         </w:pBdr>
+        <w:tabs>
+          <w:tab w:val="right" w:pos="9638"/>
+        </w:tabs>
         <w:spacing w:after="240" w:before="560"/>
       </w:pPr>
       <w:r>
@@ -4544,7 +4820,7 @@
               <w:spacing w:after="0" w:line="252"/>
               <w:jc w:val="left"/>
             </w:pPr>
-            <w:hyperlink w:history="1" r:id="rIdsfs5orz8ydqidv7flw5xk">
+            <w:hyperlink w:history="1" r:id="rIdk5amrw1e9wlytfaaar0fu">
               <w:r>
                 <w:rPr>
                   <w:rFonts w:ascii="Calibri" w:cs="Calibri" w:eastAsia="Calibri" w:hAnsi="Calibri"/>
@@ -5126,7 +5402,7 @@
               <w:spacing w:after="0" w:line="252"/>
               <w:jc w:val="left"/>
             </w:pPr>
-            <w:hyperlink w:history="1" r:id="rIdo5hepelpf3bnt6gfdik1e">
+            <w:hyperlink w:history="1" r:id="rId5y8rvqw-om8mdywe-82fc">
               <w:r>
                 <w:rPr>
                   <w:rFonts w:ascii="Calibri" w:cs="Calibri" w:eastAsia="Calibri" w:hAnsi="Calibri"/>
@@ -5271,7 +5547,7 @@
               <w:spacing w:after="0" w:line="252"/>
               <w:jc w:val="left"/>
             </w:pPr>
-            <w:hyperlink w:history="1" r:id="rIdi_xgsa9fcki54c48w9dua">
+            <w:hyperlink w:history="1" r:id="rIdj6qrrjvainnkjz3i8rg0c">
               <w:r>
                 <w:rPr>
                   <w:rFonts w:ascii="Calibri" w:cs="Calibri" w:eastAsia="Calibri" w:hAnsi="Calibri"/>
@@ -5416,7 +5692,7 @@
               <w:spacing w:after="0" w:line="252"/>
               <w:jc w:val="left"/>
             </w:pPr>
-            <w:hyperlink w:history="1" r:id="rIdudihzzmtcvu4m0r-cxsk-">
+            <w:hyperlink w:history="1" r:id="rIdm35ypi06r031bokiwjtj9">
               <w:r>
                 <w:rPr>
                   <w:rFonts w:ascii="Calibri" w:cs="Calibri" w:eastAsia="Calibri" w:hAnsi="Calibri"/>
@@ -5561,7 +5837,7 @@
               <w:spacing w:after="0" w:line="252"/>
               <w:jc w:val="left"/>
             </w:pPr>
-            <w:hyperlink w:history="1" r:id="rIdqm5v4clivd_mtuiqbhc0r">
+            <w:hyperlink w:history="1" r:id="rIdmw18iozt2bet_wqqcmw4a">
               <w:r>
                 <w:rPr>
                   <w:rFonts w:ascii="Calibri" w:cs="Calibri" w:eastAsia="Calibri" w:hAnsi="Calibri"/>
@@ -5706,7 +5982,7 @@
               <w:spacing w:after="0" w:line="252"/>
               <w:jc w:val="left"/>
             </w:pPr>
-            <w:hyperlink w:history="1" r:id="rIdg-c8g0q2qhf9holtsk8fd">
+            <w:hyperlink w:history="1" r:id="rIdo1r9ehw0aa2bsitxnamyq">
               <w:r>
                 <w:rPr>
                   <w:rFonts w:ascii="Calibri" w:cs="Calibri" w:eastAsia="Calibri" w:hAnsi="Calibri"/>
@@ -6376,6 +6652,9 @@
         <w:pBdr>
           <w:bottom w:val="single" w:color="172238" w:sz="10" w:space="6"/>
         </w:pBdr>
+        <w:tabs>
+          <w:tab w:val="right" w:pos="9638"/>
+        </w:tabs>
         <w:spacing w:after="240" w:before="560"/>
       </w:pPr>
       <w:r>
@@ -6710,7 +6989,7 @@
               </w:rPr>
               <w:t xml:space="preserve">тарифы «Старт», «Развитие», «Бизнес-гуру» (</w:t>
             </w:r>
-            <w:hyperlink w:history="1" r:id="rIdahgjly1s55qodyn_gqetv">
+            <w:hyperlink w:history="1" r:id="rIdiol05ogvi9q4o46inf-oc">
               <w:r>
                 <w:rPr>
                   <w:rFonts w:ascii="Calibri" w:cs="Calibri" w:eastAsia="Calibri" w:hAnsi="Calibri"/>
@@ -6873,7 +7152,7 @@
               </w:rPr>
               <w:t xml:space="preserve">от 50 000 ₽ в месяц (</w:t>
             </w:r>
-            <w:hyperlink w:history="1" r:id="rIdv7xtjs2ypsbrvlgpymjp7">
+            <w:hyperlink w:history="1" r:id="rId7ruycmzk2vaax3ot0dico">
               <w:r>
                 <w:rPr>
                   <w:rFonts w:ascii="Calibri" w:cs="Calibri" w:eastAsia="Calibri" w:hAnsi="Calibri"/>
@@ -7036,7 +7315,7 @@
               </w:rPr>
               <w:t xml:space="preserve">162 000 / 248 000 ₽ разово (</w:t>
             </w:r>
-            <w:hyperlink w:history="1" r:id="rIdzojffimaz5waqapcoyg1a">
+            <w:hyperlink w:history="1" r:id="rIdplyu0imp2niowmv3unv0h">
               <w:r>
                 <w:rPr>
                   <w:rFonts w:ascii="Calibri" w:cs="Calibri" w:eastAsia="Calibri" w:hAnsi="Calibri"/>
@@ -7201,7 +7480,7 @@
               </w:rPr>
               <w:t xml:space="preserve">лицензия 96 500 ₽ с 01.01.2026 (</w:t>
             </w:r>
-            <w:hyperlink w:history="1" r:id="rIdwjl0favsx9fxka-mzilch">
+            <w:hyperlink w:history="1" r:id="rId-nc0idbhqda7uytbuikei">
               <w:r>
                 <w:rPr>
                   <w:rFonts w:ascii="Calibri" w:cs="Calibri" w:eastAsia="Calibri" w:hAnsi="Calibri"/>
@@ -7364,7 +7643,7 @@
               </w:rPr>
               <w:t xml:space="preserve">1,5–8 млн ₽ (</w:t>
             </w:r>
-            <w:hyperlink w:history="1" r:id="rIdlw3zuwry6yat9bcevq2fj">
+            <w:hyperlink w:history="1" r:id="rIdehkmmtkwsuucufhfwvbwg">
               <w:r>
                 <w:rPr>
                   <w:rFonts w:ascii="Calibri" w:cs="Calibri" w:eastAsia="Calibri" w:hAnsi="Calibri"/>
@@ -7590,10 +7869,14 @@
       <w:pPr>
         <w:pStyle w:val="Heading1"/>
         <w:keepNext/>
+        <w:pageBreakBefore/>
         <w:pBdr>
           <w:bottom w:val="single" w:color="172238" w:sz="10" w:space="6"/>
         </w:pBdr>
-        <w:spacing w:after="240" w:before="560"/>
+        <w:tabs>
+          <w:tab w:val="right" w:pos="9638"/>
+        </w:tabs>
+        <w:spacing w:after="240"/>
       </w:pPr>
       <w:r>
         <w:rPr>
@@ -7673,7 +7956,7 @@
                     </pic:cNvPicPr>
                   </pic:nvPicPr>
                   <pic:blipFill>
-                    <a:blip r:embed="rId9" cstate="none"/>
+                    <a:blip r:embed="rId14" cstate="none"/>
                     <a:srcRect/>
                     <a:stretch>
                       <a:fillRect/>
@@ -7741,10 +8024,14 @@
       <w:pPr>
         <w:pStyle w:val="Heading1"/>
         <w:keepNext/>
+        <w:pageBreakBefore/>
         <w:pBdr>
           <w:bottom w:val="single" w:color="172238" w:sz="10" w:space="6"/>
         </w:pBdr>
-        <w:spacing w:after="240" w:before="560"/>
+        <w:tabs>
+          <w:tab w:val="right" w:pos="9638"/>
+        </w:tabs>
+        <w:spacing w:after="240"/>
       </w:pPr>
       <w:r>
         <w:rPr>
@@ -7785,6 +8072,59 @@
     </w:p>
     <w:p>
       <w:pPr>
+        <w:spacing w:after="0" w:line="240"/>
+      </w:pPr>
+      <w:r>
+        <w:drawing>
+          <wp:anchor distT="0" distB="90000" distL="190000" distR="0" simplePos="0" allowOverlap="1" behindDoc="0" locked="0" layoutInCell="1" relativeHeight="1143000">
+            <wp:simplePos x="0" y="0"/>
+            <wp:positionH relativeFrom="margin">
+              <wp:align>right</wp:align>
+            </wp:positionH>
+            <wp:positionV relativeFrom="paragraph">
+              <wp:posOffset>60000</wp:posOffset>
+            </wp:positionV>
+            <wp:extent cx="2190750" cy="1143000"/>
+            <wp:effectExtent t="0" r="0" b="0" l="0"/>
+            <wp:wrapSquare wrapText="left" distT="0" distB="90000" distL="190000" distR="0"/>
+            <wp:docPr id="1" name="illustration" descr="В партнёрской модели каждый участник платформы — бизнес со своим интересом." title="Иллюстрация"/>
+            <wp:cNvGraphicFramePr>
+              <a:graphicFrameLocks xmlns:a="http://schemas.openxmlformats.org/drawingml/2006/main" noChangeAspect="1"/>
+            </wp:cNvGraphicFramePr>
+            <a:graphic xmlns:a="http://schemas.openxmlformats.org/drawingml/2006/main">
+              <a:graphicData uri="http://schemas.openxmlformats.org/drawingml/2006/picture">
+                <pic:pic xmlns:pic="http://schemas.openxmlformats.org/drawingml/2006/picture">
+                  <pic:nvPicPr>
+                    <pic:cNvPr id="0" name="" descr=""/>
+                    <pic:cNvPicPr>
+                      <a:picLocks noChangeAspect="1" noChangeArrowheads="1"/>
+                    </pic:cNvPicPr>
+                  </pic:nvPicPr>
+                  <pic:blipFill>
+                    <a:blip r:embed="rId15" cstate="none"/>
+                    <a:srcRect/>
+                    <a:stretch>
+                      <a:fillRect/>
+                    </a:stretch>
+                  </pic:blipFill>
+                  <pic:spPr bwMode="auto">
+                    <a:xfrm>
+                      <a:off x="0" y="0"/>
+                      <a:ext cx="2190750" cy="1143000"/>
+                    </a:xfrm>
+                    <a:prstGeom prst="rect">
+                      <a:avLst/>
+                    </a:prstGeom>
+                  </pic:spPr>
+                </pic:pic>
+              </a:graphicData>
+            </a:graphic>
+          </wp:anchor>
+        </w:drawing>
+      </w:r>
+    </w:p>
+    <w:p>
+      <w:pPr>
         <w:spacing w:after="140" w:before="0" w:line="288"/>
       </w:pPr>
       <w:r>
@@ -7810,7 +8150,7 @@
         </w:rPr>
         <w:t xml:space="preserve">Чтобы быстро наполнить каталог, первые шесть месяцев поставщики работают без комиссии, затем — 7 % с оплаченного заказа. Это наше предложение, а не рыночная норма: оно заметно ниже универсальных маркетплейсов — на Ozon с февраля 2026 года комиссии в отдельных категориях доходят до 55 % (</w:t>
       </w:r>
-      <w:hyperlink w:history="1" r:id="rIdhvgbkzlhdcqi8izokzyz8">
+      <w:hyperlink w:history="1" r:id="rIdrbetjkjewvabnvmzlok1_">
         <w:r>
           <w:rPr>
             <w:rFonts w:ascii="Calibri" w:cs="Calibri" w:eastAsia="Calibri" w:hAnsi="Calibri"/>
@@ -8873,6 +9213,9 @@
         <w:pBdr>
           <w:bottom w:val="single" w:color="172238" w:sz="10" w:space="6"/>
         </w:pBdr>
+        <w:tabs>
+          <w:tab w:val="right" w:pos="9638"/>
+        </w:tabs>
         <w:spacing w:after="240" w:before="560"/>
       </w:pPr>
       <w:r>
@@ -8911,7 +9254,7 @@
         </w:rPr>
         <w:t xml:space="preserve">С 1 октября 2026 года действует закон о платформенной экономике (</w:t>
       </w:r>
-      <w:hyperlink w:history="1" r:id="rIdrauy6t_mih9nwiu-gxcwl">
+      <w:hyperlink w:history="1" r:id="rIdyyxwfrmt0le3vab4oz_cp">
         <w:r>
           <w:rPr>
             <w:rFonts w:ascii="Calibri" w:cs="Calibri" w:eastAsia="Calibri" w:hAnsi="Calibri"/>
@@ -9139,7 +9482,7 @@
               <w:spacing w:after="0" w:line="252"/>
               <w:jc w:val="left"/>
             </w:pPr>
-            <w:hyperlink w:history="1" r:id="rIdm-jnooc2lqifol7s4fh0r">
+            <w:hyperlink w:history="1" r:id="rIdufuzk0k7e9j3ixijl0ug5">
               <w:r>
                 <w:rPr>
                   <w:rFonts w:ascii="Calibri" w:cs="Calibri" w:eastAsia="Calibri" w:hAnsi="Calibri"/>
@@ -9230,7 +9573,7 @@
               <w:spacing w:after="0" w:line="252"/>
               <w:jc w:val="left"/>
             </w:pPr>
-            <w:hyperlink w:history="1" r:id="rId7on6v1ak1-0mfuoeeh2o7">
+            <w:hyperlink w:history="1" r:id="rIdvg6rw4bpx3jyhlm6my8oa">
               <w:r>
                 <w:rPr>
                   <w:rFonts w:ascii="Calibri" w:cs="Calibri" w:eastAsia="Calibri" w:hAnsi="Calibri"/>
@@ -9251,7 +9594,7 @@
               </w:rPr>
               <w:t xml:space="preserve">, </w:t>
             </w:r>
-            <w:hyperlink w:history="1" r:id="rIdthj5dumr7m1xifqd_dghp">
+            <w:hyperlink w:history="1" r:id="rIdervhad-tzbpjx-icewqfc">
               <w:r>
                 <w:rPr>
                   <w:rFonts w:ascii="Calibri" w:cs="Calibri" w:eastAsia="Calibri" w:hAnsi="Calibri"/>
@@ -9342,7 +9685,7 @@
               <w:spacing w:after="0" w:line="252"/>
               <w:jc w:val="left"/>
             </w:pPr>
-            <w:hyperlink w:history="1" r:id="rIdmaxeq8qepuwigwan8vuxm">
+            <w:hyperlink w:history="1" r:id="rIdfpmbe4vnl45qr3fopkmvo">
               <w:r>
                 <w:rPr>
                   <w:rFonts w:ascii="Calibri" w:cs="Calibri" w:eastAsia="Calibri" w:hAnsi="Calibri"/>
@@ -9433,7 +9776,7 @@
               <w:spacing w:after="0" w:line="252"/>
               <w:jc w:val="left"/>
             </w:pPr>
-            <w:hyperlink w:history="1" r:id="rId7xx5mba9jw6oegyarer65">
+            <w:hyperlink w:history="1" r:id="rIdmtdqidkvkwoql0k6jwzab">
               <w:r>
                 <w:rPr>
                   <w:rFonts w:ascii="Calibri" w:cs="Calibri" w:eastAsia="Calibri" w:hAnsi="Calibri"/>
@@ -9524,7 +9867,7 @@
               <w:spacing w:after="0" w:line="252"/>
               <w:jc w:val="left"/>
             </w:pPr>
-            <w:hyperlink w:history="1" r:id="rIdiwwazpyt_5uoljlmcweuq">
+            <w:hyperlink w:history="1" r:id="rId3_x-9-wjgq5lchwgcqq3x">
               <w:r>
                 <w:rPr>
                   <w:rFonts w:ascii="Calibri" w:cs="Calibri" w:eastAsia="Calibri" w:hAnsi="Calibri"/>
@@ -9615,7 +9958,7 @@
               <w:spacing w:after="0" w:line="252"/>
               <w:jc w:val="left"/>
             </w:pPr>
-            <w:hyperlink w:history="1" r:id="rIdqfnslbo9x_gic9ei3fry0">
+            <w:hyperlink w:history="1" r:id="rIdnrg3wet5hdoiffjdzbeh4">
               <w:r>
                 <w:rPr>
                   <w:rFonts w:ascii="Calibri" w:cs="Calibri" w:eastAsia="Calibri" w:hAnsi="Calibri"/>
@@ -9794,7 +10137,7 @@
               <w:spacing w:after="0" w:line="252"/>
               <w:jc w:val="left"/>
             </w:pPr>
-            <w:hyperlink w:history="1" r:id="rIdvphzhlvztrc07onvbqkhy">
+            <w:hyperlink w:history="1" r:id="rIdcm4grnjqn-7dpa5a5kmnl">
               <w:r>
                 <w:rPr>
                   <w:rFonts w:ascii="Calibri" w:cs="Calibri" w:eastAsia="Calibri" w:hAnsi="Calibri"/>
@@ -9891,6 +10234,9 @@
         <w:pBdr>
           <w:bottom w:val="single" w:color="172238" w:sz="10" w:space="6"/>
         </w:pBdr>
+        <w:tabs>
+          <w:tab w:val="right" w:pos="9638"/>
+        </w:tabs>
         <w:spacing w:after="240" w:before="560"/>
       </w:pPr>
       <w:r>
@@ -11016,7 +11362,7 @@
                     </pic:cNvPicPr>
                   </pic:nvPicPr>
                   <pic:blipFill>
-                    <a:blip r:embed="rId10" cstate="none"/>
+                    <a:blip r:embed="rId16" cstate="none"/>
                     <a:srcRect/>
                     <a:stretch>
                       <a:fillRect/>
@@ -11073,6 +11419,9 @@
         <w:pBdr>
           <w:bottom w:val="single" w:color="172238" w:sz="10" w:space="6"/>
         </w:pBdr>
+        <w:tabs>
+          <w:tab w:val="right" w:pos="9638"/>
+        </w:tabs>
         <w:spacing w:after="240" w:before="560"/>
       </w:pPr>
       <w:r>
@@ -11167,7 +11516,7 @@
                     </pic:cNvPicPr>
                   </pic:nvPicPr>
                   <pic:blipFill>
-                    <a:blip r:embed="rId11" cstate="none"/>
+                    <a:blip r:embed="rId17" cstate="none"/>
                     <a:srcRect/>
                     <a:stretch>
                       <a:fillRect/>
@@ -11343,6 +11692,9 @@
         <w:pBdr>
           <w:bottom w:val="single" w:color="172238" w:sz="10" w:space="6"/>
         </w:pBdr>
+        <w:tabs>
+          <w:tab w:val="right" w:pos="9638"/>
+        </w:tabs>
         <w:spacing w:after="240" w:before="560"/>
       </w:pPr>
       <w:r>
@@ -11918,6 +12270,9 @@
         <w:pBdr>
           <w:bottom w:val="single" w:color="172238" w:sz="10" w:space="6"/>
         </w:pBdr>
+        <w:tabs>
+          <w:tab w:val="right" w:pos="9638"/>
+        </w:tabs>
         <w:spacing w:after="240"/>
       </w:pPr>
       <w:r>
@@ -11977,7 +12332,7 @@
         </w:numPr>
         <w:spacing w:after="70" w:line="252"/>
       </w:pPr>
-      <w:hyperlink w:history="1" r:id="rIdnpfm4nmt9fob5l-rr-hoq">
+      <w:hyperlink w:history="1" r:id="rIdnwbdbbmqw4h-vnuzg3oz_">
         <w:r>
           <w:rPr>
             <w:rFonts w:ascii="Calibri" w:cs="Calibri" w:eastAsia="Calibri" w:hAnsi="Calibri"/>
@@ -12011,7 +12366,7 @@
         </w:numPr>
         <w:spacing w:after="70" w:line="252"/>
       </w:pPr>
-      <w:hyperlink w:history="1" r:id="rIdv3r5yaoznjf_wryfxaigf">
+      <w:hyperlink w:history="1" r:id="rId6ptxjyjfhw2vmuzhhmntd">
         <w:r>
           <w:rPr>
             <w:rFonts w:ascii="Calibri" w:cs="Calibri" w:eastAsia="Calibri" w:hAnsi="Calibri"/>
@@ -12045,7 +12400,7 @@
         </w:numPr>
         <w:spacing w:after="70" w:line="252"/>
       </w:pPr>
-      <w:hyperlink w:history="1" r:id="rIdof57lc5kpviny4qcjbgf1">
+      <w:hyperlink w:history="1" r:id="rIdupgif-8bzdjtjqlusoafy">
         <w:r>
           <w:rPr>
             <w:rFonts w:ascii="Calibri" w:cs="Calibri" w:eastAsia="Calibri" w:hAnsi="Calibri"/>
@@ -12079,7 +12434,7 @@
         </w:numPr>
         <w:spacing w:after="70" w:line="252"/>
       </w:pPr>
-      <w:hyperlink w:history="1" r:id="rIdtvvyid9_ilrawu5vfyqv3">
+      <w:hyperlink w:history="1" r:id="rIdgjwhx9a_ivkmwbqozbsxy">
         <w:r>
           <w:rPr>
             <w:rFonts w:ascii="Calibri" w:cs="Calibri" w:eastAsia="Calibri" w:hAnsi="Calibri"/>
@@ -12113,7 +12468,7 @@
         </w:numPr>
         <w:spacing w:after="70" w:line="252"/>
       </w:pPr>
-      <w:hyperlink w:history="1" r:id="rIdsoxq8jcjfduebwgtbnu4w">
+      <w:hyperlink w:history="1" r:id="rIdkb-s0ypnauttjvradw-ms">
         <w:r>
           <w:rPr>
             <w:rFonts w:ascii="Calibri" w:cs="Calibri" w:eastAsia="Calibri" w:hAnsi="Calibri"/>
@@ -12171,7 +12526,7 @@
         </w:numPr>
         <w:spacing w:after="70" w:line="252"/>
       </w:pPr>
-      <w:hyperlink w:history="1" r:id="rIdbtmkewaemb2dn47rexd0x">
+      <w:hyperlink w:history="1" r:id="rIdlui5zyw1cr3poiozqy0ho">
         <w:r>
           <w:rPr>
             <w:rFonts w:ascii="Calibri" w:cs="Calibri" w:eastAsia="Calibri" w:hAnsi="Calibri"/>
@@ -12205,7 +12560,7 @@
         </w:numPr>
         <w:spacing w:after="70" w:line="252"/>
       </w:pPr>
-      <w:hyperlink w:history="1" r:id="rId4tekpuosvlydyeqr0xywo">
+      <w:hyperlink w:history="1" r:id="rIdw4dvn29nzxy5rvrkx7vug">
         <w:r>
           <w:rPr>
             <w:rFonts w:ascii="Calibri" w:cs="Calibri" w:eastAsia="Calibri" w:hAnsi="Calibri"/>
@@ -12239,7 +12594,7 @@
         </w:numPr>
         <w:spacing w:after="70" w:line="252"/>
       </w:pPr>
-      <w:hyperlink w:history="1" r:id="rIdjgluutnpeajzgjc4sbo4g">
+      <w:hyperlink w:history="1" r:id="rIdrfiydlupr5jizfpsdp8sv">
         <w:r>
           <w:rPr>
             <w:rFonts w:ascii="Calibri" w:cs="Calibri" w:eastAsia="Calibri" w:hAnsi="Calibri"/>
@@ -12273,7 +12628,7 @@
         </w:numPr>
         <w:spacing w:after="70" w:line="252"/>
       </w:pPr>
-      <w:hyperlink w:history="1" r:id="rIdsytbqavhkgivqozwycehv">
+      <w:hyperlink w:history="1" r:id="rIdg96dy4nsjysi7k3qeyh13">
         <w:r>
           <w:rPr>
             <w:rFonts w:ascii="Calibri" w:cs="Calibri" w:eastAsia="Calibri" w:hAnsi="Calibri"/>
@@ -12307,7 +12662,7 @@
         </w:numPr>
         <w:spacing w:after="70" w:line="252"/>
       </w:pPr>
-      <w:hyperlink w:history="1" r:id="rId40mrgxnm9oudwpvrx3_v9">
+      <w:hyperlink w:history="1" r:id="rId3-irfqtv_vx8saynxafl9">
         <w:r>
           <w:rPr>
             <w:rFonts w:ascii="Calibri" w:cs="Calibri" w:eastAsia="Calibri" w:hAnsi="Calibri"/>
@@ -12341,7 +12696,7 @@
         </w:numPr>
         <w:spacing w:after="70" w:line="252"/>
       </w:pPr>
-      <w:hyperlink w:history="1" r:id="rIdaq1qrqnnsh2znaeqg-zua">
+      <w:hyperlink w:history="1" r:id="rId9zvgg7lflcjbwrsbs_sb9">
         <w:r>
           <w:rPr>
             <w:rFonts w:ascii="Calibri" w:cs="Calibri" w:eastAsia="Calibri" w:hAnsi="Calibri"/>
@@ -12375,7 +12730,7 @@
         </w:numPr>
         <w:spacing w:after="70" w:line="252"/>
       </w:pPr>
-      <w:hyperlink w:history="1" r:id="rIdk5wh6rktnlfrvm1wy2hvf">
+      <w:hyperlink w:history="1" r:id="rIdwo7utoi-v-6xq8ptzszy1">
         <w:r>
           <w:rPr>
             <w:rFonts w:ascii="Calibri" w:cs="Calibri" w:eastAsia="Calibri" w:hAnsi="Calibri"/>
@@ -12409,7 +12764,7 @@
         </w:numPr>
         <w:spacing w:after="70" w:line="252"/>
       </w:pPr>
-      <w:hyperlink w:history="1" r:id="rId6lnycjnr13wdl0mowkneo">
+      <w:hyperlink w:history="1" r:id="rIdyxntzw5vgw4juclsi9_gg">
         <w:r>
           <w:rPr>
             <w:rFonts w:ascii="Calibri" w:cs="Calibri" w:eastAsia="Calibri" w:hAnsi="Calibri"/>
@@ -12443,7 +12798,7 @@
         </w:numPr>
         <w:spacing w:after="70" w:line="252"/>
       </w:pPr>
-      <w:hyperlink w:history="1" r:id="rIdtwgxh9mzeevlk3rkvu3gu">
+      <w:hyperlink w:history="1" r:id="rIdvrvqu9c0fo-2q0vo63b4n">
         <w:r>
           <w:rPr>
             <w:rFonts w:ascii="Calibri" w:cs="Calibri" w:eastAsia="Calibri" w:hAnsi="Calibri"/>
@@ -12477,7 +12832,7 @@
         </w:numPr>
         <w:spacing w:after="70" w:line="252"/>
       </w:pPr>
-      <w:hyperlink w:history="1" r:id="rIdlspmyqiuf8u6einxahwft">
+      <w:hyperlink w:history="1" r:id="rId_3nxcbzgufyluas5m76d0">
         <w:r>
           <w:rPr>
             <w:rFonts w:ascii="Calibri" w:cs="Calibri" w:eastAsia="Calibri" w:hAnsi="Calibri"/>
@@ -12511,7 +12866,7 @@
         </w:numPr>
         <w:spacing w:after="70" w:line="252"/>
       </w:pPr>
-      <w:hyperlink w:history="1" r:id="rIdlhfpeddfd5x4q15teywpp">
+      <w:hyperlink w:history="1" r:id="rIdfi30wj_mzvu7qbg4efhl4">
         <w:r>
           <w:rPr>
             <w:rFonts w:ascii="Calibri" w:cs="Calibri" w:eastAsia="Calibri" w:hAnsi="Calibri"/>
@@ -12545,7 +12900,7 @@
         </w:numPr>
         <w:spacing w:after="70" w:line="252"/>
       </w:pPr>
-      <w:hyperlink w:history="1" r:id="rIdk1yiah4huhbzvbcfyd5al">
+      <w:hyperlink w:history="1" r:id="rIdwmjswalkcg-4pbvhqsley">
         <w:r>
           <w:rPr>
             <w:rFonts w:ascii="Calibri" w:cs="Calibri" w:eastAsia="Calibri" w:hAnsi="Calibri"/>
@@ -12603,7 +12958,7 @@
         </w:numPr>
         <w:spacing w:after="70" w:line="252"/>
       </w:pPr>
-      <w:hyperlink w:history="1" r:id="rId9gvitxgwerppmrebvljcf">
+      <w:hyperlink w:history="1" r:id="rIdmiem644ijavb14mt0qpf7">
         <w:r>
           <w:rPr>
             <w:rFonts w:ascii="Calibri" w:cs="Calibri" w:eastAsia="Calibri" w:hAnsi="Calibri"/>
@@ -12637,7 +12992,7 @@
         </w:numPr>
         <w:spacing w:after="70" w:line="252"/>
       </w:pPr>
-      <w:hyperlink w:history="1" r:id="rIdkrdzprlooqfrsyxq2bv5m">
+      <w:hyperlink w:history="1" r:id="rIdmgqvcikt-e1mcnez8xtek">
         <w:r>
           <w:rPr>
             <w:rFonts w:ascii="Calibri" w:cs="Calibri" w:eastAsia="Calibri" w:hAnsi="Calibri"/>
@@ -12671,7 +13026,7 @@
         </w:numPr>
         <w:spacing w:after="70" w:line="252"/>
       </w:pPr>
-      <w:hyperlink w:history="1" r:id="rIdfjgvcdsv2egj7gwlaqlxc">
+      <w:hyperlink w:history="1" r:id="rId2ce4azz39v5uvbrz4kwgg">
         <w:r>
           <w:rPr>
             <w:rFonts w:ascii="Calibri" w:cs="Calibri" w:eastAsia="Calibri" w:hAnsi="Calibri"/>
@@ -12705,7 +13060,7 @@
         </w:numPr>
         <w:spacing w:after="70" w:line="252"/>
       </w:pPr>
-      <w:hyperlink w:history="1" r:id="rIdthuc9gl2bunpscrviq7h5">
+      <w:hyperlink w:history="1" r:id="rId43qnumm2cc6rkc0cn2ssv">
         <w:r>
           <w:rPr>
             <w:rFonts w:ascii="Calibri" w:cs="Calibri" w:eastAsia="Calibri" w:hAnsi="Calibri"/>
@@ -12739,7 +13094,7 @@
         </w:numPr>
         <w:spacing w:after="70" w:line="252"/>
       </w:pPr>
-      <w:hyperlink w:history="1" r:id="rIdpscqf04hr7hcfpx7es8f9">
+      <w:hyperlink w:history="1" r:id="rIdk4f6uuy2rbth0du8sdmlx">
         <w:r>
           <w:rPr>
             <w:rFonts w:ascii="Calibri" w:cs="Calibri" w:eastAsia="Calibri" w:hAnsi="Calibri"/>
@@ -12773,7 +13128,7 @@
         </w:numPr>
         <w:spacing w:after="70" w:line="252"/>
       </w:pPr>
-      <w:hyperlink w:history="1" r:id="rIdrzp75otptppkeymlwuczb">
+      <w:hyperlink w:history="1" r:id="rIdnxd1f7x8cxbpo47e9taft">
         <w:r>
           <w:rPr>
             <w:rFonts w:ascii="Calibri" w:cs="Calibri" w:eastAsia="Calibri" w:hAnsi="Calibri"/>
@@ -12807,7 +13162,7 @@
         </w:numPr>
         <w:spacing w:after="70" w:line="252"/>
       </w:pPr>
-      <w:hyperlink w:history="1" r:id="rIdcyhdmdg3i89qxpdn-ek6b">
+      <w:hyperlink w:history="1" r:id="rIdiqd6pycjluwfypta6xmww">
         <w:r>
           <w:rPr>
             <w:rFonts w:ascii="Calibri" w:cs="Calibri" w:eastAsia="Calibri" w:hAnsi="Calibri"/>
@@ -12841,7 +13196,7 @@
         </w:numPr>
         <w:spacing w:after="70" w:line="252"/>
       </w:pPr>
-      <w:hyperlink w:history="1" r:id="rIdxv8ypbbzmffcvr5ogqugi">
+      <w:hyperlink w:history="1" r:id="rId45nqfbgvgxipgry_a6gkk">
         <w:r>
           <w:rPr>
             <w:rFonts w:ascii="Calibri" w:cs="Calibri" w:eastAsia="Calibri" w:hAnsi="Calibri"/>
@@ -12875,7 +13230,7 @@
         </w:numPr>
         <w:spacing w:after="70" w:line="252"/>
       </w:pPr>
-      <w:hyperlink w:history="1" r:id="rIdewx7oeq7uqmipdjch2pw1">
+      <w:hyperlink w:history="1" r:id="rIdg0qm0stp4r53e1rhg9nsh">
         <w:r>
           <w:rPr>
             <w:rFonts w:ascii="Calibri" w:cs="Calibri" w:eastAsia="Calibri" w:hAnsi="Calibri"/>
@@ -12909,7 +13264,7 @@
         </w:numPr>
         <w:spacing w:after="70" w:line="252"/>
       </w:pPr>
-      <w:hyperlink w:history="1" r:id="rIdkxl2osfhfnqaig1lmzo9o">
+      <w:hyperlink w:history="1" r:id="rIdvcas-zlis3ibazarmrk5z">
         <w:r>
           <w:rPr>
             <w:rFonts w:ascii="Calibri" w:cs="Calibri" w:eastAsia="Calibri" w:hAnsi="Calibri"/>
@@ -12943,7 +13298,7 @@
         </w:numPr>
         <w:spacing w:after="70" w:line="252"/>
       </w:pPr>
-      <w:hyperlink w:history="1" r:id="rIdfp4vsc0wghoxd5rodepsn">
+      <w:hyperlink w:history="1" r:id="rIdawlbkkla6m7y2_7zzappk">
         <w:r>
           <w:rPr>
             <w:rFonts w:ascii="Calibri" w:cs="Calibri" w:eastAsia="Calibri" w:hAnsi="Calibri"/>
@@ -12977,7 +13332,7 @@
         </w:numPr>
         <w:spacing w:after="70" w:line="252"/>
       </w:pPr>
-      <w:hyperlink w:history="1" r:id="rIdjn8f4fpqrrtk0u3g9jjbr">
+      <w:hyperlink w:history="1" r:id="rIdplw20i5-ht1poxh9u8tin">
         <w:r>
           <w:rPr>
             <w:rFonts w:ascii="Calibri" w:cs="Calibri" w:eastAsia="Calibri" w:hAnsi="Calibri"/>
@@ -13035,7 +13390,7 @@
         </w:numPr>
         <w:spacing w:after="70" w:line="252"/>
       </w:pPr>
-      <w:hyperlink w:history="1" r:id="rId8hw2ll88vlrxscrpndz8h">
+      <w:hyperlink w:history="1" r:id="rIdv3_v2kmue25ziyhyncq5u">
         <w:r>
           <w:rPr>
             <w:rFonts w:ascii="Calibri" w:cs="Calibri" w:eastAsia="Calibri" w:hAnsi="Calibri"/>
@@ -13069,7 +13424,7 @@
         </w:numPr>
         <w:spacing w:after="70" w:line="252"/>
       </w:pPr>
-      <w:hyperlink w:history="1" r:id="rIdo7d1obljd1-7tc_dj1lza">
+      <w:hyperlink w:history="1" r:id="rIdie_2swbowkfuhzxvavyqd">
         <w:r>
           <w:rPr>
             <w:rFonts w:ascii="Calibri" w:cs="Calibri" w:eastAsia="Calibri" w:hAnsi="Calibri"/>
@@ -13103,7 +13458,7 @@
         </w:numPr>
         <w:spacing w:after="70" w:line="252"/>
       </w:pPr>
-      <w:hyperlink w:history="1" r:id="rIdwm7nnacx9narnouy9i7ny">
+      <w:hyperlink w:history="1" r:id="rId9tulzcyfoxcfuc17gcyb0">
         <w:r>
           <w:rPr>
             <w:rFonts w:ascii="Calibri" w:cs="Calibri" w:eastAsia="Calibri" w:hAnsi="Calibri"/>
@@ -13137,7 +13492,7 @@
         </w:numPr>
         <w:spacing w:after="70" w:line="252"/>
       </w:pPr>
-      <w:hyperlink w:history="1" r:id="rId_sc0wpypzehandpoo2yog">
+      <w:hyperlink w:history="1" r:id="rIdvas2um4itt1574hdbxnky">
         <w:r>
           <w:rPr>
             <w:rFonts w:ascii="Calibri" w:cs="Calibri" w:eastAsia="Calibri" w:hAnsi="Calibri"/>
@@ -13171,7 +13526,7 @@
         </w:numPr>
         <w:spacing w:after="70" w:line="252"/>
       </w:pPr>
-      <w:hyperlink w:history="1" r:id="rIdjirq1ohrulbma_3dm0yl1">
+      <w:hyperlink w:history="1" r:id="rIdzifgkytph-pkhbe_2fyno">
         <w:r>
           <w:rPr>
             <w:rFonts w:ascii="Calibri" w:cs="Calibri" w:eastAsia="Calibri" w:hAnsi="Calibri"/>
@@ -13205,7 +13560,7 @@
         </w:numPr>
         <w:spacing w:after="70" w:line="252"/>
       </w:pPr>
-      <w:hyperlink w:history="1" r:id="rIdfc-vra5oegmy4bdm7cl3_">
+      <w:hyperlink w:history="1" r:id="rId1bklz8f4-zjatjeajmz5s">
         <w:r>
           <w:rPr>
             <w:rFonts w:ascii="Calibri" w:cs="Calibri" w:eastAsia="Calibri" w:hAnsi="Calibri"/>
@@ -13239,7 +13594,7 @@
         </w:numPr>
         <w:spacing w:after="70" w:line="252"/>
       </w:pPr>
-      <w:hyperlink w:history="1" r:id="rIdsfmlvyjxbyvuc65lss3cl">
+      <w:hyperlink w:history="1" r:id="rIdq64r2il340r_cg5-47dga">
         <w:r>
           <w:rPr>
             <w:rFonts w:ascii="Calibri" w:cs="Calibri" w:eastAsia="Calibri" w:hAnsi="Calibri"/>
@@ -13273,7 +13628,7 @@
         </w:numPr>
         <w:spacing w:after="70" w:line="252"/>
       </w:pPr>
-      <w:hyperlink w:history="1" r:id="rId81hubnbd93fsqt1tudyzq">
+      <w:hyperlink w:history="1" r:id="rId4jow0_fqg0b6j5dpvup1h">
         <w:r>
           <w:rPr>
             <w:rFonts w:ascii="Calibri" w:cs="Calibri" w:eastAsia="Calibri" w:hAnsi="Calibri"/>

--- a/komanda-5/Команда_5_B2B-платформа_текстиль.docx
+++ b/komanda-5/Команда_5_B2B-платформа_текстиль.docx
@@ -1112,7 +1112,7 @@
       <w:r>
         <w:drawing>
           <wp:inline distT="0" distB="0" distL="0" distR="0">
-            <wp:extent cx="885825" cy="209550"/>
+            <wp:extent cx="714375" cy="285750"/>
             <wp:effectExtent t="0" r="0" b="0" l="0"/>
             <wp:docPr id="1" name="logo" descr="Логотип apteka.ru" title="Логотип apteka.ru"/>
             <wp:cNvGraphicFramePr>
@@ -1137,7 +1137,7 @@
                   <pic:spPr bwMode="auto">
                     <a:xfrm>
                       <a:off x="0" y="0"/>
-                      <a:ext cx="885825" cy="209550"/>
+                      <a:ext cx="714375" cy="285750"/>
                     </a:xfrm>
                     <a:prstGeom prst="rect">
                       <a:avLst/>
@@ -1153,14 +1153,16 @@
     <w:p>
       <w:pPr>
         <w:keepNext/>
-        <w:spacing w:after="40"/>
+        <w:spacing w:after="120" w:before="0"/>
+        <w:ind w:left="-120" w:right="-120"/>
+        <w:jc w:val="center"/>
       </w:pPr>
       <w:r>
         <w:drawing>
           <wp:inline distT="0" distB="0" distL="0" distR="0">
-            <wp:extent cx="6115050" cy="2352675"/>
+            <wp:extent cx="6248400" cy="2724150"/>
             <wp:effectExtent t="0" r="0" b="0" l="0"/>
-            <wp:docPr id="1" name="banner" descr="Аптека под вывеской apteka.ru с табличкой «Цены как на сайте»: витрина в интернете и точка выдачи работают как одно целое." title="Фото"/>
+            <wp:docPr id="1" name="photo" descr="Табличка «Цены как на сайте»: онлайн-витрина и точка выдачи работают как одно целое" title="Аптека под вывеской apteka.ru"/>
             <wp:cNvGraphicFramePr>
               <a:graphicFrameLocks xmlns:a="http://schemas.openxmlformats.org/drawingml/2006/main" noChangeAspect="1"/>
             </wp:cNvGraphicFramePr>
@@ -1183,7 +1185,7 @@
                   <pic:spPr bwMode="auto">
                     <a:xfrm>
                       <a:off x="0" y="0"/>
-                      <a:ext cx="6115050" cy="2352675"/>
+                      <a:ext cx="6248400" cy="2724150"/>
                     </a:xfrm>
                     <a:prstGeom prst="rect">
                       <a:avLst/>
@@ -1194,20 +1196,6 @@
             </a:graphic>
           </wp:inline>
         </w:drawing>
-      </w:r>
-    </w:p>
-    <w:p>
-      <w:pPr>
-        <w:spacing w:after="180" w:before="0" w:line="276"/>
-      </w:pPr>
-      <w:r>
-        <w:rPr>
-          <w:rFonts w:ascii="Calibri" w:cs="Calibri" w:eastAsia="Calibri" w:hAnsi="Calibri"/>
-          <w:color w:val="5E6675"/>
-          <w:sz w:val="16"/>
-          <w:szCs w:val="16"/>
-        </w:rPr>
-        <w:t xml:space="preserve">Аптека под вывеской apteka.ru с табличкой «Цены как на сайте»: витрина в интернете и точка выдачи работают как одно целое.</w:t>
       </w:r>
     </w:p>
     <w:p>
@@ -1565,7 +1553,7 @@
               <w:spacing w:after="0" w:line="252"/>
               <w:jc w:val="left"/>
             </w:pPr>
-            <w:hyperlink w:history="1" r:id="rIda3t_ffqadgsr1gqltmczb">
+            <w:hyperlink w:history="1" r:id="rIdqrfyf0qi_xmc3t9yenmfz">
               <w:r>
                 <w:rPr>
                   <w:rFonts w:ascii="Calibri" w:cs="Calibri" w:eastAsia="Calibri" w:hAnsi="Calibri"/>
@@ -1656,7 +1644,7 @@
               <w:spacing w:after="0" w:line="252"/>
               <w:jc w:val="left"/>
             </w:pPr>
-            <w:hyperlink w:history="1" r:id="rIdbkof_dec8eqzzq5k0sn4n">
+            <w:hyperlink w:history="1" r:id="rIdznyg90zzt74vagpi5irjv">
               <w:r>
                 <w:rPr>
                   <w:rFonts w:ascii="Calibri" w:cs="Calibri" w:eastAsia="Calibri" w:hAnsi="Calibri"/>
@@ -1747,7 +1735,7 @@
               <w:spacing w:after="0" w:line="252"/>
               <w:jc w:val="left"/>
             </w:pPr>
-            <w:hyperlink w:history="1" r:id="rIdbqkozong7ergjhh6j7lxd">
+            <w:hyperlink w:history="1" r:id="rIdty84kercne7d2a17ad92v">
               <w:r>
                 <w:rPr>
                   <w:rFonts w:ascii="Calibri" w:cs="Calibri" w:eastAsia="Calibri" w:hAnsi="Calibri"/>
@@ -1838,7 +1826,7 @@
               <w:spacing w:after="0" w:line="252"/>
               <w:jc w:val="left"/>
             </w:pPr>
-            <w:hyperlink w:history="1" r:id="rIdo0wpa-ybvx-yzmyp8re5w">
+            <w:hyperlink w:history="1" r:id="rIdhbb0ymd_wckt_faqphls-">
               <w:r>
                 <w:rPr>
                   <w:rFonts w:ascii="Calibri" w:cs="Calibri" w:eastAsia="Calibri" w:hAnsi="Calibri"/>
@@ -2466,7 +2454,7 @@
       </w:pPr>
       <w:r>
         <w:drawing>
-          <wp:anchor distT="0" distB="90000" distL="190000" distR="0" simplePos="0" allowOverlap="1" behindDoc="0" locked="0" layoutInCell="1" relativeHeight="1457325">
+          <wp:anchor distT="0" distB="60000" distL="150000" distR="0" simplePos="0" allowOverlap="1" behindDoc="0" locked="0" layoutInCell="1" relativeHeight="2143125">
             <wp:simplePos x="0" y="0"/>
             <wp:positionH relativeFrom="margin">
               <wp:align>right</wp:align>
@@ -2474,10 +2462,10 @@
             <wp:positionV relativeFrom="paragraph">
               <wp:posOffset>60000</wp:posOffset>
             </wp:positionV>
-            <wp:extent cx="2190750" cy="1457325"/>
+            <wp:extent cx="2381250" cy="2143125"/>
             <wp:effectExtent t="0" r="0" b="0" l="0"/>
-            <wp:wrapSquare wrapText="left" distT="0" distB="90000" distL="190000" distR="0"/>
-            <wp:docPr id="1" name="illustration" descr="B2B — сделки между компаниями: и продавец, и покупатель здесь организации." title="Иллюстрация"/>
+            <wp:wrapSquare wrapText="left" distT="0" distB="60000" distL="150000" distR="0"/>
+            <wp:docPr id="1" name="illustration" descr="Сделки между компаниями: и продавец, и покупатель — организации." title="B2B"/>
             <wp:cNvGraphicFramePr>
               <a:graphicFrameLocks xmlns:a="http://schemas.openxmlformats.org/drawingml/2006/main" noChangeAspect="1"/>
             </wp:cNvGraphicFramePr>
@@ -2500,7 +2488,7 @@
                   <pic:spPr bwMode="auto">
                     <a:xfrm>
                       <a:off x="0" y="0"/>
-                      <a:ext cx="2190750" cy="1457325"/>
+                      <a:ext cx="2381250" cy="2143125"/>
                     </a:xfrm>
                     <a:prstGeom prst="rect">
                       <a:avLst/>
@@ -2540,7 +2528,7 @@
         </w:rPr>
         <w:t xml:space="preserve">Спрос на онлайн-закупки у организаций уже сформирован: оборот B2B- и B2G-направлений интернет-торговли в 2025 году составил около 2 трлн ₽, +11 % к 2024 году (</w:t>
       </w:r>
-      <w:hyperlink w:history="1" r:id="rIdvi2wumkzdvt8qazui5jjy">
+      <w:hyperlink w:history="1" r:id="rIdx2lmrere1cakmdkpdbidl">
         <w:r>
           <w:rPr>
             <w:rFonts w:ascii="Calibri" w:cs="Calibri" w:eastAsia="Calibri" w:hAnsi="Calibri"/>
@@ -2872,7 +2860,7 @@
               <w:spacing w:after="0" w:line="252"/>
               <w:jc w:val="left"/>
             </w:pPr>
-            <w:hyperlink w:history="1" r:id="rIdbpsqk08rmbqs2ewzdqgmy">
+            <w:hyperlink w:history="1" r:id="rIdhpvzexseg_3uvlnkvwnfl">
               <w:r>
                 <w:rPr>
                   <w:rFonts w:ascii="Calibri" w:cs="Calibri" w:eastAsia="Calibri" w:hAnsi="Calibri"/>
@@ -2893,7 +2881,7 @@
               </w:rPr>
               <w:t xml:space="preserve">, </w:t>
             </w:r>
-            <w:hyperlink w:history="1" r:id="rIdpwlmhwufd2rkqlhxzbrqg">
+            <w:hyperlink w:history="1" r:id="rIdeg5vr4llwyavvajxsdc1j">
               <w:r>
                 <w:rPr>
                   <w:rFonts w:ascii="Calibri" w:cs="Calibri" w:eastAsia="Calibri" w:hAnsi="Calibri"/>
@@ -3020,7 +3008,7 @@
               <w:spacing w:after="0" w:line="252"/>
               <w:jc w:val="left"/>
             </w:pPr>
-            <w:hyperlink w:history="1" r:id="rIdajm9lgzcrb4r5_o3fq1ln">
+            <w:hyperlink w:history="1" r:id="rIdd5wnpok8uy1affng8iszz">
               <w:r>
                 <w:rPr>
                   <w:rFonts w:ascii="Calibri" w:cs="Calibri" w:eastAsia="Calibri" w:hAnsi="Calibri"/>
@@ -3041,7 +3029,7 @@
               </w:rPr>
               <w:t xml:space="preserve">, </w:t>
             </w:r>
-            <w:hyperlink w:history="1" r:id="rIdqknky6wbn2rdnbkrwr0bh">
+            <w:hyperlink w:history="1" r:id="rId4alqcw3wk6_6unjgnplwb">
               <w:r>
                 <w:rPr>
                   <w:rFonts w:ascii="Calibri" w:cs="Calibri" w:eastAsia="Calibri" w:hAnsi="Calibri"/>
@@ -3062,7 +3050,7 @@
               </w:rPr>
               <w:t xml:space="preserve"> (опт от 30 000 ₽), </w:t>
             </w:r>
-            <w:hyperlink w:history="1" r:id="rIdwtmo9m_xdayowjsza5eme">
+            <w:hyperlink w:history="1" r:id="rId8baljkzo_efg1gqya4wqe">
               <w:r>
                 <w:rPr>
                   <w:rFonts w:ascii="Calibri" w:cs="Calibri" w:eastAsia="Calibri" w:hAnsi="Calibri"/>
@@ -3293,7 +3281,7 @@
       <w:r>
         <w:drawing>
           <wp:inline distT="0" distB="0" distL="0" distR="0">
-            <wp:extent cx="933450" cy="209550"/>
+            <wp:extent cx="733425" cy="285750"/>
             <wp:effectExtent t="0" r="0" b="0" l="0"/>
             <wp:docPr id="1" name="logo" descr="Логотип reg.ru" title="Логотип reg.ru"/>
             <wp:cNvGraphicFramePr>
@@ -3318,7 +3306,7 @@
                   <pic:spPr bwMode="auto">
                     <a:xfrm>
                       <a:off x="0" y="0"/>
-                      <a:ext cx="933450" cy="209550"/>
+                      <a:ext cx="733425" cy="285750"/>
                     </a:xfrm>
                     <a:prstGeom prst="rect">
                       <a:avLst/>
@@ -3334,14 +3322,16 @@
     <w:p>
       <w:pPr>
         <w:keepNext/>
-        <w:spacing w:after="40"/>
+        <w:spacing w:after="120" w:before="0"/>
+        <w:ind w:left="-120" w:right="-120"/>
+        <w:jc w:val="center"/>
       </w:pPr>
       <w:r>
         <w:drawing>
           <wp:inline distT="0" distB="0" distL="0" distR="0">
-            <wp:extent cx="6115050" cy="2552700"/>
+            <wp:extent cx="6248400" cy="2924175"/>
             <wp:effectExtent t="0" r="0" b="0" l="0"/>
-            <wp:docPr id="1" name="banner" descr="Reg.ru — регистратор, у которого покупаем домен для платформы." title="Фото"/>
+            <wp:docPr id="1" name="photo" descr="Здесь покупаем домен для платформы: регистрация, Магазин доменов, брокер или аукцион" title="Reg.ru — регистратор доменов"/>
             <wp:cNvGraphicFramePr>
               <a:graphicFrameLocks xmlns:a="http://schemas.openxmlformats.org/drawingml/2006/main" noChangeAspect="1"/>
             </wp:cNvGraphicFramePr>
@@ -3364,7 +3354,7 @@
                   <pic:spPr bwMode="auto">
                     <a:xfrm>
                       <a:off x="0" y="0"/>
-                      <a:ext cx="6115050" cy="2552700"/>
+                      <a:ext cx="6248400" cy="2924175"/>
                     </a:xfrm>
                     <a:prstGeom prst="rect">
                       <a:avLst/>
@@ -3375,20 +3365,6 @@
             </a:graphic>
           </wp:inline>
         </w:drawing>
-      </w:r>
-    </w:p>
-    <w:p>
-      <w:pPr>
-        <w:spacing w:after="180" w:before="0" w:line="276"/>
-      </w:pPr>
-      <w:r>
-        <w:rPr>
-          <w:rFonts w:ascii="Calibri" w:cs="Calibri" w:eastAsia="Calibri" w:hAnsi="Calibri"/>
-          <w:color w:val="5E6675"/>
-          <w:sz w:val="16"/>
-          <w:szCs w:val="16"/>
-        </w:rPr>
-        <w:t xml:space="preserve">Reg.ru — регистратор, у которого покупаем домен для платформы.</w:t>
       </w:r>
     </w:p>
     <w:p>
@@ -3684,7 +3660,7 @@
               </w:rPr>
               <w:t xml:space="preserve">.ru и .рф — 169 ₽ за первый год (</w:t>
             </w:r>
-            <w:hyperlink w:history="1" r:id="rIdgbaqrybse3trurxs2m-fy">
+            <w:hyperlink w:history="1" r:id="rIdzspmp4sgloll6qmqlos-l">
               <w:r>
                 <w:rPr>
                   <w:rFonts w:ascii="Calibri" w:cs="Calibri" w:eastAsia="Calibri" w:hAnsi="Calibri"/>
@@ -3782,7 +3758,7 @@
               <w:spacing w:after="0" w:line="252"/>
               <w:jc w:val="left"/>
             </w:pPr>
-            <w:hyperlink w:history="1" r:id="rIdddvd68jeyjsycqdiyxavk">
+            <w:hyperlink w:history="1" r:id="rIdkd7mhnqbamg6rduplw4uk">
               <w:r>
                 <w:rPr>
                   <w:rFonts w:ascii="Calibri" w:cs="Calibri" w:eastAsia="Calibri" w:hAnsi="Calibri"/>
@@ -3927,7 +3903,7 @@
               <w:spacing w:after="0" w:line="252"/>
               <w:jc w:val="left"/>
             </w:pPr>
-            <w:hyperlink w:history="1" r:id="rId9swehqpgjvuz_7-a4ret2">
+            <w:hyperlink w:history="1" r:id="rIdat54tytg2g3ktbe7taatd">
               <w:r>
                 <w:rPr>
                   <w:rFonts w:ascii="Calibri" w:cs="Calibri" w:eastAsia="Calibri" w:hAnsi="Calibri"/>
@@ -3995,7 +3971,7 @@
               </w:rPr>
               <w:t xml:space="preserve">услуга — 999 ₽ (</w:t>
             </w:r>
-            <w:hyperlink w:history="1" r:id="rIdqnqr0cba5iqguun538f-t">
+            <w:hyperlink w:history="1" r:id="rId5vwmg4f_jyxr-6jt6g8na">
               <w:r>
                 <w:rPr>
                   <w:rFonts w:ascii="Calibri" w:cs="Calibri" w:eastAsia="Calibri" w:hAnsi="Calibri"/>
@@ -4093,7 +4069,7 @@
               <w:spacing w:after="0" w:line="252"/>
               <w:jc w:val="left"/>
             </w:pPr>
-            <w:hyperlink w:history="1" r:id="rIdr0cjfn3hj-zgkiwa83nnf">
+            <w:hyperlink w:history="1" r:id="rId0c2tdbx0hzypybpdyuwa6">
               <w:r>
                 <w:rPr>
                   <w:rFonts w:ascii="Calibri" w:cs="Calibri" w:eastAsia="Calibri" w:hAnsi="Calibri"/>
@@ -4238,7 +4214,7 @@
               <w:spacing w:after="0" w:line="252"/>
               <w:jc w:val="left"/>
             </w:pPr>
-            <w:hyperlink w:history="1" r:id="rIdo12iyjpsuozwdnbt6gs5c">
+            <w:hyperlink w:history="1" r:id="rIdwxn7_p59upjtsr1l5kids">
               <w:r>
                 <w:rPr>
                   <w:rFonts w:ascii="Calibri" w:cs="Calibri" w:eastAsia="Calibri" w:hAnsi="Calibri"/>
@@ -4434,7 +4410,7 @@
               </w:rPr>
               <w:t xml:space="preserve">Администратор домена .ru, .рф или .su обязан пройти идентификацию через Госуслуги (ЕСИА) при регистрации, продлении и смене администратора, то есть и при покупке домена у продавца. Требование касается и юрлиц (</w:t>
             </w:r>
-            <w:hyperlink w:history="1" r:id="rIdtc__hcmsheh6z2yb5xz5h">
+            <w:hyperlink w:history="1" r:id="rId7tiryoogdeoma6p6uvoeu">
               <w:r>
                 <w:rPr>
                   <w:rFonts w:ascii="Calibri" w:cs="Calibri" w:eastAsia="Calibri" w:hAnsi="Calibri"/>
@@ -4820,7 +4796,7 @@
               <w:spacing w:after="0" w:line="252"/>
               <w:jc w:val="left"/>
             </w:pPr>
-            <w:hyperlink w:history="1" r:id="rIdk5amrw1e9wlytfaaar0fu">
+            <w:hyperlink w:history="1" r:id="rIdbn7igsw0riixcxgo4by67">
               <w:r>
                 <w:rPr>
                   <w:rFonts w:ascii="Calibri" w:cs="Calibri" w:eastAsia="Calibri" w:hAnsi="Calibri"/>
@@ -5402,7 +5378,7 @@
               <w:spacing w:after="0" w:line="252"/>
               <w:jc w:val="left"/>
             </w:pPr>
-            <w:hyperlink w:history="1" r:id="rId5y8rvqw-om8mdywe-82fc">
+            <w:hyperlink w:history="1" r:id="rIdnq6ryn0n7_jbkehj-moq8">
               <w:r>
                 <w:rPr>
                   <w:rFonts w:ascii="Calibri" w:cs="Calibri" w:eastAsia="Calibri" w:hAnsi="Calibri"/>
@@ -5547,7 +5523,7 @@
               <w:spacing w:after="0" w:line="252"/>
               <w:jc w:val="left"/>
             </w:pPr>
-            <w:hyperlink w:history="1" r:id="rIdj6qrrjvainnkjz3i8rg0c">
+            <w:hyperlink w:history="1" r:id="rIdzctm7g3eotrxl-xv1i4al">
               <w:r>
                 <w:rPr>
                   <w:rFonts w:ascii="Calibri" w:cs="Calibri" w:eastAsia="Calibri" w:hAnsi="Calibri"/>
@@ -5692,7 +5668,7 @@
               <w:spacing w:after="0" w:line="252"/>
               <w:jc w:val="left"/>
             </w:pPr>
-            <w:hyperlink w:history="1" r:id="rIdm35ypi06r031bokiwjtj9">
+            <w:hyperlink w:history="1" r:id="rIdhthwb-6eej_o7o5qpjx4z">
               <w:r>
                 <w:rPr>
                   <w:rFonts w:ascii="Calibri" w:cs="Calibri" w:eastAsia="Calibri" w:hAnsi="Calibri"/>
@@ -5837,7 +5813,7 @@
               <w:spacing w:after="0" w:line="252"/>
               <w:jc w:val="left"/>
             </w:pPr>
-            <w:hyperlink w:history="1" r:id="rIdmw18iozt2bet_wqqcmw4a">
+            <w:hyperlink w:history="1" r:id="rIdi9vxnm1wtxv15wkm47zst">
               <w:r>
                 <w:rPr>
                   <w:rFonts w:ascii="Calibri" w:cs="Calibri" w:eastAsia="Calibri" w:hAnsi="Calibri"/>
@@ -5982,7 +5958,7 @@
               <w:spacing w:after="0" w:line="252"/>
               <w:jc w:val="left"/>
             </w:pPr>
-            <w:hyperlink w:history="1" r:id="rIdo1r9ehw0aa2bsitxnamyq">
+            <w:hyperlink w:history="1" r:id="rIdamvra9u4um6iet349d4ma">
               <w:r>
                 <w:rPr>
                   <w:rFonts w:ascii="Calibri" w:cs="Calibri" w:eastAsia="Calibri" w:hAnsi="Calibri"/>
@@ -6989,7 +6965,7 @@
               </w:rPr>
               <w:t xml:space="preserve">тарифы «Старт», «Развитие», «Бизнес-гуру» (</w:t>
             </w:r>
-            <w:hyperlink w:history="1" r:id="rIdiol05ogvi9q4o46inf-oc">
+            <w:hyperlink w:history="1" r:id="rIddwg10lx0cbna1mag9ebst">
               <w:r>
                 <w:rPr>
                   <w:rFonts w:ascii="Calibri" w:cs="Calibri" w:eastAsia="Calibri" w:hAnsi="Calibri"/>
@@ -7152,7 +7128,7 @@
               </w:rPr>
               <w:t xml:space="preserve">от 50 000 ₽ в месяц (</w:t>
             </w:r>
-            <w:hyperlink w:history="1" r:id="rId7ruycmzk2vaax3ot0dico">
+            <w:hyperlink w:history="1" r:id="rIdfnmftvosdblllsg3wvrbj">
               <w:r>
                 <w:rPr>
                   <w:rFonts w:ascii="Calibri" w:cs="Calibri" w:eastAsia="Calibri" w:hAnsi="Calibri"/>
@@ -7315,7 +7291,7 @@
               </w:rPr>
               <w:t xml:space="preserve">162 000 / 248 000 ₽ разово (</w:t>
             </w:r>
-            <w:hyperlink w:history="1" r:id="rIdplyu0imp2niowmv3unv0h">
+            <w:hyperlink w:history="1" r:id="rIdpdmnan24twzvk02easmpo">
               <w:r>
                 <w:rPr>
                   <w:rFonts w:ascii="Calibri" w:cs="Calibri" w:eastAsia="Calibri" w:hAnsi="Calibri"/>
@@ -7480,7 +7456,7 @@
               </w:rPr>
               <w:t xml:space="preserve">лицензия 96 500 ₽ с 01.01.2026 (</w:t>
             </w:r>
-            <w:hyperlink w:history="1" r:id="rId-nc0idbhqda7uytbuikei">
+            <w:hyperlink w:history="1" r:id="rId70hz6lpgvjrnv0u1lxpxn">
               <w:r>
                 <w:rPr>
                   <w:rFonts w:ascii="Calibri" w:cs="Calibri" w:eastAsia="Calibri" w:hAnsi="Calibri"/>
@@ -7643,7 +7619,7 @@
               </w:rPr>
               <w:t xml:space="preserve">1,5–8 млн ₽ (</w:t>
             </w:r>
-            <w:hyperlink w:history="1" r:id="rIdehkmmtkwsuucufhfwvbwg">
+            <w:hyperlink w:history="1" r:id="rId-o7fzbsr8lgl6nns2ylvh">
               <w:r>
                 <w:rPr>
                   <w:rFonts w:ascii="Calibri" w:cs="Calibri" w:eastAsia="Calibri" w:hAnsi="Calibri"/>
@@ -8076,7 +8052,7 @@
       </w:pPr>
       <w:r>
         <w:drawing>
-          <wp:anchor distT="0" distB="90000" distL="190000" distR="0" simplePos="0" allowOverlap="1" behindDoc="0" locked="0" layoutInCell="1" relativeHeight="1143000">
+          <wp:anchor distT="0" distB="60000" distL="150000" distR="0" simplePos="0" allowOverlap="1" behindDoc="0" locked="0" layoutInCell="1" relativeHeight="1838325">
             <wp:simplePos x="0" y="0"/>
             <wp:positionH relativeFrom="margin">
               <wp:align>right</wp:align>
@@ -8084,10 +8060,10 @@
             <wp:positionV relativeFrom="paragraph">
               <wp:posOffset>60000</wp:posOffset>
             </wp:positionV>
-            <wp:extent cx="2190750" cy="1143000"/>
+            <wp:extent cx="2381250" cy="1838325"/>
             <wp:effectExtent t="0" r="0" b="0" l="0"/>
-            <wp:wrapSquare wrapText="left" distT="0" distB="90000" distL="190000" distR="0"/>
-            <wp:docPr id="1" name="illustration" descr="В партнёрской модели каждый участник платформы — бизнес со своим интересом." title="Иллюстрация"/>
+            <wp:wrapSquare wrapText="left" distT="0" distB="60000" distL="150000" distR="0"/>
+            <wp:docPr id="1" name="illustration" descr="Каждый участник платформы — бизнес со своим интересом." title="Партнёрство"/>
             <wp:cNvGraphicFramePr>
               <a:graphicFrameLocks xmlns:a="http://schemas.openxmlformats.org/drawingml/2006/main" noChangeAspect="1"/>
             </wp:cNvGraphicFramePr>
@@ -8110,7 +8086,7 @@
                   <pic:spPr bwMode="auto">
                     <a:xfrm>
                       <a:off x="0" y="0"/>
-                      <a:ext cx="2190750" cy="1143000"/>
+                      <a:ext cx="2381250" cy="1838325"/>
                     </a:xfrm>
                     <a:prstGeom prst="rect">
                       <a:avLst/>
@@ -8150,7 +8126,7 @@
         </w:rPr>
         <w:t xml:space="preserve">Чтобы быстро наполнить каталог, первые шесть месяцев поставщики работают без комиссии, затем — 7 % с оплаченного заказа. Это наше предложение, а не рыночная норма: оно заметно ниже универсальных маркетплейсов — на Ozon с февраля 2026 года комиссии в отдельных категориях доходят до 55 % (</w:t>
       </w:r>
-      <w:hyperlink w:history="1" r:id="rIdrbetjkjewvabnvmzlok1_">
+      <w:hyperlink w:history="1" r:id="rIdzc_bpm16l_k8gpy4xyvl5">
         <w:r>
           <w:rPr>
             <w:rFonts w:ascii="Calibri" w:cs="Calibri" w:eastAsia="Calibri" w:hAnsi="Calibri"/>
@@ -9254,7 +9230,7 @@
         </w:rPr>
         <w:t xml:space="preserve">С 1 октября 2026 года действует закон о платформенной экономике (</w:t>
       </w:r>
-      <w:hyperlink w:history="1" r:id="rIdyyxwfrmt0le3vab4oz_cp">
+      <w:hyperlink w:history="1" r:id="rIdnx8waxyqbtizmi-2boura">
         <w:r>
           <w:rPr>
             <w:rFonts w:ascii="Calibri" w:cs="Calibri" w:eastAsia="Calibri" w:hAnsi="Calibri"/>
@@ -9482,7 +9458,7 @@
               <w:spacing w:after="0" w:line="252"/>
               <w:jc w:val="left"/>
             </w:pPr>
-            <w:hyperlink w:history="1" r:id="rIdufuzk0k7e9j3ixijl0ug5">
+            <w:hyperlink w:history="1" r:id="rIdg_vyjmtssn7ikxeowcmfg">
               <w:r>
                 <w:rPr>
                   <w:rFonts w:ascii="Calibri" w:cs="Calibri" w:eastAsia="Calibri" w:hAnsi="Calibri"/>
@@ -9573,7 +9549,7 @@
               <w:spacing w:after="0" w:line="252"/>
               <w:jc w:val="left"/>
             </w:pPr>
-            <w:hyperlink w:history="1" r:id="rIdvg6rw4bpx3jyhlm6my8oa">
+            <w:hyperlink w:history="1" r:id="rId1shjouolxrcgei7920mq7">
               <w:r>
                 <w:rPr>
                   <w:rFonts w:ascii="Calibri" w:cs="Calibri" w:eastAsia="Calibri" w:hAnsi="Calibri"/>
@@ -9594,7 +9570,7 @@
               </w:rPr>
               <w:t xml:space="preserve">, </w:t>
             </w:r>
-            <w:hyperlink w:history="1" r:id="rIdervhad-tzbpjx-icewqfc">
+            <w:hyperlink w:history="1" r:id="rIdx7cgl7rbgsfugycwm3gue">
               <w:r>
                 <w:rPr>
                   <w:rFonts w:ascii="Calibri" w:cs="Calibri" w:eastAsia="Calibri" w:hAnsi="Calibri"/>
@@ -9685,7 +9661,7 @@
               <w:spacing w:after="0" w:line="252"/>
               <w:jc w:val="left"/>
             </w:pPr>
-            <w:hyperlink w:history="1" r:id="rIdfpmbe4vnl45qr3fopkmvo">
+            <w:hyperlink w:history="1" r:id="rIdlmhpdaisjqoev9h2syfwx">
               <w:r>
                 <w:rPr>
                   <w:rFonts w:ascii="Calibri" w:cs="Calibri" w:eastAsia="Calibri" w:hAnsi="Calibri"/>
@@ -9776,7 +9752,7 @@
               <w:spacing w:after="0" w:line="252"/>
               <w:jc w:val="left"/>
             </w:pPr>
-            <w:hyperlink w:history="1" r:id="rIdmtdqidkvkwoql0k6jwzab">
+            <w:hyperlink w:history="1" r:id="rIdaomopefpn4shd2izpu_f7">
               <w:r>
                 <w:rPr>
                   <w:rFonts w:ascii="Calibri" w:cs="Calibri" w:eastAsia="Calibri" w:hAnsi="Calibri"/>
@@ -9867,7 +9843,7 @@
               <w:spacing w:after="0" w:line="252"/>
               <w:jc w:val="left"/>
             </w:pPr>
-            <w:hyperlink w:history="1" r:id="rId3_x-9-wjgq5lchwgcqq3x">
+            <w:hyperlink w:history="1" r:id="rIdzmvm7k77_oabt0onpdjln">
               <w:r>
                 <w:rPr>
                   <w:rFonts w:ascii="Calibri" w:cs="Calibri" w:eastAsia="Calibri" w:hAnsi="Calibri"/>
@@ -9958,7 +9934,7 @@
               <w:spacing w:after="0" w:line="252"/>
               <w:jc w:val="left"/>
             </w:pPr>
-            <w:hyperlink w:history="1" r:id="rIdnrg3wet5hdoiffjdzbeh4">
+            <w:hyperlink w:history="1" r:id="rIdbeb2j1ukc2qt9vfj9svvy">
               <w:r>
                 <w:rPr>
                   <w:rFonts w:ascii="Calibri" w:cs="Calibri" w:eastAsia="Calibri" w:hAnsi="Calibri"/>
@@ -10137,7 +10113,7 @@
               <w:spacing w:after="0" w:line="252"/>
               <w:jc w:val="left"/>
             </w:pPr>
-            <w:hyperlink w:history="1" r:id="rIdcm4grnjqn-7dpa5a5kmnl">
+            <w:hyperlink w:history="1" r:id="rId4swt-j-7ajueaidnqwtcl">
               <w:r>
                 <w:rPr>
                   <w:rFonts w:ascii="Calibri" w:cs="Calibri" w:eastAsia="Calibri" w:hAnsi="Calibri"/>
@@ -12332,7 +12308,7 @@
         </w:numPr>
         <w:spacing w:after="70" w:line="252"/>
       </w:pPr>
-      <w:hyperlink w:history="1" r:id="rIdnwbdbbmqw4h-vnuzg3oz_">
+      <w:hyperlink w:history="1" r:id="rIdqlcladrudhuf-lvq_wiiq">
         <w:r>
           <w:rPr>
             <w:rFonts w:ascii="Calibri" w:cs="Calibri" w:eastAsia="Calibri" w:hAnsi="Calibri"/>
@@ -12366,7 +12342,7 @@
         </w:numPr>
         <w:spacing w:after="70" w:line="252"/>
       </w:pPr>
-      <w:hyperlink w:history="1" r:id="rId6ptxjyjfhw2vmuzhhmntd">
+      <w:hyperlink w:history="1" r:id="rIdccisgeebx4gavypuzphx-">
         <w:r>
           <w:rPr>
             <w:rFonts w:ascii="Calibri" w:cs="Calibri" w:eastAsia="Calibri" w:hAnsi="Calibri"/>
@@ -12400,7 +12376,7 @@
         </w:numPr>
         <w:spacing w:after="70" w:line="252"/>
       </w:pPr>
-      <w:hyperlink w:history="1" r:id="rIdupgif-8bzdjtjqlusoafy">
+      <w:hyperlink w:history="1" r:id="rIdkh1tj_cpkz-d7vrsg0qg0">
         <w:r>
           <w:rPr>
             <w:rFonts w:ascii="Calibri" w:cs="Calibri" w:eastAsia="Calibri" w:hAnsi="Calibri"/>
@@ -12434,7 +12410,7 @@
         </w:numPr>
         <w:spacing w:after="70" w:line="252"/>
       </w:pPr>
-      <w:hyperlink w:history="1" r:id="rIdgjwhx9a_ivkmwbqozbsxy">
+      <w:hyperlink w:history="1" r:id="rIdgtteqco01tdakwkqm8p0e">
         <w:r>
           <w:rPr>
             <w:rFonts w:ascii="Calibri" w:cs="Calibri" w:eastAsia="Calibri" w:hAnsi="Calibri"/>
@@ -12468,7 +12444,7 @@
         </w:numPr>
         <w:spacing w:after="70" w:line="252"/>
       </w:pPr>
-      <w:hyperlink w:history="1" r:id="rIdkb-s0ypnauttjvradw-ms">
+      <w:hyperlink w:history="1" r:id="rIdspj94tqkteu7-ygygbn13">
         <w:r>
           <w:rPr>
             <w:rFonts w:ascii="Calibri" w:cs="Calibri" w:eastAsia="Calibri" w:hAnsi="Calibri"/>
@@ -12526,7 +12502,7 @@
         </w:numPr>
         <w:spacing w:after="70" w:line="252"/>
       </w:pPr>
-      <w:hyperlink w:history="1" r:id="rIdlui5zyw1cr3poiozqy0ho">
+      <w:hyperlink w:history="1" r:id="rIdiw0ldb-mqfjzt0r1psvvj">
         <w:r>
           <w:rPr>
             <w:rFonts w:ascii="Calibri" w:cs="Calibri" w:eastAsia="Calibri" w:hAnsi="Calibri"/>
@@ -12560,7 +12536,7 @@
         </w:numPr>
         <w:spacing w:after="70" w:line="252"/>
       </w:pPr>
-      <w:hyperlink w:history="1" r:id="rIdw4dvn29nzxy5rvrkx7vug">
+      <w:hyperlink w:history="1" r:id="rIdrwfoo5h6d_tjsk359n3fs">
         <w:r>
           <w:rPr>
             <w:rFonts w:ascii="Calibri" w:cs="Calibri" w:eastAsia="Calibri" w:hAnsi="Calibri"/>
@@ -12594,7 +12570,7 @@
         </w:numPr>
         <w:spacing w:after="70" w:line="252"/>
       </w:pPr>
-      <w:hyperlink w:history="1" r:id="rIdrfiydlupr5jizfpsdp8sv">
+      <w:hyperlink w:history="1" r:id="rIdokggyhbfm6sqrjg2or6hz">
         <w:r>
           <w:rPr>
             <w:rFonts w:ascii="Calibri" w:cs="Calibri" w:eastAsia="Calibri" w:hAnsi="Calibri"/>
@@ -12628,7 +12604,7 @@
         </w:numPr>
         <w:spacing w:after="70" w:line="252"/>
       </w:pPr>
-      <w:hyperlink w:history="1" r:id="rIdg96dy4nsjysi7k3qeyh13">
+      <w:hyperlink w:history="1" r:id="rIdufl38oc5jhjqxhfg8bq-k">
         <w:r>
           <w:rPr>
             <w:rFonts w:ascii="Calibri" w:cs="Calibri" w:eastAsia="Calibri" w:hAnsi="Calibri"/>
@@ -12662,7 +12638,7 @@
         </w:numPr>
         <w:spacing w:after="70" w:line="252"/>
       </w:pPr>
-      <w:hyperlink w:history="1" r:id="rId3-irfqtv_vx8saynxafl9">
+      <w:hyperlink w:history="1" r:id="rIddhwc30g47_zytu0-ie2k9">
         <w:r>
           <w:rPr>
             <w:rFonts w:ascii="Calibri" w:cs="Calibri" w:eastAsia="Calibri" w:hAnsi="Calibri"/>
@@ -12696,7 +12672,7 @@
         </w:numPr>
         <w:spacing w:after="70" w:line="252"/>
       </w:pPr>
-      <w:hyperlink w:history="1" r:id="rId9zvgg7lflcjbwrsbs_sb9">
+      <w:hyperlink w:history="1" r:id="rIdb8xebpscoc7_msdmhjyqz">
         <w:r>
           <w:rPr>
             <w:rFonts w:ascii="Calibri" w:cs="Calibri" w:eastAsia="Calibri" w:hAnsi="Calibri"/>
@@ -12730,7 +12706,7 @@
         </w:numPr>
         <w:spacing w:after="70" w:line="252"/>
       </w:pPr>
-      <w:hyperlink w:history="1" r:id="rIdwo7utoi-v-6xq8ptzszy1">
+      <w:hyperlink w:history="1" r:id="rIda2imhfdr1i2rf2jjzitnc">
         <w:r>
           <w:rPr>
             <w:rFonts w:ascii="Calibri" w:cs="Calibri" w:eastAsia="Calibri" w:hAnsi="Calibri"/>
@@ -12764,7 +12740,7 @@
         </w:numPr>
         <w:spacing w:after="70" w:line="252"/>
       </w:pPr>
-      <w:hyperlink w:history="1" r:id="rIdyxntzw5vgw4juclsi9_gg">
+      <w:hyperlink w:history="1" r:id="rIddtsjmflhfkqxpcyphqpq2">
         <w:r>
           <w:rPr>
             <w:rFonts w:ascii="Calibri" w:cs="Calibri" w:eastAsia="Calibri" w:hAnsi="Calibri"/>
@@ -12798,7 +12774,7 @@
         </w:numPr>
         <w:spacing w:after="70" w:line="252"/>
       </w:pPr>
-      <w:hyperlink w:history="1" r:id="rIdvrvqu9c0fo-2q0vo63b4n">
+      <w:hyperlink w:history="1" r:id="rIdorc1an58jzdlhknr8qj5y">
         <w:r>
           <w:rPr>
             <w:rFonts w:ascii="Calibri" w:cs="Calibri" w:eastAsia="Calibri" w:hAnsi="Calibri"/>
@@ -12832,7 +12808,7 @@
         </w:numPr>
         <w:spacing w:after="70" w:line="252"/>
       </w:pPr>
-      <w:hyperlink w:history="1" r:id="rId_3nxcbzgufyluas5m76d0">
+      <w:hyperlink w:history="1" r:id="rId0gpose7yme7tyx7a2sdqs">
         <w:r>
           <w:rPr>
             <w:rFonts w:ascii="Calibri" w:cs="Calibri" w:eastAsia="Calibri" w:hAnsi="Calibri"/>
@@ -12866,7 +12842,7 @@
         </w:numPr>
         <w:spacing w:after="70" w:line="252"/>
       </w:pPr>
-      <w:hyperlink w:history="1" r:id="rIdfi30wj_mzvu7qbg4efhl4">
+      <w:hyperlink w:history="1" r:id="rIdjkhedoczkzsa9kporzmfl">
         <w:r>
           <w:rPr>
             <w:rFonts w:ascii="Calibri" w:cs="Calibri" w:eastAsia="Calibri" w:hAnsi="Calibri"/>
@@ -12900,7 +12876,7 @@
         </w:numPr>
         <w:spacing w:after="70" w:line="252"/>
       </w:pPr>
-      <w:hyperlink w:history="1" r:id="rIdwmjswalkcg-4pbvhqsley">
+      <w:hyperlink w:history="1" r:id="rId69ponhpyperblgsq-cl2l">
         <w:r>
           <w:rPr>
             <w:rFonts w:ascii="Calibri" w:cs="Calibri" w:eastAsia="Calibri" w:hAnsi="Calibri"/>
@@ -12958,7 +12934,7 @@
         </w:numPr>
         <w:spacing w:after="70" w:line="252"/>
       </w:pPr>
-      <w:hyperlink w:history="1" r:id="rIdmiem644ijavb14mt0qpf7">
+      <w:hyperlink w:history="1" r:id="rIds6f3hebk2synejssjpioy">
         <w:r>
           <w:rPr>
             <w:rFonts w:ascii="Calibri" w:cs="Calibri" w:eastAsia="Calibri" w:hAnsi="Calibri"/>
@@ -12992,7 +12968,7 @@
         </w:numPr>
         <w:spacing w:after="70" w:line="252"/>
       </w:pPr>
-      <w:hyperlink w:history="1" r:id="rIdmgqvcikt-e1mcnez8xtek">
+      <w:hyperlink w:history="1" r:id="rIdx6xx6gpjwmich5h2kjw9c">
         <w:r>
           <w:rPr>
             <w:rFonts w:ascii="Calibri" w:cs="Calibri" w:eastAsia="Calibri" w:hAnsi="Calibri"/>
@@ -13026,7 +13002,7 @@
         </w:numPr>
         <w:spacing w:after="70" w:line="252"/>
       </w:pPr>
-      <w:hyperlink w:history="1" r:id="rId2ce4azz39v5uvbrz4kwgg">
+      <w:hyperlink w:history="1" r:id="rIdlatnqryb1he-y0gezwhlm">
         <w:r>
           <w:rPr>
             <w:rFonts w:ascii="Calibri" w:cs="Calibri" w:eastAsia="Calibri" w:hAnsi="Calibri"/>
@@ -13060,7 +13036,7 @@
         </w:numPr>
         <w:spacing w:after="70" w:line="252"/>
       </w:pPr>
-      <w:hyperlink w:history="1" r:id="rId43qnumm2cc6rkc0cn2ssv">
+      <w:hyperlink w:history="1" r:id="rIdx_ra3pshowv9ornaxcavc">
         <w:r>
           <w:rPr>
             <w:rFonts w:ascii="Calibri" w:cs="Calibri" w:eastAsia="Calibri" w:hAnsi="Calibri"/>
@@ -13094,7 +13070,7 @@
         </w:numPr>
         <w:spacing w:after="70" w:line="252"/>
       </w:pPr>
-      <w:hyperlink w:history="1" r:id="rIdk4f6uuy2rbth0du8sdmlx">
+      <w:hyperlink w:history="1" r:id="rIduxqybqjpztvqxbz7nlxtm">
         <w:r>
           <w:rPr>
             <w:rFonts w:ascii="Calibri" w:cs="Calibri" w:eastAsia="Calibri" w:hAnsi="Calibri"/>
@@ -13128,7 +13104,7 @@
         </w:numPr>
         <w:spacing w:after="70" w:line="252"/>
       </w:pPr>
-      <w:hyperlink w:history="1" r:id="rIdnxd1f7x8cxbpo47e9taft">
+      <w:hyperlink w:history="1" r:id="rId4jo2jdeqjcnsykr41oynw">
         <w:r>
           <w:rPr>
             <w:rFonts w:ascii="Calibri" w:cs="Calibri" w:eastAsia="Calibri" w:hAnsi="Calibri"/>
@@ -13162,7 +13138,7 @@
         </w:numPr>
         <w:spacing w:after="70" w:line="252"/>
       </w:pPr>
-      <w:hyperlink w:history="1" r:id="rIdiqd6pycjluwfypta6xmww">
+      <w:hyperlink w:history="1" r:id="rIdw4yzjgm-zqphoun0wgkbc">
         <w:r>
           <w:rPr>
             <w:rFonts w:ascii="Calibri" w:cs="Calibri" w:eastAsia="Calibri" w:hAnsi="Calibri"/>
@@ -13196,7 +13172,7 @@
         </w:numPr>
         <w:spacing w:after="70" w:line="252"/>
       </w:pPr>
-      <w:hyperlink w:history="1" r:id="rId45nqfbgvgxipgry_a6gkk">
+      <w:hyperlink w:history="1" r:id="rId3kgdmxd7jwq2mn8gu5_u-">
         <w:r>
           <w:rPr>
             <w:rFonts w:ascii="Calibri" w:cs="Calibri" w:eastAsia="Calibri" w:hAnsi="Calibri"/>
@@ -13230,7 +13206,7 @@
         </w:numPr>
         <w:spacing w:after="70" w:line="252"/>
       </w:pPr>
-      <w:hyperlink w:history="1" r:id="rIdg0qm0stp4r53e1rhg9nsh">
+      <w:hyperlink w:history="1" r:id="rIdipywz6jtridleisa5lsga">
         <w:r>
           <w:rPr>
             <w:rFonts w:ascii="Calibri" w:cs="Calibri" w:eastAsia="Calibri" w:hAnsi="Calibri"/>
@@ -13264,7 +13240,7 @@
         </w:numPr>
         <w:spacing w:after="70" w:line="252"/>
       </w:pPr>
-      <w:hyperlink w:history="1" r:id="rIdvcas-zlis3ibazarmrk5z">
+      <w:hyperlink w:history="1" r:id="rIddwxt0r4djgi6xagiaaqqk">
         <w:r>
           <w:rPr>
             <w:rFonts w:ascii="Calibri" w:cs="Calibri" w:eastAsia="Calibri" w:hAnsi="Calibri"/>
@@ -13298,7 +13274,7 @@
         </w:numPr>
         <w:spacing w:after="70" w:line="252"/>
       </w:pPr>
-      <w:hyperlink w:history="1" r:id="rIdawlbkkla6m7y2_7zzappk">
+      <w:hyperlink w:history="1" r:id="rIdu8ktwfcrg1yj83rpa4z35">
         <w:r>
           <w:rPr>
             <w:rFonts w:ascii="Calibri" w:cs="Calibri" w:eastAsia="Calibri" w:hAnsi="Calibri"/>
@@ -13332,7 +13308,7 @@
         </w:numPr>
         <w:spacing w:after="70" w:line="252"/>
       </w:pPr>
-      <w:hyperlink w:history="1" r:id="rIdplw20i5-ht1poxh9u8tin">
+      <w:hyperlink w:history="1" r:id="rIdhzmp3d2t6noscrhagtwmm">
         <w:r>
           <w:rPr>
             <w:rFonts w:ascii="Calibri" w:cs="Calibri" w:eastAsia="Calibri" w:hAnsi="Calibri"/>
@@ -13390,7 +13366,7 @@
         </w:numPr>
         <w:spacing w:after="70" w:line="252"/>
       </w:pPr>
-      <w:hyperlink w:history="1" r:id="rIdv3_v2kmue25ziyhyncq5u">
+      <w:hyperlink w:history="1" r:id="rIdumzs73o2fbulnwaipw4fc">
         <w:r>
           <w:rPr>
             <w:rFonts w:ascii="Calibri" w:cs="Calibri" w:eastAsia="Calibri" w:hAnsi="Calibri"/>
@@ -13424,7 +13400,7 @@
         </w:numPr>
         <w:spacing w:after="70" w:line="252"/>
       </w:pPr>
-      <w:hyperlink w:history="1" r:id="rIdie_2swbowkfuhzxvavyqd">
+      <w:hyperlink w:history="1" r:id="rIdmv9gtz45rv1k8vitrpwkf">
         <w:r>
           <w:rPr>
             <w:rFonts w:ascii="Calibri" w:cs="Calibri" w:eastAsia="Calibri" w:hAnsi="Calibri"/>
@@ -13458,7 +13434,7 @@
         </w:numPr>
         <w:spacing w:after="70" w:line="252"/>
       </w:pPr>
-      <w:hyperlink w:history="1" r:id="rId9tulzcyfoxcfuc17gcyb0">
+      <w:hyperlink w:history="1" r:id="rId8ki8cp7ny21j1-p1j34kg">
         <w:r>
           <w:rPr>
             <w:rFonts w:ascii="Calibri" w:cs="Calibri" w:eastAsia="Calibri" w:hAnsi="Calibri"/>
@@ -13492,7 +13468,7 @@
         </w:numPr>
         <w:spacing w:after="70" w:line="252"/>
       </w:pPr>
-      <w:hyperlink w:history="1" r:id="rIdvas2um4itt1574hdbxnky">
+      <w:hyperlink w:history="1" r:id="rIdt2aq8nshshnyag_anyqoo">
         <w:r>
           <w:rPr>
             <w:rFonts w:ascii="Calibri" w:cs="Calibri" w:eastAsia="Calibri" w:hAnsi="Calibri"/>
@@ -13526,7 +13502,7 @@
         </w:numPr>
         <w:spacing w:after="70" w:line="252"/>
       </w:pPr>
-      <w:hyperlink w:history="1" r:id="rIdzifgkytph-pkhbe_2fyno">
+      <w:hyperlink w:history="1" r:id="rIdfgtje03cbhfofjij1cpfk">
         <w:r>
           <w:rPr>
             <w:rFonts w:ascii="Calibri" w:cs="Calibri" w:eastAsia="Calibri" w:hAnsi="Calibri"/>
@@ -13560,7 +13536,7 @@
         </w:numPr>
         <w:spacing w:after="70" w:line="252"/>
       </w:pPr>
-      <w:hyperlink w:history="1" r:id="rId1bklz8f4-zjatjeajmz5s">
+      <w:hyperlink w:history="1" r:id="rIdvjlxjxhdhzdi9hes6bxpo">
         <w:r>
           <w:rPr>
             <w:rFonts w:ascii="Calibri" w:cs="Calibri" w:eastAsia="Calibri" w:hAnsi="Calibri"/>
@@ -13594,7 +13570,7 @@
         </w:numPr>
         <w:spacing w:after="70" w:line="252"/>
       </w:pPr>
-      <w:hyperlink w:history="1" r:id="rIdq64r2il340r_cg5-47dga">
+      <w:hyperlink w:history="1" r:id="rIdpnjhhk19t-t_zfgbxpriq">
         <w:r>
           <w:rPr>
             <w:rFonts w:ascii="Calibri" w:cs="Calibri" w:eastAsia="Calibri" w:hAnsi="Calibri"/>
@@ -13628,7 +13604,7 @@
         </w:numPr>
         <w:spacing w:after="70" w:line="252"/>
       </w:pPr>
-      <w:hyperlink w:history="1" r:id="rId4jow0_fqg0b6j5dpvup1h">
+      <w:hyperlink w:history="1" r:id="rIdtmu5xqymiojzpivuay6x-">
         <w:r>
           <w:rPr>
             <w:rFonts w:ascii="Calibri" w:cs="Calibri" w:eastAsia="Calibri" w:hAnsi="Calibri"/>

--- a/komanda-5/Команда_5_B2B-платформа_текстиль.docx
+++ b/komanda-5/Команда_5_B2B-платформа_текстиль.docx
@@ -550,6 +550,7 @@
     </w:p>
     <w:p>
       <w:pPr>
+        <w:keepNext/>
         <w:pBdr>
           <w:left w:val="single" w:color="B4532F" w:sz="18" w:space="10"/>
         </w:pBdr>
@@ -1160,7 +1161,7 @@
       <w:r>
         <w:drawing>
           <wp:inline distT="0" distB="0" distL="0" distR="0">
-            <wp:extent cx="6248400" cy="2724150"/>
+            <wp:extent cx="6248400" cy="2590800"/>
             <wp:effectExtent t="0" r="0" b="0" l="0"/>
             <wp:docPr id="1" name="photo" descr="Табличка «Цены как на сайте»: онлайн-витрина и точка выдачи работают как одно целое" title="Аптека под вывеской apteka.ru"/>
             <wp:cNvGraphicFramePr>
@@ -1185,7 +1186,7 @@
                   <pic:spPr bwMode="auto">
                     <a:xfrm>
                       <a:off x="0" y="0"/>
-                      <a:ext cx="6248400" cy="2724150"/>
+                      <a:ext cx="6248400" cy="2590800"/>
                     </a:xfrm>
                     <a:prstGeom prst="rect">
                       <a:avLst/>
@@ -1200,6 +1201,7 @@
     </w:p>
     <w:p>
       <w:pPr>
+        <w:keepNext/>
         <w:pBdr>
           <w:left w:val="single" w:color="B4532F" w:sz="18" w:space="10"/>
         </w:pBdr>
@@ -1553,7 +1555,7 @@
               <w:spacing w:after="0" w:line="252"/>
               <w:jc w:val="left"/>
             </w:pPr>
-            <w:hyperlink w:history="1" r:id="rIdqrfyf0qi_xmc3t9yenmfz">
+            <w:hyperlink w:history="1" r:id="rIdbg03hmy2kzgekfoxpaeen">
               <w:r>
                 <w:rPr>
                   <w:rFonts w:ascii="Calibri" w:cs="Calibri" w:eastAsia="Calibri" w:hAnsi="Calibri"/>
@@ -1644,7 +1646,7 @@
               <w:spacing w:after="0" w:line="252"/>
               <w:jc w:val="left"/>
             </w:pPr>
-            <w:hyperlink w:history="1" r:id="rIdznyg90zzt74vagpi5irjv">
+            <w:hyperlink w:history="1" r:id="rIdmfavb9m5erf7nnaqhnyl-">
               <w:r>
                 <w:rPr>
                   <w:rFonts w:ascii="Calibri" w:cs="Calibri" w:eastAsia="Calibri" w:hAnsi="Calibri"/>
@@ -1735,7 +1737,7 @@
               <w:spacing w:after="0" w:line="252"/>
               <w:jc w:val="left"/>
             </w:pPr>
-            <w:hyperlink w:history="1" r:id="rIdty84kercne7d2a17ad92v">
+            <w:hyperlink w:history="1" r:id="rIdmcgbrdkomvgyc12chc0uj">
               <w:r>
                 <w:rPr>
                   <w:rFonts w:ascii="Calibri" w:cs="Calibri" w:eastAsia="Calibri" w:hAnsi="Calibri"/>
@@ -1826,7 +1828,7 @@
               <w:spacing w:after="0" w:line="252"/>
               <w:jc w:val="left"/>
             </w:pPr>
-            <w:hyperlink w:history="1" r:id="rIdhbb0ymd_wckt_faqphls-">
+            <w:hyperlink w:history="1" r:id="rId_rpoao-a5m_9pckx94irx">
               <w:r>
                 <w:rPr>
                   <w:rFonts w:ascii="Calibri" w:cs="Calibri" w:eastAsia="Calibri" w:hAnsi="Calibri"/>
@@ -2432,40 +2434,17 @@
     </w:p>
     <w:p>
       <w:pPr>
-        <w:pBdr>
-          <w:left w:val="single" w:color="B4532F" w:sz="18" w:space="10"/>
-        </w:pBdr>
-        <w:spacing w:after="180" w:line="276"/>
-        <w:ind w:left="220"/>
-      </w:pPr>
-      <w:r>
-        <w:rPr>
-          <w:rFonts w:ascii="Calibri" w:cs="Calibri" w:eastAsia="Calibri" w:hAnsi="Calibri"/>
-          <w:color w:val="1C2230"/>
-          <w:sz w:val="22"/>
-          <w:szCs w:val="22"/>
-        </w:rPr>
-        <w:t xml:space="preserve">Площадки, которая собирала бы текстильные фабрики в один каталог и доводила заказ до объекта, в нашем поиске не нашлось — это и есть свободная ниша для платформы.</w:t>
-      </w:r>
-    </w:p>
-    <w:p>
-      <w:pPr>
-        <w:spacing w:after="0" w:line="240"/>
+        <w:keepNext/>
+        <w:spacing w:after="120" w:before="0"/>
+        <w:ind w:left="-120" w:right="-120"/>
+        <w:jc w:val="center"/>
       </w:pPr>
       <w:r>
         <w:drawing>
-          <wp:anchor distT="0" distB="60000" distL="150000" distR="0" simplePos="0" allowOverlap="1" behindDoc="0" locked="0" layoutInCell="1" relativeHeight="2143125">
-            <wp:simplePos x="0" y="0"/>
-            <wp:positionH relativeFrom="margin">
-              <wp:align>right</wp:align>
-            </wp:positionH>
-            <wp:positionV relativeFrom="paragraph">
-              <wp:posOffset>60000</wp:posOffset>
-            </wp:positionV>
-            <wp:extent cx="2381250" cy="2143125"/>
+          <wp:inline distT="0" distB="0" distL="0" distR="0">
+            <wp:extent cx="6248400" cy="2695575"/>
             <wp:effectExtent t="0" r="0" b="0" l="0"/>
-            <wp:wrapSquare wrapText="left" distT="0" distB="60000" distL="150000" distR="0"/>
-            <wp:docPr id="1" name="illustration" descr="Сделки между компаниями: и продавец, и покупатель — организации." title="B2B"/>
+            <wp:docPr id="1" name="photo" descr="Полотенца, постельное бельё и халаты отель закупает регулярно — это ядро ассортимента платформы" title="Гостиничный текстиль"/>
             <wp:cNvGraphicFramePr>
               <a:graphicFrameLocks xmlns:a="http://schemas.openxmlformats.org/drawingml/2006/main" noChangeAspect="1"/>
             </wp:cNvGraphicFramePr>
@@ -2488,7 +2467,7 @@
                   <pic:spPr bwMode="auto">
                     <a:xfrm>
                       <a:off x="0" y="0"/>
-                      <a:ext cx="2381250" cy="2143125"/>
+                      <a:ext cx="6248400" cy="2695575"/>
                     </a:xfrm>
                     <a:prstGeom prst="rect">
                       <a:avLst/>
@@ -2497,8 +2476,27 @@
                 </pic:pic>
               </a:graphicData>
             </a:graphic>
-          </wp:anchor>
+          </wp:inline>
         </w:drawing>
+      </w:r>
+    </w:p>
+    <w:p>
+      <w:pPr>
+        <w:keepNext/>
+        <w:pBdr>
+          <w:left w:val="single" w:color="B4532F" w:sz="18" w:space="10"/>
+        </w:pBdr>
+        <w:spacing w:after="180" w:line="276"/>
+        <w:ind w:left="220"/>
+      </w:pPr>
+      <w:r>
+        <w:rPr>
+          <w:rFonts w:ascii="Calibri" w:cs="Calibri" w:eastAsia="Calibri" w:hAnsi="Calibri"/>
+          <w:color w:val="1C2230"/>
+          <w:sz w:val="22"/>
+          <w:szCs w:val="22"/>
+        </w:rPr>
+        <w:t xml:space="preserve">Площадки, которая собирала бы текстильные фабрики в один каталог и доводила заказ до объекта, в нашем поиске не нашлось — это и есть свободная ниша для платформы.</w:t>
       </w:r>
     </w:p>
     <w:p>
@@ -2528,7 +2526,7 @@
         </w:rPr>
         <w:t xml:space="preserve">Спрос на онлайн-закупки у организаций уже сформирован: оборот B2B- и B2G-направлений интернет-торговли в 2025 году составил около 2 трлн ₽, +11 % к 2024 году (</w:t>
       </w:r>
-      <w:hyperlink w:history="1" r:id="rIdx2lmrere1cakmdkpdbidl">
+      <w:hyperlink w:history="1" r:id="rIdgvqpf4amcwwf47omzrkoe">
         <w:r>
           <w:rPr>
             <w:rFonts w:ascii="Calibri" w:cs="Calibri" w:eastAsia="Calibri" w:hAnsi="Calibri"/>
@@ -2860,7 +2858,7 @@
               <w:spacing w:after="0" w:line="252"/>
               <w:jc w:val="left"/>
             </w:pPr>
-            <w:hyperlink w:history="1" r:id="rIdhpvzexseg_3uvlnkvwnfl">
+            <w:hyperlink w:history="1" r:id="rId1z7gtnw4gulse5dsn_von">
               <w:r>
                 <w:rPr>
                   <w:rFonts w:ascii="Calibri" w:cs="Calibri" w:eastAsia="Calibri" w:hAnsi="Calibri"/>
@@ -2881,7 +2879,7 @@
               </w:rPr>
               <w:t xml:space="preserve">, </w:t>
             </w:r>
-            <w:hyperlink w:history="1" r:id="rIdeg5vr4llwyavvajxsdc1j">
+            <w:hyperlink w:history="1" r:id="rIdwrsaysolpbl2fb5b9iwy4">
               <w:r>
                 <w:rPr>
                   <w:rFonts w:ascii="Calibri" w:cs="Calibri" w:eastAsia="Calibri" w:hAnsi="Calibri"/>
@@ -3008,7 +3006,7 @@
               <w:spacing w:after="0" w:line="252"/>
               <w:jc w:val="left"/>
             </w:pPr>
-            <w:hyperlink w:history="1" r:id="rIdd5wnpok8uy1affng8iszz">
+            <w:hyperlink w:history="1" r:id="rIddssgcex-dpuyeifwhktie">
               <w:r>
                 <w:rPr>
                   <w:rFonts w:ascii="Calibri" w:cs="Calibri" w:eastAsia="Calibri" w:hAnsi="Calibri"/>
@@ -3029,7 +3027,7 @@
               </w:rPr>
               <w:t xml:space="preserve">, </w:t>
             </w:r>
-            <w:hyperlink w:history="1" r:id="rId4alqcw3wk6_6unjgnplwb">
+            <w:hyperlink w:history="1" r:id="rId-oqjm_075k2qm-ql88crz">
               <w:r>
                 <w:rPr>
                   <w:rFonts w:ascii="Calibri" w:cs="Calibri" w:eastAsia="Calibri" w:hAnsi="Calibri"/>
@@ -3050,7 +3048,7 @@
               </w:rPr>
               <w:t xml:space="preserve"> (опт от 30 000 ₽), </w:t>
             </w:r>
-            <w:hyperlink w:history="1" r:id="rId8baljkzo_efg1gqya4wqe">
+            <w:hyperlink w:history="1" r:id="rIdlzf7xvlxkmpdlaajunzww">
               <w:r>
                 <w:rPr>
                   <w:rFonts w:ascii="Calibri" w:cs="Calibri" w:eastAsia="Calibri" w:hAnsi="Calibri"/>
@@ -3248,14 +3246,13 @@
       <w:pPr>
         <w:pStyle w:val="Heading1"/>
         <w:keepNext/>
-        <w:pageBreakBefore/>
         <w:pBdr>
           <w:bottom w:val="single" w:color="172238" w:sz="10" w:space="6"/>
         </w:pBdr>
         <w:tabs>
           <w:tab w:val="right" w:pos="9638"/>
         </w:tabs>
-        <w:spacing w:after="240"/>
+        <w:spacing w:after="240" w:before="560"/>
       </w:pPr>
       <w:r>
         <w:rPr>
@@ -3329,7 +3326,7 @@
       <w:r>
         <w:drawing>
           <wp:inline distT="0" distB="0" distL="0" distR="0">
-            <wp:extent cx="6248400" cy="2924175"/>
+            <wp:extent cx="6248400" cy="2790825"/>
             <wp:effectExtent t="0" r="0" b="0" l="0"/>
             <wp:docPr id="1" name="photo" descr="Здесь покупаем домен для платформы: регистрация, Магазин доменов, брокер или аукцион" title="Reg.ru — регистратор доменов"/>
             <wp:cNvGraphicFramePr>
@@ -3354,7 +3351,7 @@
                   <pic:spPr bwMode="auto">
                     <a:xfrm>
                       <a:off x="0" y="0"/>
-                      <a:ext cx="6248400" cy="2924175"/>
+                      <a:ext cx="6248400" cy="2790825"/>
                     </a:xfrm>
                     <a:prstGeom prst="rect">
                       <a:avLst/>
@@ -3369,6 +3366,7 @@
     </w:p>
     <w:p>
       <w:pPr>
+        <w:keepNext/>
         <w:pBdr>
           <w:left w:val="single" w:color="B4532F" w:sz="18" w:space="10"/>
         </w:pBdr>
@@ -3660,7 +3658,7 @@
               </w:rPr>
               <w:t xml:space="preserve">.ru и .рф — 169 ₽ за первый год (</w:t>
             </w:r>
-            <w:hyperlink w:history="1" r:id="rIdzspmp4sgloll6qmqlos-l">
+            <w:hyperlink w:history="1" r:id="rId4jg-wnvteiw1qncahbosp">
               <w:r>
                 <w:rPr>
                   <w:rFonts w:ascii="Calibri" w:cs="Calibri" w:eastAsia="Calibri" w:hAnsi="Calibri"/>
@@ -3679,7 +3677,7 @@
                 <w:sz w:val="15"/>
                 <w:szCs w:val="15"/>
               </w:rPr>
-              <w:t xml:space="preserve">); продление — около 1 200 ₽ в год</w:t>
+              <w:t xml:space="preserve">), без акции 226 ₽; продление — около 1 200 ₽ в год</w:t>
             </w:r>
           </w:p>
         </w:tc>
@@ -3758,7 +3756,7 @@
               <w:spacing w:after="0" w:line="252"/>
               <w:jc w:val="left"/>
             </w:pPr>
-            <w:hyperlink w:history="1" r:id="rIdkd7mhnqbamg6rduplw4uk">
+            <w:hyperlink w:history="1" r:id="rIdzpen_ft68lf4us5t4p6p7">
               <w:r>
                 <w:rPr>
                   <w:rFonts w:ascii="Calibri" w:cs="Calibri" w:eastAsia="Calibri" w:hAnsi="Calibri"/>
@@ -3903,7 +3901,7 @@
               <w:spacing w:after="0" w:line="252"/>
               <w:jc w:val="left"/>
             </w:pPr>
-            <w:hyperlink w:history="1" r:id="rIdat54tytg2g3ktbe7taatd">
+            <w:hyperlink w:history="1" r:id="rIdbbrgnjyd54gvlho5ndtne">
               <w:r>
                 <w:rPr>
                   <w:rFonts w:ascii="Calibri" w:cs="Calibri" w:eastAsia="Calibri" w:hAnsi="Calibri"/>
@@ -3971,7 +3969,7 @@
               </w:rPr>
               <w:t xml:space="preserve">услуга — 999 ₽ (</w:t>
             </w:r>
-            <w:hyperlink w:history="1" r:id="rId5vwmg4f_jyxr-6jt6g8na">
+            <w:hyperlink w:history="1" r:id="rIdjgzzwmzg-kzqz6i93qpz8">
               <w:r>
                 <w:rPr>
                   <w:rFonts w:ascii="Calibri" w:cs="Calibri" w:eastAsia="Calibri" w:hAnsi="Calibri"/>
@@ -4069,7 +4067,7 @@
               <w:spacing w:after="0" w:line="252"/>
               <w:jc w:val="left"/>
             </w:pPr>
-            <w:hyperlink w:history="1" r:id="rId0c2tdbx0hzypybpdyuwa6">
+            <w:hyperlink w:history="1" r:id="rIdywyydae1u98z9qri9s9wf">
               <w:r>
                 <w:rPr>
                   <w:rFonts w:ascii="Calibri" w:cs="Calibri" w:eastAsia="Calibri" w:hAnsi="Calibri"/>
@@ -4214,7 +4212,7 @@
               <w:spacing w:after="0" w:line="252"/>
               <w:jc w:val="left"/>
             </w:pPr>
-            <w:hyperlink w:history="1" r:id="rIdwxn7_p59upjtsr1l5kids">
+            <w:hyperlink w:history="1" r:id="rIdo7en974nabrcchxt-tlpw">
               <w:r>
                 <w:rPr>
                   <w:rFonts w:ascii="Calibri" w:cs="Calibri" w:eastAsia="Calibri" w:hAnsi="Calibri"/>
@@ -4410,7 +4408,7 @@
               </w:rPr>
               <w:t xml:space="preserve">Администратор домена .ru, .рф или .su обязан пройти идентификацию через Госуслуги (ЕСИА) при регистрации, продлении и смене администратора, то есть и при покупке домена у продавца. Требование касается и юрлиц (</w:t>
             </w:r>
-            <w:hyperlink w:history="1" r:id="rId7tiryoogdeoma6p6uvoeu">
+            <w:hyperlink w:history="1" r:id="rIdtsf65ylxnbgbytglid5ru">
               <w:r>
                 <w:rPr>
                   <w:rFonts w:ascii="Calibri" w:cs="Calibri" w:eastAsia="Calibri" w:hAnsi="Calibri"/>
@@ -4490,6 +4488,7 @@
     </w:p>
     <w:p>
       <w:pPr>
+        <w:keepNext/>
         <w:pBdr>
           <w:left w:val="single" w:color="B4532F" w:sz="18" w:space="10"/>
         </w:pBdr>
@@ -4564,6 +4563,53 @@
           <w:szCs w:val="22"/>
         </w:rPr>
         <w:t xml:space="preserve">.</w:t>
+      </w:r>
+    </w:p>
+    <w:p>
+      <w:pPr>
+        <w:spacing w:after="100" w:before="0"/>
+        <w:ind w:left="-120" w:right="-120"/>
+        <w:jc w:val="center"/>
+      </w:pPr>
+      <w:r>
+        <w:drawing>
+          <wp:inline distT="0" distB="0" distL="0" distR="0">
+            <wp:extent cx="6248400" cy="3467100"/>
+            <wp:effectExtent t="0" r="0" b="0" l="0"/>
+            <wp:docPr id="1" name="proof" descr="Страница лота opttex.ru в Магазине доменов Reg.ru: цена продажи 27 900 ₽, первая регистрация 08.08.2007, на продаже с 10.11.2019. Ниже — результаты поиска свободных имён на Reg.ru в тот же день." title="Проверено на Reg.ru"/>
+            <wp:cNvGraphicFramePr>
+              <a:graphicFrameLocks xmlns:a="http://schemas.openxmlformats.org/drawingml/2006/main" noChangeAspect="1"/>
+            </wp:cNvGraphicFramePr>
+            <a:graphic xmlns:a="http://schemas.openxmlformats.org/drawingml/2006/main">
+              <a:graphicData uri="http://schemas.openxmlformats.org/drawingml/2006/picture">
+                <pic:pic xmlns:pic="http://schemas.openxmlformats.org/drawingml/2006/picture">
+                  <pic:nvPicPr>
+                    <pic:cNvPr id="0" name="" descr=""/>
+                    <pic:cNvPicPr>
+                      <a:picLocks noChangeAspect="1" noChangeArrowheads="1"/>
+                    </pic:cNvPicPr>
+                  </pic:nvPicPr>
+                  <pic:blipFill>
+                    <a:blip r:embed="rId14" cstate="none"/>
+                    <a:srcRect/>
+                    <a:stretch>
+                      <a:fillRect/>
+                    </a:stretch>
+                  </pic:blipFill>
+                  <pic:spPr bwMode="auto">
+                    <a:xfrm>
+                      <a:off x="0" y="0"/>
+                      <a:ext cx="6248400" cy="3467100"/>
+                    </a:xfrm>
+                    <a:prstGeom prst="rect">
+                      <a:avLst/>
+                    </a:prstGeom>
+                  </pic:spPr>
+                </pic:pic>
+              </a:graphicData>
+            </a:graphic>
+          </wp:inline>
+        </w:drawing>
       </w:r>
     </w:p>
     <w:p>
@@ -4796,7 +4842,7 @@
               <w:spacing w:after="0" w:line="252"/>
               <w:jc w:val="left"/>
             </w:pPr>
-            <w:hyperlink w:history="1" r:id="rIdbn7igsw0riixcxgo4by67">
+            <w:hyperlink w:history="1" r:id="rIdr1-oti3s67s13cn_8e9bq">
               <w:r>
                 <w:rPr>
                   <w:rFonts w:ascii="Calibri" w:cs="Calibri" w:eastAsia="Calibri" w:hAnsi="Calibri"/>
@@ -4835,7 +4881,7 @@
                 <w:sz w:val="14"/>
                 <w:szCs w:val="14"/>
               </w:rPr>
-              <w:t xml:space="preserve">в Магазине доменов с 10.11.2019; домен существует с 2007 года</w:t>
+              <w:t xml:space="preserve">в Магазине доменов с 10.11.2019; домен существует с 2007 года; цена проверена 05.10.2026</w:t>
             </w:r>
           </w:p>
         </w:tc>
@@ -4988,7 +5034,7 @@
                 <w:sz w:val="14"/>
                 <w:szCs w:val="14"/>
               </w:rPr>
-              <w:t xml:space="preserve">свободны</w:t>
+              <w:t xml:space="preserve">свободны; опттекс.рф проверен на Reg.ru 05.10.2026</w:t>
             </w:r>
           </w:p>
         </w:tc>
@@ -5042,7 +5088,7 @@
                 <w:sz w:val="14"/>
                 <w:szCs w:val="14"/>
               </w:rPr>
-              <w:t xml:space="preserve">169 ₽ за .рф; .com — по прайсу Reg.ru</w:t>
+              <w:t xml:space="preserve">169 ₽ за .рф (без акции 226 ₽); .com — по прайсу Reg.ru</w:t>
             </w:r>
           </w:p>
         </w:tc>
@@ -5130,7 +5176,7 @@
                 <w:sz w:val="14"/>
                 <w:szCs w:val="14"/>
               </w:rPr>
-              <w:t xml:space="preserve">свободны</w:t>
+              <w:t xml:space="preserve">свободны; textilehub.ru проверен на Reg.ru 05.10.2026</w:t>
             </w:r>
           </w:p>
         </w:tc>
@@ -5184,7 +5230,7 @@
                 <w:sz w:val="14"/>
                 <w:szCs w:val="14"/>
               </w:rPr>
-              <w:t xml:space="preserve">169 ₽ каждый</w:t>
+              <w:t xml:space="preserve">169 ₽ каждый (без акции 226 ₽)</w:t>
             </w:r>
           </w:p>
         </w:tc>
@@ -5378,7 +5424,7 @@
               <w:spacing w:after="0" w:line="252"/>
               <w:jc w:val="left"/>
             </w:pPr>
-            <w:hyperlink w:history="1" r:id="rIdnq6ryn0n7_jbkehj-moq8">
+            <w:hyperlink w:history="1" r:id="rIdkrymmrjjzv8blrjnwmwuh">
               <w:r>
                 <w:rPr>
                   <w:rFonts w:ascii="Calibri" w:cs="Calibri" w:eastAsia="Calibri" w:hAnsi="Calibri"/>
@@ -5523,7 +5569,7 @@
               <w:spacing w:after="0" w:line="252"/>
               <w:jc w:val="left"/>
             </w:pPr>
-            <w:hyperlink w:history="1" r:id="rIdzctm7g3eotrxl-xv1i4al">
+            <w:hyperlink w:history="1" r:id="rId5pnbbjckdw9gumm164-ws">
               <w:r>
                 <w:rPr>
                   <w:rFonts w:ascii="Calibri" w:cs="Calibri" w:eastAsia="Calibri" w:hAnsi="Calibri"/>
@@ -5668,7 +5714,7 @@
               <w:spacing w:after="0" w:line="252"/>
               <w:jc w:val="left"/>
             </w:pPr>
-            <w:hyperlink w:history="1" r:id="rIdhthwb-6eej_o7o5qpjx4z">
+            <w:hyperlink w:history="1" r:id="rIdohpu-hujyv3pjgsp-usre">
               <w:r>
                 <w:rPr>
                   <w:rFonts w:ascii="Calibri" w:cs="Calibri" w:eastAsia="Calibri" w:hAnsi="Calibri"/>
@@ -5813,7 +5859,7 @@
               <w:spacing w:after="0" w:line="252"/>
               <w:jc w:val="left"/>
             </w:pPr>
-            <w:hyperlink w:history="1" r:id="rIdi9vxnm1wtxv15wkm47zst">
+            <w:hyperlink w:history="1" r:id="rId0a4aufsp_vuaqccg-fdhz">
               <w:r>
                 <w:rPr>
                   <w:rFonts w:ascii="Calibri" w:cs="Calibri" w:eastAsia="Calibri" w:hAnsi="Calibri"/>
@@ -5958,7 +6004,7 @@
               <w:spacing w:after="0" w:line="252"/>
               <w:jc w:val="left"/>
             </w:pPr>
-            <w:hyperlink w:history="1" r:id="rIdamvra9u4um6iet349d4ma">
+            <w:hyperlink w:history="1" r:id="rIddmfkdqnhkq9q8e06k-1py">
               <w:r>
                 <w:rPr>
                   <w:rFonts w:ascii="Calibri" w:cs="Calibri" w:eastAsia="Calibri" w:hAnsi="Calibri"/>
@@ -6549,7 +6595,7 @@
           <w:sz w:val="17"/>
           <w:szCs w:val="17"/>
         </w:rPr>
-        <w:t xml:space="preserve">Занятость — по DNS 4 октября 2026 года, всего около 100 имён: «свободен» значит, что домен не делегирован в зоне. Изредка домен зарегистрирован без DNS, поэтому перед оплатой каждый домен проверяем в Whois на reg.ru. Цены лотов взяты из поискового индекса страниц Магазина доменов: лот могли продать или переоценить, цену сверяем на странице лота.</w:t>
+        <w:t xml:space="preserve">Занятость — по DNS 4 октября 2026 года, всего около 100 имён: «свободен» значит, что домен не делегирован в зоне. Изредка домен зарегистрирован без DNS, поэтому перед оплатой каждый домен проверяем в Whois на reg.ru. Цены лотов взяты из поискового индекса страниц Магазина доменов: лот могли продать или переоценить, цену сверяем на странице лота. Цену opttex.ru и свободность опттекс.рф и textilehub.ru 5 октября 2026 года подтвердили страницы Reg.ru (блок выше).</w:t>
       </w:r>
     </w:p>
     <w:tbl>
@@ -6625,13 +6671,14 @@
       <w:pPr>
         <w:pStyle w:val="Heading1"/>
         <w:keepNext/>
+        <w:pageBreakBefore/>
         <w:pBdr>
           <w:bottom w:val="single" w:color="172238" w:sz="10" w:space="6"/>
         </w:pBdr>
         <w:tabs>
           <w:tab w:val="right" w:pos="9638"/>
         </w:tabs>
-        <w:spacing w:after="240" w:before="560"/>
+        <w:spacing w:after="240"/>
       </w:pPr>
       <w:r>
         <w:rPr>
@@ -6654,6 +6701,7 @@
     </w:p>
     <w:p>
       <w:pPr>
+        <w:keepNext/>
         <w:pBdr>
           <w:left w:val="single" w:color="B4532F" w:sz="18" w:space="10"/>
         </w:pBdr>
@@ -6668,6 +6716,53 @@
           <w:szCs w:val="22"/>
         </w:rPr>
         <w:t xml:space="preserve">Платформу разумно запускать в два шага, чтобы не тратить деньги на разработку до того, как подтвердится спрос.</w:t>
+      </w:r>
+    </w:p>
+    <w:p>
+      <w:pPr>
+        <w:spacing w:after="100" w:before="0"/>
+        <w:ind w:left="-120" w:right="-120"/>
+        <w:jc w:val="center"/>
+      </w:pPr>
+      <w:r>
+        <w:drawing>
+          <wp:inline distT="0" distB="0" distL="0" distR="0">
+            <wp:extent cx="6248400" cy="2590800"/>
+            <wp:effectExtent t="0" r="0" b="0" l="0"/>
+            <wp:docPr id="1" name="showcase" descr="У каждого продавца своя панель, у покупателя — общая витрина. Механику не нужно программировать с нуля." title="Маркетплейс на коробке"/>
+            <wp:cNvGraphicFramePr>
+              <a:graphicFrameLocks xmlns:a="http://schemas.openxmlformats.org/drawingml/2006/main" noChangeAspect="1"/>
+            </wp:cNvGraphicFramePr>
+            <a:graphic xmlns:a="http://schemas.openxmlformats.org/drawingml/2006/main">
+              <a:graphicData uri="http://schemas.openxmlformats.org/drawingml/2006/picture">
+                <pic:pic xmlns:pic="http://schemas.openxmlformats.org/drawingml/2006/picture">
+                  <pic:nvPicPr>
+                    <pic:cNvPr id="0" name="" descr=""/>
+                    <pic:cNvPicPr>
+                      <a:picLocks noChangeAspect="1" noChangeArrowheads="1"/>
+                    </pic:cNvPicPr>
+                  </pic:nvPicPr>
+                  <pic:blipFill>
+                    <a:blip r:embed="rId15" cstate="none"/>
+                    <a:srcRect/>
+                    <a:stretch>
+                      <a:fillRect/>
+                    </a:stretch>
+                  </pic:blipFill>
+                  <pic:spPr bwMode="auto">
+                    <a:xfrm>
+                      <a:off x="0" y="0"/>
+                      <a:ext cx="6248400" cy="2590800"/>
+                    </a:xfrm>
+                    <a:prstGeom prst="rect">
+                      <a:avLst/>
+                    </a:prstGeom>
+                  </pic:spPr>
+                </pic:pic>
+              </a:graphicData>
+            </a:graphic>
+          </wp:inline>
+        </w:drawing>
       </w:r>
     </w:p>
     <w:p>
@@ -6965,7 +7060,7 @@
               </w:rPr>
               <w:t xml:space="preserve">тарифы «Старт», «Развитие», «Бизнес-гуру» (</w:t>
             </w:r>
-            <w:hyperlink w:history="1" r:id="rIddwg10lx0cbna1mag9ebst">
+            <w:hyperlink w:history="1" r:id="rIdpeqfq9muzfstr7gqfzzap">
               <w:r>
                 <w:rPr>
                   <w:rFonts w:ascii="Calibri" w:cs="Calibri" w:eastAsia="Calibri" w:hAnsi="Calibri"/>
@@ -7128,7 +7223,7 @@
               </w:rPr>
               <w:t xml:space="preserve">от 50 000 ₽ в месяц (</w:t>
             </w:r>
-            <w:hyperlink w:history="1" r:id="rIdfnmftvosdblllsg3wvrbj">
+            <w:hyperlink w:history="1" r:id="rId5ju1l3enbsro7hueakv-p">
               <w:r>
                 <w:rPr>
                   <w:rFonts w:ascii="Calibri" w:cs="Calibri" w:eastAsia="Calibri" w:hAnsi="Calibri"/>
@@ -7291,7 +7386,7 @@
               </w:rPr>
               <w:t xml:space="preserve">162 000 / 248 000 ₽ разово (</w:t>
             </w:r>
-            <w:hyperlink w:history="1" r:id="rIdpdmnan24twzvk02easmpo">
+            <w:hyperlink w:history="1" r:id="rIdsnvjxdquu9tja78bspjdo">
               <w:r>
                 <w:rPr>
                   <w:rFonts w:ascii="Calibri" w:cs="Calibri" w:eastAsia="Calibri" w:hAnsi="Calibri"/>
@@ -7456,7 +7551,7 @@
               </w:rPr>
               <w:t xml:space="preserve">лицензия 96 500 ₽ с 01.01.2026 (</w:t>
             </w:r>
-            <w:hyperlink w:history="1" r:id="rId70hz6lpgvjrnv0u1lxpxn">
+            <w:hyperlink w:history="1" r:id="rIduppdh7mj3zzt4hlm0ztai">
               <w:r>
                 <w:rPr>
                   <w:rFonts w:ascii="Calibri" w:cs="Calibri" w:eastAsia="Calibri" w:hAnsi="Calibri"/>
@@ -7619,7 +7714,7 @@
               </w:rPr>
               <w:t xml:space="preserve">1,5–8 млн ₽ (</w:t>
             </w:r>
-            <w:hyperlink w:history="1" r:id="rId-o7fzbsr8lgl6nns2ylvh">
+            <w:hyperlink w:history="1" r:id="rIdhzgvlllu-ajd1pckmncpp">
               <w:r>
                 <w:rPr>
                   <w:rFonts w:ascii="Calibri" w:cs="Calibri" w:eastAsia="Calibri" w:hAnsi="Calibri"/>
@@ -7845,14 +7940,13 @@
       <w:pPr>
         <w:pStyle w:val="Heading1"/>
         <w:keepNext/>
-        <w:pageBreakBefore/>
         <w:pBdr>
           <w:bottom w:val="single" w:color="172238" w:sz="10" w:space="6"/>
         </w:pBdr>
         <w:tabs>
           <w:tab w:val="right" w:pos="9638"/>
         </w:tabs>
-        <w:spacing w:after="240"/>
+        <w:spacing w:after="240" w:before="560"/>
       </w:pPr>
       <w:r>
         <w:rPr>
@@ -7875,6 +7969,7 @@
     </w:p>
     <w:p>
       <w:pPr>
+        <w:keepNext/>
         <w:pBdr>
           <w:left w:val="single" w:color="B4532F" w:sz="18" w:space="10"/>
         </w:pBdr>
@@ -7932,7 +8027,7 @@
                     </pic:cNvPicPr>
                   </pic:nvPicPr>
                   <pic:blipFill>
-                    <a:blip r:embed="rId14" cstate="none"/>
+                    <a:blip r:embed="rId16" cstate="none"/>
                     <a:srcRect/>
                     <a:stretch>
                       <a:fillRect/>
@@ -8000,14 +8095,13 @@
       <w:pPr>
         <w:pStyle w:val="Heading1"/>
         <w:keepNext/>
-        <w:pageBreakBefore/>
         <w:pBdr>
           <w:bottom w:val="single" w:color="172238" w:sz="10" w:space="6"/>
         </w:pBdr>
         <w:tabs>
           <w:tab w:val="right" w:pos="9638"/>
         </w:tabs>
-        <w:spacing w:after="240"/>
+        <w:spacing w:after="240" w:before="560"/>
       </w:pPr>
       <w:r>
         <w:rPr>
@@ -8030,6 +8124,55 @@
     </w:p>
     <w:p>
       <w:pPr>
+        <w:keepNext/>
+        <w:spacing w:after="120" w:before="0"/>
+        <w:ind w:left="-120" w:right="-120"/>
+        <w:jc w:val="center"/>
+      </w:pPr>
+      <w:r>
+        <w:drawing>
+          <wp:inline distT="0" distB="0" distL="0" distR="0">
+            <wp:extent cx="6248400" cy="2590800"/>
+            <wp:effectExtent t="0" r="0" b="0" l="0"/>
+            <wp:docPr id="1" name="photo" descr="Фабрики, которые шьют постельное бельё и полотенца под заказ, — главные партнёры-продавцы платформы" title="Швейный цех"/>
+            <wp:cNvGraphicFramePr>
+              <a:graphicFrameLocks xmlns:a="http://schemas.openxmlformats.org/drawingml/2006/main" noChangeAspect="1"/>
+            </wp:cNvGraphicFramePr>
+            <a:graphic xmlns:a="http://schemas.openxmlformats.org/drawingml/2006/main">
+              <a:graphicData uri="http://schemas.openxmlformats.org/drawingml/2006/picture">
+                <pic:pic xmlns:pic="http://schemas.openxmlformats.org/drawingml/2006/picture">
+                  <pic:nvPicPr>
+                    <pic:cNvPr id="0" name="" descr=""/>
+                    <pic:cNvPicPr>
+                      <a:picLocks noChangeAspect="1" noChangeArrowheads="1"/>
+                    </pic:cNvPicPr>
+                  </pic:nvPicPr>
+                  <pic:blipFill>
+                    <a:blip r:embed="rId17" cstate="none"/>
+                    <a:srcRect/>
+                    <a:stretch>
+                      <a:fillRect/>
+                    </a:stretch>
+                  </pic:blipFill>
+                  <pic:spPr bwMode="auto">
+                    <a:xfrm>
+                      <a:off x="0" y="0"/>
+                      <a:ext cx="6248400" cy="2590800"/>
+                    </a:xfrm>
+                    <a:prstGeom prst="rect">
+                      <a:avLst/>
+                    </a:prstGeom>
+                  </pic:spPr>
+                </pic:pic>
+              </a:graphicData>
+            </a:graphic>
+          </wp:inline>
+        </w:drawing>
+      </w:r>
+    </w:p>
+    <w:p>
+      <w:pPr>
+        <w:keepNext/>
         <w:pBdr>
           <w:left w:val="single" w:color="B4532F" w:sz="18" w:space="10"/>
         </w:pBdr>
@@ -8077,7 +8220,7 @@
                     </pic:cNvPicPr>
                   </pic:nvPicPr>
                   <pic:blipFill>
-                    <a:blip r:embed="rId15" cstate="none"/>
+                    <a:blip r:embed="rId18" cstate="none"/>
                     <a:srcRect/>
                     <a:stretch>
                       <a:fillRect/>
@@ -8126,7 +8269,7 @@
         </w:rPr>
         <w:t xml:space="preserve">Чтобы быстро наполнить каталог, первые шесть месяцев поставщики работают без комиссии, затем — 7 % с оплаченного заказа. Это наше предложение, а не рыночная норма: оно заметно ниже универсальных маркетплейсов — на Ozon с февраля 2026 года комиссии в отдельных категориях доходят до 55 % (</w:t>
       </w:r>
-      <w:hyperlink w:history="1" r:id="rIdzc_bpm16l_k8gpy4xyvl5">
+      <w:hyperlink w:history="1" r:id="rId572ox0lvecgkg-dirlsno">
         <w:r>
           <w:rPr>
             <w:rFonts w:ascii="Calibri" w:cs="Calibri" w:eastAsia="Calibri" w:hAnsi="Calibri"/>
@@ -9186,13 +9329,14 @@
       <w:pPr>
         <w:pStyle w:val="Heading1"/>
         <w:keepNext/>
+        <w:pageBreakBefore/>
         <w:pBdr>
           <w:bottom w:val="single" w:color="172238" w:sz="10" w:space="6"/>
         </w:pBdr>
         <w:tabs>
           <w:tab w:val="right" w:pos="9638"/>
         </w:tabs>
-        <w:spacing w:after="240" w:before="560"/>
+        <w:spacing w:after="240"/>
       </w:pPr>
       <w:r>
         <w:rPr>
@@ -9215,6 +9359,7 @@
     </w:p>
     <w:p>
       <w:pPr>
+        <w:keepNext/>
         <w:pBdr>
           <w:left w:val="single" w:color="B4532F" w:sz="18" w:space="10"/>
         </w:pBdr>
@@ -9230,7 +9375,7 @@
         </w:rPr>
         <w:t xml:space="preserve">С 1 октября 2026 года действует закон о платформенной экономике (</w:t>
       </w:r>
-      <w:hyperlink w:history="1" r:id="rIdnx8waxyqbtizmi-2boura">
+      <w:hyperlink w:history="1" r:id="rId8ek-fe8di1sfzak4xbw7v">
         <w:r>
           <w:rPr>
             <w:rFonts w:ascii="Calibri" w:cs="Calibri" w:eastAsia="Calibri" w:hAnsi="Calibri"/>
@@ -9458,7 +9603,7 @@
               <w:spacing w:after="0" w:line="252"/>
               <w:jc w:val="left"/>
             </w:pPr>
-            <w:hyperlink w:history="1" r:id="rIdg_vyjmtssn7ikxeowcmfg">
+            <w:hyperlink w:history="1" r:id="rIdt66yfypyjxfkwezwpkmem">
               <w:r>
                 <w:rPr>
                   <w:rFonts w:ascii="Calibri" w:cs="Calibri" w:eastAsia="Calibri" w:hAnsi="Calibri"/>
@@ -9549,7 +9694,7 @@
               <w:spacing w:after="0" w:line="252"/>
               <w:jc w:val="left"/>
             </w:pPr>
-            <w:hyperlink w:history="1" r:id="rId1shjouolxrcgei7920mq7">
+            <w:hyperlink w:history="1" r:id="rIdvt0outrllv_zhfjab23js">
               <w:r>
                 <w:rPr>
                   <w:rFonts w:ascii="Calibri" w:cs="Calibri" w:eastAsia="Calibri" w:hAnsi="Calibri"/>
@@ -9570,7 +9715,7 @@
               </w:rPr>
               <w:t xml:space="preserve">, </w:t>
             </w:r>
-            <w:hyperlink w:history="1" r:id="rIdx7cgl7rbgsfugycwm3gue">
+            <w:hyperlink w:history="1" r:id="rId2q6muju52owxebtiheyhl">
               <w:r>
                 <w:rPr>
                   <w:rFonts w:ascii="Calibri" w:cs="Calibri" w:eastAsia="Calibri" w:hAnsi="Calibri"/>
@@ -9661,7 +9806,7 @@
               <w:spacing w:after="0" w:line="252"/>
               <w:jc w:val="left"/>
             </w:pPr>
-            <w:hyperlink w:history="1" r:id="rIdlmhpdaisjqoev9h2syfwx">
+            <w:hyperlink w:history="1" r:id="rId0j_evtjj-ayvciqq2m0tp">
               <w:r>
                 <w:rPr>
                   <w:rFonts w:ascii="Calibri" w:cs="Calibri" w:eastAsia="Calibri" w:hAnsi="Calibri"/>
@@ -9752,7 +9897,7 @@
               <w:spacing w:after="0" w:line="252"/>
               <w:jc w:val="left"/>
             </w:pPr>
-            <w:hyperlink w:history="1" r:id="rIdaomopefpn4shd2izpu_f7">
+            <w:hyperlink w:history="1" r:id="rIdxxjnvclenlpovkhxdbtof">
               <w:r>
                 <w:rPr>
                   <w:rFonts w:ascii="Calibri" w:cs="Calibri" w:eastAsia="Calibri" w:hAnsi="Calibri"/>
@@ -9796,7 +9941,7 @@
                 <w:sz w:val="15"/>
                 <w:szCs w:val="15"/>
               </w:rPr>
-              <w:t xml:space="preserve">Маркировка «Честный знак»</w:t>
+              <w:t xml:space="preserve">Товарный знак</w:t>
             </w:r>
           </w:p>
         </w:tc>
@@ -9823,7 +9968,7 @@
                 <w:sz w:val="15"/>
                 <w:szCs w:val="15"/>
               </w:rPr>
-              <w:t xml:space="preserve">постельное, столовое, туалетное и кухонное бельё, полотенца (ТН ВЭД 6302) подлежат обязательной маркировке — а это ядро ассортимента для отелей; в каталог — только маркированный товар</w:t>
+              <w:t xml:space="preserve">регистрируем название в Роспатенте по классам 35 (торговля) и 24 (текстиль); пошлины: подача 3 500 ₽ и 1 000 ₽ за каждый класс сверх первого, регистрация 16 000 ₽, плюс экспертиза; онлайн на 30 % дешевле</w:t>
             </w:r>
           </w:p>
         </w:tc>
@@ -9843,98 +9988,7 @@
               <w:spacing w:after="0" w:line="252"/>
               <w:jc w:val="left"/>
             </w:pPr>
-            <w:hyperlink w:history="1" r:id="rIdzmvm7k77_oabt0onpdjln">
-              <w:r>
-                <w:rPr>
-                  <w:rFonts w:ascii="Calibri" w:cs="Calibri" w:eastAsia="Calibri" w:hAnsi="Calibri"/>
-                  <w:color w:val="1F4A7A"/>
-                  <w:sz w:val="15"/>
-                  <w:szCs w:val="15"/>
-                  <w:u w:val="single" w:color="B7AD9C"/>
-                </w:rPr>
-                <w:t xml:space="preserve">Cleverence</w:t>
-              </w:r>
-            </w:hyperlink>
-          </w:p>
-        </w:tc>
-      </w:tr>
-      <w:tr>
-        <w:trPr>
-          <w:cantSplit/>
-        </w:trPr>
-        <w:tc>
-          <w:tcPr>
-            <w:tcW w:type="dxa" w:w="1928"/>
-            <w:tcBorders>
-              <w:top w:val="single" w:color="DDD3C3" w:sz="4"/>
-              <w:left w:val="single" w:color="DDD3C3" w:sz="4"/>
-              <w:bottom w:val="single" w:color="DDD3C3" w:sz="4"/>
-              <w:right w:val="single" w:color="DDD3C3" w:sz="4"/>
-            </w:tcBorders>
-            <w:shd w:fill="FBF8F3" w:color="auto" w:val="clear"/>
-          </w:tcPr>
-          <w:p>
-            <w:pPr>
-              <w:spacing w:after="0" w:line="252"/>
-              <w:jc w:val="left"/>
-            </w:pPr>
-            <w:r>
-              <w:rPr>
-                <w:rFonts w:ascii="Calibri" w:cs="Calibri" w:eastAsia="Calibri" w:hAnsi="Calibri"/>
-                <w:b/>
-                <w:bCs/>
-                <w:color w:val="172238"/>
-                <w:sz w:val="15"/>
-                <w:szCs w:val="15"/>
-              </w:rPr>
-              <w:t xml:space="preserve">Товарный знак</w:t>
-            </w:r>
-          </w:p>
-        </w:tc>
-        <w:tc>
-          <w:tcPr>
-            <w:tcW w:type="dxa" w:w="5590"/>
-            <w:tcBorders>
-              <w:top w:val="single" w:color="DDD3C3" w:sz="4"/>
-              <w:left w:val="single" w:color="DDD3C3" w:sz="4"/>
-              <w:bottom w:val="single" w:color="DDD3C3" w:sz="4"/>
-              <w:right w:val="single" w:color="DDD3C3" w:sz="4"/>
-            </w:tcBorders>
-            <w:shd w:fill="FBF8F3" w:color="auto" w:val="clear"/>
-          </w:tcPr>
-          <w:p>
-            <w:pPr>
-              <w:spacing w:after="0" w:line="252"/>
-              <w:jc w:val="left"/>
-            </w:pPr>
-            <w:r>
-              <w:rPr>
-                <w:rFonts w:ascii="Calibri" w:cs="Calibri" w:eastAsia="Calibri" w:hAnsi="Calibri"/>
-                <w:color w:val="1C2230"/>
-                <w:sz w:val="15"/>
-                <w:szCs w:val="15"/>
-              </w:rPr>
-              <w:t xml:space="preserve">регистрируем название в Роспатенте по классам 35 (торговля) и 24 (текстиль); пошлины: подача 3 500 ₽ и 1 000 ₽ за каждый класс сверх первого, регистрация 16 000 ₽, плюс экспертиза; онлайн на 30 % дешевле</w:t>
-            </w:r>
-          </w:p>
-        </w:tc>
-        <w:tc>
-          <w:tcPr>
-            <w:tcW w:type="dxa" w:w="2120"/>
-            <w:tcBorders>
-              <w:top w:val="single" w:color="DDD3C3" w:sz="4"/>
-              <w:left w:val="single" w:color="DDD3C3" w:sz="4"/>
-              <w:bottom w:val="single" w:color="DDD3C3" w:sz="4"/>
-              <w:right w:val="single" w:color="DDD3C3" w:sz="4"/>
-            </w:tcBorders>
-            <w:shd w:fill="FBF8F3" w:color="auto" w:val="clear"/>
-          </w:tcPr>
-          <w:p>
-            <w:pPr>
-              <w:spacing w:after="0" w:line="252"/>
-              <w:jc w:val="left"/>
-            </w:pPr>
-            <w:hyperlink w:history="1" r:id="rIdbeb2j1ukc2qt9vfj9svvy">
+            <w:hyperlink w:history="1" r:id="rIdxpvilicitjtchbspylrtf">
               <w:r>
                 <w:rPr>
                   <w:rFonts w:ascii="Calibri" w:cs="Calibri" w:eastAsia="Calibri" w:hAnsi="Calibri"/>
@@ -9962,7 +10016,7 @@
               <w:bottom w:val="single" w:color="DDD3C3" w:sz="4"/>
               <w:right w:val="single" w:color="DDD3C3" w:sz="4"/>
             </w:tcBorders>
-            <w:shd w:fill="FFFFFF" w:color="auto" w:val="clear"/>
+            <w:shd w:fill="FBF8F3" w:color="auto" w:val="clear"/>
           </w:tcPr>
           <w:p>
             <w:pPr>
@@ -9991,7 +10045,7 @@
               <w:bottom w:val="single" w:color="DDD3C3" w:sz="4"/>
               <w:right w:val="single" w:color="DDD3C3" w:sz="4"/>
             </w:tcBorders>
-            <w:shd w:fill="FFFFFF" w:color="auto" w:val="clear"/>
+            <w:shd w:fill="FBF8F3" w:color="auto" w:val="clear"/>
           </w:tcPr>
           <w:p>
             <w:pPr>
@@ -10018,7 +10072,7 @@
               <w:bottom w:val="single" w:color="DDD3C3" w:sz="4"/>
               <w:right w:val="single" w:color="DDD3C3" w:sz="4"/>
             </w:tcBorders>
-            <w:shd w:fill="FFFFFF" w:color="auto" w:val="clear"/>
+            <w:shd w:fill="FBF8F3" w:color="auto" w:val="clear"/>
           </w:tcPr>
           <w:p>
             <w:pPr>
@@ -10050,7 +10104,7 @@
               <w:bottom w:val="single" w:color="DDD3C3" w:sz="4"/>
               <w:right w:val="single" w:color="DDD3C3" w:sz="4"/>
             </w:tcBorders>
-            <w:shd w:fill="FBF8F3" w:color="auto" w:val="clear"/>
+            <w:shd w:fill="FFFFFF" w:color="auto" w:val="clear"/>
           </w:tcPr>
           <w:p>
             <w:pPr>
@@ -10079,7 +10133,7 @@
               <w:bottom w:val="single" w:color="DDD3C3" w:sz="4"/>
               <w:right w:val="single" w:color="DDD3C3" w:sz="4"/>
             </w:tcBorders>
-            <w:shd w:fill="FBF8F3" w:color="auto" w:val="clear"/>
+            <w:shd w:fill="FFFFFF" w:color="auto" w:val="clear"/>
           </w:tcPr>
           <w:p>
             <w:pPr>
@@ -10106,14 +10160,14 @@
               <w:bottom w:val="single" w:color="DDD3C3" w:sz="4"/>
               <w:right w:val="single" w:color="DDD3C3" w:sz="4"/>
             </w:tcBorders>
-            <w:shd w:fill="FBF8F3" w:color="auto" w:val="clear"/>
-          </w:tcPr>
-          <w:p>
-            <w:pPr>
-              <w:spacing w:after="0" w:line="252"/>
-              <w:jc w:val="left"/>
-            </w:pPr>
-            <w:hyperlink w:history="1" r:id="rId4swt-j-7ajueaidnqwtcl">
+            <w:shd w:fill="FFFFFF" w:color="auto" w:val="clear"/>
+          </w:tcPr>
+          <w:p>
+            <w:pPr>
+              <w:spacing w:after="0" w:line="252"/>
+              <w:jc w:val="left"/>
+            </w:pPr>
+            <w:hyperlink w:history="1" r:id="rIdj-9oaous0izkotnk3gggm">
               <w:r>
                 <w:rPr>
                   <w:rFonts w:ascii="Calibri" w:cs="Calibri" w:eastAsia="Calibri" w:hAnsi="Calibri"/>
@@ -10125,6 +10179,167 @@
                 <w:t xml:space="preserve">Клерк</w:t>
               </w:r>
             </w:hyperlink>
+          </w:p>
+        </w:tc>
+      </w:tr>
+    </w:tbl>
+    <w:p>
+      <w:pPr>
+        <w:spacing w:after="160" w:before="0" w:line="240"/>
+      </w:pPr>
+    </w:p>
+    <w:tbl>
+      <w:tblPr>
+        <w:tblW w:type="dxa" w:w="9638"/>
+        <w:tblBorders>
+          <w:top w:val="single" w:color="auto" w:sz="4"/>
+          <w:left w:val="single" w:color="auto" w:sz="4"/>
+          <w:bottom w:val="single" w:color="auto" w:sz="4"/>
+          <w:right w:val="single" w:color="auto" w:sz="4"/>
+          <w:insideH w:val="single" w:color="auto" w:sz="4"/>
+          <w:insideV w:val="single" w:color="auto" w:sz="4"/>
+        </w:tblBorders>
+      </w:tblPr>
+      <w:tblGrid>
+        <w:gridCol w:w="1950"/>
+        <w:gridCol w:w="7688"/>
+      </w:tblGrid>
+      <w:tr>
+        <w:trPr>
+          <w:cantSplit/>
+        </w:trPr>
+        <w:tc>
+          <w:tcPr>
+            <w:tcW w:type="dxa" w:w="1950"/>
+            <w:tcBorders>
+              <w:top w:val="none" w:color="FFFFFF" w:sz="0"/>
+              <w:left w:val="single" w:color="B4532F" w:sz="24"/>
+              <w:bottom w:val="none" w:color="FFFFFF" w:sz="0"/>
+              <w:right w:val="none" w:color="FFFFFF" w:sz="0"/>
+            </w:tcBorders>
+            <w:shd w:fill="F6F2EB" w:color="auto" w:val="clear"/>
+            <w:tcMar>
+              <w:top w:type="dxa" w:w="140"/>
+              <w:left w:type="dxa" w:w="180"/>
+              <w:bottom w:type="dxa" w:w="140"/>
+              <w:right w:type="dxa" w:w="60"/>
+            </w:tcMar>
+            <w:vAlign w:val="center"/>
+          </w:tcPr>
+          <w:p>
+            <w:pPr>
+              <w:spacing w:after="0" w:line="240"/>
+            </w:pPr>
+            <w:r>
+              <w:drawing>
+                <wp:inline distT="0" distB="0" distL="0" distR="0">
+                  <wp:extent cx="1123950" cy="1123950"/>
+                  <wp:effectExtent t="0" r="0" b="0" l="0"/>
+                  <wp:docPr id="1" name="media" descr="Маркировка «Честный знак»" title="Маркировка «Честный знак»"/>
+                  <wp:cNvGraphicFramePr>
+                    <a:graphicFrameLocks xmlns:a="http://schemas.openxmlformats.org/drawingml/2006/main" noChangeAspect="1"/>
+                  </wp:cNvGraphicFramePr>
+                  <a:graphic xmlns:a="http://schemas.openxmlformats.org/drawingml/2006/main">
+                    <a:graphicData uri="http://schemas.openxmlformats.org/drawingml/2006/picture">
+                      <pic:pic xmlns:pic="http://schemas.openxmlformats.org/drawingml/2006/picture">
+                        <pic:nvPicPr>
+                          <pic:cNvPr id="0" name="" descr=""/>
+                          <pic:cNvPicPr>
+                            <a:picLocks noChangeAspect="1" noChangeArrowheads="1"/>
+                          </pic:cNvPicPr>
+                        </pic:nvPicPr>
+                        <pic:blipFill>
+                          <a:blip r:embed="rId19" cstate="none"/>
+                          <a:srcRect/>
+                          <a:stretch>
+                            <a:fillRect/>
+                          </a:stretch>
+                        </pic:blipFill>
+                        <pic:spPr bwMode="auto">
+                          <a:xfrm>
+                            <a:off x="0" y="0"/>
+                            <a:ext cx="1123950" cy="1123950"/>
+                          </a:xfrm>
+                          <a:prstGeom prst="rect">
+                            <a:avLst/>
+                          </a:prstGeom>
+                        </pic:spPr>
+                      </pic:pic>
+                    </a:graphicData>
+                  </a:graphic>
+                </wp:inline>
+              </w:drawing>
+            </w:r>
+          </w:p>
+        </w:tc>
+        <w:tc>
+          <w:tcPr>
+            <w:tcW w:type="dxa" w:w="7688"/>
+            <w:tcBorders>
+              <w:top w:val="none" w:color="FFFFFF" w:sz="0"/>
+              <w:left w:val="none" w:color="FFFFFF" w:sz="0"/>
+              <w:bottom w:val="none" w:color="FFFFFF" w:sz="0"/>
+              <w:right w:val="none" w:color="FFFFFF" w:sz="0"/>
+            </w:tcBorders>
+            <w:shd w:fill="F6F2EB" w:color="auto" w:val="clear"/>
+            <w:tcMar>
+              <w:top w:type="dxa" w:w="140"/>
+              <w:left w:type="dxa" w:w="120"/>
+              <w:bottom w:type="dxa" w:w="140"/>
+              <w:right w:type="dxa" w:w="240"/>
+            </w:tcMar>
+            <w:vAlign w:val="center"/>
+          </w:tcPr>
+          <w:p>
+            <w:pPr>
+              <w:spacing w:after="60"/>
+            </w:pPr>
+            <w:r>
+              <w:rPr>
+                <w:rFonts w:ascii="Calibri" w:cs="Calibri" w:eastAsia="Calibri" w:hAnsi="Calibri"/>
+                <w:b/>
+                <w:bCs/>
+                <w:color w:val="172238"/>
+                <w:sz w:val="21"/>
+                <w:szCs w:val="21"/>
+              </w:rPr>
+              <w:t xml:space="preserve">Маркировка «Честный знак»</w:t>
+            </w:r>
+          </w:p>
+          <w:p>
+            <w:pPr>
+              <w:spacing w:after="0" w:line="264"/>
+            </w:pPr>
+            <w:r>
+              <w:rPr>
+                <w:rFonts w:ascii="Calibri" w:cs="Calibri" w:eastAsia="Calibri" w:hAnsi="Calibri"/>
+                <w:color w:val="1C2230"/>
+                <w:sz w:val="19"/>
+                <w:szCs w:val="19"/>
+              </w:rPr>
+              <w:t xml:space="preserve">Постельное, столовое, туалетное и кухонное бельё и полотенца (ТН ВЭД 6302) подлежат обязательной маркировке — а это ядро ассортимента для отелей. В каталог платформы попадает только маркированный товар (</w:t>
+            </w:r>
+            <w:hyperlink w:history="1" r:id="rIdbocgtbyknkrigmszei7gf">
+              <w:r>
+                <w:rPr>
+                  <w:rFonts w:ascii="Calibri" w:cs="Calibri" w:eastAsia="Calibri" w:hAnsi="Calibri"/>
+                  <w:color w:val="1F4A7A"/>
+                  <w:sz w:val="19"/>
+                  <w:szCs w:val="19"/>
+                  <w:u w:val="single" w:color="B7AD9C"/>
+                </w:rPr>
+                <w:t xml:space="preserve">Cleverence</w:t>
+              </w:r>
+            </w:hyperlink>
+            <w:r>
+              <w:rPr>
+                <w:rFonts w:ascii="Calibri" w:cs="Calibri" w:eastAsia="Calibri" w:hAnsi="Calibri"/>
+                <w:color w:val="1C2230"/>
+                <w:sz w:val="19"/>
+                <w:szCs w:val="19"/>
+              </w:rPr>
+              <w:t xml:space="preserve">).</w:t>
+            </w:r>
           </w:p>
         </w:tc>
       </w:tr>
@@ -10236,6 +10451,7 @@
     </w:p>
     <w:p>
       <w:pPr>
+        <w:keepNext/>
         <w:pBdr>
           <w:left w:val="single" w:color="B4532F" w:sz="18" w:space="10"/>
         </w:pBdr>
@@ -11338,7 +11554,7 @@
                     </pic:cNvPicPr>
                   </pic:nvPicPr>
                   <pic:blipFill>
-                    <a:blip r:embed="rId16" cstate="none"/>
+                    <a:blip r:embed="rId20" cstate="none"/>
                     <a:srcRect/>
                     <a:stretch>
                       <a:fillRect/>
@@ -11421,6 +11637,7 @@
     </w:p>
     <w:p>
       <w:pPr>
+        <w:keepNext/>
         <w:pBdr>
           <w:left w:val="single" w:color="B4532F" w:sz="18" w:space="10"/>
         </w:pBdr>
@@ -11492,7 +11709,7 @@
                     </pic:cNvPicPr>
                   </pic:nvPicPr>
                   <pic:blipFill>
-                    <a:blip r:embed="rId17" cstate="none"/>
+                    <a:blip r:embed="rId21" cstate="none"/>
                     <a:srcRect/>
                     <a:stretch>
                       <a:fillRect/>
@@ -11582,7 +11799,26 @@
           <w:sz w:val="20"/>
           <w:szCs w:val="20"/>
         </w:rPr>
-        <w:t xml:space="preserve">Открыть лот opttex.ru на reg.ru и сверить цену 27 900 ₽</w:t>
+        <w:t xml:space="preserve">Лот opttex.ru открыт на reg.ru: цена 27 900 ₽ подтверждена 5 октября 2026</w:t>
+      </w:r>
+    </w:p>
+    <w:p>
+      <w:pPr>
+        <w:pStyle w:val="ListParagraph"/>
+        <w:numPr>
+          <w:ilvl w:val="0"/>
+          <w:numId w:val="7"/>
+        </w:numPr>
+        <w:spacing w:after="90" w:line="276"/>
+      </w:pPr>
+      <w:r>
+        <w:rPr>
+          <w:rFonts w:ascii="Calibri" w:cs="Calibri" w:eastAsia="Calibri" w:hAnsi="Calibri"/>
+          <w:color w:val="1C2230"/>
+          <w:sz w:val="20"/>
+          <w:szCs w:val="20"/>
+        </w:rPr>
+        <w:t xml:space="preserve">Проверить «OPTTEX» и «ОПТТЕКС» в базе товарных знаков ФИПС</w:t>
       </w:r>
     </w:p>
     <w:p>
@@ -11601,7 +11837,7 @@
           <w:sz w:val="20"/>
           <w:szCs w:val="20"/>
         </w:rPr>
-        <w:t xml:space="preserve">Проверить «OPTTEX» и «ОПТТЕКС» в базе товарных знаков ФИПС</w:t>
+        <w:t xml:space="preserve">опттекс.рф и textilehub.ru свободны — проверено на reg.ru 5 октября 2026, по 169 ₽</w:t>
       </w:r>
     </w:p>
     <w:p>
@@ -11609,7 +11845,7 @@
         <w:pStyle w:val="ListParagraph"/>
         <w:numPr>
           <w:ilvl w:val="0"/>
-          <w:numId w:val="6"/>
+          <w:numId w:val="7"/>
         </w:numPr>
         <w:spacing w:after="90" w:line="276"/>
       </w:pPr>
@@ -11620,7 +11856,7 @@
           <w:sz w:val="20"/>
           <w:szCs w:val="20"/>
         </w:rPr>
-        <w:t xml:space="preserve">Проверить в Whois на reg.ru, что опттекс.рф и textilehub.ru свободны</w:t>
+        <w:t xml:space="preserve">Составить список 10 фабрик Иваново и разослать письмо из раздела 7</w:t>
       </w:r>
     </w:p>
     <w:p>
@@ -11628,26 +11864,7 @@
         <w:pStyle w:val="ListParagraph"/>
         <w:numPr>
           <w:ilvl w:val="0"/>
-          <w:numId w:val="6"/>
-        </w:numPr>
-        <w:spacing w:after="90" w:line="276"/>
-      </w:pPr>
-      <w:r>
-        <w:rPr>
-          <w:rFonts w:ascii="Calibri" w:cs="Calibri" w:eastAsia="Calibri" w:hAnsi="Calibri"/>
-          <w:color w:val="1C2230"/>
-          <w:sz w:val="20"/>
-          <w:szCs w:val="20"/>
-        </w:rPr>
-        <w:t xml:space="preserve">Составить список 10 фабрик Иваново и разослать письмо из раздела 7</w:t>
-      </w:r>
-    </w:p>
-    <w:p>
-      <w:pPr>
-        <w:pStyle w:val="ListParagraph"/>
-        <w:numPr>
-          <w:ilvl w:val="0"/>
-          <w:numId w:val="6"/>
+          <w:numId w:val="7"/>
         </w:numPr>
         <w:spacing w:after="90" w:line="276"/>
       </w:pPr>
@@ -11694,6 +11911,7 @@
     </w:p>
     <w:p>
       <w:pPr>
+        <w:keepNext/>
         <w:pBdr>
           <w:left w:val="single" w:color="B4532F" w:sz="18" w:space="10"/>
         </w:pBdr>
@@ -11708,6 +11926,59 @@
           <w:szCs w:val="22"/>
         </w:rPr>
         <w:t xml:space="preserve">Главный риск любой площадки-посредника — пустой старт: без поставщиков не придут покупатели, без покупателей — поставщики. Аптека.ру решила это складом самого «Катрена», мы решаем так же: стартуем с собственного ассортимента.</w:t>
+      </w:r>
+    </w:p>
+    <w:p>
+      <w:pPr>
+        <w:spacing w:after="0" w:line="240"/>
+      </w:pPr>
+      <w:r>
+        <w:drawing>
+          <wp:anchor distT="0" distB="60000" distL="150000" distR="0" simplePos="0" allowOverlap="1" behindDoc="0" locked="0" layoutInCell="1" relativeHeight="2143125">
+            <wp:simplePos x="0" y="0"/>
+            <wp:positionH relativeFrom="margin">
+              <wp:align>right</wp:align>
+            </wp:positionH>
+            <wp:positionV relativeFrom="paragraph">
+              <wp:posOffset>60000</wp:posOffset>
+            </wp:positionV>
+            <wp:extent cx="2381250" cy="2143125"/>
+            <wp:effectExtent t="0" r="0" b="0" l="0"/>
+            <wp:wrapSquare wrapText="left" distT="0" distB="60000" distL="150000" distR="0"/>
+            <wp:docPr id="1" name="illustration" descr="Сделки между компаниями: и продавец, и покупатель — организации." title="B2B"/>
+            <wp:cNvGraphicFramePr>
+              <a:graphicFrameLocks xmlns:a="http://schemas.openxmlformats.org/drawingml/2006/main" noChangeAspect="1"/>
+            </wp:cNvGraphicFramePr>
+            <a:graphic xmlns:a="http://schemas.openxmlformats.org/drawingml/2006/main">
+              <a:graphicData uri="http://schemas.openxmlformats.org/drawingml/2006/picture">
+                <pic:pic xmlns:pic="http://schemas.openxmlformats.org/drawingml/2006/picture">
+                  <pic:nvPicPr>
+                    <pic:cNvPr id="0" name="" descr=""/>
+                    <pic:cNvPicPr>
+                      <a:picLocks noChangeAspect="1" noChangeArrowheads="1"/>
+                    </pic:cNvPicPr>
+                  </pic:nvPicPr>
+                  <pic:blipFill>
+                    <a:blip r:embed="rId22" cstate="none"/>
+                    <a:srcRect/>
+                    <a:stretch>
+                      <a:fillRect/>
+                    </a:stretch>
+                  </pic:blipFill>
+                  <pic:spPr bwMode="auto">
+                    <a:xfrm>
+                      <a:off x="0" y="0"/>
+                      <a:ext cx="2381250" cy="2143125"/>
+                    </a:xfrm>
+                    <a:prstGeom prst="rect">
+                      <a:avLst/>
+                    </a:prstGeom>
+                  </pic:spPr>
+                </pic:pic>
+              </a:graphicData>
+            </a:graphic>
+          </wp:anchor>
+        </w:drawing>
       </w:r>
     </w:p>
     <w:p>
@@ -12272,7 +12543,7 @@
           <w:sz w:val="18"/>
           <w:szCs w:val="18"/>
         </w:rPr>
-        <w:t xml:space="preserve">Данные собраны 4 октября 2026 года. Занятость доменов проверена напрямую по DNS. Цены и факты взяты из поисковой выдачи по страницам ниже: сами сайты (reg.ru, garant.ru и другие) из среды, где готовился отчёт, не открывались. Перед защитой стоит открыть на reg.ru лот opttex.ru и корзину с ценами доменов.</w:t>
+        <w:t xml:space="preserve">Данные собраны 4 октября 2026 года. Занятость доменов проверена напрямую по DNS. Цены и факты взяты из поисковой выдачи по страницам ниже: сами сайты (reg.ru, garant.ru и другие) из среды, где готовился отчёт, не открывались. Цена лота opttex.ru и свободность опттекс.рф и textilehub.ru подтверждены по страницам Reg.ru 5 октября 2026 года (раздел 4).</w:t>
       </w:r>
     </w:p>
     <w:p>
@@ -12304,11 +12575,11 @@
         <w:pStyle w:val="ListParagraph"/>
         <w:numPr>
           <w:ilvl w:val="0"/>
-          <w:numId w:val="7"/>
+          <w:numId w:val="8"/>
         </w:numPr>
         <w:spacing w:after="70" w:line="252"/>
       </w:pPr>
-      <w:hyperlink w:history="1" r:id="rIdqlcladrudhuf-lvq_wiiq">
+      <w:hyperlink w:history="1" r:id="rIdztjnury-iokblguhb33gq">
         <w:r>
           <w:rPr>
             <w:rFonts w:ascii="Calibri" w:cs="Calibri" w:eastAsia="Calibri" w:hAnsi="Calibri"/>
@@ -12338,11 +12609,11 @@
         <w:pStyle w:val="ListParagraph"/>
         <w:numPr>
           <w:ilvl w:val="0"/>
-          <w:numId w:val="7"/>
+          <w:numId w:val="8"/>
         </w:numPr>
         <w:spacing w:after="70" w:line="252"/>
       </w:pPr>
-      <w:hyperlink w:history="1" r:id="rIdccisgeebx4gavypuzphx-">
+      <w:hyperlink w:history="1" r:id="rIdmwt3shcs416k4p7396ug-">
         <w:r>
           <w:rPr>
             <w:rFonts w:ascii="Calibri" w:cs="Calibri" w:eastAsia="Calibri" w:hAnsi="Calibri"/>
@@ -12372,11 +12643,11 @@
         <w:pStyle w:val="ListParagraph"/>
         <w:numPr>
           <w:ilvl w:val="0"/>
-          <w:numId w:val="7"/>
+          <w:numId w:val="8"/>
         </w:numPr>
         <w:spacing w:after="70" w:line="252"/>
       </w:pPr>
-      <w:hyperlink w:history="1" r:id="rIdkh1tj_cpkz-d7vrsg0qg0">
+      <w:hyperlink w:history="1" r:id="rId95tdqsbz8ci4pgwnivfsl">
         <w:r>
           <w:rPr>
             <w:rFonts w:ascii="Calibri" w:cs="Calibri" w:eastAsia="Calibri" w:hAnsi="Calibri"/>
@@ -12406,11 +12677,11 @@
         <w:pStyle w:val="ListParagraph"/>
         <w:numPr>
           <w:ilvl w:val="0"/>
-          <w:numId w:val="7"/>
+          <w:numId w:val="8"/>
         </w:numPr>
         <w:spacing w:after="70" w:line="252"/>
       </w:pPr>
-      <w:hyperlink w:history="1" r:id="rIdgtteqco01tdakwkqm8p0e">
+      <w:hyperlink w:history="1" r:id="rIdic7zjgl_9mh1atkb4fcym">
         <w:r>
           <w:rPr>
             <w:rFonts w:ascii="Calibri" w:cs="Calibri" w:eastAsia="Calibri" w:hAnsi="Calibri"/>
@@ -12440,11 +12711,11 @@
         <w:pStyle w:val="ListParagraph"/>
         <w:numPr>
           <w:ilvl w:val="0"/>
-          <w:numId w:val="7"/>
+          <w:numId w:val="8"/>
         </w:numPr>
         <w:spacing w:after="70" w:line="252"/>
       </w:pPr>
-      <w:hyperlink w:history="1" r:id="rIdspj94tqkteu7-ygygbn13">
+      <w:hyperlink w:history="1" r:id="rIdtz9bqxethlmcwqzh5j34x">
         <w:r>
           <w:rPr>
             <w:rFonts w:ascii="Calibri" w:cs="Calibri" w:eastAsia="Calibri" w:hAnsi="Calibri"/>
@@ -12498,11 +12769,11 @@
         <w:pStyle w:val="ListParagraph"/>
         <w:numPr>
           <w:ilvl w:val="0"/>
-          <w:numId w:val="7"/>
+          <w:numId w:val="8"/>
         </w:numPr>
         <w:spacing w:after="70" w:line="252"/>
       </w:pPr>
-      <w:hyperlink w:history="1" r:id="rIdiw0ldb-mqfjzt0r1psvvj">
+      <w:hyperlink w:history="1" r:id="rIduwr3xzidr5utaiybay0uu">
         <w:r>
           <w:rPr>
             <w:rFonts w:ascii="Calibri" w:cs="Calibri" w:eastAsia="Calibri" w:hAnsi="Calibri"/>
@@ -12532,11 +12803,11 @@
         <w:pStyle w:val="ListParagraph"/>
         <w:numPr>
           <w:ilvl w:val="0"/>
-          <w:numId w:val="7"/>
+          <w:numId w:val="8"/>
         </w:numPr>
         <w:spacing w:after="70" w:line="252"/>
       </w:pPr>
-      <w:hyperlink w:history="1" r:id="rIdrwfoo5h6d_tjsk359n3fs">
+      <w:hyperlink w:history="1" r:id="rIdojv1nogk2tklyaeyuiush">
         <w:r>
           <w:rPr>
             <w:rFonts w:ascii="Calibri" w:cs="Calibri" w:eastAsia="Calibri" w:hAnsi="Calibri"/>
@@ -12566,11 +12837,11 @@
         <w:pStyle w:val="ListParagraph"/>
         <w:numPr>
           <w:ilvl w:val="0"/>
-          <w:numId w:val="7"/>
+          <w:numId w:val="8"/>
         </w:numPr>
         <w:spacing w:after="70" w:line="252"/>
       </w:pPr>
-      <w:hyperlink w:history="1" r:id="rIdokggyhbfm6sqrjg2or6hz">
+      <w:hyperlink w:history="1" r:id="rId99t0ufp5mjhrveeyzzx8e">
         <w:r>
           <w:rPr>
             <w:rFonts w:ascii="Calibri" w:cs="Calibri" w:eastAsia="Calibri" w:hAnsi="Calibri"/>
@@ -12600,11 +12871,11 @@
         <w:pStyle w:val="ListParagraph"/>
         <w:numPr>
           <w:ilvl w:val="0"/>
-          <w:numId w:val="7"/>
+          <w:numId w:val="8"/>
         </w:numPr>
         <w:spacing w:after="70" w:line="252"/>
       </w:pPr>
-      <w:hyperlink w:history="1" r:id="rIdufl38oc5jhjqxhfg8bq-k">
+      <w:hyperlink w:history="1" r:id="rIdnwk6fjkc7f8mcxsjkvsog">
         <w:r>
           <w:rPr>
             <w:rFonts w:ascii="Calibri" w:cs="Calibri" w:eastAsia="Calibri" w:hAnsi="Calibri"/>
@@ -12634,11 +12905,11 @@
         <w:pStyle w:val="ListParagraph"/>
         <w:numPr>
           <w:ilvl w:val="0"/>
-          <w:numId w:val="7"/>
+          <w:numId w:val="8"/>
         </w:numPr>
         <w:spacing w:after="70" w:line="252"/>
       </w:pPr>
-      <w:hyperlink w:history="1" r:id="rIddhwc30g47_zytu0-ie2k9">
+      <w:hyperlink w:history="1" r:id="rIdtikfo-5dwb32c43jjwk7d">
         <w:r>
           <w:rPr>
             <w:rFonts w:ascii="Calibri" w:cs="Calibri" w:eastAsia="Calibri" w:hAnsi="Calibri"/>
@@ -12668,11 +12939,11 @@
         <w:pStyle w:val="ListParagraph"/>
         <w:numPr>
           <w:ilvl w:val="0"/>
-          <w:numId w:val="7"/>
+          <w:numId w:val="8"/>
         </w:numPr>
         <w:spacing w:after="70" w:line="252"/>
       </w:pPr>
-      <w:hyperlink w:history="1" r:id="rIdb8xebpscoc7_msdmhjyqz">
+      <w:hyperlink w:history="1" r:id="rIdzuvhiixdtard2_c23fy9k">
         <w:r>
           <w:rPr>
             <w:rFonts w:ascii="Calibri" w:cs="Calibri" w:eastAsia="Calibri" w:hAnsi="Calibri"/>
@@ -12702,11 +12973,11 @@
         <w:pStyle w:val="ListParagraph"/>
         <w:numPr>
           <w:ilvl w:val="0"/>
-          <w:numId w:val="7"/>
+          <w:numId w:val="8"/>
         </w:numPr>
         <w:spacing w:after="70" w:line="252"/>
       </w:pPr>
-      <w:hyperlink w:history="1" r:id="rIda2imhfdr1i2rf2jjzitnc">
+      <w:hyperlink w:history="1" r:id="rIdh2omoh-vyotcfudx8xav8">
         <w:r>
           <w:rPr>
             <w:rFonts w:ascii="Calibri" w:cs="Calibri" w:eastAsia="Calibri" w:hAnsi="Calibri"/>
@@ -12736,11 +13007,11 @@
         <w:pStyle w:val="ListParagraph"/>
         <w:numPr>
           <w:ilvl w:val="0"/>
-          <w:numId w:val="7"/>
+          <w:numId w:val="8"/>
         </w:numPr>
         <w:spacing w:after="70" w:line="252"/>
       </w:pPr>
-      <w:hyperlink w:history="1" r:id="rIddtsjmflhfkqxpcyphqpq2">
+      <w:hyperlink w:history="1" r:id="rIdvzbzmxelf__upppgaega4">
         <w:r>
           <w:rPr>
             <w:rFonts w:ascii="Calibri" w:cs="Calibri" w:eastAsia="Calibri" w:hAnsi="Calibri"/>
@@ -12770,11 +13041,11 @@
         <w:pStyle w:val="ListParagraph"/>
         <w:numPr>
           <w:ilvl w:val="0"/>
-          <w:numId w:val="7"/>
+          <w:numId w:val="8"/>
         </w:numPr>
         <w:spacing w:after="70" w:line="252"/>
       </w:pPr>
-      <w:hyperlink w:history="1" r:id="rIdorc1an58jzdlhknr8qj5y">
+      <w:hyperlink w:history="1" r:id="rId5p_-0c7pngqycwnazqwyb">
         <w:r>
           <w:rPr>
             <w:rFonts w:ascii="Calibri" w:cs="Calibri" w:eastAsia="Calibri" w:hAnsi="Calibri"/>
@@ -12804,11 +13075,11 @@
         <w:pStyle w:val="ListParagraph"/>
         <w:numPr>
           <w:ilvl w:val="0"/>
-          <w:numId w:val="7"/>
+          <w:numId w:val="8"/>
         </w:numPr>
         <w:spacing w:after="70" w:line="252"/>
       </w:pPr>
-      <w:hyperlink w:history="1" r:id="rId0gpose7yme7tyx7a2sdqs">
+      <w:hyperlink w:history="1" r:id="rIdksnrcwzsdijvqoyiuf1_s">
         <w:r>
           <w:rPr>
             <w:rFonts w:ascii="Calibri" w:cs="Calibri" w:eastAsia="Calibri" w:hAnsi="Calibri"/>
@@ -12838,11 +13109,11 @@
         <w:pStyle w:val="ListParagraph"/>
         <w:numPr>
           <w:ilvl w:val="0"/>
-          <w:numId w:val="7"/>
+          <w:numId w:val="8"/>
         </w:numPr>
         <w:spacing w:after="70" w:line="252"/>
       </w:pPr>
-      <w:hyperlink w:history="1" r:id="rIdjkhedoczkzsa9kporzmfl">
+      <w:hyperlink w:history="1" r:id="rIdd0k_2eswmkitml8_xayjt">
         <w:r>
           <w:rPr>
             <w:rFonts w:ascii="Calibri" w:cs="Calibri" w:eastAsia="Calibri" w:hAnsi="Calibri"/>
@@ -12872,11 +13143,11 @@
         <w:pStyle w:val="ListParagraph"/>
         <w:numPr>
           <w:ilvl w:val="0"/>
-          <w:numId w:val="7"/>
+          <w:numId w:val="8"/>
         </w:numPr>
         <w:spacing w:after="70" w:line="252"/>
       </w:pPr>
-      <w:hyperlink w:history="1" r:id="rId69ponhpyperblgsq-cl2l">
+      <w:hyperlink w:history="1" r:id="rIdrbbwcxer6pxfugkgwsate">
         <w:r>
           <w:rPr>
             <w:rFonts w:ascii="Calibri" w:cs="Calibri" w:eastAsia="Calibri" w:hAnsi="Calibri"/>
@@ -12930,11 +13201,11 @@
         <w:pStyle w:val="ListParagraph"/>
         <w:numPr>
           <w:ilvl w:val="0"/>
-          <w:numId w:val="7"/>
+          <w:numId w:val="8"/>
         </w:numPr>
         <w:spacing w:after="70" w:line="252"/>
       </w:pPr>
-      <w:hyperlink w:history="1" r:id="rIds6f3hebk2synejssjpioy">
+      <w:hyperlink w:history="1" r:id="rId5ddxvubipqk6mwgb4gwll">
         <w:r>
           <w:rPr>
             <w:rFonts w:ascii="Calibri" w:cs="Calibri" w:eastAsia="Calibri" w:hAnsi="Calibri"/>
@@ -12964,11 +13235,11 @@
         <w:pStyle w:val="ListParagraph"/>
         <w:numPr>
           <w:ilvl w:val="0"/>
-          <w:numId w:val="7"/>
+          <w:numId w:val="8"/>
         </w:numPr>
         <w:spacing w:after="70" w:line="252"/>
       </w:pPr>
-      <w:hyperlink w:history="1" r:id="rIdx6xx6gpjwmich5h2kjw9c">
+      <w:hyperlink w:history="1" r:id="rIdvz1zlrcsyoe0t8__2zd_a">
         <w:r>
           <w:rPr>
             <w:rFonts w:ascii="Calibri" w:cs="Calibri" w:eastAsia="Calibri" w:hAnsi="Calibri"/>
@@ -12998,11 +13269,11 @@
         <w:pStyle w:val="ListParagraph"/>
         <w:numPr>
           <w:ilvl w:val="0"/>
-          <w:numId w:val="7"/>
+          <w:numId w:val="8"/>
         </w:numPr>
         <w:spacing w:after="70" w:line="252"/>
       </w:pPr>
-      <w:hyperlink w:history="1" r:id="rIdlatnqryb1he-y0gezwhlm">
+      <w:hyperlink w:history="1" r:id="rIduulx9dxoi8nzleje_1hzz">
         <w:r>
           <w:rPr>
             <w:rFonts w:ascii="Calibri" w:cs="Calibri" w:eastAsia="Calibri" w:hAnsi="Calibri"/>
@@ -13032,11 +13303,11 @@
         <w:pStyle w:val="ListParagraph"/>
         <w:numPr>
           <w:ilvl w:val="0"/>
-          <w:numId w:val="7"/>
+          <w:numId w:val="8"/>
         </w:numPr>
         <w:spacing w:after="70" w:line="252"/>
       </w:pPr>
-      <w:hyperlink w:history="1" r:id="rIdx_ra3pshowv9ornaxcavc">
+      <w:hyperlink w:history="1" r:id="rIdkxneq-nufg4pykr4q4r08">
         <w:r>
           <w:rPr>
             <w:rFonts w:ascii="Calibri" w:cs="Calibri" w:eastAsia="Calibri" w:hAnsi="Calibri"/>
@@ -13066,11 +13337,11 @@
         <w:pStyle w:val="ListParagraph"/>
         <w:numPr>
           <w:ilvl w:val="0"/>
-          <w:numId w:val="7"/>
+          <w:numId w:val="8"/>
         </w:numPr>
         <w:spacing w:after="70" w:line="252"/>
       </w:pPr>
-      <w:hyperlink w:history="1" r:id="rIduxqybqjpztvqxbz7nlxtm">
+      <w:hyperlink w:history="1" r:id="rIduijl2o2s0fynwp0msuxbj">
         <w:r>
           <w:rPr>
             <w:rFonts w:ascii="Calibri" w:cs="Calibri" w:eastAsia="Calibri" w:hAnsi="Calibri"/>
@@ -13100,11 +13371,11 @@
         <w:pStyle w:val="ListParagraph"/>
         <w:numPr>
           <w:ilvl w:val="0"/>
-          <w:numId w:val="7"/>
+          <w:numId w:val="8"/>
         </w:numPr>
         <w:spacing w:after="70" w:line="252"/>
       </w:pPr>
-      <w:hyperlink w:history="1" r:id="rId4jo2jdeqjcnsykr41oynw">
+      <w:hyperlink w:history="1" r:id="rIdgaty_rscv3hsxkcafjk6a">
         <w:r>
           <w:rPr>
             <w:rFonts w:ascii="Calibri" w:cs="Calibri" w:eastAsia="Calibri" w:hAnsi="Calibri"/>
@@ -13134,11 +13405,11 @@
         <w:pStyle w:val="ListParagraph"/>
         <w:numPr>
           <w:ilvl w:val="0"/>
-          <w:numId w:val="7"/>
+          <w:numId w:val="8"/>
         </w:numPr>
         <w:spacing w:after="70" w:line="252"/>
       </w:pPr>
-      <w:hyperlink w:history="1" r:id="rIdw4yzjgm-zqphoun0wgkbc">
+      <w:hyperlink w:history="1" r:id="rIdxnvvuwzkzgq8bmdu8zfj7">
         <w:r>
           <w:rPr>
             <w:rFonts w:ascii="Calibri" w:cs="Calibri" w:eastAsia="Calibri" w:hAnsi="Calibri"/>
@@ -13168,11 +13439,11 @@
         <w:pStyle w:val="ListParagraph"/>
         <w:numPr>
           <w:ilvl w:val="0"/>
-          <w:numId w:val="7"/>
+          <w:numId w:val="8"/>
         </w:numPr>
         <w:spacing w:after="70" w:line="252"/>
       </w:pPr>
-      <w:hyperlink w:history="1" r:id="rId3kgdmxd7jwq2mn8gu5_u-">
+      <w:hyperlink w:history="1" r:id="rId6-r1d5oi2aawcvnaheiba">
         <w:r>
           <w:rPr>
             <w:rFonts w:ascii="Calibri" w:cs="Calibri" w:eastAsia="Calibri" w:hAnsi="Calibri"/>
@@ -13202,11 +13473,11 @@
         <w:pStyle w:val="ListParagraph"/>
         <w:numPr>
           <w:ilvl w:val="0"/>
-          <w:numId w:val="7"/>
+          <w:numId w:val="8"/>
         </w:numPr>
         <w:spacing w:after="70" w:line="252"/>
       </w:pPr>
-      <w:hyperlink w:history="1" r:id="rIdipywz6jtridleisa5lsga">
+      <w:hyperlink w:history="1" r:id="rIdqvmuff3z3bxuwqft3tzfz">
         <w:r>
           <w:rPr>
             <w:rFonts w:ascii="Calibri" w:cs="Calibri" w:eastAsia="Calibri" w:hAnsi="Calibri"/>
@@ -13236,11 +13507,11 @@
         <w:pStyle w:val="ListParagraph"/>
         <w:numPr>
           <w:ilvl w:val="0"/>
-          <w:numId w:val="7"/>
+          <w:numId w:val="8"/>
         </w:numPr>
         <w:spacing w:after="70" w:line="252"/>
       </w:pPr>
-      <w:hyperlink w:history="1" r:id="rIddwxt0r4djgi6xagiaaqqk">
+      <w:hyperlink w:history="1" r:id="rId9ffnc-mk8ia--69vznbt4">
         <w:r>
           <w:rPr>
             <w:rFonts w:ascii="Calibri" w:cs="Calibri" w:eastAsia="Calibri" w:hAnsi="Calibri"/>
@@ -13270,11 +13541,11 @@
         <w:pStyle w:val="ListParagraph"/>
         <w:numPr>
           <w:ilvl w:val="0"/>
-          <w:numId w:val="7"/>
+          <w:numId w:val="8"/>
         </w:numPr>
         <w:spacing w:after="70" w:line="252"/>
       </w:pPr>
-      <w:hyperlink w:history="1" r:id="rIdu8ktwfcrg1yj83rpa4z35">
+      <w:hyperlink w:history="1" r:id="rIdkwnn3qbcwiysarx03imyc">
         <w:r>
           <w:rPr>
             <w:rFonts w:ascii="Calibri" w:cs="Calibri" w:eastAsia="Calibri" w:hAnsi="Calibri"/>
@@ -13304,11 +13575,11 @@
         <w:pStyle w:val="ListParagraph"/>
         <w:numPr>
           <w:ilvl w:val="0"/>
-          <w:numId w:val="7"/>
+          <w:numId w:val="8"/>
         </w:numPr>
         <w:spacing w:after="70" w:line="252"/>
       </w:pPr>
-      <w:hyperlink w:history="1" r:id="rIdhzmp3d2t6noscrhagtwmm">
+      <w:hyperlink w:history="1" r:id="rIde00vld5lu2g8fftjriiyx">
         <w:r>
           <w:rPr>
             <w:rFonts w:ascii="Calibri" w:cs="Calibri" w:eastAsia="Calibri" w:hAnsi="Calibri"/>
@@ -13362,11 +13633,11 @@
         <w:pStyle w:val="ListParagraph"/>
         <w:numPr>
           <w:ilvl w:val="0"/>
-          <w:numId w:val="7"/>
+          <w:numId w:val="8"/>
         </w:numPr>
         <w:spacing w:after="70" w:line="252"/>
       </w:pPr>
-      <w:hyperlink w:history="1" r:id="rIdumzs73o2fbulnwaipw4fc">
+      <w:hyperlink w:history="1" r:id="rIdeby23oe9s7blg26mkgdwf">
         <w:r>
           <w:rPr>
             <w:rFonts w:ascii="Calibri" w:cs="Calibri" w:eastAsia="Calibri" w:hAnsi="Calibri"/>
@@ -13396,11 +13667,11 @@
         <w:pStyle w:val="ListParagraph"/>
         <w:numPr>
           <w:ilvl w:val="0"/>
-          <w:numId w:val="7"/>
+          <w:numId w:val="8"/>
         </w:numPr>
         <w:spacing w:after="70" w:line="252"/>
       </w:pPr>
-      <w:hyperlink w:history="1" r:id="rIdmv9gtz45rv1k8vitrpwkf">
+      <w:hyperlink w:history="1" r:id="rIdodhf3oodd46umb89pjxug">
         <w:r>
           <w:rPr>
             <w:rFonts w:ascii="Calibri" w:cs="Calibri" w:eastAsia="Calibri" w:hAnsi="Calibri"/>
@@ -13430,11 +13701,11 @@
         <w:pStyle w:val="ListParagraph"/>
         <w:numPr>
           <w:ilvl w:val="0"/>
-          <w:numId w:val="7"/>
+          <w:numId w:val="8"/>
         </w:numPr>
         <w:spacing w:after="70" w:line="252"/>
       </w:pPr>
-      <w:hyperlink w:history="1" r:id="rId8ki8cp7ny21j1-p1j34kg">
+      <w:hyperlink w:history="1" r:id="rIdz0fq_uvxrkaorikr7wuqk">
         <w:r>
           <w:rPr>
             <w:rFonts w:ascii="Calibri" w:cs="Calibri" w:eastAsia="Calibri" w:hAnsi="Calibri"/>
@@ -13464,11 +13735,11 @@
         <w:pStyle w:val="ListParagraph"/>
         <w:numPr>
           <w:ilvl w:val="0"/>
-          <w:numId w:val="7"/>
+          <w:numId w:val="8"/>
         </w:numPr>
         <w:spacing w:after="70" w:line="252"/>
       </w:pPr>
-      <w:hyperlink w:history="1" r:id="rIdt2aq8nshshnyag_anyqoo">
+      <w:hyperlink w:history="1" r:id="rId1kwbyndzks-6y0ma5wezo">
         <w:r>
           <w:rPr>
             <w:rFonts w:ascii="Calibri" w:cs="Calibri" w:eastAsia="Calibri" w:hAnsi="Calibri"/>
@@ -13498,11 +13769,11 @@
         <w:pStyle w:val="ListParagraph"/>
         <w:numPr>
           <w:ilvl w:val="0"/>
-          <w:numId w:val="7"/>
+          <w:numId w:val="8"/>
         </w:numPr>
         <w:spacing w:after="70" w:line="252"/>
       </w:pPr>
-      <w:hyperlink w:history="1" r:id="rIdfgtje03cbhfofjij1cpfk">
+      <w:hyperlink w:history="1" r:id="rIdtmnsnspj_eudilko-fqab">
         <w:r>
           <w:rPr>
             <w:rFonts w:ascii="Calibri" w:cs="Calibri" w:eastAsia="Calibri" w:hAnsi="Calibri"/>
@@ -13532,11 +13803,11 @@
         <w:pStyle w:val="ListParagraph"/>
         <w:numPr>
           <w:ilvl w:val="0"/>
-          <w:numId w:val="7"/>
+          <w:numId w:val="8"/>
         </w:numPr>
         <w:spacing w:after="70" w:line="252"/>
       </w:pPr>
-      <w:hyperlink w:history="1" r:id="rIdvjlxjxhdhzdi9hes6bxpo">
+      <w:hyperlink w:history="1" r:id="rIdhccdk5q3x71it-h1rmmlw">
         <w:r>
           <w:rPr>
             <w:rFonts w:ascii="Calibri" w:cs="Calibri" w:eastAsia="Calibri" w:hAnsi="Calibri"/>
@@ -13566,11 +13837,11 @@
         <w:pStyle w:val="ListParagraph"/>
         <w:numPr>
           <w:ilvl w:val="0"/>
-          <w:numId w:val="7"/>
+          <w:numId w:val="8"/>
         </w:numPr>
         <w:spacing w:after="70" w:line="252"/>
       </w:pPr>
-      <w:hyperlink w:history="1" r:id="rIdpnjhhk19t-t_zfgbxpriq">
+      <w:hyperlink w:history="1" r:id="rIdoxcecde8u37yqpp-ksgxb">
         <w:r>
           <w:rPr>
             <w:rFonts w:ascii="Calibri" w:cs="Calibri" w:eastAsia="Calibri" w:hAnsi="Calibri"/>
@@ -13600,11 +13871,11 @@
         <w:pStyle w:val="ListParagraph"/>
         <w:numPr>
           <w:ilvl w:val="0"/>
-          <w:numId w:val="7"/>
+          <w:numId w:val="8"/>
         </w:numPr>
         <w:spacing w:after="70" w:line="252"/>
       </w:pPr>
-      <w:hyperlink w:history="1" r:id="rIdtmu5xqymiojzpivuay6x-">
+      <w:hyperlink w:history="1" r:id="rIdbfmoywfterfj6kwxay1wz">
         <w:r>
           <w:rPr>
             <w:rFonts w:ascii="Calibri" w:cs="Calibri" w:eastAsia="Calibri" w:hAnsi="Calibri"/>
@@ -13903,6 +14174,24 @@
     <w:multiLevelType w:val="hybridMultilevel"/>
     <w:lvl w:ilvl="0" w15:tentative="1">
       <w:start w:val="1"/>
+      <w:numFmt w:val="bullet"/>
+      <w:lvlText w:val="☑"/>
+      <w:lvlJc w:val="left"/>
+      <w:pPr>
+        <w:ind w:left="400" w:hanging="300"/>
+      </w:pPr>
+      <w:rPr>
+        <w:rFonts w:ascii="Segoe UI Symbol" w:cs="Segoe UI Symbol" w:eastAsia="Segoe UI Symbol" w:hAnsi="Segoe UI Symbol"/>
+        <w:color w:val="2E7D4F"/>
+        <w:sz w:val="24"/>
+        <w:szCs w:val="24"/>
+      </w:rPr>
+    </w:lvl>
+  </w:abstractNum>
+  <w:abstractNum w:abstractNumId="6" w15:restartNumberingAfterBreak="0">
+    <w:multiLevelType w:val="hybridMultilevel"/>
+    <w:lvl w:ilvl="0" w15:tentative="1">
+      <w:start w:val="1"/>
       <w:numFmt w:val="decimal"/>
       <w:lvlText w:val="%1."/>
       <w:lvlJc w:val="left"/>
@@ -13916,7 +14205,7 @@
       </w:rPr>
     </w:lvl>
   </w:abstractNum>
-  <w:abstractNum w:abstractNumId="6" w15:restartNumberingAfterBreak="0">
+  <w:abstractNum w:abstractNumId="7" w15:restartNumberingAfterBreak="0">
     <w:multiLevelType w:val="hybridMultilevel"/>
     <w:lvl w:ilvl="0" w15:tentative="1">
       <w:start w:val="1"/>
@@ -13946,7 +14235,7 @@
     </w:lvlOverride>
   </w:num>
   <w:num w:numId="3">
-    <w:abstractNumId w:val="5"/>
+    <w:abstractNumId w:val="6"/>
     <w:lvlOverride w:ilvl="0">
       <w:startOverride w:val="1"/>
     </w:lvlOverride>
@@ -13958,19 +14247,25 @@
     </w:lvlOverride>
   </w:num>
   <w:num w:numId="5">
+    <w:abstractNumId w:val="6"/>
+    <w:lvlOverride w:ilvl="0">
+      <w:startOverride w:val="1"/>
+    </w:lvlOverride>
+  </w:num>
+  <w:num w:numId="6">
     <w:abstractNumId w:val="5"/>
     <w:lvlOverride w:ilvl="0">
       <w:startOverride w:val="1"/>
     </w:lvlOverride>
   </w:num>
-  <w:num w:numId="6">
+  <w:num w:numId="7">
     <w:abstractNumId w:val="4"/>
     <w:lvlOverride w:ilvl="0">
       <w:startOverride w:val="1"/>
     </w:lvlOverride>
   </w:num>
-  <w:num w:numId="7">
-    <w:abstractNumId w:val="6"/>
+  <w:num w:numId="8">
+    <w:abstractNumId w:val="7"/>
     <w:lvlOverride w:ilvl="0">
       <w:startOverride w:val="1"/>
     </w:lvlOverride>

--- a/komanda-5/Команда_5_B2B-платформа_текстиль.docx
+++ b/komanda-5/Команда_5_B2B-платформа_текстиль.docx
@@ -1555,7 +1555,7 @@
               <w:spacing w:after="0" w:line="252"/>
               <w:jc w:val="left"/>
             </w:pPr>
-            <w:hyperlink w:history="1" r:id="rIdbg03hmy2kzgekfoxpaeen">
+            <w:hyperlink w:history="1" r:id="rIdrtknnxttoa_5so7ci9ay2">
               <w:r>
                 <w:rPr>
                   <w:rFonts w:ascii="Calibri" w:cs="Calibri" w:eastAsia="Calibri" w:hAnsi="Calibri"/>
@@ -1646,7 +1646,7 @@
               <w:spacing w:after="0" w:line="252"/>
               <w:jc w:val="left"/>
             </w:pPr>
-            <w:hyperlink w:history="1" r:id="rIdmfavb9m5erf7nnaqhnyl-">
+            <w:hyperlink w:history="1" r:id="rIdz8htx42a3cwjo_ba6sgag">
               <w:r>
                 <w:rPr>
                   <w:rFonts w:ascii="Calibri" w:cs="Calibri" w:eastAsia="Calibri" w:hAnsi="Calibri"/>
@@ -1737,7 +1737,7 @@
               <w:spacing w:after="0" w:line="252"/>
               <w:jc w:val="left"/>
             </w:pPr>
-            <w:hyperlink w:history="1" r:id="rIdmcgbrdkomvgyc12chc0uj">
+            <w:hyperlink w:history="1" r:id="rIdch3ej1s690zlnwddgub66">
               <w:r>
                 <w:rPr>
                   <w:rFonts w:ascii="Calibri" w:cs="Calibri" w:eastAsia="Calibri" w:hAnsi="Calibri"/>
@@ -1828,7 +1828,7 @@
               <w:spacing w:after="0" w:line="252"/>
               <w:jc w:val="left"/>
             </w:pPr>
-            <w:hyperlink w:history="1" r:id="rId_rpoao-a5m_9pckx94irx">
+            <w:hyperlink w:history="1" r:id="rIduzhtx5gglr7-psara0bch">
               <w:r>
                 <w:rPr>
                   <w:rFonts w:ascii="Calibri" w:cs="Calibri" w:eastAsia="Calibri" w:hAnsi="Calibri"/>
@@ -2404,14 +2404,13 @@
       <w:pPr>
         <w:pStyle w:val="Heading1"/>
         <w:keepNext/>
-        <w:pageBreakBefore/>
         <w:pBdr>
           <w:bottom w:val="single" w:color="172238" w:sz="10" w:space="6"/>
         </w:pBdr>
         <w:tabs>
           <w:tab w:val="right" w:pos="9638"/>
         </w:tabs>
-        <w:spacing w:after="240"/>
+        <w:spacing w:after="240" w:before="560"/>
       </w:pPr>
       <w:r>
         <w:rPr>
@@ -2526,7 +2525,7 @@
         </w:rPr>
         <w:t xml:space="preserve">Спрос на онлайн-закупки у организаций уже сформирован: оборот B2B- и B2G-направлений интернет-торговли в 2025 году составил около 2 трлн ₽, +11 % к 2024 году (</w:t>
       </w:r>
-      <w:hyperlink w:history="1" r:id="rIdgvqpf4amcwwf47omzrkoe">
+      <w:hyperlink w:history="1" r:id="rIdwsj0qotxqui-so9x3cuqp">
         <w:r>
           <w:rPr>
             <w:rFonts w:ascii="Calibri" w:cs="Calibri" w:eastAsia="Calibri" w:hAnsi="Calibri"/>
@@ -2858,7 +2857,7 @@
               <w:spacing w:after="0" w:line="252"/>
               <w:jc w:val="left"/>
             </w:pPr>
-            <w:hyperlink w:history="1" r:id="rId1z7gtnw4gulse5dsn_von">
+            <w:hyperlink w:history="1" r:id="rIdjzptpsjxvbla_deom8hn4">
               <w:r>
                 <w:rPr>
                   <w:rFonts w:ascii="Calibri" w:cs="Calibri" w:eastAsia="Calibri" w:hAnsi="Calibri"/>
@@ -2879,7 +2878,7 @@
               </w:rPr>
               <w:t xml:space="preserve">, </w:t>
             </w:r>
-            <w:hyperlink w:history="1" r:id="rIdwrsaysolpbl2fb5b9iwy4">
+            <w:hyperlink w:history="1" r:id="rIdfxa90gaw5obgsknxd3cel">
               <w:r>
                 <w:rPr>
                   <w:rFonts w:ascii="Calibri" w:cs="Calibri" w:eastAsia="Calibri" w:hAnsi="Calibri"/>
@@ -3006,7 +3005,7 @@
               <w:spacing w:after="0" w:line="252"/>
               <w:jc w:val="left"/>
             </w:pPr>
-            <w:hyperlink w:history="1" r:id="rIddssgcex-dpuyeifwhktie">
+            <w:hyperlink w:history="1" r:id="rIdsm_sbgoebzdzvyrpjzzjy">
               <w:r>
                 <w:rPr>
                   <w:rFonts w:ascii="Calibri" w:cs="Calibri" w:eastAsia="Calibri" w:hAnsi="Calibri"/>
@@ -3027,7 +3026,7 @@
               </w:rPr>
               <w:t xml:space="preserve">, </w:t>
             </w:r>
-            <w:hyperlink w:history="1" r:id="rId-oqjm_075k2qm-ql88crz">
+            <w:hyperlink w:history="1" r:id="rIdyatibatdezdf3ituewakw">
               <w:r>
                 <w:rPr>
                   <w:rFonts w:ascii="Calibri" w:cs="Calibri" w:eastAsia="Calibri" w:hAnsi="Calibri"/>
@@ -3048,7 +3047,7 @@
               </w:rPr>
               <w:t xml:space="preserve"> (опт от 30 000 ₽), </w:t>
             </w:r>
-            <w:hyperlink w:history="1" r:id="rIdlzf7xvlxkmpdlaajunzww">
+            <w:hyperlink w:history="1" r:id="rIdmj6j08cndb_xvc_wnbejl">
               <w:r>
                 <w:rPr>
                   <w:rFonts w:ascii="Calibri" w:cs="Calibri" w:eastAsia="Calibri" w:hAnsi="Calibri"/>
@@ -3658,7 +3657,7 @@
               </w:rPr>
               <w:t xml:space="preserve">.ru и .рф — 169 ₽ за первый год (</w:t>
             </w:r>
-            <w:hyperlink w:history="1" r:id="rId4jg-wnvteiw1qncahbosp">
+            <w:hyperlink w:history="1" r:id="rIdnthyzkqxouq88ekmrxpyz">
               <w:r>
                 <w:rPr>
                   <w:rFonts w:ascii="Calibri" w:cs="Calibri" w:eastAsia="Calibri" w:hAnsi="Calibri"/>
@@ -3756,7 +3755,7 @@
               <w:spacing w:after="0" w:line="252"/>
               <w:jc w:val="left"/>
             </w:pPr>
-            <w:hyperlink w:history="1" r:id="rIdzpen_ft68lf4us5t4p6p7">
+            <w:hyperlink w:history="1" r:id="rIdxrxy0jsutxcrxi_hqkdha">
               <w:r>
                 <w:rPr>
                   <w:rFonts w:ascii="Calibri" w:cs="Calibri" w:eastAsia="Calibri" w:hAnsi="Calibri"/>
@@ -3901,7 +3900,7 @@
               <w:spacing w:after="0" w:line="252"/>
               <w:jc w:val="left"/>
             </w:pPr>
-            <w:hyperlink w:history="1" r:id="rIdbbrgnjyd54gvlho5ndtne">
+            <w:hyperlink w:history="1" r:id="rIdlj2-lzy21kaa-l866leci">
               <w:r>
                 <w:rPr>
                   <w:rFonts w:ascii="Calibri" w:cs="Calibri" w:eastAsia="Calibri" w:hAnsi="Calibri"/>
@@ -3969,7 +3968,7 @@
               </w:rPr>
               <w:t xml:space="preserve">услуга — 999 ₽ (</w:t>
             </w:r>
-            <w:hyperlink w:history="1" r:id="rIdjgzzwmzg-kzqz6i93qpz8">
+            <w:hyperlink w:history="1" r:id="rIday0cd_n8pqrfnvqrtf07e">
               <w:r>
                 <w:rPr>
                   <w:rFonts w:ascii="Calibri" w:cs="Calibri" w:eastAsia="Calibri" w:hAnsi="Calibri"/>
@@ -4067,7 +4066,7 @@
               <w:spacing w:after="0" w:line="252"/>
               <w:jc w:val="left"/>
             </w:pPr>
-            <w:hyperlink w:history="1" r:id="rIdywyydae1u98z9qri9s9wf">
+            <w:hyperlink w:history="1" r:id="rIdpvvw9nbbqapsnl5w23hdz">
               <w:r>
                 <w:rPr>
                   <w:rFonts w:ascii="Calibri" w:cs="Calibri" w:eastAsia="Calibri" w:hAnsi="Calibri"/>
@@ -4212,7 +4211,7 @@
               <w:spacing w:after="0" w:line="252"/>
               <w:jc w:val="left"/>
             </w:pPr>
-            <w:hyperlink w:history="1" r:id="rIdo7en974nabrcchxt-tlpw">
+            <w:hyperlink w:history="1" r:id="rIdvqqw8dzxjme-idm_e0gfy">
               <w:r>
                 <w:rPr>
                   <w:rFonts w:ascii="Calibri" w:cs="Calibri" w:eastAsia="Calibri" w:hAnsi="Calibri"/>
@@ -4408,7 +4407,7 @@
               </w:rPr>
               <w:t xml:space="preserve">Администратор домена .ru, .рф или .su обязан пройти идентификацию через Госуслуги (ЕСИА) при регистрации, продлении и смене администратора, то есть и при покупке домена у продавца. Требование касается и юрлиц (</w:t>
             </w:r>
-            <w:hyperlink w:history="1" r:id="rIdtsf65ylxnbgbytglid5ru">
+            <w:hyperlink w:history="1" r:id="rId9r13wyliwaxpqskxrhuz7">
               <w:r>
                 <w:rPr>
                   <w:rFonts w:ascii="Calibri" w:cs="Calibri" w:eastAsia="Calibri" w:hAnsi="Calibri"/>
@@ -4842,7 +4841,7 @@
               <w:spacing w:after="0" w:line="252"/>
               <w:jc w:val="left"/>
             </w:pPr>
-            <w:hyperlink w:history="1" r:id="rIdr1-oti3s67s13cn_8e9bq">
+            <w:hyperlink w:history="1" r:id="rIdsmhtfq6vidyfnxcdyndxo">
               <w:r>
                 <w:rPr>
                   <w:rFonts w:ascii="Calibri" w:cs="Calibri" w:eastAsia="Calibri" w:hAnsi="Calibri"/>
@@ -5424,7 +5423,7 @@
               <w:spacing w:after="0" w:line="252"/>
               <w:jc w:val="left"/>
             </w:pPr>
-            <w:hyperlink w:history="1" r:id="rIdkrymmrjjzv8blrjnwmwuh">
+            <w:hyperlink w:history="1" r:id="rIdjndqob0bkwplvgjb-goo-">
               <w:r>
                 <w:rPr>
                   <w:rFonts w:ascii="Calibri" w:cs="Calibri" w:eastAsia="Calibri" w:hAnsi="Calibri"/>
@@ -5569,7 +5568,7 @@
               <w:spacing w:after="0" w:line="252"/>
               <w:jc w:val="left"/>
             </w:pPr>
-            <w:hyperlink w:history="1" r:id="rId5pnbbjckdw9gumm164-ws">
+            <w:hyperlink w:history="1" r:id="rIdfhfqbizgy1mgmqikatcat">
               <w:r>
                 <w:rPr>
                   <w:rFonts w:ascii="Calibri" w:cs="Calibri" w:eastAsia="Calibri" w:hAnsi="Calibri"/>
@@ -5714,7 +5713,7 @@
               <w:spacing w:after="0" w:line="252"/>
               <w:jc w:val="left"/>
             </w:pPr>
-            <w:hyperlink w:history="1" r:id="rIdohpu-hujyv3pjgsp-usre">
+            <w:hyperlink w:history="1" r:id="rIda5m6fd5lhatgvhl1sjxk9">
               <w:r>
                 <w:rPr>
                   <w:rFonts w:ascii="Calibri" w:cs="Calibri" w:eastAsia="Calibri" w:hAnsi="Calibri"/>
@@ -5859,7 +5858,7 @@
               <w:spacing w:after="0" w:line="252"/>
               <w:jc w:val="left"/>
             </w:pPr>
-            <w:hyperlink w:history="1" r:id="rId0a4aufsp_vuaqccg-fdhz">
+            <w:hyperlink w:history="1" r:id="rIdsdkrkgkpfq3zeu-fj0w78">
               <w:r>
                 <w:rPr>
                   <w:rFonts w:ascii="Calibri" w:cs="Calibri" w:eastAsia="Calibri" w:hAnsi="Calibri"/>
@@ -6004,7 +6003,7 @@
               <w:spacing w:after="0" w:line="252"/>
               <w:jc w:val="left"/>
             </w:pPr>
-            <w:hyperlink w:history="1" r:id="rIddmfkdqnhkq9q8e06k-1py">
+            <w:hyperlink w:history="1" r:id="rIdvlefmv4kx7icf9llwqmyz">
               <w:r>
                 <w:rPr>
                   <w:rFonts w:ascii="Calibri" w:cs="Calibri" w:eastAsia="Calibri" w:hAnsi="Calibri"/>
@@ -6661,7 +6660,7 @@
                 <w:sz w:val="19"/>
                 <w:szCs w:val="19"/>
               </w:rPr>
-              <w:t xml:space="preserve">Товарные знаки «OPTTEX» и «ОПТТЕКС» в базе ФИПС (Роспатент), классы 24 и 35: чужой знак даёт правообладателю основание отсудить домен. История домена в веб-архиве: если на нём раньше стоял спам, поисковики могут доверять ему меньше. Обе проверки — первый шаг команды.</w:t>
+              <w:t xml:space="preserve">Товарные знаки «OPTTEX» и «ОПТТЕКС» в базе ФИПС (Роспатент), классы 24 и 35: чужой знак даёт правообладателю основание отсудить домен. История домена в веб-архиве: если на нём раньше стоял спам, поисковики могут доверять ему меньше. Обе проверки — до оплаты.</w:t>
             </w:r>
           </w:p>
         </w:tc>
@@ -7060,7 +7059,7 @@
               </w:rPr>
               <w:t xml:space="preserve">тарифы «Старт», «Развитие», «Бизнес-гуру» (</w:t>
             </w:r>
-            <w:hyperlink w:history="1" r:id="rIdpeqfq9muzfstr7gqfzzap">
+            <w:hyperlink w:history="1" r:id="rIdor8q6ltrrwbujuuklplat">
               <w:r>
                 <w:rPr>
                   <w:rFonts w:ascii="Calibri" w:cs="Calibri" w:eastAsia="Calibri" w:hAnsi="Calibri"/>
@@ -7223,7 +7222,7 @@
               </w:rPr>
               <w:t xml:space="preserve">от 50 000 ₽ в месяц (</w:t>
             </w:r>
-            <w:hyperlink w:history="1" r:id="rId5ju1l3enbsro7hueakv-p">
+            <w:hyperlink w:history="1" r:id="rIdnmfzom5sv3pfugtoyjvqt">
               <w:r>
                 <w:rPr>
                   <w:rFonts w:ascii="Calibri" w:cs="Calibri" w:eastAsia="Calibri" w:hAnsi="Calibri"/>
@@ -7386,7 +7385,7 @@
               </w:rPr>
               <w:t xml:space="preserve">162 000 / 248 000 ₽ разово (</w:t>
             </w:r>
-            <w:hyperlink w:history="1" r:id="rIdsnvjxdquu9tja78bspjdo">
+            <w:hyperlink w:history="1" r:id="rIdd3bvavzs1lyejfgutqpax">
               <w:r>
                 <w:rPr>
                   <w:rFonts w:ascii="Calibri" w:cs="Calibri" w:eastAsia="Calibri" w:hAnsi="Calibri"/>
@@ -7551,7 +7550,7 @@
               </w:rPr>
               <w:t xml:space="preserve">лицензия 96 500 ₽ с 01.01.2026 (</w:t>
             </w:r>
-            <w:hyperlink w:history="1" r:id="rIduppdh7mj3zzt4hlm0ztai">
+            <w:hyperlink w:history="1" r:id="rIdhetud7-3yrqm-0wweo18h">
               <w:r>
                 <w:rPr>
                   <w:rFonts w:ascii="Calibri" w:cs="Calibri" w:eastAsia="Calibri" w:hAnsi="Calibri"/>
@@ -7714,7 +7713,7 @@
               </w:rPr>
               <w:t xml:space="preserve">1,5–8 млн ₽ (</w:t>
             </w:r>
-            <w:hyperlink w:history="1" r:id="rIdhzgvlllu-ajd1pckmncpp">
+            <w:hyperlink w:history="1" r:id="rIdlvdtavab5ai1pwn77esmg">
               <w:r>
                 <w:rPr>
                   <w:rFonts w:ascii="Calibri" w:cs="Calibri" w:eastAsia="Calibri" w:hAnsi="Calibri"/>
@@ -8095,13 +8094,14 @@
       <w:pPr>
         <w:pStyle w:val="Heading1"/>
         <w:keepNext/>
+        <w:pageBreakBefore/>
         <w:pBdr>
           <w:bottom w:val="single" w:color="172238" w:sz="10" w:space="6"/>
         </w:pBdr>
         <w:tabs>
           <w:tab w:val="right" w:pos="9638"/>
         </w:tabs>
-        <w:spacing w:after="240" w:before="560"/>
+        <w:spacing w:after="240"/>
       </w:pPr>
       <w:r>
         <w:rPr>
@@ -8269,7 +8269,7 @@
         </w:rPr>
         <w:t xml:space="preserve">Чтобы быстро наполнить каталог, первые шесть месяцев поставщики работают без комиссии, затем — 7 % с оплаченного заказа. Это наше предложение, а не рыночная норма: оно заметно ниже универсальных маркетплейсов — на Ozon с февраля 2026 года комиссии в отдельных категориях доходят до 55 % (</w:t>
       </w:r>
-      <w:hyperlink w:history="1" r:id="rId572ox0lvecgkg-dirlsno">
+      <w:hyperlink w:history="1" r:id="rIdth7c3g_f3aabfxn6129ee">
         <w:r>
           <w:rPr>
             <w:rFonts w:ascii="Calibri" w:cs="Calibri" w:eastAsia="Calibri" w:hAnsi="Calibri"/>
@@ -9375,7 +9375,7 @@
         </w:rPr>
         <w:t xml:space="preserve">С 1 октября 2026 года действует закон о платформенной экономике (</w:t>
       </w:r>
-      <w:hyperlink w:history="1" r:id="rId8ek-fe8di1sfzak4xbw7v">
+      <w:hyperlink w:history="1" r:id="rIdkdvc3kh4rxtethjjwmu7e">
         <w:r>
           <w:rPr>
             <w:rFonts w:ascii="Calibri" w:cs="Calibri" w:eastAsia="Calibri" w:hAnsi="Calibri"/>
@@ -9603,7 +9603,7 @@
               <w:spacing w:after="0" w:line="252"/>
               <w:jc w:val="left"/>
             </w:pPr>
-            <w:hyperlink w:history="1" r:id="rIdt66yfypyjxfkwezwpkmem">
+            <w:hyperlink w:history="1" r:id="rIdhmlhihjccv7v9tcn8fge0">
               <w:r>
                 <w:rPr>
                   <w:rFonts w:ascii="Calibri" w:cs="Calibri" w:eastAsia="Calibri" w:hAnsi="Calibri"/>
@@ -9694,7 +9694,7 @@
               <w:spacing w:after="0" w:line="252"/>
               <w:jc w:val="left"/>
             </w:pPr>
-            <w:hyperlink w:history="1" r:id="rIdvt0outrllv_zhfjab23js">
+            <w:hyperlink w:history="1" r:id="rIdqyknwjnj71-ikjiu1ksiw">
               <w:r>
                 <w:rPr>
                   <w:rFonts w:ascii="Calibri" w:cs="Calibri" w:eastAsia="Calibri" w:hAnsi="Calibri"/>
@@ -9715,7 +9715,7 @@
               </w:rPr>
               <w:t xml:space="preserve">, </w:t>
             </w:r>
-            <w:hyperlink w:history="1" r:id="rId2q6muju52owxebtiheyhl">
+            <w:hyperlink w:history="1" r:id="rIdj8dfxgre2hep-8ljm1pdq">
               <w:r>
                 <w:rPr>
                   <w:rFonts w:ascii="Calibri" w:cs="Calibri" w:eastAsia="Calibri" w:hAnsi="Calibri"/>
@@ -9806,7 +9806,7 @@
               <w:spacing w:after="0" w:line="252"/>
               <w:jc w:val="left"/>
             </w:pPr>
-            <w:hyperlink w:history="1" r:id="rId0j_evtjj-ayvciqq2m0tp">
+            <w:hyperlink w:history="1" r:id="rIdlwyixbib9ag6zlcs0f3md">
               <w:r>
                 <w:rPr>
                   <w:rFonts w:ascii="Calibri" w:cs="Calibri" w:eastAsia="Calibri" w:hAnsi="Calibri"/>
@@ -9897,7 +9897,7 @@
               <w:spacing w:after="0" w:line="252"/>
               <w:jc w:val="left"/>
             </w:pPr>
-            <w:hyperlink w:history="1" r:id="rIdxxjnvclenlpovkhxdbtof">
+            <w:hyperlink w:history="1" r:id="rId6hljk6_nidbdeqcyfsw7m">
               <w:r>
                 <w:rPr>
                   <w:rFonts w:ascii="Calibri" w:cs="Calibri" w:eastAsia="Calibri" w:hAnsi="Calibri"/>
@@ -9988,7 +9988,7 @@
               <w:spacing w:after="0" w:line="252"/>
               <w:jc w:val="left"/>
             </w:pPr>
-            <w:hyperlink w:history="1" r:id="rIdxpvilicitjtchbspylrtf">
+            <w:hyperlink w:history="1" r:id="rId4_ssal_0ielpsgjm0pg2g">
               <w:r>
                 <w:rPr>
                   <w:rFonts w:ascii="Calibri" w:cs="Calibri" w:eastAsia="Calibri" w:hAnsi="Calibri"/>
@@ -10167,7 +10167,7 @@
               <w:spacing w:after="0" w:line="252"/>
               <w:jc w:val="left"/>
             </w:pPr>
-            <w:hyperlink w:history="1" r:id="rIdj-9oaous0izkotnk3gggm">
+            <w:hyperlink w:history="1" r:id="rIdhjdtg0ggitjjmyxp2oevq">
               <w:r>
                 <w:rPr>
                   <w:rFonts w:ascii="Calibri" w:cs="Calibri" w:eastAsia="Calibri" w:hAnsi="Calibri"/>
@@ -10319,7 +10319,7 @@
               </w:rPr>
               <w:t xml:space="preserve">Постельное, столовое, туалетное и кухонное бельё и полотенца (ТН ВЭД 6302) подлежат обязательной маркировке — а это ядро ассортимента для отелей. В каталог платформы попадает только маркированный товар (</w:t>
             </w:r>
-            <w:hyperlink w:history="1" r:id="rIdbocgtbyknkrigmszei7gf">
+            <w:hyperlink w:history="1" r:id="rIdmfjslbalrnmygt-v2smap">
               <w:r>
                 <w:rPr>
                   <w:rFonts w:ascii="Calibri" w:cs="Calibri" w:eastAsia="Calibri" w:hAnsi="Calibri"/>
@@ -10422,13 +10422,14 @@
       <w:pPr>
         <w:pStyle w:val="Heading1"/>
         <w:keepNext/>
+        <w:pageBreakBefore/>
         <w:pBdr>
           <w:bottom w:val="single" w:color="172238" w:sz="10" w:space="6"/>
         </w:pBdr>
         <w:tabs>
           <w:tab w:val="right" w:pos="9638"/>
         </w:tabs>
-        <w:spacing w:after="240" w:before="560"/>
+        <w:spacing w:after="240"/>
       </w:pPr>
       <w:r>
         <w:rPr>
@@ -11608,13 +11609,14 @@
       <w:pPr>
         <w:pStyle w:val="Heading1"/>
         <w:keepNext/>
+        <w:pageBreakBefore/>
         <w:pBdr>
           <w:bottom w:val="single" w:color="172238" w:sz="10" w:space="6"/>
         </w:pBdr>
         <w:tabs>
           <w:tab w:val="right" w:pos="9638"/>
         </w:tabs>
-        <w:spacing w:after="240" w:before="560"/>
+        <w:spacing w:after="240"/>
       </w:pPr>
       <w:r>
         <w:rPr>
@@ -11761,134 +11763,16 @@
     </w:p>
     <w:p>
       <w:pPr>
-        <w:pStyle w:val="Heading2"/>
-      </w:pPr>
-      <w:r>
-        <w:rPr>
-          <w:b/>
-          <w:bCs/>
-          <w:color w:val="B4532F"/>
-        </w:rPr>
-        <w:t xml:space="preserve">— </w:t>
-      </w:r>
-      <w:r>
-        <w:rPr>
-          <w:rFonts w:ascii="Calibri" w:cs="Calibri" w:eastAsia="Calibri" w:hAnsi="Calibri"/>
-          <w:b/>
-          <w:bCs/>
-          <w:color w:val="172238"/>
-          <w:sz w:val="23"/>
-          <w:szCs w:val="23"/>
-        </w:rPr>
-        <w:t xml:space="preserve">Первые шаги команды</w:t>
-      </w:r>
-    </w:p>
-    <w:p>
-      <w:pPr>
-        <w:pStyle w:val="ListParagraph"/>
-        <w:numPr>
-          <w:ilvl w:val="0"/>
-          <w:numId w:val="6"/>
-        </w:numPr>
-        <w:spacing w:after="90" w:line="276"/>
-      </w:pPr>
-      <w:r>
-        <w:rPr>
-          <w:rFonts w:ascii="Calibri" w:cs="Calibri" w:eastAsia="Calibri" w:hAnsi="Calibri"/>
-          <w:color w:val="1C2230"/>
-          <w:sz w:val="20"/>
-          <w:szCs w:val="20"/>
-        </w:rPr>
-        <w:t xml:space="preserve">Лот opttex.ru открыт на reg.ru: цена 27 900 ₽ подтверждена 5 октября 2026</w:t>
-      </w:r>
-    </w:p>
-    <w:p>
-      <w:pPr>
-        <w:pStyle w:val="ListParagraph"/>
-        <w:numPr>
-          <w:ilvl w:val="0"/>
-          <w:numId w:val="7"/>
-        </w:numPr>
-        <w:spacing w:after="90" w:line="276"/>
-      </w:pPr>
-      <w:r>
-        <w:rPr>
-          <w:rFonts w:ascii="Calibri" w:cs="Calibri" w:eastAsia="Calibri" w:hAnsi="Calibri"/>
-          <w:color w:val="1C2230"/>
-          <w:sz w:val="20"/>
-          <w:szCs w:val="20"/>
-        </w:rPr>
-        <w:t xml:space="preserve">Проверить «OPTTEX» и «ОПТТЕКС» в базе товарных знаков ФИПС</w:t>
-      </w:r>
-    </w:p>
-    <w:p>
-      <w:pPr>
-        <w:pStyle w:val="ListParagraph"/>
-        <w:numPr>
-          <w:ilvl w:val="0"/>
-          <w:numId w:val="6"/>
-        </w:numPr>
-        <w:spacing w:after="90" w:line="276"/>
-      </w:pPr>
-      <w:r>
-        <w:rPr>
-          <w:rFonts w:ascii="Calibri" w:cs="Calibri" w:eastAsia="Calibri" w:hAnsi="Calibri"/>
-          <w:color w:val="1C2230"/>
-          <w:sz w:val="20"/>
-          <w:szCs w:val="20"/>
-        </w:rPr>
-        <w:t xml:space="preserve">опттекс.рф и textilehub.ru свободны — проверено на reg.ru 5 октября 2026, по 169 ₽</w:t>
-      </w:r>
-    </w:p>
-    <w:p>
-      <w:pPr>
-        <w:pStyle w:val="ListParagraph"/>
-        <w:numPr>
-          <w:ilvl w:val="0"/>
-          <w:numId w:val="7"/>
-        </w:numPr>
-        <w:spacing w:after="90" w:line="276"/>
-      </w:pPr>
-      <w:r>
-        <w:rPr>
-          <w:rFonts w:ascii="Calibri" w:cs="Calibri" w:eastAsia="Calibri" w:hAnsi="Calibri"/>
-          <w:color w:val="1C2230"/>
-          <w:sz w:val="20"/>
-          <w:szCs w:val="20"/>
-        </w:rPr>
-        <w:t xml:space="preserve">Составить список 10 фабрик Иваново и разослать письмо из раздела 7</w:t>
-      </w:r>
-    </w:p>
-    <w:p>
-      <w:pPr>
-        <w:pStyle w:val="ListParagraph"/>
-        <w:numPr>
-          <w:ilvl w:val="0"/>
-          <w:numId w:val="7"/>
-        </w:numPr>
-        <w:spacing w:after="90" w:line="276"/>
-      </w:pPr>
-      <w:r>
-        <w:rPr>
-          <w:rFonts w:ascii="Calibri" w:cs="Calibri" w:eastAsia="Calibri" w:hAnsi="Calibri"/>
-          <w:color w:val="1C2230"/>
-          <w:sz w:val="20"/>
-          <w:szCs w:val="20"/>
-        </w:rPr>
-        <w:t xml:space="preserve">Свериться с командами 1, 3 и 6: сегменты покупателей, выставки, ассортимент для каталога</w:t>
-      </w:r>
-    </w:p>
-    <w:p>
-      <w:pPr>
         <w:pStyle w:val="Heading1"/>
         <w:keepNext/>
+        <w:pageBreakBefore/>
         <w:pBdr>
           <w:bottom w:val="single" w:color="172238" w:sz="10" w:space="6"/>
         </w:pBdr>
         <w:tabs>
           <w:tab w:val="right" w:pos="9638"/>
         </w:tabs>
-        <w:spacing w:after="240" w:before="560"/>
+        <w:spacing w:after="240"/>
       </w:pPr>
       <w:r>
         <w:rPr>
@@ -12575,11 +12459,11 @@
         <w:pStyle w:val="ListParagraph"/>
         <w:numPr>
           <w:ilvl w:val="0"/>
-          <w:numId w:val="8"/>
+          <w:numId w:val="6"/>
         </w:numPr>
         <w:spacing w:after="70" w:line="252"/>
       </w:pPr>
-      <w:hyperlink w:history="1" r:id="rIdztjnury-iokblguhb33gq">
+      <w:hyperlink w:history="1" r:id="rIdn3ofeosarnyirrp-qaxmk">
         <w:r>
           <w:rPr>
             <w:rFonts w:ascii="Calibri" w:cs="Calibri" w:eastAsia="Calibri" w:hAnsi="Calibri"/>
@@ -12609,11 +12493,11 @@
         <w:pStyle w:val="ListParagraph"/>
         <w:numPr>
           <w:ilvl w:val="0"/>
-          <w:numId w:val="8"/>
+          <w:numId w:val="6"/>
         </w:numPr>
         <w:spacing w:after="70" w:line="252"/>
       </w:pPr>
-      <w:hyperlink w:history="1" r:id="rIdmwt3shcs416k4p7396ug-">
+      <w:hyperlink w:history="1" r:id="rId43cbt8nv6oldsdohjsrnj">
         <w:r>
           <w:rPr>
             <w:rFonts w:ascii="Calibri" w:cs="Calibri" w:eastAsia="Calibri" w:hAnsi="Calibri"/>
@@ -12643,11 +12527,11 @@
         <w:pStyle w:val="ListParagraph"/>
         <w:numPr>
           <w:ilvl w:val="0"/>
-          <w:numId w:val="8"/>
+          <w:numId w:val="6"/>
         </w:numPr>
         <w:spacing w:after="70" w:line="252"/>
       </w:pPr>
-      <w:hyperlink w:history="1" r:id="rId95tdqsbz8ci4pgwnivfsl">
+      <w:hyperlink w:history="1" r:id="rIdgdf9vlxrcjgtd-_tp27yh">
         <w:r>
           <w:rPr>
             <w:rFonts w:ascii="Calibri" w:cs="Calibri" w:eastAsia="Calibri" w:hAnsi="Calibri"/>
@@ -12677,11 +12561,11 @@
         <w:pStyle w:val="ListParagraph"/>
         <w:numPr>
           <w:ilvl w:val="0"/>
-          <w:numId w:val="8"/>
+          <w:numId w:val="6"/>
         </w:numPr>
         <w:spacing w:after="70" w:line="252"/>
       </w:pPr>
-      <w:hyperlink w:history="1" r:id="rIdic7zjgl_9mh1atkb4fcym">
+      <w:hyperlink w:history="1" r:id="rIdhm-orjpmr817t_btn3a7u">
         <w:r>
           <w:rPr>
             <w:rFonts w:ascii="Calibri" w:cs="Calibri" w:eastAsia="Calibri" w:hAnsi="Calibri"/>
@@ -12711,11 +12595,11 @@
         <w:pStyle w:val="ListParagraph"/>
         <w:numPr>
           <w:ilvl w:val="0"/>
-          <w:numId w:val="8"/>
+          <w:numId w:val="6"/>
         </w:numPr>
         <w:spacing w:after="70" w:line="252"/>
       </w:pPr>
-      <w:hyperlink w:history="1" r:id="rIdtz9bqxethlmcwqzh5j34x">
+      <w:hyperlink w:history="1" r:id="rIdpx4umd-uqqc-zwdmpf8uk">
         <w:r>
           <w:rPr>
             <w:rFonts w:ascii="Calibri" w:cs="Calibri" w:eastAsia="Calibri" w:hAnsi="Calibri"/>
@@ -12769,11 +12653,11 @@
         <w:pStyle w:val="ListParagraph"/>
         <w:numPr>
           <w:ilvl w:val="0"/>
-          <w:numId w:val="8"/>
+          <w:numId w:val="6"/>
         </w:numPr>
         <w:spacing w:after="70" w:line="252"/>
       </w:pPr>
-      <w:hyperlink w:history="1" r:id="rIduwr3xzidr5utaiybay0uu">
+      <w:hyperlink w:history="1" r:id="rIdhwnlczs6_04xjqxko1ri4">
         <w:r>
           <w:rPr>
             <w:rFonts w:ascii="Calibri" w:cs="Calibri" w:eastAsia="Calibri" w:hAnsi="Calibri"/>
@@ -12803,11 +12687,11 @@
         <w:pStyle w:val="ListParagraph"/>
         <w:numPr>
           <w:ilvl w:val="0"/>
-          <w:numId w:val="8"/>
+          <w:numId w:val="6"/>
         </w:numPr>
         <w:spacing w:after="70" w:line="252"/>
       </w:pPr>
-      <w:hyperlink w:history="1" r:id="rIdojv1nogk2tklyaeyuiush">
+      <w:hyperlink w:history="1" r:id="rIdi_vq2wvn2_z-fs63qkdxm">
         <w:r>
           <w:rPr>
             <w:rFonts w:ascii="Calibri" w:cs="Calibri" w:eastAsia="Calibri" w:hAnsi="Calibri"/>
@@ -12837,11 +12721,11 @@
         <w:pStyle w:val="ListParagraph"/>
         <w:numPr>
           <w:ilvl w:val="0"/>
-          <w:numId w:val="8"/>
+          <w:numId w:val="6"/>
         </w:numPr>
         <w:spacing w:after="70" w:line="252"/>
       </w:pPr>
-      <w:hyperlink w:history="1" r:id="rId99t0ufp5mjhrveeyzzx8e">
+      <w:hyperlink w:history="1" r:id="rIdxjchgzmnkuzg_jufkn1wd">
         <w:r>
           <w:rPr>
             <w:rFonts w:ascii="Calibri" w:cs="Calibri" w:eastAsia="Calibri" w:hAnsi="Calibri"/>
@@ -12871,11 +12755,11 @@
         <w:pStyle w:val="ListParagraph"/>
         <w:numPr>
           <w:ilvl w:val="0"/>
-          <w:numId w:val="8"/>
+          <w:numId w:val="6"/>
         </w:numPr>
         <w:spacing w:after="70" w:line="252"/>
       </w:pPr>
-      <w:hyperlink w:history="1" r:id="rIdnwk6fjkc7f8mcxsjkvsog">
+      <w:hyperlink w:history="1" r:id="rIdbcyjy3ool241vtonvdisr">
         <w:r>
           <w:rPr>
             <w:rFonts w:ascii="Calibri" w:cs="Calibri" w:eastAsia="Calibri" w:hAnsi="Calibri"/>
@@ -12905,11 +12789,11 @@
         <w:pStyle w:val="ListParagraph"/>
         <w:numPr>
           <w:ilvl w:val="0"/>
-          <w:numId w:val="8"/>
+          <w:numId w:val="6"/>
         </w:numPr>
         <w:spacing w:after="70" w:line="252"/>
       </w:pPr>
-      <w:hyperlink w:history="1" r:id="rIdtikfo-5dwb32c43jjwk7d">
+      <w:hyperlink w:history="1" r:id="rIditrnnd_deqgcae0gmx621">
         <w:r>
           <w:rPr>
             <w:rFonts w:ascii="Calibri" w:cs="Calibri" w:eastAsia="Calibri" w:hAnsi="Calibri"/>
@@ -12939,11 +12823,11 @@
         <w:pStyle w:val="ListParagraph"/>
         <w:numPr>
           <w:ilvl w:val="0"/>
-          <w:numId w:val="8"/>
+          <w:numId w:val="6"/>
         </w:numPr>
         <w:spacing w:after="70" w:line="252"/>
       </w:pPr>
-      <w:hyperlink w:history="1" r:id="rIdzuvhiixdtard2_c23fy9k">
+      <w:hyperlink w:history="1" r:id="rIddkkom0c8l4uifpoa3p8su">
         <w:r>
           <w:rPr>
             <w:rFonts w:ascii="Calibri" w:cs="Calibri" w:eastAsia="Calibri" w:hAnsi="Calibri"/>
@@ -12973,11 +12857,11 @@
         <w:pStyle w:val="ListParagraph"/>
         <w:numPr>
           <w:ilvl w:val="0"/>
-          <w:numId w:val="8"/>
+          <w:numId w:val="6"/>
         </w:numPr>
         <w:spacing w:after="70" w:line="252"/>
       </w:pPr>
-      <w:hyperlink w:history="1" r:id="rIdh2omoh-vyotcfudx8xav8">
+      <w:hyperlink w:history="1" r:id="rIdg0eh42vkgdzcv36a6od9d">
         <w:r>
           <w:rPr>
             <w:rFonts w:ascii="Calibri" w:cs="Calibri" w:eastAsia="Calibri" w:hAnsi="Calibri"/>
@@ -13007,11 +12891,11 @@
         <w:pStyle w:val="ListParagraph"/>
         <w:numPr>
           <w:ilvl w:val="0"/>
-          <w:numId w:val="8"/>
+          <w:numId w:val="6"/>
         </w:numPr>
         <w:spacing w:after="70" w:line="252"/>
       </w:pPr>
-      <w:hyperlink w:history="1" r:id="rIdvzbzmxelf__upppgaega4">
+      <w:hyperlink w:history="1" r:id="rIdwfhstod9peft0zoebb2j1">
         <w:r>
           <w:rPr>
             <w:rFonts w:ascii="Calibri" w:cs="Calibri" w:eastAsia="Calibri" w:hAnsi="Calibri"/>
@@ -13041,11 +12925,11 @@
         <w:pStyle w:val="ListParagraph"/>
         <w:numPr>
           <w:ilvl w:val="0"/>
-          <w:numId w:val="8"/>
+          <w:numId w:val="6"/>
         </w:numPr>
         <w:spacing w:after="70" w:line="252"/>
       </w:pPr>
-      <w:hyperlink w:history="1" r:id="rId5p_-0c7pngqycwnazqwyb">
+      <w:hyperlink w:history="1" r:id="rId8ugaf5x4iajpsbu-agul8">
         <w:r>
           <w:rPr>
             <w:rFonts w:ascii="Calibri" w:cs="Calibri" w:eastAsia="Calibri" w:hAnsi="Calibri"/>
@@ -13075,11 +12959,11 @@
         <w:pStyle w:val="ListParagraph"/>
         <w:numPr>
           <w:ilvl w:val="0"/>
-          <w:numId w:val="8"/>
+          <w:numId w:val="6"/>
         </w:numPr>
         <w:spacing w:after="70" w:line="252"/>
       </w:pPr>
-      <w:hyperlink w:history="1" r:id="rIdksnrcwzsdijvqoyiuf1_s">
+      <w:hyperlink w:history="1" r:id="rId9gqwtkz0np7jmxx8t6d2l">
         <w:r>
           <w:rPr>
             <w:rFonts w:ascii="Calibri" w:cs="Calibri" w:eastAsia="Calibri" w:hAnsi="Calibri"/>
@@ -13109,11 +12993,11 @@
         <w:pStyle w:val="ListParagraph"/>
         <w:numPr>
           <w:ilvl w:val="0"/>
-          <w:numId w:val="8"/>
+          <w:numId w:val="6"/>
         </w:numPr>
         <w:spacing w:after="70" w:line="252"/>
       </w:pPr>
-      <w:hyperlink w:history="1" r:id="rIdd0k_2eswmkitml8_xayjt">
+      <w:hyperlink w:history="1" r:id="rIdx0pmeblui8uyjmco_liof">
         <w:r>
           <w:rPr>
             <w:rFonts w:ascii="Calibri" w:cs="Calibri" w:eastAsia="Calibri" w:hAnsi="Calibri"/>
@@ -13143,11 +13027,11 @@
         <w:pStyle w:val="ListParagraph"/>
         <w:numPr>
           <w:ilvl w:val="0"/>
-          <w:numId w:val="8"/>
+          <w:numId w:val="6"/>
         </w:numPr>
         <w:spacing w:after="70" w:line="252"/>
       </w:pPr>
-      <w:hyperlink w:history="1" r:id="rIdrbbwcxer6pxfugkgwsate">
+      <w:hyperlink w:history="1" r:id="rIdwbrtznpl3xj6lq_nib_2f">
         <w:r>
           <w:rPr>
             <w:rFonts w:ascii="Calibri" w:cs="Calibri" w:eastAsia="Calibri" w:hAnsi="Calibri"/>
@@ -13201,11 +13085,11 @@
         <w:pStyle w:val="ListParagraph"/>
         <w:numPr>
           <w:ilvl w:val="0"/>
-          <w:numId w:val="8"/>
+          <w:numId w:val="6"/>
         </w:numPr>
         <w:spacing w:after="70" w:line="252"/>
       </w:pPr>
-      <w:hyperlink w:history="1" r:id="rId5ddxvubipqk6mwgb4gwll">
+      <w:hyperlink w:history="1" r:id="rIdogor0tqfjidye1rdoabcw">
         <w:r>
           <w:rPr>
             <w:rFonts w:ascii="Calibri" w:cs="Calibri" w:eastAsia="Calibri" w:hAnsi="Calibri"/>
@@ -13235,11 +13119,11 @@
         <w:pStyle w:val="ListParagraph"/>
         <w:numPr>
           <w:ilvl w:val="0"/>
-          <w:numId w:val="8"/>
+          <w:numId w:val="6"/>
         </w:numPr>
         <w:spacing w:after="70" w:line="252"/>
       </w:pPr>
-      <w:hyperlink w:history="1" r:id="rIdvz1zlrcsyoe0t8__2zd_a">
+      <w:hyperlink w:history="1" r:id="rIdhaz6y66ox58rjxmi08lcu">
         <w:r>
           <w:rPr>
             <w:rFonts w:ascii="Calibri" w:cs="Calibri" w:eastAsia="Calibri" w:hAnsi="Calibri"/>
@@ -13269,11 +13153,11 @@
         <w:pStyle w:val="ListParagraph"/>
         <w:numPr>
           <w:ilvl w:val="0"/>
-          <w:numId w:val="8"/>
+          <w:numId w:val="6"/>
         </w:numPr>
         <w:spacing w:after="70" w:line="252"/>
       </w:pPr>
-      <w:hyperlink w:history="1" r:id="rIduulx9dxoi8nzleje_1hzz">
+      <w:hyperlink w:history="1" r:id="rIdermtrobqo0clduheqoxp1">
         <w:r>
           <w:rPr>
             <w:rFonts w:ascii="Calibri" w:cs="Calibri" w:eastAsia="Calibri" w:hAnsi="Calibri"/>
@@ -13303,11 +13187,11 @@
         <w:pStyle w:val="ListParagraph"/>
         <w:numPr>
           <w:ilvl w:val="0"/>
-          <w:numId w:val="8"/>
+          <w:numId w:val="6"/>
         </w:numPr>
         <w:spacing w:after="70" w:line="252"/>
       </w:pPr>
-      <w:hyperlink w:history="1" r:id="rIdkxneq-nufg4pykr4q4r08">
+      <w:hyperlink w:history="1" r:id="rIdfqaffvkyzjzfkmkhncek3">
         <w:r>
           <w:rPr>
             <w:rFonts w:ascii="Calibri" w:cs="Calibri" w:eastAsia="Calibri" w:hAnsi="Calibri"/>
@@ -13337,11 +13221,11 @@
         <w:pStyle w:val="ListParagraph"/>
         <w:numPr>
           <w:ilvl w:val="0"/>
-          <w:numId w:val="8"/>
+          <w:numId w:val="6"/>
         </w:numPr>
         <w:spacing w:after="70" w:line="252"/>
       </w:pPr>
-      <w:hyperlink w:history="1" r:id="rIduijl2o2s0fynwp0msuxbj">
+      <w:hyperlink w:history="1" r:id="rIdc_z-c8zhbp_7y0908vdpg">
         <w:r>
           <w:rPr>
             <w:rFonts w:ascii="Calibri" w:cs="Calibri" w:eastAsia="Calibri" w:hAnsi="Calibri"/>
@@ -13371,11 +13255,11 @@
         <w:pStyle w:val="ListParagraph"/>
         <w:numPr>
           <w:ilvl w:val="0"/>
-          <w:numId w:val="8"/>
+          <w:numId w:val="6"/>
         </w:numPr>
         <w:spacing w:after="70" w:line="252"/>
       </w:pPr>
-      <w:hyperlink w:history="1" r:id="rIdgaty_rscv3hsxkcafjk6a">
+      <w:hyperlink w:history="1" r:id="rIdfdoaezv5ewlxcfftqacqq">
         <w:r>
           <w:rPr>
             <w:rFonts w:ascii="Calibri" w:cs="Calibri" w:eastAsia="Calibri" w:hAnsi="Calibri"/>
@@ -13405,11 +13289,11 @@
         <w:pStyle w:val="ListParagraph"/>
         <w:numPr>
           <w:ilvl w:val="0"/>
-          <w:numId w:val="8"/>
+          <w:numId w:val="6"/>
         </w:numPr>
         <w:spacing w:after="70" w:line="252"/>
       </w:pPr>
-      <w:hyperlink w:history="1" r:id="rIdxnvvuwzkzgq8bmdu8zfj7">
+      <w:hyperlink w:history="1" r:id="rIdl_petv_hxsgz7heji5txl">
         <w:r>
           <w:rPr>
             <w:rFonts w:ascii="Calibri" w:cs="Calibri" w:eastAsia="Calibri" w:hAnsi="Calibri"/>
@@ -13439,11 +13323,11 @@
         <w:pStyle w:val="ListParagraph"/>
         <w:numPr>
           <w:ilvl w:val="0"/>
-          <w:numId w:val="8"/>
+          <w:numId w:val="6"/>
         </w:numPr>
         <w:spacing w:after="70" w:line="252"/>
       </w:pPr>
-      <w:hyperlink w:history="1" r:id="rId6-r1d5oi2aawcvnaheiba">
+      <w:hyperlink w:history="1" r:id="rIds6zp9ajdxduan2heus0ko">
         <w:r>
           <w:rPr>
             <w:rFonts w:ascii="Calibri" w:cs="Calibri" w:eastAsia="Calibri" w:hAnsi="Calibri"/>
@@ -13473,11 +13357,11 @@
         <w:pStyle w:val="ListParagraph"/>
         <w:numPr>
           <w:ilvl w:val="0"/>
-          <w:numId w:val="8"/>
+          <w:numId w:val="6"/>
         </w:numPr>
         <w:spacing w:after="70" w:line="252"/>
       </w:pPr>
-      <w:hyperlink w:history="1" r:id="rIdqvmuff3z3bxuwqft3tzfz">
+      <w:hyperlink w:history="1" r:id="rId1wybbmfuxhiure0gavsik">
         <w:r>
           <w:rPr>
             <w:rFonts w:ascii="Calibri" w:cs="Calibri" w:eastAsia="Calibri" w:hAnsi="Calibri"/>
@@ -13507,11 +13391,11 @@
         <w:pStyle w:val="ListParagraph"/>
         <w:numPr>
           <w:ilvl w:val="0"/>
-          <w:numId w:val="8"/>
+          <w:numId w:val="6"/>
         </w:numPr>
         <w:spacing w:after="70" w:line="252"/>
       </w:pPr>
-      <w:hyperlink w:history="1" r:id="rId9ffnc-mk8ia--69vznbt4">
+      <w:hyperlink w:history="1" r:id="rIdhrniyxy4eblkfqzzgmlmn">
         <w:r>
           <w:rPr>
             <w:rFonts w:ascii="Calibri" w:cs="Calibri" w:eastAsia="Calibri" w:hAnsi="Calibri"/>
@@ -13541,11 +13425,11 @@
         <w:pStyle w:val="ListParagraph"/>
         <w:numPr>
           <w:ilvl w:val="0"/>
-          <w:numId w:val="8"/>
+          <w:numId w:val="6"/>
         </w:numPr>
         <w:spacing w:after="70" w:line="252"/>
       </w:pPr>
-      <w:hyperlink w:history="1" r:id="rIdkwnn3qbcwiysarx03imyc">
+      <w:hyperlink w:history="1" r:id="rIdpj3kc8rj1xg4tokovwvlt">
         <w:r>
           <w:rPr>
             <w:rFonts w:ascii="Calibri" w:cs="Calibri" w:eastAsia="Calibri" w:hAnsi="Calibri"/>
@@ -13575,11 +13459,11 @@
         <w:pStyle w:val="ListParagraph"/>
         <w:numPr>
           <w:ilvl w:val="0"/>
-          <w:numId w:val="8"/>
+          <w:numId w:val="6"/>
         </w:numPr>
         <w:spacing w:after="70" w:line="252"/>
       </w:pPr>
-      <w:hyperlink w:history="1" r:id="rIde00vld5lu2g8fftjriiyx">
+      <w:hyperlink w:history="1" r:id="rIdyxp_heqoy8qwf1fwwpyfs">
         <w:r>
           <w:rPr>
             <w:rFonts w:ascii="Calibri" w:cs="Calibri" w:eastAsia="Calibri" w:hAnsi="Calibri"/>
@@ -13633,11 +13517,11 @@
         <w:pStyle w:val="ListParagraph"/>
         <w:numPr>
           <w:ilvl w:val="0"/>
-          <w:numId w:val="8"/>
+          <w:numId w:val="6"/>
         </w:numPr>
         <w:spacing w:after="70" w:line="252"/>
       </w:pPr>
-      <w:hyperlink w:history="1" r:id="rIdeby23oe9s7blg26mkgdwf">
+      <w:hyperlink w:history="1" r:id="rIdkclmqtatdoje08numa4v1">
         <w:r>
           <w:rPr>
             <w:rFonts w:ascii="Calibri" w:cs="Calibri" w:eastAsia="Calibri" w:hAnsi="Calibri"/>
@@ -13667,11 +13551,11 @@
         <w:pStyle w:val="ListParagraph"/>
         <w:numPr>
           <w:ilvl w:val="0"/>
-          <w:numId w:val="8"/>
+          <w:numId w:val="6"/>
         </w:numPr>
         <w:spacing w:after="70" w:line="252"/>
       </w:pPr>
-      <w:hyperlink w:history="1" r:id="rIdodhf3oodd46umb89pjxug">
+      <w:hyperlink w:history="1" r:id="rIdbajsjdvjh8juhf3sb7tay">
         <w:r>
           <w:rPr>
             <w:rFonts w:ascii="Calibri" w:cs="Calibri" w:eastAsia="Calibri" w:hAnsi="Calibri"/>
@@ -13701,11 +13585,11 @@
         <w:pStyle w:val="ListParagraph"/>
         <w:numPr>
           <w:ilvl w:val="0"/>
-          <w:numId w:val="8"/>
+          <w:numId w:val="6"/>
         </w:numPr>
         <w:spacing w:after="70" w:line="252"/>
       </w:pPr>
-      <w:hyperlink w:history="1" r:id="rIdz0fq_uvxrkaorikr7wuqk">
+      <w:hyperlink w:history="1" r:id="rIdlxougho9iveyhemndqtvl">
         <w:r>
           <w:rPr>
             <w:rFonts w:ascii="Calibri" w:cs="Calibri" w:eastAsia="Calibri" w:hAnsi="Calibri"/>
@@ -13735,11 +13619,11 @@
         <w:pStyle w:val="ListParagraph"/>
         <w:numPr>
           <w:ilvl w:val="0"/>
-          <w:numId w:val="8"/>
+          <w:numId w:val="6"/>
         </w:numPr>
         <w:spacing w:after="70" w:line="252"/>
       </w:pPr>
-      <w:hyperlink w:history="1" r:id="rId1kwbyndzks-6y0ma5wezo">
+      <w:hyperlink w:history="1" r:id="rIdkxysyygukui1hvjs9p4rm">
         <w:r>
           <w:rPr>
             <w:rFonts w:ascii="Calibri" w:cs="Calibri" w:eastAsia="Calibri" w:hAnsi="Calibri"/>
@@ -13769,11 +13653,11 @@
         <w:pStyle w:val="ListParagraph"/>
         <w:numPr>
           <w:ilvl w:val="0"/>
-          <w:numId w:val="8"/>
+          <w:numId w:val="6"/>
         </w:numPr>
         <w:spacing w:after="70" w:line="252"/>
       </w:pPr>
-      <w:hyperlink w:history="1" r:id="rIdtmnsnspj_eudilko-fqab">
+      <w:hyperlink w:history="1" r:id="rIdezqnek2_chtrsppachnsu">
         <w:r>
           <w:rPr>
             <w:rFonts w:ascii="Calibri" w:cs="Calibri" w:eastAsia="Calibri" w:hAnsi="Calibri"/>
@@ -13803,11 +13687,11 @@
         <w:pStyle w:val="ListParagraph"/>
         <w:numPr>
           <w:ilvl w:val="0"/>
-          <w:numId w:val="8"/>
+          <w:numId w:val="6"/>
         </w:numPr>
         <w:spacing w:after="70" w:line="252"/>
       </w:pPr>
-      <w:hyperlink w:history="1" r:id="rIdhccdk5q3x71it-h1rmmlw">
+      <w:hyperlink w:history="1" r:id="rIdbnmxdmmifhz3hhidxt_hu">
         <w:r>
           <w:rPr>
             <w:rFonts w:ascii="Calibri" w:cs="Calibri" w:eastAsia="Calibri" w:hAnsi="Calibri"/>
@@ -13837,11 +13721,11 @@
         <w:pStyle w:val="ListParagraph"/>
         <w:numPr>
           <w:ilvl w:val="0"/>
-          <w:numId w:val="8"/>
+          <w:numId w:val="6"/>
         </w:numPr>
         <w:spacing w:after="70" w:line="252"/>
       </w:pPr>
-      <w:hyperlink w:history="1" r:id="rIdoxcecde8u37yqpp-ksgxb">
+      <w:hyperlink w:history="1" r:id="rIdv74djnsb3gi6owwhoavvn">
         <w:r>
           <w:rPr>
             <w:rFonts w:ascii="Calibri" w:cs="Calibri" w:eastAsia="Calibri" w:hAnsi="Calibri"/>
@@ -13871,11 +13755,11 @@
         <w:pStyle w:val="ListParagraph"/>
         <w:numPr>
           <w:ilvl w:val="0"/>
-          <w:numId w:val="8"/>
+          <w:numId w:val="6"/>
         </w:numPr>
         <w:spacing w:after="70" w:line="252"/>
       </w:pPr>
-      <w:hyperlink w:history="1" r:id="rIdbfmoywfterfj6kwxay1wz">
+      <w:hyperlink w:history="1" r:id="rIdjll4pisbko-kvchsu78_5">
         <w:r>
           <w:rPr>
             <w:rFonts w:ascii="Calibri" w:cs="Calibri" w:eastAsia="Calibri" w:hAnsi="Calibri"/>
@@ -14253,18 +14137,6 @@
     </w:lvlOverride>
   </w:num>
   <w:num w:numId="6">
-    <w:abstractNumId w:val="5"/>
-    <w:lvlOverride w:ilvl="0">
-      <w:startOverride w:val="1"/>
-    </w:lvlOverride>
-  </w:num>
-  <w:num w:numId="7">
-    <w:abstractNumId w:val="4"/>
-    <w:lvlOverride w:ilvl="0">
-      <w:startOverride w:val="1"/>
-    </w:lvlOverride>
-  </w:num>
-  <w:num w:numId="8">
     <w:abstractNumId w:val="7"/>
     <w:lvlOverride w:ilvl="0">
       <w:startOverride w:val="1"/>

--- a/komanda-5/Команда_5_B2B-платформа_текстиль.docx
+++ b/komanda-5/Команда_5_B2B-платформа_текстиль.docx
@@ -923,7 +923,7 @@
           <w:sz w:val="20"/>
           <w:szCs w:val="20"/>
         </w:rPr>
-        <w:t xml:space="preserve"> opttex.ru — 27 900 ₽ в Магазине доменов Reg.ru, двойник опттекс.рф свободен за 169 ₽. Запасной вариант без выкупа — textilehub.ru. Имя «как Аптека.ру» (textil.ru, текстиль.рф) занято и доступно только через брокера.</w:t>
+        <w:t xml:space="preserve"> opttex.ru — 27 900 ₽ в Магазине доменов Reg.ru, двойник опттекс.рф свободен за 169 ₽. Тождественных товарных знаков нет (платформа Роспатента, 5 октября 2026). Запасной вариант без выкупа — textilehub.ru. Имя «как Аптека.ру» (textil.ru, текстиль.рф) занято и доступно только через брокера.</w:t>
       </w:r>
     </w:p>
     <w:p>
@@ -1405,6 +1405,7 @@
           </w:tcPr>
           <w:p>
             <w:pPr>
+              <w:keepNext w:val="false"/>
               <w:spacing w:after="0" w:line="252"/>
             </w:pPr>
             <w:r>
@@ -1434,6 +1435,7 @@
           </w:tcPr>
           <w:p>
             <w:pPr>
+              <w:keepNext w:val="false"/>
               <w:spacing w:after="0" w:line="252"/>
             </w:pPr>
             <w:r>
@@ -1463,6 +1465,7 @@
           </w:tcPr>
           <w:p>
             <w:pPr>
+              <w:keepNext w:val="false"/>
               <w:spacing w:after="0" w:line="252"/>
             </w:pPr>
             <w:r>
@@ -1496,6 +1499,7 @@
           </w:tcPr>
           <w:p>
             <w:pPr>
+              <w:keepNext w:val="false"/>
               <w:spacing w:after="0" w:line="252"/>
               <w:jc w:val="left"/>
             </w:pPr>
@@ -1525,6 +1529,7 @@
           </w:tcPr>
           <w:p>
             <w:pPr>
+              <w:keepNext w:val="false"/>
               <w:spacing w:after="0" w:line="252"/>
               <w:jc w:val="left"/>
             </w:pPr>
@@ -1552,10 +1557,11 @@
           </w:tcPr>
           <w:p>
             <w:pPr>
-              <w:spacing w:after="0" w:line="252"/>
-              <w:jc w:val="left"/>
-            </w:pPr>
-            <w:hyperlink w:history="1" r:id="rIdrtknnxttoa_5so7ci9ay2">
+              <w:keepNext w:val="false"/>
+              <w:spacing w:after="0" w:line="252"/>
+              <w:jc w:val="left"/>
+            </w:pPr>
+            <w:hyperlink w:history="1" r:id="rIdhkxou3gz4j1ijnkq_5xmy">
               <w:r>
                 <w:rPr>
                   <w:rFonts w:ascii="Calibri" w:cs="Calibri" w:eastAsia="Calibri" w:hAnsi="Calibri"/>
@@ -1587,6 +1593,7 @@
           </w:tcPr>
           <w:p>
             <w:pPr>
+              <w:keepNext w:val="false"/>
               <w:spacing w:after="0" w:line="252"/>
               <w:jc w:val="left"/>
             </w:pPr>
@@ -1616,6 +1623,7 @@
           </w:tcPr>
           <w:p>
             <w:pPr>
+              <w:keepNext w:val="false"/>
               <w:spacing w:after="0" w:line="252"/>
               <w:jc w:val="left"/>
             </w:pPr>
@@ -1643,10 +1651,11 @@
           </w:tcPr>
           <w:p>
             <w:pPr>
-              <w:spacing w:after="0" w:line="252"/>
-              <w:jc w:val="left"/>
-            </w:pPr>
-            <w:hyperlink w:history="1" r:id="rIdz8htx42a3cwjo_ba6sgag">
+              <w:keepNext w:val="false"/>
+              <w:spacing w:after="0" w:line="252"/>
+              <w:jc w:val="left"/>
+            </w:pPr>
+            <w:hyperlink w:history="1" r:id="rId3s8zfefjmaqeu-0klhu53">
               <w:r>
                 <w:rPr>
                   <w:rFonts w:ascii="Calibri" w:cs="Calibri" w:eastAsia="Calibri" w:hAnsi="Calibri"/>
@@ -1678,6 +1687,7 @@
           </w:tcPr>
           <w:p>
             <w:pPr>
+              <w:keepNext w:val="false"/>
               <w:spacing w:after="0" w:line="252"/>
               <w:jc w:val="left"/>
             </w:pPr>
@@ -1707,6 +1717,7 @@
           </w:tcPr>
           <w:p>
             <w:pPr>
+              <w:keepNext w:val="false"/>
               <w:spacing w:after="0" w:line="252"/>
               <w:jc w:val="left"/>
             </w:pPr>
@@ -1734,10 +1745,11 @@
           </w:tcPr>
           <w:p>
             <w:pPr>
-              <w:spacing w:after="0" w:line="252"/>
-              <w:jc w:val="left"/>
-            </w:pPr>
-            <w:hyperlink w:history="1" r:id="rIdch3ej1s690zlnwddgub66">
+              <w:keepNext w:val="false"/>
+              <w:spacing w:after="0" w:line="252"/>
+              <w:jc w:val="left"/>
+            </w:pPr>
+            <w:hyperlink w:history="1" r:id="rIdaz20c6o-fnburrhp60tfu">
               <w:r>
                 <w:rPr>
                   <w:rFonts w:ascii="Calibri" w:cs="Calibri" w:eastAsia="Calibri" w:hAnsi="Calibri"/>
@@ -1769,6 +1781,7 @@
           </w:tcPr>
           <w:p>
             <w:pPr>
+              <w:keepNext w:val="false"/>
               <w:spacing w:after="0" w:line="252"/>
               <w:jc w:val="left"/>
             </w:pPr>
@@ -1798,6 +1811,7 @@
           </w:tcPr>
           <w:p>
             <w:pPr>
+              <w:keepNext w:val="false"/>
               <w:spacing w:after="0" w:line="252"/>
               <w:jc w:val="left"/>
             </w:pPr>
@@ -1825,10 +1839,11 @@
           </w:tcPr>
           <w:p>
             <w:pPr>
-              <w:spacing w:after="0" w:line="252"/>
-              <w:jc w:val="left"/>
-            </w:pPr>
-            <w:hyperlink w:history="1" r:id="rIduzhtx5gglr7-psara0bch">
+              <w:keepNext w:val="false"/>
+              <w:spacing w:after="0" w:line="252"/>
+              <w:jc w:val="left"/>
+            </w:pPr>
+            <w:hyperlink w:history="1" r:id="rId6ywvs7huk38fbwienbqdf">
               <w:r>
                 <w:rPr>
                   <w:rFonts w:ascii="Calibri" w:cs="Calibri" w:eastAsia="Calibri" w:hAnsi="Calibri"/>
@@ -1914,6 +1929,7 @@
           </w:tcPr>
           <w:p>
             <w:pPr>
+              <w:keepNext w:val="false"/>
               <w:spacing w:after="0" w:line="252"/>
             </w:pPr>
             <w:r>
@@ -1943,6 +1959,7 @@
           </w:tcPr>
           <w:p>
             <w:pPr>
+              <w:keepNext w:val="false"/>
               <w:spacing w:after="0" w:line="252"/>
             </w:pPr>
             <w:r>
@@ -1976,6 +1993,7 @@
           </w:tcPr>
           <w:p>
             <w:pPr>
+              <w:keepNext w:val="false"/>
               <w:spacing w:after="0" w:line="252"/>
               <w:jc w:val="left"/>
             </w:pPr>
@@ -2005,6 +2023,7 @@
           </w:tcPr>
           <w:p>
             <w:pPr>
+              <w:keepNext w:val="false"/>
               <w:spacing w:after="0" w:line="252"/>
               <w:jc w:val="left"/>
             </w:pPr>
@@ -2037,6 +2056,7 @@
           </w:tcPr>
           <w:p>
             <w:pPr>
+              <w:keepNext w:val="false"/>
               <w:spacing w:after="0" w:line="252"/>
               <w:jc w:val="left"/>
             </w:pPr>
@@ -2066,6 +2086,7 @@
           </w:tcPr>
           <w:p>
             <w:pPr>
+              <w:keepNext w:val="false"/>
               <w:spacing w:after="0" w:line="252"/>
               <w:jc w:val="left"/>
             </w:pPr>
@@ -2098,6 +2119,7 @@
           </w:tcPr>
           <w:p>
             <w:pPr>
+              <w:keepNext w:val="false"/>
               <w:spacing w:after="0" w:line="252"/>
               <w:jc w:val="left"/>
             </w:pPr>
@@ -2127,6 +2149,7 @@
           </w:tcPr>
           <w:p>
             <w:pPr>
+              <w:keepNext w:val="false"/>
               <w:spacing w:after="0" w:line="252"/>
               <w:jc w:val="left"/>
             </w:pPr>
@@ -2159,6 +2182,7 @@
           </w:tcPr>
           <w:p>
             <w:pPr>
+              <w:keepNext w:val="false"/>
               <w:spacing w:after="0" w:line="252"/>
               <w:jc w:val="left"/>
             </w:pPr>
@@ -2188,6 +2212,7 @@
           </w:tcPr>
           <w:p>
             <w:pPr>
+              <w:keepNext w:val="false"/>
               <w:spacing w:after="0" w:line="252"/>
               <w:jc w:val="left"/>
             </w:pPr>
@@ -2220,6 +2245,7 @@
           </w:tcPr>
           <w:p>
             <w:pPr>
+              <w:keepNext w:val="false"/>
               <w:spacing w:after="0" w:line="252"/>
               <w:jc w:val="left"/>
             </w:pPr>
@@ -2249,6 +2275,7 @@
           </w:tcPr>
           <w:p>
             <w:pPr>
+              <w:keepNext w:val="false"/>
               <w:spacing w:after="0" w:line="252"/>
               <w:jc w:val="left"/>
             </w:pPr>
@@ -2281,6 +2308,7 @@
           </w:tcPr>
           <w:p>
             <w:pPr>
+              <w:keepNext w:val="false"/>
               <w:spacing w:after="0" w:line="252"/>
               <w:jc w:val="left"/>
             </w:pPr>
@@ -2310,6 +2338,7 @@
           </w:tcPr>
           <w:p>
             <w:pPr>
+              <w:keepNext w:val="false"/>
               <w:spacing w:after="0" w:line="252"/>
               <w:jc w:val="left"/>
             </w:pPr>
@@ -2525,7 +2554,7 @@
         </w:rPr>
         <w:t xml:space="preserve">Спрос на онлайн-закупки у организаций уже сформирован: оборот B2B- и B2G-направлений интернет-торговли в 2025 году составил около 2 трлн ₽, +11 % к 2024 году (</w:t>
       </w:r>
-      <w:hyperlink w:history="1" r:id="rIdwsj0qotxqui-so9x3cuqp">
+      <w:hyperlink w:history="1" r:id="rIdkukkbiwenz_akulugdceh">
         <w:r>
           <w:rPr>
             <w:rFonts w:ascii="Calibri" w:cs="Calibri" w:eastAsia="Calibri" w:hAnsi="Calibri"/>
@@ -2590,6 +2619,7 @@
           </w:tcPr>
           <w:p>
             <w:pPr>
+              <w:keepNext w:val="false"/>
               <w:spacing w:after="0" w:line="252"/>
             </w:pPr>
             <w:r>
@@ -2619,6 +2649,7 @@
           </w:tcPr>
           <w:p>
             <w:pPr>
+              <w:keepNext w:val="false"/>
               <w:spacing w:after="0" w:line="252"/>
             </w:pPr>
             <w:r>
@@ -2648,6 +2679,7 @@
           </w:tcPr>
           <w:p>
             <w:pPr>
+              <w:keepNext w:val="false"/>
               <w:spacing w:after="0" w:line="252"/>
             </w:pPr>
             <w:r>
@@ -2677,6 +2709,7 @@
           </w:tcPr>
           <w:p>
             <w:pPr>
+              <w:keepNext w:val="false"/>
               <w:spacing w:after="0" w:line="252"/>
             </w:pPr>
             <w:r>
@@ -2710,6 +2743,7 @@
           </w:tcPr>
           <w:p>
             <w:pPr>
+              <w:keepNext w:val="false"/>
               <w:spacing w:after="0" w:line="252"/>
               <w:jc w:val="left"/>
             </w:pPr>
@@ -2739,6 +2773,7 @@
           </w:tcPr>
           <w:p>
             <w:pPr>
+              <w:keepNext w:val="false"/>
               <w:spacing w:after="0" w:line="252"/>
               <w:jc w:val="left"/>
             </w:pPr>
@@ -2766,6 +2801,7 @@
           </w:tcPr>
           <w:p>
             <w:pPr>
+              <w:keepNext w:val="false"/>
               <w:spacing w:after="0" w:line="252"/>
               <w:jc w:val="left"/>
             </w:pPr>
@@ -2793,6 +2829,7 @@
           </w:tcPr>
           <w:p>
             <w:pPr>
+              <w:keepNext w:val="false"/>
               <w:spacing w:after="0" w:line="252"/>
               <w:jc w:val="left"/>
             </w:pPr>
@@ -2825,6 +2862,7 @@
           </w:tcPr>
           <w:p>
             <w:pPr>
+              <w:keepNext w:val="false"/>
               <w:spacing w:after="0" w:line="252"/>
               <w:jc w:val="left"/>
             </w:pPr>
@@ -2854,10 +2892,11 @@
           </w:tcPr>
           <w:p>
             <w:pPr>
-              <w:spacing w:after="0" w:line="252"/>
-              <w:jc w:val="left"/>
-            </w:pPr>
-            <w:hyperlink w:history="1" r:id="rIdjzptpsjxvbla_deom8hn4">
+              <w:keepNext w:val="false"/>
+              <w:spacing w:after="0" w:line="252"/>
+              <w:jc w:val="left"/>
+            </w:pPr>
+            <w:hyperlink w:history="1" r:id="rId8-d2gqxiczk_r9u64mmgg">
               <w:r>
                 <w:rPr>
                   <w:rFonts w:ascii="Calibri" w:cs="Calibri" w:eastAsia="Calibri" w:hAnsi="Calibri"/>
@@ -2878,7 +2917,7 @@
               </w:rPr>
               <w:t xml:space="preserve">, </w:t>
             </w:r>
-            <w:hyperlink w:history="1" r:id="rIdfxa90gaw5obgsknxd3cel">
+            <w:hyperlink w:history="1" r:id="rIdhqmx0tq9awvhy6swieoym">
               <w:r>
                 <w:rPr>
                   <w:rFonts w:ascii="Calibri" w:cs="Calibri" w:eastAsia="Calibri" w:hAnsi="Calibri"/>
@@ -2914,6 +2953,7 @@
           </w:tcPr>
           <w:p>
             <w:pPr>
+              <w:keepNext w:val="false"/>
               <w:spacing w:after="0" w:line="252"/>
               <w:jc w:val="left"/>
             </w:pPr>
@@ -2941,6 +2981,7 @@
           </w:tcPr>
           <w:p>
             <w:pPr>
+              <w:keepNext w:val="false"/>
               <w:spacing w:after="0" w:line="252"/>
               <w:jc w:val="left"/>
             </w:pPr>
@@ -2973,6 +3014,7 @@
           </w:tcPr>
           <w:p>
             <w:pPr>
+              <w:keepNext w:val="false"/>
               <w:spacing w:after="0" w:line="252"/>
               <w:jc w:val="left"/>
             </w:pPr>
@@ -3002,10 +3044,11 @@
           </w:tcPr>
           <w:p>
             <w:pPr>
-              <w:spacing w:after="0" w:line="252"/>
-              <w:jc w:val="left"/>
-            </w:pPr>
-            <w:hyperlink w:history="1" r:id="rIdsm_sbgoebzdzvyrpjzzjy">
+              <w:keepNext w:val="false"/>
+              <w:spacing w:after="0" w:line="252"/>
+              <w:jc w:val="left"/>
+            </w:pPr>
+            <w:hyperlink w:history="1" r:id="rIdz-zqqs6hjixfag3icefuz">
               <w:r>
                 <w:rPr>
                   <w:rFonts w:ascii="Calibri" w:cs="Calibri" w:eastAsia="Calibri" w:hAnsi="Calibri"/>
@@ -3026,7 +3069,7 @@
               </w:rPr>
               <w:t xml:space="preserve">, </w:t>
             </w:r>
-            <w:hyperlink w:history="1" r:id="rIdyatibatdezdf3ituewakw">
+            <w:hyperlink w:history="1" r:id="rIdl78kubexiocclzjija8dg">
               <w:r>
                 <w:rPr>
                   <w:rFonts w:ascii="Calibri" w:cs="Calibri" w:eastAsia="Calibri" w:hAnsi="Calibri"/>
@@ -3047,7 +3090,7 @@
               </w:rPr>
               <w:t xml:space="preserve"> (опт от 30 000 ₽), </w:t>
             </w:r>
-            <w:hyperlink w:history="1" r:id="rIdmj6j08cndb_xvc_wnbejl">
+            <w:hyperlink w:history="1" r:id="rIdrcun5bnvq_pe_x-h_iqw8">
               <w:r>
                 <w:rPr>
                   <w:rFonts w:ascii="Calibri" w:cs="Calibri" w:eastAsia="Calibri" w:hAnsi="Calibri"/>
@@ -3083,6 +3126,7 @@
           </w:tcPr>
           <w:p>
             <w:pPr>
+              <w:keepNext w:val="false"/>
               <w:spacing w:after="0" w:line="252"/>
               <w:jc w:val="left"/>
             </w:pPr>
@@ -3110,6 +3154,7 @@
           </w:tcPr>
           <w:p>
             <w:pPr>
+              <w:keepNext w:val="false"/>
               <w:spacing w:after="0" w:line="252"/>
               <w:jc w:val="left"/>
             </w:pPr>
@@ -3142,6 +3187,7 @@
           </w:tcPr>
           <w:p>
             <w:pPr>
+              <w:keepNext w:val="false"/>
               <w:spacing w:after="0" w:line="252"/>
               <w:jc w:val="left"/>
             </w:pPr>
@@ -3171,6 +3217,7 @@
           </w:tcPr>
           <w:p>
             <w:pPr>
+              <w:keepNext w:val="false"/>
               <w:spacing w:after="0" w:line="252"/>
               <w:jc w:val="left"/>
             </w:pPr>
@@ -3198,6 +3245,7 @@
           </w:tcPr>
           <w:p>
             <w:pPr>
+              <w:keepNext w:val="false"/>
               <w:spacing w:after="0" w:line="252"/>
               <w:jc w:val="left"/>
             </w:pPr>
@@ -3225,6 +3273,7 @@
           </w:tcPr>
           <w:p>
             <w:pPr>
+              <w:keepNext w:val="false"/>
               <w:spacing w:after="0" w:line="252"/>
               <w:jc w:val="left"/>
             </w:pPr>
@@ -3440,6 +3489,7 @@
           </w:tcPr>
           <w:p>
             <w:pPr>
+              <w:keepNext w:val="false"/>
               <w:spacing w:after="0" w:line="252"/>
             </w:pPr>
             <w:r>
@@ -3469,6 +3519,7 @@
           </w:tcPr>
           <w:p>
             <w:pPr>
+              <w:keepNext w:val="false"/>
               <w:spacing w:after="0" w:line="252"/>
             </w:pPr>
             <w:r>
@@ -3498,6 +3549,7 @@
           </w:tcPr>
           <w:p>
             <w:pPr>
+              <w:keepNext w:val="false"/>
               <w:spacing w:after="0" w:line="252"/>
             </w:pPr>
             <w:r>
@@ -3527,6 +3579,7 @@
           </w:tcPr>
           <w:p>
             <w:pPr>
+              <w:keepNext w:val="false"/>
               <w:spacing w:after="0" w:line="252"/>
             </w:pPr>
             <w:r>
@@ -3556,6 +3609,7 @@
           </w:tcPr>
           <w:p>
             <w:pPr>
+              <w:keepNext w:val="false"/>
               <w:spacing w:after="0" w:line="252"/>
             </w:pPr>
             <w:r>
@@ -3589,6 +3643,7 @@
           </w:tcPr>
           <w:p>
             <w:pPr>
+              <w:keepNext w:val="false"/>
               <w:spacing w:after="0" w:line="252"/>
               <w:jc w:val="left"/>
             </w:pPr>
@@ -3618,6 +3673,7 @@
           </w:tcPr>
           <w:p>
             <w:pPr>
+              <w:keepNext w:val="false"/>
               <w:spacing w:after="0" w:line="252"/>
               <w:jc w:val="left"/>
             </w:pPr>
@@ -3645,6 +3701,7 @@
           </w:tcPr>
           <w:p>
             <w:pPr>
+              <w:keepNext w:val="false"/>
               <w:spacing w:after="0" w:line="252"/>
               <w:jc w:val="left"/>
             </w:pPr>
@@ -3657,7 +3714,7 @@
               </w:rPr>
               <w:t xml:space="preserve">.ru и .рф — 169 ₽ за первый год (</w:t>
             </w:r>
-            <w:hyperlink w:history="1" r:id="rIdnthyzkqxouq88ekmrxpyz">
+            <w:hyperlink w:history="1" r:id="rIdcgoprmvmt62d5sufjgsi4">
               <w:r>
                 <w:rPr>
                   <w:rFonts w:ascii="Calibri" w:cs="Calibri" w:eastAsia="Calibri" w:hAnsi="Calibri"/>
@@ -3693,6 +3750,7 @@
           </w:tcPr>
           <w:p>
             <w:pPr>
+              <w:keepNext w:val="false"/>
               <w:spacing w:after="0" w:line="252"/>
               <w:jc w:val="left"/>
             </w:pPr>
@@ -3720,6 +3778,7 @@
           </w:tcPr>
           <w:p>
             <w:pPr>
+              <w:keepNext w:val="false"/>
               <w:spacing w:after="0" w:line="252"/>
               <w:jc w:val="left"/>
             </w:pPr>
@@ -3752,10 +3811,11 @@
           </w:tcPr>
           <w:p>
             <w:pPr>
-              <w:spacing w:after="0" w:line="252"/>
-              <w:jc w:val="left"/>
-            </w:pPr>
-            <w:hyperlink w:history="1" r:id="rIdxrxy0jsutxcrxi_hqkdha">
+              <w:keepNext w:val="false"/>
+              <w:spacing w:after="0" w:line="252"/>
+              <w:jc w:val="left"/>
+            </w:pPr>
+            <w:hyperlink w:history="1" r:id="rIdgd1dtc5mjnexmsgigsqwv">
               <w:r>
                 <w:rPr>
                   <w:rFonts w:ascii="Calibri" w:cs="Calibri" w:eastAsia="Calibri" w:hAnsi="Calibri"/>
@@ -3784,6 +3844,7 @@
           </w:tcPr>
           <w:p>
             <w:pPr>
+              <w:keepNext w:val="false"/>
               <w:spacing w:after="0" w:line="252"/>
               <w:jc w:val="left"/>
             </w:pPr>
@@ -3811,6 +3872,7 @@
           </w:tcPr>
           <w:p>
             <w:pPr>
+              <w:keepNext w:val="false"/>
               <w:spacing w:after="0" w:line="252"/>
               <w:jc w:val="left"/>
             </w:pPr>
@@ -3838,6 +3900,7 @@
           </w:tcPr>
           <w:p>
             <w:pPr>
+              <w:keepNext w:val="false"/>
               <w:spacing w:after="0" w:line="252"/>
               <w:jc w:val="left"/>
             </w:pPr>
@@ -3865,6 +3928,7 @@
           </w:tcPr>
           <w:p>
             <w:pPr>
+              <w:keepNext w:val="false"/>
               <w:spacing w:after="0" w:line="252"/>
               <w:jc w:val="left"/>
             </w:pPr>
@@ -3897,10 +3961,11 @@
           </w:tcPr>
           <w:p>
             <w:pPr>
-              <w:spacing w:after="0" w:line="252"/>
-              <w:jc w:val="left"/>
-            </w:pPr>
-            <w:hyperlink w:history="1" r:id="rIdlj2-lzy21kaa-l866leci">
+              <w:keepNext w:val="false"/>
+              <w:spacing w:after="0" w:line="252"/>
+              <w:jc w:val="left"/>
+            </w:pPr>
+            <w:hyperlink w:history="1" r:id="rId-rza4lmzpa5jozcgkxln9">
               <w:r>
                 <w:rPr>
                   <w:rFonts w:ascii="Calibri" w:cs="Calibri" w:eastAsia="Calibri" w:hAnsi="Calibri"/>
@@ -3929,6 +3994,7 @@
           </w:tcPr>
           <w:p>
             <w:pPr>
+              <w:keepNext w:val="false"/>
               <w:spacing w:after="0" w:line="252"/>
               <w:jc w:val="left"/>
             </w:pPr>
@@ -3956,6 +4022,7 @@
           </w:tcPr>
           <w:p>
             <w:pPr>
+              <w:keepNext w:val="false"/>
               <w:spacing w:after="0" w:line="252"/>
               <w:jc w:val="left"/>
             </w:pPr>
@@ -3968,7 +4035,7 @@
               </w:rPr>
               <w:t xml:space="preserve">услуга — 999 ₽ (</w:t>
             </w:r>
-            <w:hyperlink w:history="1" r:id="rIday0cd_n8pqrfnvqrtf07e">
+            <w:hyperlink w:history="1" r:id="rIdojirnhbr5xbgy5nqdcvqk">
               <w:r>
                 <w:rPr>
                   <w:rFonts w:ascii="Calibri" w:cs="Calibri" w:eastAsia="Calibri" w:hAnsi="Calibri"/>
@@ -4004,6 +4071,7 @@
           </w:tcPr>
           <w:p>
             <w:pPr>
+              <w:keepNext w:val="false"/>
               <w:spacing w:after="0" w:line="252"/>
               <w:jc w:val="left"/>
             </w:pPr>
@@ -4031,6 +4099,7 @@
           </w:tcPr>
           <w:p>
             <w:pPr>
+              <w:keepNext w:val="false"/>
               <w:spacing w:after="0" w:line="252"/>
               <w:jc w:val="left"/>
             </w:pPr>
@@ -4063,10 +4132,11 @@
           </w:tcPr>
           <w:p>
             <w:pPr>
-              <w:spacing w:after="0" w:line="252"/>
-              <w:jc w:val="left"/>
-            </w:pPr>
-            <w:hyperlink w:history="1" r:id="rIdpvvw9nbbqapsnl5w23hdz">
+              <w:keepNext w:val="false"/>
+              <w:spacing w:after="0" w:line="252"/>
+              <w:jc w:val="left"/>
+            </w:pPr>
+            <w:hyperlink w:history="1" r:id="rIdylf2x6a4mh4_vbcb2tboj">
               <w:r>
                 <w:rPr>
                   <w:rFonts w:ascii="Calibri" w:cs="Calibri" w:eastAsia="Calibri" w:hAnsi="Calibri"/>
@@ -4095,6 +4165,7 @@
           </w:tcPr>
           <w:p>
             <w:pPr>
+              <w:keepNext w:val="false"/>
               <w:spacing w:after="0" w:line="252"/>
               <w:jc w:val="left"/>
             </w:pPr>
@@ -4122,6 +4193,7 @@
           </w:tcPr>
           <w:p>
             <w:pPr>
+              <w:keepNext w:val="false"/>
               <w:spacing w:after="0" w:line="252"/>
               <w:jc w:val="left"/>
             </w:pPr>
@@ -4149,6 +4221,7 @@
           </w:tcPr>
           <w:p>
             <w:pPr>
+              <w:keepNext w:val="false"/>
               <w:spacing w:after="0" w:line="252"/>
               <w:jc w:val="left"/>
             </w:pPr>
@@ -4176,6 +4249,7 @@
           </w:tcPr>
           <w:p>
             <w:pPr>
+              <w:keepNext w:val="false"/>
               <w:spacing w:after="0" w:line="252"/>
               <w:jc w:val="left"/>
             </w:pPr>
@@ -4208,10 +4282,11 @@
           </w:tcPr>
           <w:p>
             <w:pPr>
-              <w:spacing w:after="0" w:line="252"/>
-              <w:jc w:val="left"/>
-            </w:pPr>
-            <w:hyperlink w:history="1" r:id="rIdvqqw8dzxjme-idm_e0gfy">
+              <w:keepNext w:val="false"/>
+              <w:spacing w:after="0" w:line="252"/>
+              <w:jc w:val="left"/>
+            </w:pPr>
+            <w:hyperlink w:history="1" r:id="rId_limxvgwqc-k4wj5jaxlh">
               <w:r>
                 <w:rPr>
                   <w:rFonts w:ascii="Calibri" w:cs="Calibri" w:eastAsia="Calibri" w:hAnsi="Calibri"/>
@@ -4240,6 +4315,7 @@
           </w:tcPr>
           <w:p>
             <w:pPr>
+              <w:keepNext w:val="false"/>
               <w:spacing w:after="0" w:line="252"/>
               <w:jc w:val="left"/>
             </w:pPr>
@@ -4267,6 +4343,7 @@
           </w:tcPr>
           <w:p>
             <w:pPr>
+              <w:keepNext w:val="false"/>
               <w:spacing w:after="0" w:line="252"/>
               <w:jc w:val="left"/>
             </w:pPr>
@@ -4294,6 +4371,7 @@
           </w:tcPr>
           <w:p>
             <w:pPr>
+              <w:keepNext w:val="false"/>
               <w:spacing w:after="0" w:line="252"/>
               <w:jc w:val="left"/>
             </w:pPr>
@@ -4321,6 +4399,7 @@
           </w:tcPr>
           <w:p>
             <w:pPr>
+              <w:keepNext w:val="false"/>
               <w:spacing w:after="0" w:line="252"/>
               <w:jc w:val="left"/>
             </w:pPr>
@@ -4407,7 +4486,7 @@
               </w:rPr>
               <w:t xml:space="preserve">Администратор домена .ru, .рф или .su обязан пройти идентификацию через Госуслуги (ЕСИА) при регистрации, продлении и смене администратора, то есть и при покупке домена у продавца. Требование касается и юрлиц (</w:t>
             </w:r>
-            <w:hyperlink w:history="1" r:id="rId9r13wyliwaxpqskxrhuz7">
+            <w:hyperlink w:history="1" r:id="rIdw7fkvykfamr9ywpnykd9g">
               <w:r>
                 <w:rPr>
                   <w:rFonts w:ascii="Calibri" w:cs="Calibri" w:eastAsia="Calibri" w:hAnsi="Calibri"/>
@@ -4689,6 +4768,7 @@
           </w:tcPr>
           <w:p>
             <w:pPr>
+              <w:keepNext w:val="false"/>
               <w:spacing w:after="0" w:line="252"/>
             </w:pPr>
             <w:r>
@@ -4718,6 +4798,7 @@
           </w:tcPr>
           <w:p>
             <w:pPr>
+              <w:keepNext w:val="false"/>
               <w:spacing w:after="0" w:line="252"/>
             </w:pPr>
             <w:r>
@@ -4747,6 +4828,7 @@
           </w:tcPr>
           <w:p>
             <w:pPr>
+              <w:keepNext w:val="false"/>
               <w:spacing w:after="0" w:line="252"/>
             </w:pPr>
             <w:r>
@@ -4776,6 +4858,7 @@
           </w:tcPr>
           <w:p>
             <w:pPr>
+              <w:keepNext w:val="false"/>
               <w:spacing w:after="0" w:line="252"/>
             </w:pPr>
             <w:r>
@@ -4805,6 +4888,7 @@
           </w:tcPr>
           <w:p>
             <w:pPr>
+              <w:keepNext w:val="false"/>
               <w:spacing w:after="0" w:line="252"/>
             </w:pPr>
             <w:r>
@@ -4838,10 +4922,11 @@
           </w:tcPr>
           <w:p>
             <w:pPr>
-              <w:spacing w:after="0" w:line="252"/>
-              <w:jc w:val="left"/>
-            </w:pPr>
-            <w:hyperlink w:history="1" r:id="rIdsmhtfq6vidyfnxcdyndxo">
+              <w:keepNext w:val="false"/>
+              <w:spacing w:after="0" w:line="252"/>
+              <w:jc w:val="left"/>
+            </w:pPr>
+            <w:hyperlink w:history="1" r:id="rId6eyjuo-kbfwc-9wbxjvel">
               <w:r>
                 <w:rPr>
                   <w:rFonts w:ascii="Calibri" w:cs="Calibri" w:eastAsia="Calibri" w:hAnsi="Calibri"/>
@@ -4870,6 +4955,7 @@
           </w:tcPr>
           <w:p>
             <w:pPr>
+              <w:keepNext w:val="false"/>
               <w:spacing w:after="0" w:line="252"/>
               <w:jc w:val="left"/>
             </w:pPr>
@@ -4897,6 +4983,7 @@
           </w:tcPr>
           <w:p>
             <w:pPr>
+              <w:keepNext w:val="false"/>
               <w:spacing w:after="0" w:line="252"/>
               <w:jc w:val="left"/>
             </w:pPr>
@@ -4924,6 +5011,7 @@
           </w:tcPr>
           <w:p>
             <w:pPr>
+              <w:keepNext w:val="false"/>
               <w:spacing w:after="0" w:line="252"/>
               <w:jc w:val="left"/>
             </w:pPr>
@@ -4951,6 +5039,7 @@
           </w:tcPr>
           <w:p>
             <w:pPr>
+              <w:keepNext w:val="false"/>
               <w:spacing w:after="0" w:line="252"/>
               <w:jc w:val="left"/>
             </w:pPr>
@@ -4994,6 +5083,7 @@
           </w:tcPr>
           <w:p>
             <w:pPr>
+              <w:keepNext w:val="false"/>
               <w:spacing w:after="0" w:line="252"/>
               <w:jc w:val="left"/>
             </w:pPr>
@@ -5023,6 +5113,7 @@
           </w:tcPr>
           <w:p>
             <w:pPr>
+              <w:keepNext w:val="false"/>
               <w:spacing w:after="0" w:line="252"/>
               <w:jc w:val="left"/>
             </w:pPr>
@@ -5050,6 +5141,7 @@
           </w:tcPr>
           <w:p>
             <w:pPr>
+              <w:keepNext w:val="false"/>
               <w:spacing w:after="0" w:line="252"/>
               <w:jc w:val="left"/>
             </w:pPr>
@@ -5077,6 +5169,7 @@
           </w:tcPr>
           <w:p>
             <w:pPr>
+              <w:keepNext w:val="false"/>
               <w:spacing w:after="0" w:line="252"/>
               <w:jc w:val="left"/>
             </w:pPr>
@@ -5104,6 +5197,7 @@
           </w:tcPr>
           <w:p>
             <w:pPr>
+              <w:keepNext w:val="false"/>
               <w:spacing w:after="0" w:line="252"/>
               <w:jc w:val="left"/>
             </w:pPr>
@@ -5136,6 +5230,7 @@
           </w:tcPr>
           <w:p>
             <w:pPr>
+              <w:keepNext w:val="false"/>
               <w:spacing w:after="0" w:line="252"/>
               <w:jc w:val="left"/>
             </w:pPr>
@@ -5165,6 +5260,7 @@
           </w:tcPr>
           <w:p>
             <w:pPr>
+              <w:keepNext w:val="false"/>
               <w:spacing w:after="0" w:line="252"/>
               <w:jc w:val="left"/>
             </w:pPr>
@@ -5192,6 +5288,7 @@
           </w:tcPr>
           <w:p>
             <w:pPr>
+              <w:keepNext w:val="false"/>
               <w:spacing w:after="0" w:line="252"/>
               <w:jc w:val="left"/>
             </w:pPr>
@@ -5219,6 +5316,7 @@
           </w:tcPr>
           <w:p>
             <w:pPr>
+              <w:keepNext w:val="false"/>
               <w:spacing w:after="0" w:line="252"/>
               <w:jc w:val="left"/>
             </w:pPr>
@@ -5246,6 +5344,7 @@
           </w:tcPr>
           <w:p>
             <w:pPr>
+              <w:keepNext w:val="false"/>
               <w:spacing w:after="0" w:line="252"/>
               <w:jc w:val="left"/>
             </w:pPr>
@@ -5278,6 +5377,7 @@
           </w:tcPr>
           <w:p>
             <w:pPr>
+              <w:keepNext w:val="false"/>
               <w:spacing w:after="0" w:line="252"/>
               <w:jc w:val="left"/>
             </w:pPr>
@@ -5307,6 +5407,7 @@
           </w:tcPr>
           <w:p>
             <w:pPr>
+              <w:keepNext w:val="false"/>
               <w:spacing w:after="0" w:line="252"/>
               <w:jc w:val="left"/>
             </w:pPr>
@@ -5334,6 +5435,7 @@
           </w:tcPr>
           <w:p>
             <w:pPr>
+              <w:keepNext w:val="false"/>
               <w:spacing w:after="0" w:line="252"/>
               <w:jc w:val="left"/>
             </w:pPr>
@@ -5361,6 +5463,7 @@
           </w:tcPr>
           <w:p>
             <w:pPr>
+              <w:keepNext w:val="false"/>
               <w:spacing w:after="0" w:line="252"/>
               <w:jc w:val="left"/>
             </w:pPr>
@@ -5388,6 +5491,7 @@
           </w:tcPr>
           <w:p>
             <w:pPr>
+              <w:keepNext w:val="false"/>
               <w:spacing w:after="0" w:line="252"/>
               <w:jc w:val="left"/>
             </w:pPr>
@@ -5420,10 +5524,11 @@
           </w:tcPr>
           <w:p>
             <w:pPr>
-              <w:spacing w:after="0" w:line="252"/>
-              <w:jc w:val="left"/>
-            </w:pPr>
-            <w:hyperlink w:history="1" r:id="rIdjndqob0bkwplvgjb-goo-">
+              <w:keepNext w:val="false"/>
+              <w:spacing w:after="0" w:line="252"/>
+              <w:jc w:val="left"/>
+            </w:pPr>
+            <w:hyperlink w:history="1" r:id="rId-w35frec8k4eaznlbjhda">
               <w:r>
                 <w:rPr>
                   <w:rFonts w:ascii="Calibri" w:cs="Calibri" w:eastAsia="Calibri" w:hAnsi="Calibri"/>
@@ -5452,6 +5557,7 @@
           </w:tcPr>
           <w:p>
             <w:pPr>
+              <w:keepNext w:val="false"/>
               <w:spacing w:after="0" w:line="252"/>
               <w:jc w:val="left"/>
             </w:pPr>
@@ -5479,6 +5585,7 @@
           </w:tcPr>
           <w:p>
             <w:pPr>
+              <w:keepNext w:val="false"/>
               <w:spacing w:after="0" w:line="252"/>
               <w:jc w:val="left"/>
             </w:pPr>
@@ -5506,6 +5613,7 @@
           </w:tcPr>
           <w:p>
             <w:pPr>
+              <w:keepNext w:val="false"/>
               <w:spacing w:after="0" w:line="252"/>
               <w:jc w:val="left"/>
             </w:pPr>
@@ -5533,6 +5641,7 @@
           </w:tcPr>
           <w:p>
             <w:pPr>
+              <w:keepNext w:val="false"/>
               <w:spacing w:after="0" w:line="252"/>
               <w:jc w:val="left"/>
             </w:pPr>
@@ -5565,10 +5674,11 @@
           </w:tcPr>
           <w:p>
             <w:pPr>
-              <w:spacing w:after="0" w:line="252"/>
-              <w:jc w:val="left"/>
-            </w:pPr>
-            <w:hyperlink w:history="1" r:id="rIdfhfqbizgy1mgmqikatcat">
+              <w:keepNext w:val="false"/>
+              <w:spacing w:after="0" w:line="252"/>
+              <w:jc w:val="left"/>
+            </w:pPr>
+            <w:hyperlink w:history="1" r:id="rIdchfsnhlq5sdzdgtceglt5">
               <w:r>
                 <w:rPr>
                   <w:rFonts w:ascii="Calibri" w:cs="Calibri" w:eastAsia="Calibri" w:hAnsi="Calibri"/>
@@ -5597,6 +5707,7 @@
           </w:tcPr>
           <w:p>
             <w:pPr>
+              <w:keepNext w:val="false"/>
               <w:spacing w:after="0" w:line="252"/>
               <w:jc w:val="left"/>
             </w:pPr>
@@ -5624,6 +5735,7 @@
           </w:tcPr>
           <w:p>
             <w:pPr>
+              <w:keepNext w:val="false"/>
               <w:spacing w:after="0" w:line="252"/>
               <w:jc w:val="left"/>
             </w:pPr>
@@ -5651,6 +5763,7 @@
           </w:tcPr>
           <w:p>
             <w:pPr>
+              <w:keepNext w:val="false"/>
               <w:spacing w:after="0" w:line="252"/>
               <w:jc w:val="left"/>
             </w:pPr>
@@ -5678,6 +5791,7 @@
           </w:tcPr>
           <w:p>
             <w:pPr>
+              <w:keepNext w:val="false"/>
               <w:spacing w:after="0" w:line="252"/>
               <w:jc w:val="left"/>
             </w:pPr>
@@ -5710,10 +5824,11 @@
           </w:tcPr>
           <w:p>
             <w:pPr>
-              <w:spacing w:after="0" w:line="252"/>
-              <w:jc w:val="left"/>
-            </w:pPr>
-            <w:hyperlink w:history="1" r:id="rIda5m6fd5lhatgvhl1sjxk9">
+              <w:keepNext w:val="false"/>
+              <w:spacing w:after="0" w:line="252"/>
+              <w:jc w:val="left"/>
+            </w:pPr>
+            <w:hyperlink w:history="1" r:id="rIdfh4y3dim5qbg-0erwa0xa">
               <w:r>
                 <w:rPr>
                   <w:rFonts w:ascii="Calibri" w:cs="Calibri" w:eastAsia="Calibri" w:hAnsi="Calibri"/>
@@ -5742,6 +5857,7 @@
           </w:tcPr>
           <w:p>
             <w:pPr>
+              <w:keepNext w:val="false"/>
               <w:spacing w:after="0" w:line="252"/>
               <w:jc w:val="left"/>
             </w:pPr>
@@ -5769,6 +5885,7 @@
           </w:tcPr>
           <w:p>
             <w:pPr>
+              <w:keepNext w:val="false"/>
               <w:spacing w:after="0" w:line="252"/>
               <w:jc w:val="left"/>
             </w:pPr>
@@ -5796,6 +5913,7 @@
           </w:tcPr>
           <w:p>
             <w:pPr>
+              <w:keepNext w:val="false"/>
               <w:spacing w:after="0" w:line="252"/>
               <w:jc w:val="left"/>
             </w:pPr>
@@ -5823,6 +5941,7 @@
           </w:tcPr>
           <w:p>
             <w:pPr>
+              <w:keepNext w:val="false"/>
               <w:spacing w:after="0" w:line="252"/>
               <w:jc w:val="left"/>
             </w:pPr>
@@ -5855,10 +5974,11 @@
           </w:tcPr>
           <w:p>
             <w:pPr>
-              <w:spacing w:after="0" w:line="252"/>
-              <w:jc w:val="left"/>
-            </w:pPr>
-            <w:hyperlink w:history="1" r:id="rIdsdkrkgkpfq3zeu-fj0w78">
+              <w:keepNext w:val="false"/>
+              <w:spacing w:after="0" w:line="252"/>
+              <w:jc w:val="left"/>
+            </w:pPr>
+            <w:hyperlink w:history="1" r:id="rId4idiicffvx42x7gjrexu5">
               <w:r>
                 <w:rPr>
                   <w:rFonts w:ascii="Calibri" w:cs="Calibri" w:eastAsia="Calibri" w:hAnsi="Calibri"/>
@@ -5887,6 +6007,7 @@
           </w:tcPr>
           <w:p>
             <w:pPr>
+              <w:keepNext w:val="false"/>
               <w:spacing w:after="0" w:line="252"/>
               <w:jc w:val="left"/>
             </w:pPr>
@@ -5914,6 +6035,7 @@
           </w:tcPr>
           <w:p>
             <w:pPr>
+              <w:keepNext w:val="false"/>
               <w:spacing w:after="0" w:line="252"/>
               <w:jc w:val="left"/>
             </w:pPr>
@@ -5941,6 +6063,7 @@
           </w:tcPr>
           <w:p>
             <w:pPr>
+              <w:keepNext w:val="false"/>
               <w:spacing w:after="0" w:line="252"/>
               <w:jc w:val="left"/>
             </w:pPr>
@@ -5968,6 +6091,7 @@
           </w:tcPr>
           <w:p>
             <w:pPr>
+              <w:keepNext w:val="false"/>
               <w:spacing w:after="0" w:line="252"/>
               <w:jc w:val="left"/>
             </w:pPr>
@@ -6000,10 +6124,11 @@
           </w:tcPr>
           <w:p>
             <w:pPr>
-              <w:spacing w:after="0" w:line="252"/>
-              <w:jc w:val="left"/>
-            </w:pPr>
-            <w:hyperlink w:history="1" r:id="rIdvlefmv4kx7icf9llwqmyz">
+              <w:keepNext w:val="false"/>
+              <w:spacing w:after="0" w:line="252"/>
+              <w:jc w:val="left"/>
+            </w:pPr>
+            <w:hyperlink w:history="1" r:id="rIdjnt7sx1dly1xslxnh6oy4">
               <w:r>
                 <w:rPr>
                   <w:rFonts w:ascii="Calibri" w:cs="Calibri" w:eastAsia="Calibri" w:hAnsi="Calibri"/>
@@ -6032,6 +6157,7 @@
           </w:tcPr>
           <w:p>
             <w:pPr>
+              <w:keepNext w:val="false"/>
               <w:spacing w:after="0" w:line="252"/>
               <w:jc w:val="left"/>
             </w:pPr>
@@ -6059,6 +6185,7 @@
           </w:tcPr>
           <w:p>
             <w:pPr>
+              <w:keepNext w:val="false"/>
               <w:spacing w:after="0" w:line="252"/>
               <w:jc w:val="left"/>
             </w:pPr>
@@ -6086,6 +6213,7 @@
           </w:tcPr>
           <w:p>
             <w:pPr>
+              <w:keepNext w:val="false"/>
               <w:spacing w:after="0" w:line="252"/>
               <w:jc w:val="left"/>
             </w:pPr>
@@ -6113,6 +6241,7 @@
           </w:tcPr>
           <w:p>
             <w:pPr>
+              <w:keepNext w:val="false"/>
               <w:spacing w:after="0" w:line="252"/>
               <w:jc w:val="left"/>
             </w:pPr>
@@ -6145,6 +6274,7 @@
           </w:tcPr>
           <w:p>
             <w:pPr>
+              <w:keepNext w:val="false"/>
               <w:spacing w:after="0" w:line="252"/>
               <w:jc w:val="left"/>
             </w:pPr>
@@ -6174,6 +6304,7 @@
           </w:tcPr>
           <w:p>
             <w:pPr>
+              <w:keepNext w:val="false"/>
               <w:spacing w:after="0" w:line="252"/>
               <w:jc w:val="left"/>
             </w:pPr>
@@ -6201,6 +6332,7 @@
           </w:tcPr>
           <w:p>
             <w:pPr>
+              <w:keepNext w:val="false"/>
               <w:spacing w:after="0" w:line="252"/>
               <w:jc w:val="left"/>
             </w:pPr>
@@ -6228,6 +6360,7 @@
           </w:tcPr>
           <w:p>
             <w:pPr>
+              <w:keepNext w:val="false"/>
               <w:spacing w:after="0" w:line="252"/>
               <w:jc w:val="left"/>
             </w:pPr>
@@ -6255,6 +6388,7 @@
           </w:tcPr>
           <w:p>
             <w:pPr>
+              <w:keepNext w:val="false"/>
               <w:spacing w:after="0" w:line="252"/>
               <w:jc w:val="left"/>
             </w:pPr>
@@ -6287,6 +6421,7 @@
           </w:tcPr>
           <w:p>
             <w:pPr>
+              <w:keepNext w:val="false"/>
               <w:spacing w:after="0" w:line="252"/>
               <w:jc w:val="left"/>
             </w:pPr>
@@ -6316,6 +6451,7 @@
           </w:tcPr>
           <w:p>
             <w:pPr>
+              <w:keepNext w:val="false"/>
               <w:spacing w:after="0" w:line="252"/>
               <w:jc w:val="left"/>
             </w:pPr>
@@ -6343,6 +6479,7 @@
           </w:tcPr>
           <w:p>
             <w:pPr>
+              <w:keepNext w:val="false"/>
               <w:spacing w:after="0" w:line="252"/>
               <w:jc w:val="left"/>
             </w:pPr>
@@ -6370,6 +6507,7 @@
           </w:tcPr>
           <w:p>
             <w:pPr>
+              <w:keepNext w:val="false"/>
               <w:spacing w:after="0" w:line="252"/>
               <w:jc w:val="left"/>
             </w:pPr>
@@ -6397,6 +6535,7 @@
           </w:tcPr>
           <w:p>
             <w:pPr>
+              <w:keepNext w:val="false"/>
               <w:spacing w:after="0" w:line="252"/>
               <w:jc w:val="left"/>
             </w:pPr>
@@ -6429,6 +6568,7 @@
           </w:tcPr>
           <w:p>
             <w:pPr>
+              <w:keepNext w:val="false"/>
               <w:spacing w:after="0" w:line="252"/>
               <w:jc w:val="left"/>
             </w:pPr>
@@ -6458,6 +6598,7 @@
           </w:tcPr>
           <w:p>
             <w:pPr>
+              <w:keepNext w:val="false"/>
               <w:spacing w:after="0" w:line="252"/>
               <w:jc w:val="left"/>
             </w:pPr>
@@ -6485,6 +6626,7 @@
           </w:tcPr>
           <w:p>
             <w:pPr>
+              <w:keepNext w:val="false"/>
               <w:spacing w:after="0" w:line="252"/>
               <w:jc w:val="left"/>
             </w:pPr>
@@ -6512,6 +6654,7 @@
           </w:tcPr>
           <w:p>
             <w:pPr>
+              <w:keepNext w:val="false"/>
               <w:spacing w:after="0" w:line="252"/>
               <w:jc w:val="left"/>
             </w:pPr>
@@ -6539,6 +6682,7 @@
           </w:tcPr>
           <w:p>
             <w:pPr>
+              <w:keepNext w:val="false"/>
               <w:spacing w:after="0" w:line="252"/>
               <w:jc w:val="left"/>
             </w:pPr>
@@ -6596,6 +6740,1043 @@
         </w:rPr>
         <w:t xml:space="preserve">Занятость — по DNS 4 октября 2026 года, всего около 100 имён: «свободен» значит, что домен не делегирован в зоне. Изредка домен зарегистрирован без DNS, поэтому перед оплатой каждый домен проверяем в Whois на reg.ru. Цены лотов взяты из поискового индекса страниц Магазина доменов: лот могли продать или переоценить, цену сверяем на странице лота. Цену opttex.ru и свободность опттекс.рф и textilehub.ru 5 октября 2026 года подтвердили страницы Reg.ru (блок выше).</w:t>
       </w:r>
+    </w:p>
+    <w:p>
+      <w:pPr>
+        <w:pStyle w:val="Heading2"/>
+      </w:pPr>
+      <w:r>
+        <w:rPr>
+          <w:b/>
+          <w:bCs/>
+          <w:color w:val="B4532F"/>
+        </w:rPr>
+        <w:t xml:space="preserve">— </w:t>
+      </w:r>
+      <w:r>
+        <w:rPr>
+          <w:rFonts w:ascii="Calibri" w:cs="Calibri" w:eastAsia="Calibri" w:hAnsi="Calibri"/>
+          <w:b/>
+          <w:bCs/>
+          <w:color w:val="172238"/>
+          <w:sz w:val="23"/>
+          <w:szCs w:val="23"/>
+        </w:rPr>
+        <w:t xml:space="preserve">Проверка товарных знаков</w:t>
+      </w:r>
+    </w:p>
+    <w:p>
+      <w:pPr>
+        <w:spacing w:after="140" w:before="0" w:line="288"/>
+      </w:pPr>
+      <w:r>
+        <w:rPr>
+          <w:rFonts w:ascii="Calibri" w:cs="Calibri" w:eastAsia="Calibri" w:hAnsi="Calibri"/>
+          <w:color w:val="262C3A"/>
+          <w:sz w:val="21"/>
+          <w:szCs w:val="21"/>
+        </w:rPr>
+        <w:t xml:space="preserve">5 октября 2026 года имя проверено на </w:t>
+      </w:r>
+      <w:hyperlink w:history="1" r:id="rIdc9cavads8hbahsn_prkk6">
+        <w:r>
+          <w:rPr>
+            <w:rFonts w:ascii="Calibri" w:cs="Calibri" w:eastAsia="Calibri" w:hAnsi="Calibri"/>
+            <w:color w:val="1F4A7A"/>
+            <w:sz w:val="21"/>
+            <w:szCs w:val="21"/>
+            <w:u w:val="single" w:color="B7AD9C"/>
+          </w:rPr>
+          <w:t xml:space="preserve">поисковой платформе Роспатента</w:t>
+        </w:r>
+      </w:hyperlink>
+      <w:r>
+        <w:rPr>
+          <w:rFonts w:ascii="Calibri" w:cs="Calibri" w:eastAsia="Calibri" w:hAnsi="Calibri"/>
+          <w:color w:val="262C3A"/>
+          <w:sz w:val="21"/>
+          <w:szCs w:val="21"/>
+        </w:rPr>
+        <w:t xml:space="preserve"> — латиницей и кириллицей, нечётким поиском, в классах 24 (ткани, бельё) и 35 (торговля, реклама). </w:t>
+      </w:r>
+      <w:r>
+        <w:rPr>
+          <w:rFonts w:ascii="Calibri" w:cs="Calibri" w:eastAsia="Calibri" w:hAnsi="Calibri"/>
+          <w:b/>
+          <w:bCs/>
+          <w:color w:val="262C3A"/>
+          <w:sz w:val="21"/>
+          <w:szCs w:val="21"/>
+        </w:rPr>
+        <w:t xml:space="preserve">Тождественных знаков нет.</w:t>
+      </w:r>
+      <w:r>
+        <w:rPr>
+          <w:rFonts w:ascii="Calibri" w:cs="Calibri" w:eastAsia="Calibri" w:hAnsi="Calibri"/>
+          <w:color w:val="262C3A"/>
+          <w:sz w:val="21"/>
+          <w:szCs w:val="21"/>
+        </w:rPr>
+        <w:t xml:space="preserve"> Самый похожий, OPTEX в классе 35, прекратил действие в 2007 году. В наших классах действуют NPTEX и КОПТЕКС, но они отличаются началом слова, а «-текс» для текстиля — описательное окончание, поэтому риск низкий; окончательно сходство оценивает патентный поверенный.</w:t>
+      </w:r>
+    </w:p>
+    <w:p>
+      <w:pPr>
+        <w:keepNext/>
+        <w:spacing w:after="60" w:before="120" w:line="276"/>
+      </w:pPr>
+      <w:r>
+        <w:rPr>
+          <w:rFonts w:ascii="Calibri" w:cs="Calibri" w:eastAsia="Calibri" w:hAnsi="Calibri"/>
+          <w:b/>
+          <w:bCs/>
+          <w:color w:val="5E6675"/>
+          <w:sz w:val="15"/>
+          <w:szCs w:val="15"/>
+        </w:rPr>
+        <w:t xml:space="preserve">ПОХОЖИЕ ЗНАКИ — ПОИСКОВАЯ ПЛАТФОРМА РОСПАТЕНТА, 05.10.2026</w:t>
+      </w:r>
+    </w:p>
+    <w:tbl>
+      <w:tblPr>
+        <w:tblW w:type="dxa" w:w="9638"/>
+        <w:tblBorders>
+          <w:top w:val="single" w:color="auto" w:sz="4"/>
+          <w:left w:val="single" w:color="auto" w:sz="4"/>
+          <w:bottom w:val="single" w:color="auto" w:sz="4"/>
+          <w:right w:val="single" w:color="auto" w:sz="4"/>
+          <w:insideH w:val="single" w:color="auto" w:sz="4"/>
+          <w:insideV w:val="single" w:color="auto" w:sz="4"/>
+        </w:tblBorders>
+        <w:tblCellMar>
+          <w:top w:type="dxa" w:w="45"/>
+          <w:left w:type="dxa" w:w="100"/>
+          <w:bottom w:type="dxa" w:w="45"/>
+          <w:right w:type="dxa" w:w="100"/>
+        </w:tblCellMar>
+      </w:tblPr>
+      <w:tblGrid>
+        <w:gridCol w:w="2120"/>
+        <w:gridCol w:w="2891"/>
+        <w:gridCol w:w="1638"/>
+        <w:gridCol w:w="2989"/>
+      </w:tblGrid>
+      <w:tr>
+        <w:trPr>
+          <w:cantSplit/>
+          <w:tblHeader/>
+        </w:trPr>
+        <w:tc>
+          <w:tcPr>
+            <w:tcW w:type="dxa" w:w="2120"/>
+            <w:tcBorders>
+              <w:top w:val="single" w:color="172238" w:sz="4"/>
+              <w:left w:val="single" w:color="172238" w:sz="4"/>
+              <w:bottom w:val="single" w:color="172238" w:sz="4"/>
+              <w:right w:val="single" w:color="172238" w:sz="4"/>
+            </w:tcBorders>
+            <w:shd w:fill="172238" w:color="auto" w:val="clear"/>
+            <w:vAlign w:val="bottom"/>
+          </w:tcPr>
+          <w:p>
+            <w:pPr>
+              <w:keepNext/>
+              <w:spacing w:after="0" w:line="252"/>
+            </w:pPr>
+            <w:r>
+              <w:rPr>
+                <w:rFonts w:ascii="Calibri" w:cs="Calibri" w:eastAsia="Calibri" w:hAnsi="Calibri"/>
+                <w:b/>
+                <w:bCs/>
+                <w:color w:val="FFFFFF"/>
+                <w:sz w:val="14"/>
+                <w:szCs w:val="14"/>
+              </w:rPr>
+              <w:t xml:space="preserve">Знак</w:t>
+            </w:r>
+          </w:p>
+        </w:tc>
+        <w:tc>
+          <w:tcPr>
+            <w:tcW w:type="dxa" w:w="2891"/>
+            <w:tcBorders>
+              <w:top w:val="single" w:color="172238" w:sz="4"/>
+              <w:left w:val="single" w:color="172238" w:sz="4"/>
+              <w:bottom w:val="single" w:color="172238" w:sz="4"/>
+              <w:right w:val="single" w:color="172238" w:sz="4"/>
+            </w:tcBorders>
+            <w:shd w:fill="172238" w:color="auto" w:val="clear"/>
+            <w:vAlign w:val="bottom"/>
+          </w:tcPr>
+          <w:p>
+            <w:pPr>
+              <w:keepNext/>
+              <w:spacing w:after="0" w:line="252"/>
+            </w:pPr>
+            <w:r>
+              <w:rPr>
+                <w:rFonts w:ascii="Calibri" w:cs="Calibri" w:eastAsia="Calibri" w:hAnsi="Calibri"/>
+                <w:b/>
+                <w:bCs/>
+                <w:color w:val="FFFFFF"/>
+                <w:sz w:val="14"/>
+                <w:szCs w:val="14"/>
+              </w:rPr>
+              <w:t xml:space="preserve">Классы МКТУ</w:t>
+            </w:r>
+          </w:p>
+        </w:tc>
+        <w:tc>
+          <w:tcPr>
+            <w:tcW w:type="dxa" w:w="1638"/>
+            <w:tcBorders>
+              <w:top w:val="single" w:color="172238" w:sz="4"/>
+              <w:left w:val="single" w:color="172238" w:sz="4"/>
+              <w:bottom w:val="single" w:color="172238" w:sz="4"/>
+              <w:right w:val="single" w:color="172238" w:sz="4"/>
+            </w:tcBorders>
+            <w:shd w:fill="172238" w:color="auto" w:val="clear"/>
+            <w:vAlign w:val="bottom"/>
+          </w:tcPr>
+          <w:p>
+            <w:pPr>
+              <w:keepNext/>
+              <w:spacing w:after="0" w:line="252"/>
+            </w:pPr>
+            <w:r>
+              <w:rPr>
+                <w:rFonts w:ascii="Calibri" w:cs="Calibri" w:eastAsia="Calibri" w:hAnsi="Calibri"/>
+                <w:b/>
+                <w:bCs/>
+                <w:color w:val="FFFFFF"/>
+                <w:sz w:val="14"/>
+                <w:szCs w:val="14"/>
+              </w:rPr>
+              <w:t xml:space="preserve">Охрана</w:t>
+            </w:r>
+          </w:p>
+        </w:tc>
+        <w:tc>
+          <w:tcPr>
+            <w:tcW w:type="dxa" w:w="2989"/>
+            <w:tcBorders>
+              <w:top w:val="single" w:color="172238" w:sz="4"/>
+              <w:left w:val="single" w:color="172238" w:sz="4"/>
+              <w:bottom w:val="single" w:color="172238" w:sz="4"/>
+              <w:right w:val="single" w:color="172238" w:sz="4"/>
+            </w:tcBorders>
+            <w:shd w:fill="172238" w:color="auto" w:val="clear"/>
+            <w:vAlign w:val="bottom"/>
+          </w:tcPr>
+          <w:p>
+            <w:pPr>
+              <w:keepNext/>
+              <w:spacing w:after="0" w:line="252"/>
+            </w:pPr>
+            <w:r>
+              <w:rPr>
+                <w:rFonts w:ascii="Calibri" w:cs="Calibri" w:eastAsia="Calibri" w:hAnsi="Calibri"/>
+                <w:b/>
+                <w:bCs/>
+                <w:color w:val="FFFFFF"/>
+                <w:sz w:val="14"/>
+                <w:szCs w:val="14"/>
+              </w:rPr>
+              <w:t xml:space="preserve">Вывод</w:t>
+            </w:r>
+          </w:p>
+        </w:tc>
+      </w:tr>
+      <w:tr>
+        <w:trPr>
+          <w:cantSplit/>
+        </w:trPr>
+        <w:tc>
+          <w:tcPr>
+            <w:tcW w:type="dxa" w:w="2120"/>
+            <w:tcBorders>
+              <w:top w:val="single" w:color="DDD3C3" w:sz="4"/>
+              <w:left w:val="single" w:color="DDD3C3" w:sz="4"/>
+              <w:bottom w:val="single" w:color="DDD3C3" w:sz="4"/>
+              <w:right w:val="single" w:color="DDD3C3" w:sz="4"/>
+            </w:tcBorders>
+            <w:shd w:fill="FFFFFF" w:color="auto" w:val="clear"/>
+          </w:tcPr>
+          <w:p>
+            <w:pPr>
+              <w:keepNext/>
+              <w:spacing w:after="0" w:line="252"/>
+              <w:jc w:val="left"/>
+            </w:pPr>
+            <w:r>
+              <w:rPr>
+                <w:rFonts w:ascii="Calibri" w:cs="Calibri" w:eastAsia="Calibri" w:hAnsi="Calibri"/>
+                <w:b/>
+                <w:bCs/>
+                <w:color w:val="172238"/>
+                <w:sz w:val="14"/>
+                <w:szCs w:val="14"/>
+              </w:rPr>
+              <w:t xml:space="preserve">OPTEX, № 162641</w:t>
+            </w:r>
+          </w:p>
+        </w:tc>
+        <w:tc>
+          <w:tcPr>
+            <w:tcW w:type="dxa" w:w="2891"/>
+            <w:tcBorders>
+              <w:top w:val="single" w:color="DDD3C3" w:sz="4"/>
+              <w:left w:val="single" w:color="DDD3C3" w:sz="4"/>
+              <w:bottom w:val="single" w:color="DDD3C3" w:sz="4"/>
+              <w:right w:val="single" w:color="DDD3C3" w:sz="4"/>
+            </w:tcBorders>
+            <w:shd w:fill="FFFFFF" w:color="auto" w:val="clear"/>
+          </w:tcPr>
+          <w:p>
+            <w:pPr>
+              <w:keepNext/>
+              <w:spacing w:after="0" w:line="252"/>
+              <w:jc w:val="left"/>
+            </w:pPr>
+            <w:r>
+              <w:rPr>
+                <w:rFonts w:ascii="Calibri" w:cs="Calibri" w:eastAsia="Calibri" w:hAnsi="Calibri"/>
+                <w:color w:val="1C2230"/>
+                <w:sz w:val="14"/>
+                <w:szCs w:val="14"/>
+              </w:rPr>
+              <w:t xml:space="preserve">16, 21, </w:t>
+            </w:r>
+            <w:r>
+              <w:rPr>
+                <w:rFonts w:ascii="Calibri" w:cs="Calibri" w:eastAsia="Calibri" w:hAnsi="Calibri"/>
+                <w:b/>
+                <w:bCs/>
+                <w:color w:val="172238"/>
+                <w:sz w:val="14"/>
+                <w:szCs w:val="14"/>
+              </w:rPr>
+              <w:t xml:space="preserve">35</w:t>
+            </w:r>
+            <w:r>
+              <w:rPr>
+                <w:rFonts w:ascii="Calibri" w:cs="Calibri" w:eastAsia="Calibri" w:hAnsi="Calibri"/>
+                <w:color w:val="1C2230"/>
+                <w:sz w:val="14"/>
+                <w:szCs w:val="14"/>
+              </w:rPr>
+              <w:t xml:space="preserve">, 42</w:t>
+            </w:r>
+          </w:p>
+        </w:tc>
+        <w:tc>
+          <w:tcPr>
+            <w:tcW w:type="dxa" w:w="1638"/>
+            <w:tcBorders>
+              <w:top w:val="single" w:color="DDD3C3" w:sz="4"/>
+              <w:left w:val="single" w:color="DDD3C3" w:sz="4"/>
+              <w:bottom w:val="single" w:color="DDD3C3" w:sz="4"/>
+              <w:right w:val="single" w:color="DDD3C3" w:sz="4"/>
+            </w:tcBorders>
+            <w:shd w:fill="FFFFFF" w:color="auto" w:val="clear"/>
+          </w:tcPr>
+          <w:p>
+            <w:pPr>
+              <w:keepNext/>
+              <w:spacing w:after="0" w:line="252"/>
+              <w:jc w:val="left"/>
+            </w:pPr>
+            <w:r>
+              <w:rPr>
+                <w:rFonts w:ascii="Calibri" w:cs="Calibri" w:eastAsia="Calibri" w:hAnsi="Calibri"/>
+                <w:color w:val="1C2230"/>
+                <w:sz w:val="14"/>
+                <w:szCs w:val="14"/>
+              </w:rPr>
+              <w:t xml:space="preserve">истекла 05.02.2007</w:t>
+            </w:r>
+          </w:p>
+        </w:tc>
+        <w:tc>
+          <w:tcPr>
+            <w:tcW w:type="dxa" w:w="2989"/>
+            <w:tcBorders>
+              <w:top w:val="single" w:color="DDD3C3" w:sz="4"/>
+              <w:left w:val="single" w:color="DDD3C3" w:sz="4"/>
+              <w:bottom w:val="single" w:color="DDD3C3" w:sz="4"/>
+              <w:right w:val="single" w:color="DDD3C3" w:sz="4"/>
+            </w:tcBorders>
+            <w:shd w:fill="FFFFFF" w:color="auto" w:val="clear"/>
+          </w:tcPr>
+          <w:p>
+            <w:pPr>
+              <w:keepNext/>
+              <w:spacing w:after="0" w:line="252"/>
+              <w:jc w:val="left"/>
+            </w:pPr>
+            <w:r>
+              <w:rPr>
+                <w:rFonts w:ascii="Calibri" w:cs="Calibri" w:eastAsia="Calibri" w:hAnsi="Calibri"/>
+                <w:color w:val="1C2230"/>
+                <w:sz w:val="14"/>
+                <w:szCs w:val="14"/>
+              </w:rPr>
+              <w:t xml:space="preserve">не мешает</w:t>
+            </w:r>
+          </w:p>
+        </w:tc>
+      </w:tr>
+      <w:tr>
+        <w:trPr>
+          <w:cantSplit/>
+        </w:trPr>
+        <w:tc>
+          <w:tcPr>
+            <w:tcW w:type="dxa" w:w="2120"/>
+            <w:tcBorders>
+              <w:top w:val="single" w:color="DDD3C3" w:sz="4"/>
+              <w:left w:val="single" w:color="DDD3C3" w:sz="4"/>
+              <w:bottom w:val="single" w:color="DDD3C3" w:sz="4"/>
+              <w:right w:val="single" w:color="DDD3C3" w:sz="4"/>
+            </w:tcBorders>
+            <w:shd w:fill="FBF8F3" w:color="auto" w:val="clear"/>
+          </w:tcPr>
+          <w:p>
+            <w:pPr>
+              <w:keepNext/>
+              <w:spacing w:after="0" w:line="252"/>
+              <w:jc w:val="left"/>
+            </w:pPr>
+            <w:r>
+              <w:rPr>
+                <w:rFonts w:ascii="Calibri" w:cs="Calibri" w:eastAsia="Calibri" w:hAnsi="Calibri"/>
+                <w:b/>
+                <w:bCs/>
+                <w:color w:val="172238"/>
+                <w:sz w:val="14"/>
+                <w:szCs w:val="14"/>
+              </w:rPr>
+              <w:t xml:space="preserve">Opatex, № 101991</w:t>
+            </w:r>
+          </w:p>
+        </w:tc>
+        <w:tc>
+          <w:tcPr>
+            <w:tcW w:type="dxa" w:w="2891"/>
+            <w:tcBorders>
+              <w:top w:val="single" w:color="DDD3C3" w:sz="4"/>
+              <w:left w:val="single" w:color="DDD3C3" w:sz="4"/>
+              <w:bottom w:val="single" w:color="DDD3C3" w:sz="4"/>
+              <w:right w:val="single" w:color="DDD3C3" w:sz="4"/>
+            </w:tcBorders>
+            <w:shd w:fill="FBF8F3" w:color="auto" w:val="clear"/>
+          </w:tcPr>
+          <w:p>
+            <w:pPr>
+              <w:keepNext/>
+              <w:spacing w:after="0" w:line="252"/>
+              <w:jc w:val="left"/>
+            </w:pPr>
+            <w:r>
+              <w:rPr>
+                <w:rFonts w:ascii="Calibri" w:cs="Calibri" w:eastAsia="Calibri" w:hAnsi="Calibri"/>
+                <w:color w:val="1C2230"/>
+                <w:sz w:val="14"/>
+                <w:szCs w:val="14"/>
+              </w:rPr>
+              <w:t xml:space="preserve">3, 16, </w:t>
+            </w:r>
+            <w:r>
+              <w:rPr>
+                <w:rFonts w:ascii="Calibri" w:cs="Calibri" w:eastAsia="Calibri" w:hAnsi="Calibri"/>
+                <w:b/>
+                <w:bCs/>
+                <w:color w:val="172238"/>
+                <w:sz w:val="14"/>
+                <w:szCs w:val="14"/>
+              </w:rPr>
+              <w:t xml:space="preserve">35</w:t>
+            </w:r>
+            <w:r>
+              <w:rPr>
+                <w:rFonts w:ascii="Calibri" w:cs="Calibri" w:eastAsia="Calibri" w:hAnsi="Calibri"/>
+                <w:color w:val="1C2230"/>
+                <w:sz w:val="14"/>
+                <w:szCs w:val="14"/>
+              </w:rPr>
+              <w:t xml:space="preserve">, 36, 39, 42</w:t>
+            </w:r>
+          </w:p>
+        </w:tc>
+        <w:tc>
+          <w:tcPr>
+            <w:tcW w:type="dxa" w:w="1638"/>
+            <w:tcBorders>
+              <w:top w:val="single" w:color="DDD3C3" w:sz="4"/>
+              <w:left w:val="single" w:color="DDD3C3" w:sz="4"/>
+              <w:bottom w:val="single" w:color="DDD3C3" w:sz="4"/>
+              <w:right w:val="single" w:color="DDD3C3" w:sz="4"/>
+            </w:tcBorders>
+            <w:shd w:fill="FBF8F3" w:color="auto" w:val="clear"/>
+          </w:tcPr>
+          <w:p>
+            <w:pPr>
+              <w:keepNext/>
+              <w:spacing w:after="0" w:line="252"/>
+              <w:jc w:val="left"/>
+            </w:pPr>
+            <w:r>
+              <w:rPr>
+                <w:rFonts w:ascii="Calibri" w:cs="Calibri" w:eastAsia="Calibri" w:hAnsi="Calibri"/>
+                <w:color w:val="1C2230"/>
+                <w:sz w:val="14"/>
+                <w:szCs w:val="14"/>
+              </w:rPr>
+              <w:t xml:space="preserve">истекла 28.03.2001</w:t>
+            </w:r>
+          </w:p>
+        </w:tc>
+        <w:tc>
+          <w:tcPr>
+            <w:tcW w:type="dxa" w:w="2989"/>
+            <w:tcBorders>
+              <w:top w:val="single" w:color="DDD3C3" w:sz="4"/>
+              <w:left w:val="single" w:color="DDD3C3" w:sz="4"/>
+              <w:bottom w:val="single" w:color="DDD3C3" w:sz="4"/>
+              <w:right w:val="single" w:color="DDD3C3" w:sz="4"/>
+            </w:tcBorders>
+            <w:shd w:fill="FBF8F3" w:color="auto" w:val="clear"/>
+          </w:tcPr>
+          <w:p>
+            <w:pPr>
+              <w:keepNext/>
+              <w:spacing w:after="0" w:line="252"/>
+              <w:jc w:val="left"/>
+            </w:pPr>
+            <w:r>
+              <w:rPr>
+                <w:rFonts w:ascii="Calibri" w:cs="Calibri" w:eastAsia="Calibri" w:hAnsi="Calibri"/>
+                <w:color w:val="1C2230"/>
+                <w:sz w:val="14"/>
+                <w:szCs w:val="14"/>
+              </w:rPr>
+              <w:t xml:space="preserve">не мешает</w:t>
+            </w:r>
+          </w:p>
+        </w:tc>
+      </w:tr>
+      <w:tr>
+        <w:trPr>
+          <w:cantSplit/>
+        </w:trPr>
+        <w:tc>
+          <w:tcPr>
+            <w:tcW w:type="dxa" w:w="2120"/>
+            <w:tcBorders>
+              <w:top w:val="single" w:color="DDD3C3" w:sz="4"/>
+              <w:left w:val="single" w:color="DDD3C3" w:sz="4"/>
+              <w:bottom w:val="single" w:color="DDD3C3" w:sz="4"/>
+              <w:right w:val="single" w:color="DDD3C3" w:sz="4"/>
+            </w:tcBorders>
+            <w:shd w:fill="FFFFFF" w:color="auto" w:val="clear"/>
+          </w:tcPr>
+          <w:p>
+            <w:pPr>
+              <w:keepNext/>
+              <w:spacing w:after="0" w:line="252"/>
+              <w:jc w:val="left"/>
+            </w:pPr>
+            <w:r>
+              <w:rPr>
+                <w:rFonts w:ascii="Calibri" w:cs="Calibri" w:eastAsia="Calibri" w:hAnsi="Calibri"/>
+                <w:b/>
+                <w:bCs/>
+                <w:color w:val="172238"/>
+                <w:sz w:val="14"/>
+                <w:szCs w:val="14"/>
+              </w:rPr>
+              <w:t xml:space="preserve">ОПТИТЕКС, № 656975</w:t>
+            </w:r>
+          </w:p>
+        </w:tc>
+        <w:tc>
+          <w:tcPr>
+            <w:tcW w:type="dxa" w:w="2891"/>
+            <w:tcBorders>
+              <w:top w:val="single" w:color="DDD3C3" w:sz="4"/>
+              <w:left w:val="single" w:color="DDD3C3" w:sz="4"/>
+              <w:bottom w:val="single" w:color="DDD3C3" w:sz="4"/>
+              <w:right w:val="single" w:color="DDD3C3" w:sz="4"/>
+            </w:tcBorders>
+            <w:shd w:fill="FFFFFF" w:color="auto" w:val="clear"/>
+          </w:tcPr>
+          <w:p>
+            <w:pPr>
+              <w:keepNext/>
+              <w:spacing w:after="0" w:line="252"/>
+              <w:jc w:val="left"/>
+            </w:pPr>
+            <w:r>
+              <w:rPr>
+                <w:rFonts w:ascii="Calibri" w:cs="Calibri" w:eastAsia="Calibri" w:hAnsi="Calibri"/>
+                <w:color w:val="1C2230"/>
+                <w:sz w:val="14"/>
+                <w:szCs w:val="14"/>
+              </w:rPr>
+              <w:t xml:space="preserve">29, 30 (продукты питания)</w:t>
+            </w:r>
+          </w:p>
+        </w:tc>
+        <w:tc>
+          <w:tcPr>
+            <w:tcW w:type="dxa" w:w="1638"/>
+            <w:tcBorders>
+              <w:top w:val="single" w:color="DDD3C3" w:sz="4"/>
+              <w:left w:val="single" w:color="DDD3C3" w:sz="4"/>
+              <w:bottom w:val="single" w:color="DDD3C3" w:sz="4"/>
+              <w:right w:val="single" w:color="DDD3C3" w:sz="4"/>
+            </w:tcBorders>
+            <w:shd w:fill="FFFFFF" w:color="auto" w:val="clear"/>
+          </w:tcPr>
+          <w:p>
+            <w:pPr>
+              <w:keepNext/>
+              <w:spacing w:after="0" w:line="252"/>
+              <w:jc w:val="left"/>
+            </w:pPr>
+            <w:r>
+              <w:rPr>
+                <w:rFonts w:ascii="Calibri" w:cs="Calibri" w:eastAsia="Calibri" w:hAnsi="Calibri"/>
+                <w:color w:val="1C2230"/>
+                <w:sz w:val="14"/>
+                <w:szCs w:val="14"/>
+              </w:rPr>
+              <w:t xml:space="preserve">до 28.03.2027</w:t>
+            </w:r>
+          </w:p>
+        </w:tc>
+        <w:tc>
+          <w:tcPr>
+            <w:tcW w:type="dxa" w:w="2989"/>
+            <w:tcBorders>
+              <w:top w:val="single" w:color="DDD3C3" w:sz="4"/>
+              <w:left w:val="single" w:color="DDD3C3" w:sz="4"/>
+              <w:bottom w:val="single" w:color="DDD3C3" w:sz="4"/>
+              <w:right w:val="single" w:color="DDD3C3" w:sz="4"/>
+            </w:tcBorders>
+            <w:shd w:fill="FFFFFF" w:color="auto" w:val="clear"/>
+          </w:tcPr>
+          <w:p>
+            <w:pPr>
+              <w:keepNext/>
+              <w:spacing w:after="0" w:line="252"/>
+              <w:jc w:val="left"/>
+            </w:pPr>
+            <w:r>
+              <w:rPr>
+                <w:rFonts w:ascii="Calibri" w:cs="Calibri" w:eastAsia="Calibri" w:hAnsi="Calibri"/>
+                <w:color w:val="1C2230"/>
+                <w:sz w:val="14"/>
+                <w:szCs w:val="14"/>
+              </w:rPr>
+              <w:t xml:space="preserve">другие товары — не мешает</w:t>
+            </w:r>
+          </w:p>
+        </w:tc>
+      </w:tr>
+      <w:tr>
+        <w:trPr>
+          <w:cantSplit/>
+        </w:trPr>
+        <w:tc>
+          <w:tcPr>
+            <w:tcW w:type="dxa" w:w="2120"/>
+            <w:tcBorders>
+              <w:top w:val="single" w:color="DDD3C3" w:sz="4"/>
+              <w:left w:val="single" w:color="DDD3C3" w:sz="4"/>
+              <w:bottom w:val="single" w:color="DDD3C3" w:sz="4"/>
+              <w:right w:val="single" w:color="DDD3C3" w:sz="4"/>
+            </w:tcBorders>
+            <w:shd w:fill="FBF8F3" w:color="auto" w:val="clear"/>
+          </w:tcPr>
+          <w:p>
+            <w:pPr>
+              <w:keepNext/>
+              <w:spacing w:after="0" w:line="252"/>
+              <w:jc w:val="left"/>
+            </w:pPr>
+            <w:r>
+              <w:rPr>
+                <w:rFonts w:ascii="Calibri" w:cs="Calibri" w:eastAsia="Calibri" w:hAnsi="Calibri"/>
+                <w:b/>
+                <w:bCs/>
+                <w:color w:val="172238"/>
+                <w:sz w:val="14"/>
+                <w:szCs w:val="14"/>
+              </w:rPr>
+              <w:t xml:space="preserve">OPTAX, № 886599</w:t>
+            </w:r>
+          </w:p>
+        </w:tc>
+        <w:tc>
+          <w:tcPr>
+            <w:tcW w:type="dxa" w:w="2891"/>
+            <w:tcBorders>
+              <w:top w:val="single" w:color="DDD3C3" w:sz="4"/>
+              <w:left w:val="single" w:color="DDD3C3" w:sz="4"/>
+              <w:bottom w:val="single" w:color="DDD3C3" w:sz="4"/>
+              <w:right w:val="single" w:color="DDD3C3" w:sz="4"/>
+            </w:tcBorders>
+            <w:shd w:fill="FBF8F3" w:color="auto" w:val="clear"/>
+          </w:tcPr>
+          <w:p>
+            <w:pPr>
+              <w:keepNext/>
+              <w:spacing w:after="0" w:line="252"/>
+              <w:jc w:val="left"/>
+            </w:pPr>
+            <w:r>
+              <w:rPr>
+                <w:rFonts w:ascii="Calibri" w:cs="Calibri" w:eastAsia="Calibri" w:hAnsi="Calibri"/>
+                <w:color w:val="1C2230"/>
+                <w:sz w:val="14"/>
+                <w:szCs w:val="14"/>
+              </w:rPr>
+              <w:t xml:space="preserve">8, 11, 21, 28 (бытовые товары)</w:t>
+            </w:r>
+          </w:p>
+        </w:tc>
+        <w:tc>
+          <w:tcPr>
+            <w:tcW w:type="dxa" w:w="1638"/>
+            <w:tcBorders>
+              <w:top w:val="single" w:color="DDD3C3" w:sz="4"/>
+              <w:left w:val="single" w:color="DDD3C3" w:sz="4"/>
+              <w:bottom w:val="single" w:color="DDD3C3" w:sz="4"/>
+              <w:right w:val="single" w:color="DDD3C3" w:sz="4"/>
+            </w:tcBorders>
+            <w:shd w:fill="FBF8F3" w:color="auto" w:val="clear"/>
+          </w:tcPr>
+          <w:p>
+            <w:pPr>
+              <w:keepNext/>
+              <w:spacing w:after="0" w:line="252"/>
+              <w:jc w:val="left"/>
+            </w:pPr>
+            <w:r>
+              <w:rPr>
+                <w:rFonts w:ascii="Calibri" w:cs="Calibri" w:eastAsia="Calibri" w:hAnsi="Calibri"/>
+                <w:color w:val="1C2230"/>
+                <w:sz w:val="14"/>
+                <w:szCs w:val="14"/>
+              </w:rPr>
+              <w:t xml:space="preserve">до 10.02.2032</w:t>
+            </w:r>
+          </w:p>
+        </w:tc>
+        <w:tc>
+          <w:tcPr>
+            <w:tcW w:type="dxa" w:w="2989"/>
+            <w:tcBorders>
+              <w:top w:val="single" w:color="DDD3C3" w:sz="4"/>
+              <w:left w:val="single" w:color="DDD3C3" w:sz="4"/>
+              <w:bottom w:val="single" w:color="DDD3C3" w:sz="4"/>
+              <w:right w:val="single" w:color="DDD3C3" w:sz="4"/>
+            </w:tcBorders>
+            <w:shd w:fill="FBF8F3" w:color="auto" w:val="clear"/>
+          </w:tcPr>
+          <w:p>
+            <w:pPr>
+              <w:keepNext/>
+              <w:spacing w:after="0" w:line="252"/>
+              <w:jc w:val="left"/>
+            </w:pPr>
+            <w:r>
+              <w:rPr>
+                <w:rFonts w:ascii="Calibri" w:cs="Calibri" w:eastAsia="Calibri" w:hAnsi="Calibri"/>
+                <w:color w:val="1C2230"/>
+                <w:sz w:val="14"/>
+                <w:szCs w:val="14"/>
+              </w:rPr>
+              <w:t xml:space="preserve">другие товары — не мешает</w:t>
+            </w:r>
+          </w:p>
+        </w:tc>
+      </w:tr>
+      <w:tr>
+        <w:trPr>
+          <w:cantSplit/>
+        </w:trPr>
+        <w:tc>
+          <w:tcPr>
+            <w:tcW w:type="dxa" w:w="2120"/>
+            <w:tcBorders>
+              <w:top w:val="single" w:color="DDD3C3" w:sz="4"/>
+              <w:left w:val="single" w:color="DDD3C3" w:sz="4"/>
+              <w:bottom w:val="single" w:color="DDD3C3" w:sz="4"/>
+              <w:right w:val="single" w:color="DDD3C3" w:sz="4"/>
+            </w:tcBorders>
+            <w:shd w:fill="FFFFFF" w:color="auto" w:val="clear"/>
+          </w:tcPr>
+          <w:p>
+            <w:pPr>
+              <w:keepNext/>
+              <w:spacing w:after="0" w:line="252"/>
+              <w:jc w:val="left"/>
+            </w:pPr>
+            <w:r>
+              <w:rPr>
+                <w:rFonts w:ascii="Calibri" w:cs="Calibri" w:eastAsia="Calibri" w:hAnsi="Calibri"/>
+                <w:b/>
+                <w:bCs/>
+                <w:color w:val="172238"/>
+                <w:sz w:val="14"/>
+                <w:szCs w:val="14"/>
+              </w:rPr>
+              <w:t xml:space="preserve">NPTEX, № 818787</w:t>
+            </w:r>
+          </w:p>
+        </w:tc>
+        <w:tc>
+          <w:tcPr>
+            <w:tcW w:type="dxa" w:w="2891"/>
+            <w:tcBorders>
+              <w:top w:val="single" w:color="DDD3C3" w:sz="4"/>
+              <w:left w:val="single" w:color="DDD3C3" w:sz="4"/>
+              <w:bottom w:val="single" w:color="DDD3C3" w:sz="4"/>
+              <w:right w:val="single" w:color="DDD3C3" w:sz="4"/>
+            </w:tcBorders>
+            <w:shd w:fill="FFFFFF" w:color="auto" w:val="clear"/>
+          </w:tcPr>
+          <w:p>
+            <w:pPr>
+              <w:keepNext/>
+              <w:spacing w:after="0" w:line="252"/>
+              <w:jc w:val="left"/>
+            </w:pPr>
+            <w:r>
+              <w:rPr>
+                <w:rFonts w:ascii="Calibri" w:cs="Calibri" w:eastAsia="Calibri" w:hAnsi="Calibri"/>
+                <w:b/>
+                <w:bCs/>
+                <w:color w:val="172238"/>
+                <w:sz w:val="14"/>
+                <w:szCs w:val="14"/>
+              </w:rPr>
+              <w:t xml:space="preserve">24</w:t>
+            </w:r>
+            <w:r>
+              <w:rPr>
+                <w:rFonts w:ascii="Calibri" w:cs="Calibri" w:eastAsia="Calibri" w:hAnsi="Calibri"/>
+                <w:color w:val="1C2230"/>
+                <w:sz w:val="14"/>
+                <w:szCs w:val="14"/>
+              </w:rPr>
+              <w:t xml:space="preserve">, 25 (ткани, одежда)</w:t>
+            </w:r>
+          </w:p>
+        </w:tc>
+        <w:tc>
+          <w:tcPr>
+            <w:tcW w:type="dxa" w:w="1638"/>
+            <w:tcBorders>
+              <w:top w:val="single" w:color="DDD3C3" w:sz="4"/>
+              <w:left w:val="single" w:color="DDD3C3" w:sz="4"/>
+              <w:bottom w:val="single" w:color="DDD3C3" w:sz="4"/>
+              <w:right w:val="single" w:color="DDD3C3" w:sz="4"/>
+            </w:tcBorders>
+            <w:shd w:fill="FFFFFF" w:color="auto" w:val="clear"/>
+          </w:tcPr>
+          <w:p>
+            <w:pPr>
+              <w:keepNext/>
+              <w:spacing w:after="0" w:line="252"/>
+              <w:jc w:val="left"/>
+            </w:pPr>
+            <w:r>
+              <w:rPr>
+                <w:rFonts w:ascii="Calibri" w:cs="Calibri" w:eastAsia="Calibri" w:hAnsi="Calibri"/>
+                <w:color w:val="1C2230"/>
+                <w:sz w:val="14"/>
+                <w:szCs w:val="14"/>
+              </w:rPr>
+              <w:t xml:space="preserve">до 08.02.2031</w:t>
+            </w:r>
+          </w:p>
+        </w:tc>
+        <w:tc>
+          <w:tcPr>
+            <w:tcW w:type="dxa" w:w="2989"/>
+            <w:tcBorders>
+              <w:top w:val="single" w:color="DDD3C3" w:sz="4"/>
+              <w:left w:val="single" w:color="DDD3C3" w:sz="4"/>
+              <w:bottom w:val="single" w:color="DDD3C3" w:sz="4"/>
+              <w:right w:val="single" w:color="DDD3C3" w:sz="4"/>
+            </w:tcBorders>
+            <w:shd w:fill="FFFFFF" w:color="auto" w:val="clear"/>
+          </w:tcPr>
+          <w:p>
+            <w:pPr>
+              <w:keepNext/>
+              <w:spacing w:after="0" w:line="252"/>
+              <w:jc w:val="left"/>
+            </w:pPr>
+            <w:r>
+              <w:rPr>
+                <w:rFonts w:ascii="Calibri" w:cs="Calibri" w:eastAsia="Calibri" w:hAnsi="Calibri"/>
+                <w:color w:val="1C2230"/>
+                <w:sz w:val="14"/>
+                <w:szCs w:val="14"/>
+              </w:rPr>
+              <w:t xml:space="preserve">другое начало слова — риск низкий</w:t>
+            </w:r>
+          </w:p>
+        </w:tc>
+      </w:tr>
+      <w:tr>
+        <w:trPr>
+          <w:cantSplit/>
+        </w:trPr>
+        <w:tc>
+          <w:tcPr>
+            <w:tcW w:type="dxa" w:w="2120"/>
+            <w:tcBorders>
+              <w:top w:val="single" w:color="DDD3C3" w:sz="4"/>
+              <w:left w:val="single" w:color="DDD3C3" w:sz="4"/>
+              <w:bottom w:val="single" w:color="DDD3C3" w:sz="4"/>
+              <w:right w:val="single" w:color="DDD3C3" w:sz="4"/>
+            </w:tcBorders>
+            <w:shd w:fill="FBF8F3" w:color="auto" w:val="clear"/>
+          </w:tcPr>
+          <w:p>
+            <w:pPr>
+              <w:keepNext w:val="false"/>
+              <w:spacing w:after="0" w:line="252"/>
+              <w:jc w:val="left"/>
+            </w:pPr>
+            <w:r>
+              <w:rPr>
+                <w:rFonts w:ascii="Calibri" w:cs="Calibri" w:eastAsia="Calibri" w:hAnsi="Calibri"/>
+                <w:b/>
+                <w:bCs/>
+                <w:color w:val="172238"/>
+                <w:sz w:val="14"/>
+                <w:szCs w:val="14"/>
+              </w:rPr>
+              <w:t xml:space="preserve">КОПТЕКС, № 270157</w:t>
+            </w:r>
+          </w:p>
+        </w:tc>
+        <w:tc>
+          <w:tcPr>
+            <w:tcW w:type="dxa" w:w="2891"/>
+            <w:tcBorders>
+              <w:top w:val="single" w:color="DDD3C3" w:sz="4"/>
+              <w:left w:val="single" w:color="DDD3C3" w:sz="4"/>
+              <w:bottom w:val="single" w:color="DDD3C3" w:sz="4"/>
+              <w:right w:val="single" w:color="DDD3C3" w:sz="4"/>
+            </w:tcBorders>
+            <w:shd w:fill="FBF8F3" w:color="auto" w:val="clear"/>
+          </w:tcPr>
+          <w:p>
+            <w:pPr>
+              <w:keepNext w:val="false"/>
+              <w:spacing w:after="0" w:line="252"/>
+              <w:jc w:val="left"/>
+            </w:pPr>
+            <w:r>
+              <w:rPr>
+                <w:rFonts w:ascii="Calibri" w:cs="Calibri" w:eastAsia="Calibri" w:hAnsi="Calibri"/>
+                <w:color w:val="1C2230"/>
+                <w:sz w:val="14"/>
+                <w:szCs w:val="14"/>
+              </w:rPr>
+              <w:t xml:space="preserve">1, 29, 30, </w:t>
+            </w:r>
+            <w:r>
+              <w:rPr>
+                <w:rFonts w:ascii="Calibri" w:cs="Calibri" w:eastAsia="Calibri" w:hAnsi="Calibri"/>
+                <w:b/>
+                <w:bCs/>
+                <w:color w:val="172238"/>
+                <w:sz w:val="14"/>
+                <w:szCs w:val="14"/>
+              </w:rPr>
+              <w:t xml:space="preserve">35</w:t>
+            </w:r>
+            <w:r>
+              <w:rPr>
+                <w:rFonts w:ascii="Calibri" w:cs="Calibri" w:eastAsia="Calibri" w:hAnsi="Calibri"/>
+                <w:color w:val="1C2230"/>
+                <w:sz w:val="14"/>
+                <w:szCs w:val="14"/>
+              </w:rPr>
+              <w:t xml:space="preserve"> (реклама)</w:t>
+            </w:r>
+          </w:p>
+        </w:tc>
+        <w:tc>
+          <w:tcPr>
+            <w:tcW w:type="dxa" w:w="1638"/>
+            <w:tcBorders>
+              <w:top w:val="single" w:color="DDD3C3" w:sz="4"/>
+              <w:left w:val="single" w:color="DDD3C3" w:sz="4"/>
+              <w:bottom w:val="single" w:color="DDD3C3" w:sz="4"/>
+              <w:right w:val="single" w:color="DDD3C3" w:sz="4"/>
+            </w:tcBorders>
+            <w:shd w:fill="FBF8F3" w:color="auto" w:val="clear"/>
+          </w:tcPr>
+          <w:p>
+            <w:pPr>
+              <w:keepNext w:val="false"/>
+              <w:spacing w:after="0" w:line="252"/>
+              <w:jc w:val="left"/>
+            </w:pPr>
+            <w:r>
+              <w:rPr>
+                <w:rFonts w:ascii="Calibri" w:cs="Calibri" w:eastAsia="Calibri" w:hAnsi="Calibri"/>
+                <w:color w:val="1C2230"/>
+                <w:sz w:val="14"/>
+                <w:szCs w:val="14"/>
+              </w:rPr>
+              <w:t xml:space="preserve">до 21.07.2033</w:t>
+            </w:r>
+          </w:p>
+        </w:tc>
+        <w:tc>
+          <w:tcPr>
+            <w:tcW w:type="dxa" w:w="2989"/>
+            <w:tcBorders>
+              <w:top w:val="single" w:color="DDD3C3" w:sz="4"/>
+              <w:left w:val="single" w:color="DDD3C3" w:sz="4"/>
+              <w:bottom w:val="single" w:color="DDD3C3" w:sz="4"/>
+              <w:right w:val="single" w:color="DDD3C3" w:sz="4"/>
+            </w:tcBorders>
+            <w:shd w:fill="FBF8F3" w:color="auto" w:val="clear"/>
+          </w:tcPr>
+          <w:p>
+            <w:pPr>
+              <w:keepNext w:val="false"/>
+              <w:spacing w:after="0" w:line="252"/>
+              <w:jc w:val="left"/>
+            </w:pPr>
+            <w:r>
+              <w:rPr>
+                <w:rFonts w:ascii="Calibri" w:cs="Calibri" w:eastAsia="Calibri" w:hAnsi="Calibri"/>
+                <w:color w:val="1C2230"/>
+                <w:sz w:val="14"/>
+                <w:szCs w:val="14"/>
+              </w:rPr>
+              <w:t xml:space="preserve">другая первая буква — риск низкий</w:t>
+            </w:r>
+          </w:p>
+        </w:tc>
+      </w:tr>
+    </w:tbl>
+    <w:p>
+      <w:pPr>
+        <w:spacing w:after="160" w:before="0" w:line="240"/>
+      </w:pPr>
     </w:p>
     <w:tbl>
       <w:tblPr>
@@ -6621,11 +7802,11 @@
             <w:tcW w:type="dxa" w:w="9638"/>
             <w:tcBorders>
               <w:top w:val="none" w:color="FFFFFF" w:sz="0"/>
-              <w:left w:val="single" w:color="172238" w:sz="24"/>
+              <w:left w:val="single" w:color="B4532F" w:sz="24"/>
               <w:bottom w:val="none" w:color="FFFFFF" w:sz="0"/>
               <w:right w:val="none" w:color="FFFFFF" w:sz="0"/>
             </w:tcBorders>
-            <w:shd w:fill="F6F2EB" w:color="auto" w:val="clear"/>
+            <w:shd w:fill="F4E1D6" w:color="auto" w:val="clear"/>
             <w:tcMar>
               <w:top w:type="dxa" w:w="140"/>
               <w:left w:type="dxa" w:w="240"/>
@@ -6646,7 +7827,7 @@
                 <w:sz w:val="21"/>
                 <w:szCs w:val="21"/>
               </w:rPr>
-              <w:t xml:space="preserve">Перед покупкой opttex.ru — две проверки</w:t>
+              <w:t xml:space="preserve">Рекомендация перед покупкой — история домена</w:t>
             </w:r>
           </w:p>
           <w:p>
@@ -6660,7 +7841,7 @@
                 <w:sz w:val="19"/>
                 <w:szCs w:val="19"/>
               </w:rPr>
-              <w:t xml:space="preserve">Товарные знаки «OPTTEX» и «ОПТТЕКС» в базе ФИПС (Роспатент), классы 24 и 35: чужой знак даёт правообладателю основание отсудить домен. История домена в веб-архиве: если на нём раньше стоял спам, поисковики могут доверять ему меньше. Обе проверки — до оплаты.</w:t>
+              <w:t xml:space="preserve">Перед оплатой стоит открыть opttex.ru в веб-архиве (web.archive.org) и посмотреть, что стояло на домене с 2007 года. Спам, казино или лекарства снижают доверие поисковиков к домену; сайт обычной компании или заглушка «домен продаётся» — не помеха.</w:t>
             </w:r>
           </w:p>
         </w:tc>
@@ -6670,14 +7851,13 @@
       <w:pPr>
         <w:pStyle w:val="Heading1"/>
         <w:keepNext/>
-        <w:pageBreakBefore/>
         <w:pBdr>
           <w:bottom w:val="single" w:color="172238" w:sz="10" w:space="6"/>
         </w:pBdr>
         <w:tabs>
           <w:tab w:val="right" w:pos="9638"/>
         </w:tabs>
-        <w:spacing w:after="240"/>
+        <w:spacing w:after="240" w:before="560"/>
       </w:pPr>
       <w:r>
         <w:rPr>
@@ -6842,6 +8022,7 @@
           </w:tcPr>
           <w:p>
             <w:pPr>
+              <w:keepNext/>
               <w:spacing w:after="0" w:line="252"/>
             </w:pPr>
             <w:r>
@@ -6871,6 +8052,7 @@
           </w:tcPr>
           <w:p>
             <w:pPr>
+              <w:keepNext/>
               <w:spacing w:after="0" w:line="252"/>
             </w:pPr>
             <w:r>
@@ -6900,6 +8082,7 @@
           </w:tcPr>
           <w:p>
             <w:pPr>
+              <w:keepNext/>
               <w:spacing w:after="0" w:line="252"/>
             </w:pPr>
             <w:r>
@@ -6929,6 +8112,7 @@
           </w:tcPr>
           <w:p>
             <w:pPr>
+              <w:keepNext/>
               <w:spacing w:after="0" w:line="252"/>
             </w:pPr>
             <w:r>
@@ -6958,6 +8142,7 @@
           </w:tcPr>
           <w:p>
             <w:pPr>
+              <w:keepNext/>
               <w:spacing w:after="0" w:line="252"/>
             </w:pPr>
             <w:r>
@@ -6991,6 +8176,7 @@
           </w:tcPr>
           <w:p>
             <w:pPr>
+              <w:keepNext/>
               <w:spacing w:after="0" w:line="252"/>
               <w:jc w:val="left"/>
             </w:pPr>
@@ -7020,6 +8206,7 @@
           </w:tcPr>
           <w:p>
             <w:pPr>
+              <w:keepNext/>
               <w:spacing w:after="0" w:line="252"/>
               <w:jc w:val="left"/>
             </w:pPr>
@@ -7047,6 +8234,7 @@
           </w:tcPr>
           <w:p>
             <w:pPr>
+              <w:keepNext/>
               <w:spacing w:after="0" w:line="252"/>
               <w:jc w:val="left"/>
             </w:pPr>
@@ -7059,7 +8247,7 @@
               </w:rPr>
               <w:t xml:space="preserve">тарифы «Старт», «Развитие», «Бизнес-гуру» (</w:t>
             </w:r>
-            <w:hyperlink w:history="1" r:id="rIdor8q6ltrrwbujuuklplat">
+            <w:hyperlink w:history="1" r:id="rIdzgixc2ja6p-w92ekwgppc">
               <w:r>
                 <w:rPr>
                   <w:rFonts w:ascii="Calibri" w:cs="Calibri" w:eastAsia="Calibri" w:hAnsi="Calibri"/>
@@ -7095,6 +8283,7 @@
           </w:tcPr>
           <w:p>
             <w:pPr>
+              <w:keepNext/>
               <w:spacing w:after="0" w:line="252"/>
               <w:jc w:val="left"/>
             </w:pPr>
@@ -7122,6 +8311,7 @@
           </w:tcPr>
           <w:p>
             <w:pPr>
+              <w:keepNext/>
               <w:spacing w:after="0" w:line="252"/>
               <w:jc w:val="left"/>
             </w:pPr>
@@ -7154,6 +8344,7 @@
           </w:tcPr>
           <w:p>
             <w:pPr>
+              <w:keepNext/>
               <w:spacing w:after="0" w:line="252"/>
               <w:jc w:val="left"/>
             </w:pPr>
@@ -7183,6 +8374,7 @@
           </w:tcPr>
           <w:p>
             <w:pPr>
+              <w:keepNext/>
               <w:spacing w:after="0" w:line="252"/>
               <w:jc w:val="left"/>
             </w:pPr>
@@ -7210,6 +8402,7 @@
           </w:tcPr>
           <w:p>
             <w:pPr>
+              <w:keepNext/>
               <w:spacing w:after="0" w:line="252"/>
               <w:jc w:val="left"/>
             </w:pPr>
@@ -7222,7 +8415,7 @@
               </w:rPr>
               <w:t xml:space="preserve">от 50 000 ₽ в месяц (</w:t>
             </w:r>
-            <w:hyperlink w:history="1" r:id="rIdnmfzom5sv3pfugtoyjvqt">
+            <w:hyperlink w:history="1" r:id="rId4gupcovziplnanmex8oym">
               <w:r>
                 <w:rPr>
                   <w:rFonts w:ascii="Calibri" w:cs="Calibri" w:eastAsia="Calibri" w:hAnsi="Calibri"/>
@@ -7258,6 +8451,7 @@
           </w:tcPr>
           <w:p>
             <w:pPr>
+              <w:keepNext/>
               <w:spacing w:after="0" w:line="252"/>
               <w:jc w:val="left"/>
             </w:pPr>
@@ -7285,6 +8479,7 @@
           </w:tcPr>
           <w:p>
             <w:pPr>
+              <w:keepNext/>
               <w:spacing w:after="0" w:line="252"/>
               <w:jc w:val="left"/>
             </w:pPr>
@@ -7317,6 +8512,7 @@
           </w:tcPr>
           <w:p>
             <w:pPr>
+              <w:keepNext/>
               <w:spacing w:after="0" w:line="252"/>
               <w:jc w:val="left"/>
             </w:pPr>
@@ -7346,6 +8542,7 @@
           </w:tcPr>
           <w:p>
             <w:pPr>
+              <w:keepNext/>
               <w:spacing w:after="0" w:line="252"/>
               <w:jc w:val="left"/>
             </w:pPr>
@@ -7373,6 +8570,7 @@
           </w:tcPr>
           <w:p>
             <w:pPr>
+              <w:keepNext/>
               <w:spacing w:after="0" w:line="252"/>
               <w:jc w:val="left"/>
             </w:pPr>
@@ -7385,7 +8583,7 @@
               </w:rPr>
               <w:t xml:space="preserve">162 000 / 248 000 ₽ разово (</w:t>
             </w:r>
-            <w:hyperlink w:history="1" r:id="rIdd3bvavzs1lyejfgutqpax">
+            <w:hyperlink w:history="1" r:id="rId6j9dxsh53kaagjg1gs6e2">
               <w:r>
                 <w:rPr>
                   <w:rFonts w:ascii="Calibri" w:cs="Calibri" w:eastAsia="Calibri" w:hAnsi="Calibri"/>
@@ -7421,6 +8619,7 @@
           </w:tcPr>
           <w:p>
             <w:pPr>
+              <w:keepNext/>
               <w:spacing w:after="0" w:line="252"/>
               <w:jc w:val="left"/>
             </w:pPr>
@@ -7448,6 +8647,7 @@
           </w:tcPr>
           <w:p>
             <w:pPr>
+              <w:keepNext/>
               <w:spacing w:after="0" w:line="252"/>
               <w:jc w:val="left"/>
             </w:pPr>
@@ -7482,6 +8682,7 @@
           </w:tcPr>
           <w:p>
             <w:pPr>
+              <w:keepNext/>
               <w:spacing w:after="0" w:line="252"/>
               <w:jc w:val="left"/>
             </w:pPr>
@@ -7511,6 +8712,7 @@
           </w:tcPr>
           <w:p>
             <w:pPr>
+              <w:keepNext/>
               <w:spacing w:after="0" w:line="252"/>
               <w:jc w:val="left"/>
             </w:pPr>
@@ -7538,6 +8740,7 @@
           </w:tcPr>
           <w:p>
             <w:pPr>
+              <w:keepNext/>
               <w:spacing w:after="0" w:line="252"/>
               <w:jc w:val="left"/>
             </w:pPr>
@@ -7550,7 +8753,7 @@
               </w:rPr>
               <w:t xml:space="preserve">лицензия 96 500 ₽ с 01.01.2026 (</w:t>
             </w:r>
-            <w:hyperlink w:history="1" r:id="rIdhetud7-3yrqm-0wweo18h">
+            <w:hyperlink w:history="1" r:id="rId7k85rert5st7__vpoecmt">
               <w:r>
                 <w:rPr>
                   <w:rFonts w:ascii="Calibri" w:cs="Calibri" w:eastAsia="Calibri" w:hAnsi="Calibri"/>
@@ -7586,6 +8789,7 @@
           </w:tcPr>
           <w:p>
             <w:pPr>
+              <w:keepNext/>
               <w:spacing w:after="0" w:line="252"/>
               <w:jc w:val="left"/>
             </w:pPr>
@@ -7613,6 +8817,7 @@
           </w:tcPr>
           <w:p>
             <w:pPr>
+              <w:keepNext/>
               <w:spacing w:after="0" w:line="252"/>
               <w:jc w:val="left"/>
             </w:pPr>
@@ -7645,6 +8850,7 @@
           </w:tcPr>
           <w:p>
             <w:pPr>
+              <w:keepNext w:val="false"/>
               <w:spacing w:after="0" w:line="252"/>
               <w:jc w:val="left"/>
             </w:pPr>
@@ -7674,6 +8880,7 @@
           </w:tcPr>
           <w:p>
             <w:pPr>
+              <w:keepNext w:val="false"/>
               <w:spacing w:after="0" w:line="252"/>
               <w:jc w:val="left"/>
             </w:pPr>
@@ -7701,6 +8908,7 @@
           </w:tcPr>
           <w:p>
             <w:pPr>
+              <w:keepNext w:val="false"/>
               <w:spacing w:after="0" w:line="252"/>
               <w:jc w:val="left"/>
             </w:pPr>
@@ -7713,7 +8921,7 @@
               </w:rPr>
               <w:t xml:space="preserve">1,5–8 млн ₽ (</w:t>
             </w:r>
-            <w:hyperlink w:history="1" r:id="rIdlvdtavab5ai1pwn77esmg">
+            <w:hyperlink w:history="1" r:id="rIdpfn88u6anomhtoq644zz2">
               <w:r>
                 <w:rPr>
                   <w:rFonts w:ascii="Calibri" w:cs="Calibri" w:eastAsia="Calibri" w:hAnsi="Calibri"/>
@@ -7749,6 +8957,7 @@
           </w:tcPr>
           <w:p>
             <w:pPr>
+              <w:keepNext w:val="false"/>
               <w:spacing w:after="0" w:line="252"/>
               <w:jc w:val="left"/>
             </w:pPr>
@@ -7776,6 +8985,7 @@
           </w:tcPr>
           <w:p>
             <w:pPr>
+              <w:keepNext w:val="false"/>
               <w:spacing w:after="0" w:line="252"/>
               <w:jc w:val="left"/>
             </w:pPr>
@@ -8269,7 +9479,7 @@
         </w:rPr>
         <w:t xml:space="preserve">Чтобы быстро наполнить каталог, первые шесть месяцев поставщики работают без комиссии, затем — 7 % с оплаченного заказа. Это наше предложение, а не рыночная норма: оно заметно ниже универсальных маркетплейсов — на Ozon с февраля 2026 года комиссии в отдельных категориях доходят до 55 % (</w:t>
       </w:r>
-      <w:hyperlink w:history="1" r:id="rIdth7c3g_f3aabfxn6129ee">
+      <w:hyperlink w:history="1" r:id="rIdcahcu3qfg0b4242xsro8g">
         <w:r>
           <w:rPr>
             <w:rFonts w:ascii="Calibri" w:cs="Calibri" w:eastAsia="Calibri" w:hAnsi="Calibri"/>
@@ -8334,6 +9544,7 @@
           </w:tcPr>
           <w:p>
             <w:pPr>
+              <w:keepNext w:val="false"/>
               <w:spacing w:after="0" w:line="252"/>
             </w:pPr>
             <w:r>
@@ -8363,6 +9574,7 @@
           </w:tcPr>
           <w:p>
             <w:pPr>
+              <w:keepNext w:val="false"/>
               <w:spacing w:after="0" w:line="252"/>
             </w:pPr>
             <w:r>
@@ -8392,6 +9604,7 @@
           </w:tcPr>
           <w:p>
             <w:pPr>
+              <w:keepNext w:val="false"/>
               <w:spacing w:after="0" w:line="252"/>
             </w:pPr>
             <w:r>
@@ -8421,6 +9634,7 @@
           </w:tcPr>
           <w:p>
             <w:pPr>
+              <w:keepNext w:val="false"/>
               <w:spacing w:after="0" w:line="252"/>
             </w:pPr>
             <w:r>
@@ -8454,6 +9668,7 @@
           </w:tcPr>
           <w:p>
             <w:pPr>
+              <w:keepNext w:val="false"/>
               <w:spacing w:after="0" w:line="252"/>
               <w:jc w:val="left"/>
             </w:pPr>
@@ -8483,6 +9698,7 @@
           </w:tcPr>
           <w:p>
             <w:pPr>
+              <w:keepNext w:val="false"/>
               <w:spacing w:after="0" w:line="252"/>
               <w:jc w:val="left"/>
             </w:pPr>
@@ -8510,6 +9726,7 @@
           </w:tcPr>
           <w:p>
             <w:pPr>
+              <w:keepNext w:val="false"/>
               <w:spacing w:after="0" w:line="252"/>
               <w:jc w:val="left"/>
             </w:pPr>
@@ -8537,6 +9754,7 @@
           </w:tcPr>
           <w:p>
             <w:pPr>
+              <w:keepNext w:val="false"/>
               <w:spacing w:after="0" w:line="252"/>
               <w:jc w:val="left"/>
             </w:pPr>
@@ -8571,6 +9789,7 @@
           </w:tcPr>
           <w:p>
             <w:pPr>
+              <w:keepNext w:val="false"/>
               <w:spacing w:after="0" w:line="252"/>
               <w:jc w:val="left"/>
             </w:pPr>
@@ -8600,6 +9819,7 @@
           </w:tcPr>
           <w:p>
             <w:pPr>
+              <w:keepNext w:val="false"/>
               <w:spacing w:after="0" w:line="252"/>
               <w:jc w:val="left"/>
             </w:pPr>
@@ -8627,6 +9847,7 @@
           </w:tcPr>
           <w:p>
             <w:pPr>
+              <w:keepNext w:val="false"/>
               <w:spacing w:after="0" w:line="252"/>
               <w:jc w:val="left"/>
             </w:pPr>
@@ -8654,6 +9875,7 @@
           </w:tcPr>
           <w:p>
             <w:pPr>
+              <w:keepNext w:val="false"/>
               <w:spacing w:after="0" w:line="252"/>
               <w:jc w:val="left"/>
             </w:pPr>
@@ -8686,6 +9908,7 @@
           </w:tcPr>
           <w:p>
             <w:pPr>
+              <w:keepNext w:val="false"/>
               <w:spacing w:after="0" w:line="252"/>
               <w:jc w:val="left"/>
             </w:pPr>
@@ -8715,6 +9938,7 @@
           </w:tcPr>
           <w:p>
             <w:pPr>
+              <w:keepNext w:val="false"/>
               <w:spacing w:after="0" w:line="252"/>
               <w:jc w:val="left"/>
             </w:pPr>
@@ -8742,6 +9966,7 @@
           </w:tcPr>
           <w:p>
             <w:pPr>
+              <w:keepNext w:val="false"/>
               <w:spacing w:after="0" w:line="252"/>
               <w:jc w:val="left"/>
             </w:pPr>
@@ -8769,6 +9994,7 @@
           </w:tcPr>
           <w:p>
             <w:pPr>
+              <w:keepNext w:val="false"/>
               <w:spacing w:after="0" w:line="252"/>
               <w:jc w:val="left"/>
             </w:pPr>
@@ -8801,6 +10027,7 @@
           </w:tcPr>
           <w:p>
             <w:pPr>
+              <w:keepNext w:val="false"/>
               <w:spacing w:after="0" w:line="252"/>
               <w:jc w:val="left"/>
             </w:pPr>
@@ -8830,6 +10057,7 @@
           </w:tcPr>
           <w:p>
             <w:pPr>
+              <w:keepNext w:val="false"/>
               <w:spacing w:after="0" w:line="252"/>
               <w:jc w:val="left"/>
             </w:pPr>
@@ -8857,6 +10085,7 @@
           </w:tcPr>
           <w:p>
             <w:pPr>
+              <w:keepNext w:val="false"/>
               <w:spacing w:after="0" w:line="252"/>
               <w:jc w:val="left"/>
             </w:pPr>
@@ -8884,6 +10113,7 @@
           </w:tcPr>
           <w:p>
             <w:pPr>
+              <w:keepNext w:val="false"/>
               <w:spacing w:after="0" w:line="252"/>
               <w:jc w:val="left"/>
             </w:pPr>
@@ -8916,6 +10146,7 @@
           </w:tcPr>
           <w:p>
             <w:pPr>
+              <w:keepNext w:val="false"/>
               <w:spacing w:after="0" w:line="252"/>
               <w:jc w:val="left"/>
             </w:pPr>
@@ -8945,6 +10176,7 @@
           </w:tcPr>
           <w:p>
             <w:pPr>
+              <w:keepNext w:val="false"/>
               <w:spacing w:after="0" w:line="252"/>
               <w:jc w:val="left"/>
             </w:pPr>
@@ -8972,6 +10204,7 @@
           </w:tcPr>
           <w:p>
             <w:pPr>
+              <w:keepNext w:val="false"/>
               <w:spacing w:after="0" w:line="252"/>
               <w:jc w:val="left"/>
             </w:pPr>
@@ -8999,6 +10232,7 @@
           </w:tcPr>
           <w:p>
             <w:pPr>
+              <w:keepNext w:val="false"/>
               <w:spacing w:after="0" w:line="252"/>
               <w:jc w:val="left"/>
             </w:pPr>
@@ -9031,6 +10265,7 @@
           </w:tcPr>
           <w:p>
             <w:pPr>
+              <w:keepNext w:val="false"/>
               <w:spacing w:after="0" w:line="252"/>
               <w:jc w:val="left"/>
             </w:pPr>
@@ -9060,6 +10295,7 @@
           </w:tcPr>
           <w:p>
             <w:pPr>
+              <w:keepNext w:val="false"/>
               <w:spacing w:after="0" w:line="252"/>
               <w:jc w:val="left"/>
             </w:pPr>
@@ -9087,6 +10323,7 @@
           </w:tcPr>
           <w:p>
             <w:pPr>
+              <w:keepNext w:val="false"/>
               <w:spacing w:after="0" w:line="252"/>
               <w:jc w:val="left"/>
             </w:pPr>
@@ -9114,6 +10351,7 @@
           </w:tcPr>
           <w:p>
             <w:pPr>
+              <w:keepNext w:val="false"/>
               <w:spacing w:after="0" w:line="252"/>
               <w:jc w:val="left"/>
             </w:pPr>
@@ -9375,7 +10613,7 @@
         </w:rPr>
         <w:t xml:space="preserve">С 1 октября 2026 года действует закон о платформенной экономике (</w:t>
       </w:r>
-      <w:hyperlink w:history="1" r:id="rIdkdvc3kh4rxtethjjwmu7e">
+      <w:hyperlink w:history="1" r:id="rIdz5_f2gny4qgwnkhdnz_u9">
         <w:r>
           <w:rPr>
             <w:rFonts w:ascii="Calibri" w:cs="Calibri" w:eastAsia="Calibri" w:hAnsi="Calibri"/>
@@ -9453,6 +10691,7 @@
           </w:tcPr>
           <w:p>
             <w:pPr>
+              <w:keepNext w:val="false"/>
               <w:spacing w:after="0" w:line="252"/>
             </w:pPr>
             <w:r>
@@ -9482,6 +10721,7 @@
           </w:tcPr>
           <w:p>
             <w:pPr>
+              <w:keepNext w:val="false"/>
               <w:spacing w:after="0" w:line="252"/>
             </w:pPr>
             <w:r>
@@ -9511,6 +10751,7 @@
           </w:tcPr>
           <w:p>
             <w:pPr>
+              <w:keepNext w:val="false"/>
               <w:spacing w:after="0" w:line="252"/>
             </w:pPr>
             <w:r>
@@ -9544,6 +10785,7 @@
           </w:tcPr>
           <w:p>
             <w:pPr>
+              <w:keepNext w:val="false"/>
               <w:spacing w:after="0" w:line="252"/>
               <w:jc w:val="left"/>
             </w:pPr>
@@ -9573,6 +10815,7 @@
           </w:tcPr>
           <w:p>
             <w:pPr>
+              <w:keepNext w:val="false"/>
               <w:spacing w:after="0" w:line="252"/>
               <w:jc w:val="left"/>
             </w:pPr>
@@ -9600,10 +10843,11 @@
           </w:tcPr>
           <w:p>
             <w:pPr>
-              <w:spacing w:after="0" w:line="252"/>
-              <w:jc w:val="left"/>
-            </w:pPr>
-            <w:hyperlink w:history="1" r:id="rIdhmlhihjccv7v9tcn8fge0">
+              <w:keepNext w:val="false"/>
+              <w:spacing w:after="0" w:line="252"/>
+              <w:jc w:val="left"/>
+            </w:pPr>
+            <w:hyperlink w:history="1" r:id="rIdien84ipu22eumz1vsffdg">
               <w:r>
                 <w:rPr>
                   <w:rFonts w:ascii="Calibri" w:cs="Calibri" w:eastAsia="Calibri" w:hAnsi="Calibri"/>
@@ -9635,6 +10879,7 @@
           </w:tcPr>
           <w:p>
             <w:pPr>
+              <w:keepNext w:val="false"/>
               <w:spacing w:after="0" w:line="252"/>
               <w:jc w:val="left"/>
             </w:pPr>
@@ -9664,6 +10909,7 @@
           </w:tcPr>
           <w:p>
             <w:pPr>
+              <w:keepNext w:val="false"/>
               <w:spacing w:after="0" w:line="252"/>
               <w:jc w:val="left"/>
             </w:pPr>
@@ -9691,10 +10937,11 @@
           </w:tcPr>
           <w:p>
             <w:pPr>
-              <w:spacing w:after="0" w:line="252"/>
-              <w:jc w:val="left"/>
-            </w:pPr>
-            <w:hyperlink w:history="1" r:id="rIdqyknwjnj71-ikjiu1ksiw">
+              <w:keepNext w:val="false"/>
+              <w:spacing w:after="0" w:line="252"/>
+              <w:jc w:val="left"/>
+            </w:pPr>
+            <w:hyperlink w:history="1" r:id="rId3butltdd31ik_z9qbklb3">
               <w:r>
                 <w:rPr>
                   <w:rFonts w:ascii="Calibri" w:cs="Calibri" w:eastAsia="Calibri" w:hAnsi="Calibri"/>
@@ -9715,7 +10962,7 @@
               </w:rPr>
               <w:t xml:space="preserve">, </w:t>
             </w:r>
-            <w:hyperlink w:history="1" r:id="rIdj8dfxgre2hep-8ljm1pdq">
+            <w:hyperlink w:history="1" r:id="rIdzlnoasrzkpearq__f27xs">
               <w:r>
                 <w:rPr>
                   <w:rFonts w:ascii="Calibri" w:cs="Calibri" w:eastAsia="Calibri" w:hAnsi="Calibri"/>
@@ -9747,6 +10994,7 @@
           </w:tcPr>
           <w:p>
             <w:pPr>
+              <w:keepNext w:val="false"/>
               <w:spacing w:after="0" w:line="252"/>
               <w:jc w:val="left"/>
             </w:pPr>
@@ -9776,6 +11024,7 @@
           </w:tcPr>
           <w:p>
             <w:pPr>
+              <w:keepNext w:val="false"/>
               <w:spacing w:after="0" w:line="252"/>
               <w:jc w:val="left"/>
             </w:pPr>
@@ -9803,10 +11052,11 @@
           </w:tcPr>
           <w:p>
             <w:pPr>
-              <w:spacing w:after="0" w:line="252"/>
-              <w:jc w:val="left"/>
-            </w:pPr>
-            <w:hyperlink w:history="1" r:id="rIdlwyixbib9ag6zlcs0f3md">
+              <w:keepNext w:val="false"/>
+              <w:spacing w:after="0" w:line="252"/>
+              <w:jc w:val="left"/>
+            </w:pPr>
+            <w:hyperlink w:history="1" r:id="rIdhdkabfvrynb-gmccj9cz5">
               <w:r>
                 <w:rPr>
                   <w:rFonts w:ascii="Calibri" w:cs="Calibri" w:eastAsia="Calibri" w:hAnsi="Calibri"/>
@@ -9838,6 +11088,7 @@
           </w:tcPr>
           <w:p>
             <w:pPr>
+              <w:keepNext w:val="false"/>
               <w:spacing w:after="0" w:line="252"/>
               <w:jc w:val="left"/>
             </w:pPr>
@@ -9867,6 +11118,7 @@
           </w:tcPr>
           <w:p>
             <w:pPr>
+              <w:keepNext w:val="false"/>
               <w:spacing w:after="0" w:line="252"/>
               <w:jc w:val="left"/>
             </w:pPr>
@@ -9894,10 +11146,11 @@
           </w:tcPr>
           <w:p>
             <w:pPr>
-              <w:spacing w:after="0" w:line="252"/>
-              <w:jc w:val="left"/>
-            </w:pPr>
-            <w:hyperlink w:history="1" r:id="rId6hljk6_nidbdeqcyfsw7m">
+              <w:keepNext w:val="false"/>
+              <w:spacing w:after="0" w:line="252"/>
+              <w:jc w:val="left"/>
+            </w:pPr>
+            <w:hyperlink w:history="1" r:id="rIdvj1qriqwnuzgzzyxsucqw">
               <w:r>
                 <w:rPr>
                   <w:rFonts w:ascii="Calibri" w:cs="Calibri" w:eastAsia="Calibri" w:hAnsi="Calibri"/>
@@ -9929,6 +11182,7 @@
           </w:tcPr>
           <w:p>
             <w:pPr>
+              <w:keepNext w:val="false"/>
               <w:spacing w:after="0" w:line="252"/>
               <w:jc w:val="left"/>
             </w:pPr>
@@ -9958,6 +11212,7 @@
           </w:tcPr>
           <w:p>
             <w:pPr>
+              <w:keepNext w:val="false"/>
               <w:spacing w:after="0" w:line="252"/>
               <w:jc w:val="left"/>
             </w:pPr>
@@ -9985,10 +11240,11 @@
           </w:tcPr>
           <w:p>
             <w:pPr>
-              <w:spacing w:after="0" w:line="252"/>
-              <w:jc w:val="left"/>
-            </w:pPr>
-            <w:hyperlink w:history="1" r:id="rId4_ssal_0ielpsgjm0pg2g">
+              <w:keepNext w:val="false"/>
+              <w:spacing w:after="0" w:line="252"/>
+              <w:jc w:val="left"/>
+            </w:pPr>
+            <w:hyperlink w:history="1" r:id="rIdo0livsspv8z9tsbbs0c1l">
               <w:r>
                 <w:rPr>
                   <w:rFonts w:ascii="Calibri" w:cs="Calibri" w:eastAsia="Calibri" w:hAnsi="Calibri"/>
@@ -10020,6 +11276,7 @@
           </w:tcPr>
           <w:p>
             <w:pPr>
+              <w:keepNext w:val="false"/>
               <w:spacing w:after="0" w:line="252"/>
               <w:jc w:val="left"/>
             </w:pPr>
@@ -10049,6 +11306,7 @@
           </w:tcPr>
           <w:p>
             <w:pPr>
+              <w:keepNext w:val="false"/>
               <w:spacing w:after="0" w:line="252"/>
               <w:jc w:val="left"/>
             </w:pPr>
@@ -10076,6 +11334,7 @@
           </w:tcPr>
           <w:p>
             <w:pPr>
+              <w:keepNext w:val="false"/>
               <w:spacing w:after="0" w:line="252"/>
               <w:jc w:val="left"/>
             </w:pPr>
@@ -10108,6 +11367,7 @@
           </w:tcPr>
           <w:p>
             <w:pPr>
+              <w:keepNext w:val="false"/>
               <w:spacing w:after="0" w:line="252"/>
               <w:jc w:val="left"/>
             </w:pPr>
@@ -10137,6 +11397,7 @@
           </w:tcPr>
           <w:p>
             <w:pPr>
+              <w:keepNext w:val="false"/>
               <w:spacing w:after="0" w:line="252"/>
               <w:jc w:val="left"/>
             </w:pPr>
@@ -10164,10 +11425,11 @@
           </w:tcPr>
           <w:p>
             <w:pPr>
-              <w:spacing w:after="0" w:line="252"/>
-              <w:jc w:val="left"/>
-            </w:pPr>
-            <w:hyperlink w:history="1" r:id="rIdhjdtg0ggitjjmyxp2oevq">
+              <w:keepNext w:val="false"/>
+              <w:spacing w:after="0" w:line="252"/>
+              <w:jc w:val="left"/>
+            </w:pPr>
+            <w:hyperlink w:history="1" r:id="rIdsgyksjngsterdkcgmk8n0">
               <w:r>
                 <w:rPr>
                   <w:rFonts w:ascii="Calibri" w:cs="Calibri" w:eastAsia="Calibri" w:hAnsi="Calibri"/>
@@ -10319,7 +11581,7 @@
               </w:rPr>
               <w:t xml:space="preserve">Постельное, столовое, туалетное и кухонное бельё и полотенца (ТН ВЭД 6302) подлежат обязательной маркировке — а это ядро ассортимента для отелей. В каталог платформы попадает только маркированный товар (</w:t>
             </w:r>
-            <w:hyperlink w:history="1" r:id="rIdmfjslbalrnmygt-v2smap">
+            <w:hyperlink w:history="1" r:id="rIdfywutywazidukcsxvv7y7">
               <w:r>
                 <w:rPr>
                   <w:rFonts w:ascii="Calibri" w:cs="Calibri" w:eastAsia="Calibri" w:hAnsi="Calibri"/>
@@ -10525,6 +11787,7 @@
           </w:tcPr>
           <w:p>
             <w:pPr>
+              <w:keepNext w:val="false"/>
               <w:spacing w:after="0" w:line="252"/>
             </w:pPr>
             <w:r>
@@ -10554,6 +11817,7 @@
           </w:tcPr>
           <w:p>
             <w:pPr>
+              <w:keepNext w:val="false"/>
               <w:spacing w:after="0" w:line="252"/>
             </w:pPr>
             <w:r>
@@ -10583,6 +11847,7 @@
           </w:tcPr>
           <w:p>
             <w:pPr>
+              <w:keepNext w:val="false"/>
               <w:spacing w:after="0" w:line="252"/>
             </w:pPr>
             <w:r>
@@ -10616,6 +11881,7 @@
           </w:tcPr>
           <w:p>
             <w:pPr>
+              <w:keepNext w:val="false"/>
               <w:spacing w:after="0" w:line="252"/>
               <w:jc w:val="left"/>
             </w:pPr>
@@ -10645,6 +11911,7 @@
           </w:tcPr>
           <w:p>
             <w:pPr>
+              <w:keepNext w:val="false"/>
               <w:spacing w:after="0" w:line="252"/>
               <w:jc w:val="right"/>
             </w:pPr>
@@ -10674,6 +11941,7 @@
           </w:tcPr>
           <w:p>
             <w:pPr>
+              <w:keepNext w:val="false"/>
               <w:spacing w:after="0" w:line="252"/>
               <w:jc w:val="left"/>
             </w:pPr>
@@ -10708,6 +11976,7 @@
           </w:tcPr>
           <w:p>
             <w:pPr>
+              <w:keepNext w:val="false"/>
               <w:spacing w:after="0" w:line="252"/>
               <w:jc w:val="left"/>
             </w:pPr>
@@ -10737,6 +12006,7 @@
           </w:tcPr>
           <w:p>
             <w:pPr>
+              <w:keepNext w:val="false"/>
               <w:spacing w:after="0" w:line="252"/>
               <w:jc w:val="right"/>
             </w:pPr>
@@ -10766,6 +12036,7 @@
           </w:tcPr>
           <w:p>
             <w:pPr>
+              <w:keepNext w:val="false"/>
               <w:spacing w:after="0" w:line="252"/>
               <w:jc w:val="left"/>
             </w:pPr>
@@ -10800,6 +12071,7 @@
           </w:tcPr>
           <w:p>
             <w:pPr>
+              <w:keepNext w:val="false"/>
               <w:spacing w:after="0" w:line="252"/>
               <w:jc w:val="left"/>
             </w:pPr>
@@ -10829,6 +12101,7 @@
           </w:tcPr>
           <w:p>
             <w:pPr>
+              <w:keepNext w:val="false"/>
               <w:spacing w:after="0" w:line="252"/>
               <w:jc w:val="right"/>
             </w:pPr>
@@ -10858,6 +12131,7 @@
           </w:tcPr>
           <w:p>
             <w:pPr>
+              <w:keepNext w:val="false"/>
               <w:spacing w:after="0" w:line="252"/>
               <w:jc w:val="left"/>
             </w:pPr>
@@ -10892,6 +12166,7 @@
           </w:tcPr>
           <w:p>
             <w:pPr>
+              <w:keepNext w:val="false"/>
               <w:spacing w:after="0" w:line="252"/>
               <w:jc w:val="left"/>
             </w:pPr>
@@ -10921,6 +12196,7 @@
           </w:tcPr>
           <w:p>
             <w:pPr>
+              <w:keepNext w:val="false"/>
               <w:spacing w:after="0" w:line="252"/>
               <w:jc w:val="right"/>
             </w:pPr>
@@ -10950,6 +12226,7 @@
           </w:tcPr>
           <w:p>
             <w:pPr>
+              <w:keepNext w:val="false"/>
               <w:spacing w:after="0" w:line="252"/>
               <w:jc w:val="left"/>
             </w:pPr>
@@ -10984,6 +12261,7 @@
           </w:tcPr>
           <w:p>
             <w:pPr>
+              <w:keepNext w:val="false"/>
               <w:spacing w:after="0" w:line="252"/>
               <w:jc w:val="left"/>
             </w:pPr>
@@ -11013,6 +12291,7 @@
           </w:tcPr>
           <w:p>
             <w:pPr>
+              <w:keepNext w:val="false"/>
               <w:spacing w:after="0" w:line="252"/>
               <w:jc w:val="right"/>
             </w:pPr>
@@ -11042,6 +12321,7 @@
           </w:tcPr>
           <w:p>
             <w:pPr>
+              <w:keepNext w:val="false"/>
               <w:spacing w:after="0" w:line="252"/>
               <w:jc w:val="left"/>
             </w:pPr>
@@ -11076,6 +12356,7 @@
           </w:tcPr>
           <w:p>
             <w:pPr>
+              <w:keepNext w:val="false"/>
               <w:spacing w:after="0" w:line="252"/>
               <w:jc w:val="left"/>
             </w:pPr>
@@ -11105,6 +12386,7 @@
           </w:tcPr>
           <w:p>
             <w:pPr>
+              <w:keepNext w:val="false"/>
               <w:spacing w:after="0" w:line="252"/>
               <w:jc w:val="right"/>
             </w:pPr>
@@ -11134,6 +12416,7 @@
           </w:tcPr>
           <w:p>
             <w:pPr>
+              <w:keepNext w:val="false"/>
               <w:spacing w:after="0" w:line="252"/>
               <w:jc w:val="left"/>
             </w:pPr>
@@ -11168,6 +12451,7 @@
           </w:tcPr>
           <w:p>
             <w:pPr>
+              <w:keepNext w:val="false"/>
               <w:spacing w:after="0" w:line="252"/>
               <w:jc w:val="left"/>
             </w:pPr>
@@ -11197,6 +12481,7 @@
           </w:tcPr>
           <w:p>
             <w:pPr>
+              <w:keepNext w:val="false"/>
               <w:spacing w:after="0" w:line="252"/>
               <w:jc w:val="right"/>
             </w:pPr>
@@ -11226,6 +12511,7 @@
           </w:tcPr>
           <w:p>
             <w:pPr>
+              <w:keepNext w:val="false"/>
               <w:spacing w:after="0" w:line="252"/>
               <w:jc w:val="left"/>
             </w:pPr>
@@ -11260,6 +12546,7 @@
           </w:tcPr>
           <w:p>
             <w:pPr>
+              <w:keepNext w:val="false"/>
               <w:spacing w:after="0" w:line="252"/>
               <w:jc w:val="left"/>
             </w:pPr>
@@ -11289,6 +12576,7 @@
           </w:tcPr>
           <w:p>
             <w:pPr>
+              <w:keepNext w:val="false"/>
               <w:spacing w:after="0" w:line="252"/>
               <w:jc w:val="right"/>
             </w:pPr>
@@ -11318,6 +12606,7 @@
           </w:tcPr>
           <w:p>
             <w:pPr>
+              <w:keepNext w:val="false"/>
               <w:spacing w:after="0" w:line="252"/>
               <w:jc w:val="left"/>
             </w:pPr>
@@ -11352,6 +12641,7 @@
           </w:tcPr>
           <w:p>
             <w:pPr>
+              <w:keepNext w:val="false"/>
               <w:spacing w:after="0" w:line="252"/>
               <w:jc w:val="left"/>
             </w:pPr>
@@ -11381,6 +12671,7 @@
           </w:tcPr>
           <w:p>
             <w:pPr>
+              <w:keepNext w:val="false"/>
               <w:spacing w:after="0" w:line="252"/>
               <w:jc w:val="right"/>
             </w:pPr>
@@ -11410,6 +12701,7 @@
           </w:tcPr>
           <w:p>
             <w:pPr>
+              <w:keepNext w:val="false"/>
               <w:spacing w:after="0" w:line="252"/>
               <w:jc w:val="left"/>
             </w:pPr>
@@ -11444,6 +12736,7 @@
           </w:tcPr>
           <w:p>
             <w:pPr>
+              <w:keepNext w:val="false"/>
               <w:spacing w:after="0" w:line="252"/>
               <w:jc w:val="left"/>
             </w:pPr>
@@ -11473,6 +12766,7 @@
           </w:tcPr>
           <w:p>
             <w:pPr>
+              <w:keepNext w:val="false"/>
               <w:spacing w:after="0" w:line="252"/>
               <w:jc w:val="right"/>
             </w:pPr>
@@ -11502,6 +12796,7 @@
           </w:tcPr>
           <w:p>
             <w:pPr>
+              <w:keepNext w:val="false"/>
               <w:spacing w:after="0" w:line="252"/>
               <w:jc w:val="left"/>
             </w:pPr>
@@ -11920,6 +13215,7 @@
           </w:tcPr>
           <w:p>
             <w:pPr>
+              <w:keepNext w:val="false"/>
               <w:spacing w:after="0" w:line="252"/>
             </w:pPr>
             <w:r>
@@ -11949,6 +13245,7 @@
           </w:tcPr>
           <w:p>
             <w:pPr>
+              <w:keepNext w:val="false"/>
               <w:spacing w:after="0" w:line="252"/>
             </w:pPr>
             <w:r>
@@ -11982,6 +13279,7 @@
           </w:tcPr>
           <w:p>
             <w:pPr>
+              <w:keepNext w:val="false"/>
               <w:spacing w:after="0" w:line="252"/>
               <w:jc w:val="left"/>
             </w:pPr>
@@ -12011,6 +13309,7 @@
           </w:tcPr>
           <w:p>
             <w:pPr>
+              <w:keepNext w:val="false"/>
               <w:spacing w:after="0" w:line="252"/>
               <w:jc w:val="left"/>
             </w:pPr>
@@ -12043,6 +13342,7 @@
           </w:tcPr>
           <w:p>
             <w:pPr>
+              <w:keepNext w:val="false"/>
               <w:spacing w:after="0" w:line="252"/>
               <w:jc w:val="left"/>
             </w:pPr>
@@ -12072,6 +13372,7 @@
           </w:tcPr>
           <w:p>
             <w:pPr>
+              <w:keepNext w:val="false"/>
               <w:spacing w:after="0" w:line="252"/>
               <w:jc w:val="left"/>
             </w:pPr>
@@ -12104,6 +13405,7 @@
           </w:tcPr>
           <w:p>
             <w:pPr>
+              <w:keepNext w:val="false"/>
               <w:spacing w:after="0" w:line="252"/>
               <w:jc w:val="left"/>
             </w:pPr>
@@ -12133,6 +13435,7 @@
           </w:tcPr>
           <w:p>
             <w:pPr>
+              <w:keepNext w:val="false"/>
               <w:spacing w:after="0" w:line="252"/>
               <w:jc w:val="left"/>
             </w:pPr>
@@ -12143,7 +13446,7 @@
                 <w:sz w:val="16"/>
                 <w:szCs w:val="16"/>
               </w:rPr>
-              <w:t xml:space="preserve">до оплаты — проверка в ФИПС; запасное имя textilehub.ru регистрируем сразу, оно стоит 169 ₽</w:t>
+              <w:t xml:space="preserve">знаки проверены 5 октября 2026: тождественных нет, похожие NPTEX и КОПТЕКС отличаются началом слова; запасное имя textilehub.ru регистрируем сразу, оно стоит 169 ₽</w:t>
             </w:r>
           </w:p>
         </w:tc>
@@ -12165,6 +13468,7 @@
           </w:tcPr>
           <w:p>
             <w:pPr>
+              <w:keepNext w:val="false"/>
               <w:spacing w:after="0" w:line="252"/>
               <w:jc w:val="left"/>
             </w:pPr>
@@ -12194,6 +13498,7 @@
           </w:tcPr>
           <w:p>
             <w:pPr>
+              <w:keepNext w:val="false"/>
               <w:spacing w:after="0" w:line="252"/>
               <w:jc w:val="left"/>
             </w:pPr>
@@ -12226,6 +13531,7 @@
           </w:tcPr>
           <w:p>
             <w:pPr>
+              <w:keepNext w:val="false"/>
               <w:spacing w:after="0" w:line="252"/>
               <w:jc w:val="left"/>
             </w:pPr>
@@ -12255,6 +13561,7 @@
           </w:tcPr>
           <w:p>
             <w:pPr>
+              <w:keepNext w:val="false"/>
               <w:spacing w:after="0" w:line="252"/>
               <w:jc w:val="left"/>
             </w:pPr>
@@ -12287,6 +13594,7 @@
           </w:tcPr>
           <w:p>
             <w:pPr>
+              <w:keepNext w:val="false"/>
               <w:spacing w:after="0" w:line="252"/>
               <w:jc w:val="left"/>
             </w:pPr>
@@ -12316,6 +13624,7 @@
           </w:tcPr>
           <w:p>
             <w:pPr>
+              <w:keepNext w:val="false"/>
               <w:spacing w:after="0" w:line="252"/>
               <w:jc w:val="left"/>
             </w:pPr>
@@ -12348,6 +13657,7 @@
           </w:tcPr>
           <w:p>
             <w:pPr>
+              <w:keepNext w:val="false"/>
               <w:spacing w:after="0" w:line="252"/>
               <w:jc w:val="left"/>
             </w:pPr>
@@ -12377,6 +13687,7 @@
           </w:tcPr>
           <w:p>
             <w:pPr>
+              <w:keepNext w:val="false"/>
               <w:spacing w:after="0" w:line="252"/>
               <w:jc w:val="left"/>
             </w:pPr>
@@ -12427,7 +13738,7 @@
           <w:sz w:val="18"/>
           <w:szCs w:val="18"/>
         </w:rPr>
-        <w:t xml:space="preserve">Данные собраны 4 октября 2026 года. Занятость доменов проверена напрямую по DNS. Цены и факты взяты из поисковой выдачи по страницам ниже: сами сайты (reg.ru, garant.ru и другие) из среды, где готовился отчёт, не открывались. Цена лота opttex.ru и свободность опттекс.рф и textilehub.ru подтверждены по страницам Reg.ru 5 октября 2026 года (раздел 4).</w:t>
+        <w:t xml:space="preserve">Данные собраны 4 октября 2026 года. Занятость доменов проверена напрямую по DNS. Цены и факты взяты из поисковой выдачи по страницам ниже: сами сайты (reg.ru, garant.ru и другие) из среды, где готовился отчёт, не открывались. Цена лота opttex.ru и свободность опттекс.рф и textilehub.ru подтверждены по страницам Reg.ru 5 октября 2026 года (раздел 4). Товарные знаки проверены на поисковой платформе Роспатента 5 октября 2026 года (раздел 4).</w:t>
       </w:r>
     </w:p>
     <w:p>
@@ -12463,7 +13774,7 @@
         </w:numPr>
         <w:spacing w:after="70" w:line="252"/>
       </w:pPr>
-      <w:hyperlink w:history="1" r:id="rIdn3ofeosarnyirrp-qaxmk">
+      <w:hyperlink w:history="1" r:id="rIdxapzqvnz9fvbzebcelmas">
         <w:r>
           <w:rPr>
             <w:rFonts w:ascii="Calibri" w:cs="Calibri" w:eastAsia="Calibri" w:hAnsi="Calibri"/>
@@ -12497,7 +13808,7 @@
         </w:numPr>
         <w:spacing w:after="70" w:line="252"/>
       </w:pPr>
-      <w:hyperlink w:history="1" r:id="rId43cbt8nv6oldsdohjsrnj">
+      <w:hyperlink w:history="1" r:id="rIdlf4z5e2rkd3vsj_xrpvkz">
         <w:r>
           <w:rPr>
             <w:rFonts w:ascii="Calibri" w:cs="Calibri" w:eastAsia="Calibri" w:hAnsi="Calibri"/>
@@ -12531,7 +13842,7 @@
         </w:numPr>
         <w:spacing w:after="70" w:line="252"/>
       </w:pPr>
-      <w:hyperlink w:history="1" r:id="rIdgdf9vlxrcjgtd-_tp27yh">
+      <w:hyperlink w:history="1" r:id="rId-2mggewlvd0ffpjjpdccx">
         <w:r>
           <w:rPr>
             <w:rFonts w:ascii="Calibri" w:cs="Calibri" w:eastAsia="Calibri" w:hAnsi="Calibri"/>
@@ -12565,7 +13876,7 @@
         </w:numPr>
         <w:spacing w:after="70" w:line="252"/>
       </w:pPr>
-      <w:hyperlink w:history="1" r:id="rIdhm-orjpmr817t_btn3a7u">
+      <w:hyperlink w:history="1" r:id="rIdlnkrfc_fewv6b6n3shwv6">
         <w:r>
           <w:rPr>
             <w:rFonts w:ascii="Calibri" w:cs="Calibri" w:eastAsia="Calibri" w:hAnsi="Calibri"/>
@@ -12599,7 +13910,7 @@
         </w:numPr>
         <w:spacing w:after="70" w:line="252"/>
       </w:pPr>
-      <w:hyperlink w:history="1" r:id="rIdpx4umd-uqqc-zwdmpf8uk">
+      <w:hyperlink w:history="1" r:id="rIdx7e4sfhyypo18avcpfil1">
         <w:r>
           <w:rPr>
             <w:rFonts w:ascii="Calibri" w:cs="Calibri" w:eastAsia="Calibri" w:hAnsi="Calibri"/>
@@ -12657,7 +13968,7 @@
         </w:numPr>
         <w:spacing w:after="70" w:line="252"/>
       </w:pPr>
-      <w:hyperlink w:history="1" r:id="rIdhwnlczs6_04xjqxko1ri4">
+      <w:hyperlink w:history="1" r:id="rIdtghfxig_ztmekmtlvi56a">
         <w:r>
           <w:rPr>
             <w:rFonts w:ascii="Calibri" w:cs="Calibri" w:eastAsia="Calibri" w:hAnsi="Calibri"/>
@@ -12691,7 +14002,7 @@
         </w:numPr>
         <w:spacing w:after="70" w:line="252"/>
       </w:pPr>
-      <w:hyperlink w:history="1" r:id="rIdi_vq2wvn2_z-fs63qkdxm">
+      <w:hyperlink w:history="1" r:id="rId7wyegvrjdoeougbh0gqhi">
         <w:r>
           <w:rPr>
             <w:rFonts w:ascii="Calibri" w:cs="Calibri" w:eastAsia="Calibri" w:hAnsi="Calibri"/>
@@ -12725,7 +14036,7 @@
         </w:numPr>
         <w:spacing w:after="70" w:line="252"/>
       </w:pPr>
-      <w:hyperlink w:history="1" r:id="rIdxjchgzmnkuzg_jufkn1wd">
+      <w:hyperlink w:history="1" r:id="rIdszmjkgafyzywhs0agxy9t">
         <w:r>
           <w:rPr>
             <w:rFonts w:ascii="Calibri" w:cs="Calibri" w:eastAsia="Calibri" w:hAnsi="Calibri"/>
@@ -12759,7 +14070,7 @@
         </w:numPr>
         <w:spacing w:after="70" w:line="252"/>
       </w:pPr>
-      <w:hyperlink w:history="1" r:id="rIdbcyjy3ool241vtonvdisr">
+      <w:hyperlink w:history="1" r:id="rId1jocr5a-pk9dpakvz5fzo">
         <w:r>
           <w:rPr>
             <w:rFonts w:ascii="Calibri" w:cs="Calibri" w:eastAsia="Calibri" w:hAnsi="Calibri"/>
@@ -12793,7 +14104,7 @@
         </w:numPr>
         <w:spacing w:after="70" w:line="252"/>
       </w:pPr>
-      <w:hyperlink w:history="1" r:id="rIditrnnd_deqgcae0gmx621">
+      <w:hyperlink w:history="1" r:id="rId_dy3mnfnpmj9zjcivzbh3">
         <w:r>
           <w:rPr>
             <w:rFonts w:ascii="Calibri" w:cs="Calibri" w:eastAsia="Calibri" w:hAnsi="Calibri"/>
@@ -12827,7 +14138,7 @@
         </w:numPr>
         <w:spacing w:after="70" w:line="252"/>
       </w:pPr>
-      <w:hyperlink w:history="1" r:id="rIddkkom0c8l4uifpoa3p8su">
+      <w:hyperlink w:history="1" r:id="rIdr-uee148ahsbwi4hopdu3">
         <w:r>
           <w:rPr>
             <w:rFonts w:ascii="Calibri" w:cs="Calibri" w:eastAsia="Calibri" w:hAnsi="Calibri"/>
@@ -12861,7 +14172,7 @@
         </w:numPr>
         <w:spacing w:after="70" w:line="252"/>
       </w:pPr>
-      <w:hyperlink w:history="1" r:id="rIdg0eh42vkgdzcv36a6od9d">
+      <w:hyperlink w:history="1" r:id="rIdxgus5gq-vto2ptg8hjs8j">
         <w:r>
           <w:rPr>
             <w:rFonts w:ascii="Calibri" w:cs="Calibri" w:eastAsia="Calibri" w:hAnsi="Calibri"/>
@@ -12895,7 +14206,7 @@
         </w:numPr>
         <w:spacing w:after="70" w:line="252"/>
       </w:pPr>
-      <w:hyperlink w:history="1" r:id="rIdwfhstod9peft0zoebb2j1">
+      <w:hyperlink w:history="1" r:id="rIded8wwknngyz_n9m8yqaxx">
         <w:r>
           <w:rPr>
             <w:rFonts w:ascii="Calibri" w:cs="Calibri" w:eastAsia="Calibri" w:hAnsi="Calibri"/>
@@ -12929,7 +14240,7 @@
         </w:numPr>
         <w:spacing w:after="70" w:line="252"/>
       </w:pPr>
-      <w:hyperlink w:history="1" r:id="rId8ugaf5x4iajpsbu-agul8">
+      <w:hyperlink w:history="1" r:id="rIdw3tkntbwc9aq3wnjjt6mb">
         <w:r>
           <w:rPr>
             <w:rFonts w:ascii="Calibri" w:cs="Calibri" w:eastAsia="Calibri" w:hAnsi="Calibri"/>
@@ -12963,7 +14274,7 @@
         </w:numPr>
         <w:spacing w:after="70" w:line="252"/>
       </w:pPr>
-      <w:hyperlink w:history="1" r:id="rId9gqwtkz0np7jmxx8t6d2l">
+      <w:hyperlink w:history="1" r:id="rIdm5ewcqvthiwivy3gdl96q">
         <w:r>
           <w:rPr>
             <w:rFonts w:ascii="Calibri" w:cs="Calibri" w:eastAsia="Calibri" w:hAnsi="Calibri"/>
@@ -12997,7 +14308,7 @@
         </w:numPr>
         <w:spacing w:after="70" w:line="252"/>
       </w:pPr>
-      <w:hyperlink w:history="1" r:id="rIdx0pmeblui8uyjmco_liof">
+      <w:hyperlink w:history="1" r:id="rIdhrso842ys2bwd6mzrl_w0">
         <w:r>
           <w:rPr>
             <w:rFonts w:ascii="Calibri" w:cs="Calibri" w:eastAsia="Calibri" w:hAnsi="Calibri"/>
@@ -13031,7 +14342,7 @@
         </w:numPr>
         <w:spacing w:after="70" w:line="252"/>
       </w:pPr>
-      <w:hyperlink w:history="1" r:id="rIdwbrtznpl3xj6lq_nib_2f">
+      <w:hyperlink w:history="1" r:id="rIdzvaipq9dcipvcreesuijx">
         <w:r>
           <w:rPr>
             <w:rFonts w:ascii="Calibri" w:cs="Calibri" w:eastAsia="Calibri" w:hAnsi="Calibri"/>
@@ -13089,7 +14400,7 @@
         </w:numPr>
         <w:spacing w:after="70" w:line="252"/>
       </w:pPr>
-      <w:hyperlink w:history="1" r:id="rIdogor0tqfjidye1rdoabcw">
+      <w:hyperlink w:history="1" r:id="rIdwclki7eqafpfkyylrh1fw">
         <w:r>
           <w:rPr>
             <w:rFonts w:ascii="Calibri" w:cs="Calibri" w:eastAsia="Calibri" w:hAnsi="Calibri"/>
@@ -13123,7 +14434,7 @@
         </w:numPr>
         <w:spacing w:after="70" w:line="252"/>
       </w:pPr>
-      <w:hyperlink w:history="1" r:id="rIdhaz6y66ox58rjxmi08lcu">
+      <w:hyperlink w:history="1" r:id="rIdxjvynmzagx0t5w80ok2yo">
         <w:r>
           <w:rPr>
             <w:rFonts w:ascii="Calibri" w:cs="Calibri" w:eastAsia="Calibri" w:hAnsi="Calibri"/>
@@ -13157,7 +14468,7 @@
         </w:numPr>
         <w:spacing w:after="70" w:line="252"/>
       </w:pPr>
-      <w:hyperlink w:history="1" r:id="rIdermtrobqo0clduheqoxp1">
+      <w:hyperlink w:history="1" r:id="rId0cmtwwgzhg2sbbvvfg5kv">
         <w:r>
           <w:rPr>
             <w:rFonts w:ascii="Calibri" w:cs="Calibri" w:eastAsia="Calibri" w:hAnsi="Calibri"/>
@@ -13191,7 +14502,7 @@
         </w:numPr>
         <w:spacing w:after="70" w:line="252"/>
       </w:pPr>
-      <w:hyperlink w:history="1" r:id="rIdfqaffvkyzjzfkmkhncek3">
+      <w:hyperlink w:history="1" r:id="rIdazveowo2g1zlxohkp5wio">
         <w:r>
           <w:rPr>
             <w:rFonts w:ascii="Calibri" w:cs="Calibri" w:eastAsia="Calibri" w:hAnsi="Calibri"/>
@@ -13225,7 +14536,7 @@
         </w:numPr>
         <w:spacing w:after="70" w:line="252"/>
       </w:pPr>
-      <w:hyperlink w:history="1" r:id="rIdc_z-c8zhbp_7y0908vdpg">
+      <w:hyperlink w:history="1" r:id="rId34zsirwzkvw0zzfb4zps4">
         <w:r>
           <w:rPr>
             <w:rFonts w:ascii="Calibri" w:cs="Calibri" w:eastAsia="Calibri" w:hAnsi="Calibri"/>
@@ -13259,7 +14570,7 @@
         </w:numPr>
         <w:spacing w:after="70" w:line="252"/>
       </w:pPr>
-      <w:hyperlink w:history="1" r:id="rIdfdoaezv5ewlxcfftqacqq">
+      <w:hyperlink w:history="1" r:id="rIduwifkrjrd9mb1za8zcy0e">
         <w:r>
           <w:rPr>
             <w:rFonts w:ascii="Calibri" w:cs="Calibri" w:eastAsia="Calibri" w:hAnsi="Calibri"/>
@@ -13293,7 +14604,7 @@
         </w:numPr>
         <w:spacing w:after="70" w:line="252"/>
       </w:pPr>
-      <w:hyperlink w:history="1" r:id="rIdl_petv_hxsgz7heji5txl">
+      <w:hyperlink w:history="1" r:id="rId9hh24ryjys7lidwlbbu4z">
         <w:r>
           <w:rPr>
             <w:rFonts w:ascii="Calibri" w:cs="Calibri" w:eastAsia="Calibri" w:hAnsi="Calibri"/>
@@ -13327,7 +14638,7 @@
         </w:numPr>
         <w:spacing w:after="70" w:line="252"/>
       </w:pPr>
-      <w:hyperlink w:history="1" r:id="rIds6zp9ajdxduan2heus0ko">
+      <w:hyperlink w:history="1" r:id="rIdwi--v-eklhbssvywvani6">
         <w:r>
           <w:rPr>
             <w:rFonts w:ascii="Calibri" w:cs="Calibri" w:eastAsia="Calibri" w:hAnsi="Calibri"/>
@@ -13361,7 +14672,7 @@
         </w:numPr>
         <w:spacing w:after="70" w:line="252"/>
       </w:pPr>
-      <w:hyperlink w:history="1" r:id="rId1wybbmfuxhiure0gavsik">
+      <w:hyperlink w:history="1" r:id="rIdfu023obhgkocdje-f4coz">
         <w:r>
           <w:rPr>
             <w:rFonts w:ascii="Calibri" w:cs="Calibri" w:eastAsia="Calibri" w:hAnsi="Calibri"/>
@@ -13395,7 +14706,7 @@
         </w:numPr>
         <w:spacing w:after="70" w:line="252"/>
       </w:pPr>
-      <w:hyperlink w:history="1" r:id="rIdhrniyxy4eblkfqzzgmlmn">
+      <w:hyperlink w:history="1" r:id="rId6jggnvgm-m2c1cip2sgci">
         <w:r>
           <w:rPr>
             <w:rFonts w:ascii="Calibri" w:cs="Calibri" w:eastAsia="Calibri" w:hAnsi="Calibri"/>
@@ -13429,7 +14740,7 @@
         </w:numPr>
         <w:spacing w:after="70" w:line="252"/>
       </w:pPr>
-      <w:hyperlink w:history="1" r:id="rIdpj3kc8rj1xg4tokovwvlt">
+      <w:hyperlink w:history="1" r:id="rIdeysb42eobguynbcw6ocmn">
         <w:r>
           <w:rPr>
             <w:rFonts w:ascii="Calibri" w:cs="Calibri" w:eastAsia="Calibri" w:hAnsi="Calibri"/>
@@ -13463,7 +14774,7 @@
         </w:numPr>
         <w:spacing w:after="70" w:line="252"/>
       </w:pPr>
-      <w:hyperlink w:history="1" r:id="rIdyxp_heqoy8qwf1fwwpyfs">
+      <w:hyperlink w:history="1" r:id="rIdpspr57duyf7j_z7vdfyok">
         <w:r>
           <w:rPr>
             <w:rFonts w:ascii="Calibri" w:cs="Calibri" w:eastAsia="Calibri" w:hAnsi="Calibri"/>
@@ -13521,7 +14832,7 @@
         </w:numPr>
         <w:spacing w:after="70" w:line="252"/>
       </w:pPr>
-      <w:hyperlink w:history="1" r:id="rIdkclmqtatdoje08numa4v1">
+      <w:hyperlink w:history="1" r:id="rIdagicveamuydv3f_shh9zr">
         <w:r>
           <w:rPr>
             <w:rFonts w:ascii="Calibri" w:cs="Calibri" w:eastAsia="Calibri" w:hAnsi="Calibri"/>
@@ -13555,7 +14866,7 @@
         </w:numPr>
         <w:spacing w:after="70" w:line="252"/>
       </w:pPr>
-      <w:hyperlink w:history="1" r:id="rIdbajsjdvjh8juhf3sb7tay">
+      <w:hyperlink w:history="1" r:id="rIdmlktybc9sttqthktjoilz">
         <w:r>
           <w:rPr>
             <w:rFonts w:ascii="Calibri" w:cs="Calibri" w:eastAsia="Calibri" w:hAnsi="Calibri"/>
@@ -13589,7 +14900,7 @@
         </w:numPr>
         <w:spacing w:after="70" w:line="252"/>
       </w:pPr>
-      <w:hyperlink w:history="1" r:id="rIdlxougho9iveyhemndqtvl">
+      <w:hyperlink w:history="1" r:id="rIdnz5iqj-t6bpa8ns9uchot">
         <w:r>
           <w:rPr>
             <w:rFonts w:ascii="Calibri" w:cs="Calibri" w:eastAsia="Calibri" w:hAnsi="Calibri"/>
@@ -13623,7 +14934,7 @@
         </w:numPr>
         <w:spacing w:after="70" w:line="252"/>
       </w:pPr>
-      <w:hyperlink w:history="1" r:id="rIdkxysyygukui1hvjs9p4rm">
+      <w:hyperlink w:history="1" r:id="rIdzejbsutnv4qwohxbvye5q">
         <w:r>
           <w:rPr>
             <w:rFonts w:ascii="Calibri" w:cs="Calibri" w:eastAsia="Calibri" w:hAnsi="Calibri"/>
@@ -13657,7 +14968,7 @@
         </w:numPr>
         <w:spacing w:after="70" w:line="252"/>
       </w:pPr>
-      <w:hyperlink w:history="1" r:id="rIdezqnek2_chtrsppachnsu">
+      <w:hyperlink w:history="1" r:id="rId_xtwzbzzgafg93fipc35s">
         <w:r>
           <w:rPr>
             <w:rFonts w:ascii="Calibri" w:cs="Calibri" w:eastAsia="Calibri" w:hAnsi="Calibri"/>
@@ -13691,7 +15002,7 @@
         </w:numPr>
         <w:spacing w:after="70" w:line="252"/>
       </w:pPr>
-      <w:hyperlink w:history="1" r:id="rIdbnmxdmmifhz3hhidxt_hu">
+      <w:hyperlink w:history="1" r:id="rId_ez1yp2aylgomwf_orcfc">
         <w:r>
           <w:rPr>
             <w:rFonts w:ascii="Calibri" w:cs="Calibri" w:eastAsia="Calibri" w:hAnsi="Calibri"/>
@@ -13725,7 +15036,7 @@
         </w:numPr>
         <w:spacing w:after="70" w:line="252"/>
       </w:pPr>
-      <w:hyperlink w:history="1" r:id="rIdv74djnsb3gi6owwhoavvn">
+      <w:hyperlink w:history="1" r:id="rIdaqfeobbzvp3vi3vx7st6i">
         <w:r>
           <w:rPr>
             <w:rFonts w:ascii="Calibri" w:cs="Calibri" w:eastAsia="Calibri" w:hAnsi="Calibri"/>
@@ -13759,7 +15070,7 @@
         </w:numPr>
         <w:spacing w:after="70" w:line="252"/>
       </w:pPr>
-      <w:hyperlink w:history="1" r:id="rIdjll4pisbko-kvchsu78_5">
+      <w:hyperlink w:history="1" r:id="rIdgf2z46wswkkzuy7lqpif8">
         <w:r>
           <w:rPr>
             <w:rFonts w:ascii="Calibri" w:cs="Calibri" w:eastAsia="Calibri" w:hAnsi="Calibri"/>
@@ -13782,6 +15093,40 @@
           <w:szCs w:val="14"/>
         </w:rPr>
         <w:t xml:space="preserve">https://vitvet.com/articles/tovarnyj-znak/registraciya/gosposhliny/</w:t>
+      </w:r>
+    </w:p>
+    <w:p>
+      <w:pPr>
+        <w:pStyle w:val="ListParagraph"/>
+        <w:numPr>
+          <w:ilvl w:val="0"/>
+          <w:numId w:val="6"/>
+        </w:numPr>
+        <w:spacing w:after="70" w:line="252"/>
+      </w:pPr>
+      <w:hyperlink w:history="1" r:id="rIdzq1hgobauvbp5p3ux0tfp">
+        <w:r>
+          <w:rPr>
+            <w:rFonts w:ascii="Calibri" w:cs="Calibri" w:eastAsia="Calibri" w:hAnsi="Calibri"/>
+            <w:color w:val="1F4A7A"/>
+            <w:sz w:val="18"/>
+            <w:szCs w:val="18"/>
+          </w:rPr>
+          <w:t xml:space="preserve">Роспатент: поисковая платформа, товарные знаки</w:t>
+        </w:r>
+      </w:hyperlink>
+      <w:r>
+        <w:br/>
+        <w:t xml:space="preserve"/>
+      </w:r>
+      <w:r>
+        <w:rPr>
+          <w:rFonts w:ascii="Calibri" w:cs="Calibri" w:eastAsia="Calibri" w:hAnsi="Calibri"/>
+          <w:color w:val="8A8F9C"/>
+          <w:sz w:val="14"/>
+          <w:szCs w:val="14"/>
+        </w:rPr>
+        <w:t xml:space="preserve">https://searchplatform.rospatent.gov.ru/trademarks</w:t>
       </w:r>
     </w:p>
     <w:sectPr>
